--- a/docs/documentacao.docx
+++ b/docs/documentacao.docx
@@ -2,23 +2,15 @@
 <file path=word/document.xml><?xml version="1.0" encoding="utf-8"?>
 <w:document xmlns:w="http://schemas.openxmlformats.org/wordprocessingml/2006/main" xmlns:m="http://schemas.openxmlformats.org/officeDocument/2006/math" xmlns:r="http://schemas.openxmlformats.org/officeDocument/2006/relationships" xmlns:o="urn:schemas-microsoft-com:office:office" xmlns:v="urn:schemas-microsoft-com:vml" xmlns:w10="urn:schemas-microsoft-com:office:word" xmlns:a="http://schemas.openxmlformats.org/drawingml/2006/main" xmlns:pic="http://schemas.openxmlformats.org/drawingml/2006/picture" xmlns:wp="http://schemas.openxmlformats.org/drawingml/2006/wordprocessingDrawing">
   <w:body>
-    <w:p>
-      <w:pPr>
-        <w:pStyle w:val="Title"/>
+    <w:bookmarkStart w:id="58" w:name="Xa5a5380f307c0840b6d64a5275bf7896751e194"/>
+    <w:p>
+      <w:pPr>
+        <w:pStyle w:val="Heading1"/>
       </w:pPr>
       <w:r>
         <w:t xml:space="preserve">Carlesso Pilates — Documentação do Frontend</w:t>
       </w:r>
     </w:p>
-    <w:bookmarkStart w:id="46" w:name="Xa5a5380f307c0840b6d64a5275bf7896751e194"/>
-    <w:p>
-      <w:pPr>
-        <w:pStyle w:val="Heading1"/>
-      </w:pPr>
-      <w:r>
-        <w:t xml:space="preserve">Carlesso Pilates — Documentação do Frontend</w:t>
-      </w:r>
-    </w:p>
     <w:bookmarkStart w:id="20" w:name="visão-geral"/>
     <w:p>
       <w:pPr>
@@ -87,10 +79,10 @@
         <w:t xml:space="preserve"> </w:t>
       </w:r>
       <w:r>
-        <w:t xml:space="preserve">Interface web para gestão de pacientes de um estúdio de pilates.</w:t>
-      </w:r>
-      <w:r>
-        <w:br/>
+        <w:t xml:space="preserve">Interface web para gestão administrativa de um estúdio de pilates.</w:t>
+      </w:r>
+      <w:r>
+        <w:t xml:space="preserve"> </w:t>
       </w:r>
       <w:r>
         <w:rPr>
@@ -411,6 +403,30 @@
           </w:p>
         </w:tc>
       </w:tr>
+      <w:tr>
+        <w:tc>
+          <w:p>
+            <w:pPr>
+              <w:pStyle w:val="Compact"/>
+              <w:jc w:val="left"/>
+            </w:pPr>
+            <w:r>
+              <w:t xml:space="preserve">Container</w:t>
+            </w:r>
+          </w:p>
+        </w:tc>
+        <w:tc>
+          <w:p>
+            <w:pPr>
+              <w:pStyle w:val="Compact"/>
+              <w:jc w:val="left"/>
+            </w:pPr>
+            <w:r>
+              <w:t xml:space="preserve">Docker + Nginx</w:t>
+            </w:r>
+          </w:p>
+        </w:tc>
+      </w:tr>
     </w:tbl>
     <w:p>
       <w:r>
@@ -420,251 +436,381 @@
       </w:r>
     </w:p>
     <w:bookmarkEnd w:id="21"/>
-    <w:bookmarkStart w:id="22" w:name="estrutura-de-pastas"/>
+    <w:bookmarkStart w:id="22" w:name="módulos"/>
     <w:p>
       <w:pPr>
         <w:pStyle w:val="Heading2"/>
       </w:pPr>
       <w:r>
-        <w:t xml:space="preserve">Estrutura de Pastas</w:t>
-      </w:r>
-    </w:p>
-    <w:p>
-      <w:pPr>
-        <w:pStyle w:val="SourceCode"/>
-      </w:pPr>
-      <w:r>
-        <w:rPr>
-          <w:rStyle w:val="VerbatimChar"/>
-        </w:rPr>
-        <w:t xml:space="preserve">carlessopilatesfe/</w:t>
-      </w:r>
-      <w:r>
-        <w:br/>
-      </w:r>
-      <w:r>
-        <w:rPr>
-          <w:rStyle w:val="VerbatimChar"/>
-        </w:rPr>
-        <w:t xml:space="preserve">├── src/</w:t>
-      </w:r>
-      <w:r>
-        <w:br/>
-      </w:r>
-      <w:r>
-        <w:rPr>
-          <w:rStyle w:val="VerbatimChar"/>
-        </w:rPr>
-        <w:t xml:space="preserve">│   ├── app/</w:t>
-      </w:r>
-      <w:r>
-        <w:br/>
-      </w:r>
-      <w:r>
-        <w:rPr>
-          <w:rStyle w:val="VerbatimChar"/>
-        </w:rPr>
-        <w:t xml:space="preserve">│   │   ├── core/</w:t>
-      </w:r>
-      <w:r>
-        <w:br/>
-      </w:r>
-      <w:r>
-        <w:rPr>
-          <w:rStyle w:val="VerbatimChar"/>
-        </w:rPr>
-        <w:t xml:space="preserve">│   │   │   ├── models/</w:t>
-      </w:r>
-      <w:r>
-        <w:br/>
-      </w:r>
-      <w:r>
-        <w:rPr>
-          <w:rStyle w:val="VerbatimChar"/>
-        </w:rPr>
-        <w:t xml:space="preserve">│   │   │   │   └── paciente.ts          # DTOs e interfaces de dados</w:t>
-      </w:r>
-      <w:r>
-        <w:br/>
-      </w:r>
-      <w:r>
-        <w:rPr>
-          <w:rStyle w:val="VerbatimChar"/>
-        </w:rPr>
-        <w:t xml:space="preserve">│   │   │   └── services/</w:t>
-      </w:r>
-      <w:r>
-        <w:br/>
-      </w:r>
-      <w:r>
-        <w:rPr>
-          <w:rStyle w:val="VerbatimChar"/>
-        </w:rPr>
-        <w:t xml:space="preserve">│   │   │       └── paciente.service.ts  # Serviço de integração com a API</w:t>
-      </w:r>
-      <w:r>
-        <w:br/>
-      </w:r>
-      <w:r>
-        <w:rPr>
-          <w:rStyle w:val="VerbatimChar"/>
-        </w:rPr>
-        <w:t xml:space="preserve">│   │   ├── pages/</w:t>
-      </w:r>
-      <w:r>
-        <w:br/>
-      </w:r>
-      <w:r>
-        <w:rPr>
-          <w:rStyle w:val="VerbatimChar"/>
-        </w:rPr>
-        <w:t xml:space="preserve">│   │   │   └── pacientes/</w:t>
-      </w:r>
-      <w:r>
-        <w:br/>
-      </w:r>
-      <w:r>
-        <w:rPr>
-          <w:rStyle w:val="VerbatimChar"/>
-        </w:rPr>
-        <w:t xml:space="preserve">│   │   │       ├── paciente-list/       # Listagem paginada de pacientes</w:t>
-      </w:r>
-      <w:r>
-        <w:br/>
-      </w:r>
-      <w:r>
-        <w:rPr>
-          <w:rStyle w:val="VerbatimChar"/>
-        </w:rPr>
-        <w:t xml:space="preserve">│   │   │       ├── paciente-form/       # Formulário de cadastro e edição</w:t>
-      </w:r>
-      <w:r>
-        <w:br/>
-      </w:r>
-      <w:r>
-        <w:rPr>
-          <w:rStyle w:val="VerbatimChar"/>
-        </w:rPr>
-        <w:t xml:space="preserve">│   │   │       └── paciente-detail/     # Visualização detalhada</w:t>
-      </w:r>
-      <w:r>
-        <w:br/>
-      </w:r>
-      <w:r>
-        <w:rPr>
-          <w:rStyle w:val="VerbatimChar"/>
-        </w:rPr>
-        <w:t xml:space="preserve">│   │   ├── shared/</w:t>
-      </w:r>
-      <w:r>
-        <w:br/>
-      </w:r>
-      <w:r>
-        <w:rPr>
-          <w:rStyle w:val="VerbatimChar"/>
-        </w:rPr>
-        <w:t xml:space="preserve">│   │   │   └── components/</w:t>
-      </w:r>
-      <w:r>
-        <w:br/>
-      </w:r>
-      <w:r>
-        <w:rPr>
-          <w:rStyle w:val="VerbatimChar"/>
-        </w:rPr>
-        <w:t xml:space="preserve">│   │   │       └── confirmar-dialog/    # Componente de diálogo reutilizável</w:t>
-      </w:r>
-      <w:r>
-        <w:br/>
-      </w:r>
-      <w:r>
-        <w:rPr>
-          <w:rStyle w:val="VerbatimChar"/>
-        </w:rPr>
-        <w:t xml:space="preserve">│   │   ├── app.component.*              # Componente raiz com navbar</w:t>
-      </w:r>
-      <w:r>
-        <w:br/>
-      </w:r>
-      <w:r>
-        <w:rPr>
-          <w:rStyle w:val="VerbatimChar"/>
-        </w:rPr>
-        <w:t xml:space="preserve">│   │   ├── app.config.ts                # Configuração da aplicação</w:t>
-      </w:r>
-      <w:r>
-        <w:br/>
-      </w:r>
-      <w:r>
-        <w:rPr>
-          <w:rStyle w:val="VerbatimChar"/>
-        </w:rPr>
-        <w:t xml:space="preserve">│   │   └── app.routes.ts                # Definição das rotas</w:t>
-      </w:r>
-      <w:r>
-        <w:br/>
-      </w:r>
-      <w:r>
-        <w:rPr>
-          <w:rStyle w:val="VerbatimChar"/>
-        </w:rPr>
-        <w:t xml:space="preserve">│   ├── styles.scss                      # Estilos globais e variáveis CSS</w:t>
-      </w:r>
-      <w:r>
-        <w:br/>
-      </w:r>
-      <w:r>
-        <w:rPr>
-          <w:rStyle w:val="VerbatimChar"/>
-        </w:rPr>
-        <w:t xml:space="preserve">│   ├── main.ts                          # Ponto de entrada (bootstrap)</w:t>
-      </w:r>
-      <w:r>
-        <w:br/>
-      </w:r>
-      <w:r>
-        <w:rPr>
-          <w:rStyle w:val="VerbatimChar"/>
-        </w:rPr>
-        <w:t xml:space="preserve">│   └── index.html                       # HTML principal</w:t>
-      </w:r>
-      <w:r>
-        <w:br/>
-      </w:r>
-      <w:r>
-        <w:rPr>
-          <w:rStyle w:val="VerbatimChar"/>
-        </w:rPr>
-        <w:t xml:space="preserve">├── docs/                                # Documentação do projeto</w:t>
-      </w:r>
-      <w:r>
-        <w:br/>
-      </w:r>
-      <w:r>
-        <w:rPr>
-          <w:rStyle w:val="VerbatimChar"/>
-        </w:rPr>
-        <w:t xml:space="preserve">├── angular.json                         # Configuração do Angular CLI</w:t>
-      </w:r>
-      <w:r>
-        <w:br/>
-      </w:r>
-      <w:r>
-        <w:rPr>
-          <w:rStyle w:val="VerbatimChar"/>
-        </w:rPr>
-        <w:t xml:space="preserve">├── package.json                         # Dependências e scripts</w:t>
-      </w:r>
-      <w:r>
-        <w:br/>
-      </w:r>
-      <w:r>
-        <w:rPr>
-          <w:rStyle w:val="VerbatimChar"/>
-        </w:rPr>
-        <w:t xml:space="preserve">└── tsconfig.json                        # Configuração do TypeScript</w:t>
-      </w:r>
-    </w:p>
+        <w:t xml:space="preserve">Módulos</w:t>
+      </w:r>
+    </w:p>
+    <w:tbl>
+      <w:tblPr>
+        <w:tblStyle w:val="Table"/>
+        <w:tblW w:type="pct" w:w="5000.0"/>
+        <w:tblLook w:firstRow="1" w:lastRow="0" w:firstColumn="0" w:lastColumn="0" w:noHBand="0" w:noVBand="0"/>
+      </w:tblPr>
+      <w:tblGrid>
+        <w:gridCol w:w="1980"/>
+        <w:gridCol w:w="1732"/>
+        <w:gridCol w:w="4207"/>
+      </w:tblGrid>
+      <w:tr>
+        <w:trPr>
+          <w:cnfStyle w:firstRow="1"/>
+        </w:trPr>
+        <w:tc>
+          <w:tcPr>
+            <w:tcBorders>
+              <w:bottom w:val="single"/>
+            </w:tcBorders>
+            <w:vAlign w:val="bottom"/>
+          </w:tcPr>
+          <w:p>
+            <w:pPr>
+              <w:pStyle w:val="Compact"/>
+              <w:jc w:val="left"/>
+            </w:pPr>
+            <w:r>
+              <w:t xml:space="preserve">Módulo</w:t>
+            </w:r>
+          </w:p>
+        </w:tc>
+        <w:tc>
+          <w:tcPr>
+            <w:tcBorders>
+              <w:bottom w:val="single"/>
+            </w:tcBorders>
+            <w:vAlign w:val="bottom"/>
+          </w:tcPr>
+          <w:p>
+            <w:pPr>
+              <w:pStyle w:val="Compact"/>
+              <w:jc w:val="left"/>
+            </w:pPr>
+            <w:r>
+              <w:t xml:space="preserve">Rotas</w:t>
+            </w:r>
+          </w:p>
+        </w:tc>
+        <w:tc>
+          <w:tcPr>
+            <w:tcBorders>
+              <w:bottom w:val="single"/>
+            </w:tcBorders>
+            <w:vAlign w:val="bottom"/>
+          </w:tcPr>
+          <w:p>
+            <w:pPr>
+              <w:pStyle w:val="Compact"/>
+              <w:jc w:val="left"/>
+            </w:pPr>
+            <w:r>
+              <w:t xml:space="preserve">Funcionalidades</w:t>
+            </w:r>
+          </w:p>
+        </w:tc>
+      </w:tr>
+      <w:tr>
+        <w:tc>
+          <w:p>
+            <w:pPr>
+              <w:pStyle w:val="Compact"/>
+              <w:jc w:val="left"/>
+            </w:pPr>
+            <w:r>
+              <w:t xml:space="preserve">Pacientes</w:t>
+            </w:r>
+          </w:p>
+        </w:tc>
+        <w:tc>
+          <w:p>
+            <w:pPr>
+              <w:pStyle w:val="Compact"/>
+              <w:jc w:val="left"/>
+            </w:pPr>
+            <w:r>
+              <w:rPr>
+                <w:rStyle w:val="VerbatimChar"/>
+              </w:rPr>
+              <w:t xml:space="preserve">/pacientes</w:t>
+            </w:r>
+            <w:r>
+              <w:t xml:space="preserve">,</w:t>
+            </w:r>
+            <w:r>
+              <w:t xml:space="preserve"> </w:t>
+            </w:r>
+            <w:r>
+              <w:rPr>
+                <w:rStyle w:val="VerbatimChar"/>
+              </w:rPr>
+              <w:t xml:space="preserve">/pacientes/:id</w:t>
+            </w:r>
+            <w:r>
+              <w:t xml:space="preserve">,</w:t>
+            </w:r>
+            <w:r>
+              <w:t xml:space="preserve"> </w:t>
+            </w:r>
+            <w:r>
+              <w:rPr>
+                <w:rStyle w:val="VerbatimChar"/>
+              </w:rPr>
+              <w:t xml:space="preserve">/pacientes/novo</w:t>
+            </w:r>
+            <w:r>
+              <w:t xml:space="preserve">,</w:t>
+            </w:r>
+            <w:r>
+              <w:t xml:space="preserve"> </w:t>
+            </w:r>
+            <w:r>
+              <w:rPr>
+                <w:rStyle w:val="VerbatimChar"/>
+              </w:rPr>
+              <w:t xml:space="preserve">/pacientes/:id/editar</w:t>
+            </w:r>
+          </w:p>
+        </w:tc>
+        <w:tc>
+          <w:p>
+            <w:pPr>
+              <w:pStyle w:val="Compact"/>
+              <w:jc w:val="left"/>
+            </w:pPr>
+            <w:r>
+              <w:t xml:space="preserve">CRUD completo, filtros de busca, ativar/inativar</w:t>
+            </w:r>
+          </w:p>
+        </w:tc>
+      </w:tr>
+      <w:tr>
+        <w:tc>
+          <w:p>
+            <w:pPr>
+              <w:pStyle w:val="Compact"/>
+              <w:jc w:val="left"/>
+            </w:pPr>
+            <w:r>
+              <w:t xml:space="preserve">Profissionais</w:t>
+            </w:r>
+          </w:p>
+        </w:tc>
+        <w:tc>
+          <w:p>
+            <w:pPr>
+              <w:pStyle w:val="Compact"/>
+              <w:jc w:val="left"/>
+            </w:pPr>
+            <w:r>
+              <w:rPr>
+                <w:rStyle w:val="VerbatimChar"/>
+              </w:rPr>
+              <w:t xml:space="preserve">/profissionais</w:t>
+            </w:r>
+            <w:r>
+              <w:t xml:space="preserve">,</w:t>
+            </w:r>
+            <w:r>
+              <w:t xml:space="preserve"> </w:t>
+            </w:r>
+            <w:r>
+              <w:rPr>
+                <w:rStyle w:val="VerbatimChar"/>
+              </w:rPr>
+              <w:t xml:space="preserve">/profissionais/:id</w:t>
+            </w:r>
+            <w:r>
+              <w:t xml:space="preserve">,</w:t>
+            </w:r>
+            <w:r>
+              <w:t xml:space="preserve"> </w:t>
+            </w:r>
+            <w:r>
+              <w:rPr>
+                <w:rStyle w:val="VerbatimChar"/>
+              </w:rPr>
+              <w:t xml:space="preserve">/profissionais/novo</w:t>
+            </w:r>
+            <w:r>
+              <w:t xml:space="preserve">,</w:t>
+            </w:r>
+            <w:r>
+              <w:t xml:space="preserve"> </w:t>
+            </w:r>
+            <w:r>
+              <w:rPr>
+                <w:rStyle w:val="VerbatimChar"/>
+              </w:rPr>
+              <w:t xml:space="preserve">/profissionais/:id/editar</w:t>
+            </w:r>
+          </w:p>
+        </w:tc>
+        <w:tc>
+          <w:p>
+            <w:pPr>
+              <w:pStyle w:val="Compact"/>
+              <w:jc w:val="left"/>
+            </w:pPr>
+            <w:r>
+              <w:t xml:space="preserve">CRUD completo, ativar/inativar, atualização via PUT</w:t>
+            </w:r>
+          </w:p>
+        </w:tc>
+      </w:tr>
+      <w:tr>
+        <w:tc>
+          <w:p>
+            <w:pPr>
+              <w:pStyle w:val="Compact"/>
+              <w:jc w:val="left"/>
+            </w:pPr>
+            <w:r>
+              <w:t xml:space="preserve">Planos</w:t>
+            </w:r>
+          </w:p>
+        </w:tc>
+        <w:tc>
+          <w:p>
+            <w:pPr>
+              <w:pStyle w:val="Compact"/>
+              <w:jc w:val="left"/>
+            </w:pPr>
+            <w:r>
+              <w:rPr>
+                <w:rStyle w:val="VerbatimChar"/>
+              </w:rPr>
+              <w:t xml:space="preserve">/planos/paciente/:pacienteId</w:t>
+            </w:r>
+            <w:r>
+              <w:t xml:space="preserve">,</w:t>
+            </w:r>
+            <w:r>
+              <w:t xml:space="preserve"> </w:t>
+            </w:r>
+            <w:r>
+              <w:rPr>
+                <w:rStyle w:val="VerbatimChar"/>
+              </w:rPr>
+              <w:t xml:space="preserve">/planos/novo/:pacienteId</w:t>
+            </w:r>
+          </w:p>
+        </w:tc>
+        <w:tc>
+          <w:p>
+            <w:pPr>
+              <w:pStyle w:val="Compact"/>
+              <w:jc w:val="left"/>
+            </w:pPr>
+            <w:r>
+              <w:t xml:space="preserve">Listar, criar (com seleção de dias e validação de frequência), inativar</w:t>
+            </w:r>
+          </w:p>
+        </w:tc>
+      </w:tr>
+      <w:tr>
+        <w:tc>
+          <w:p>
+            <w:pPr>
+              <w:pStyle w:val="Compact"/>
+              <w:jc w:val="left"/>
+            </w:pPr>
+            <w:r>
+              <w:t xml:space="preserve">Pagamentos</w:t>
+            </w:r>
+          </w:p>
+        </w:tc>
+        <w:tc>
+          <w:p>
+            <w:pPr>
+              <w:pStyle w:val="Compact"/>
+              <w:jc w:val="left"/>
+            </w:pPr>
+            <w:r>
+              <w:rPr>
+                <w:rStyle w:val="VerbatimChar"/>
+              </w:rPr>
+              <w:t xml:space="preserve">/pagamentos/paciente/:pacienteId</w:t>
+            </w:r>
+            <w:r>
+              <w:t xml:space="preserve">,</w:t>
+            </w:r>
+            <w:r>
+              <w:t xml:space="preserve"> </w:t>
+            </w:r>
+            <w:r>
+              <w:rPr>
+                <w:rStyle w:val="VerbatimChar"/>
+              </w:rPr>
+              <w:t xml:space="preserve">/pagamentos/novo/:pacienteId</w:t>
+            </w:r>
+          </w:p>
+        </w:tc>
+        <w:tc>
+          <w:p>
+            <w:pPr>
+              <w:pStyle w:val="Compact"/>
+              <w:jc w:val="left"/>
+            </w:pPr>
+            <w:r>
+              <w:t xml:space="preserve">Listar, criar, confirmar pagamento</w:t>
+            </w:r>
+          </w:p>
+        </w:tc>
+      </w:tr>
+      <w:tr>
+        <w:tc>
+          <w:p>
+            <w:pPr>
+              <w:pStyle w:val="Compact"/>
+              <w:jc w:val="left"/>
+            </w:pPr>
+            <w:r>
+              <w:t xml:space="preserve">Aulas</w:t>
+            </w:r>
+          </w:p>
+        </w:tc>
+        <w:tc>
+          <w:p>
+            <w:pPr>
+              <w:pStyle w:val="Compact"/>
+              <w:jc w:val="left"/>
+            </w:pPr>
+            <w:r>
+              <w:rPr>
+                <w:rStyle w:val="VerbatimChar"/>
+              </w:rPr>
+              <w:t xml:space="preserve">/aulas/paciente/:pacienteId</w:t>
+            </w:r>
+            <w:r>
+              <w:t xml:space="preserve">,</w:t>
+            </w:r>
+            <w:r>
+              <w:t xml:space="preserve"> </w:t>
+            </w:r>
+            <w:r>
+              <w:rPr>
+                <w:rStyle w:val="VerbatimChar"/>
+              </w:rPr>
+              <w:t xml:space="preserve">/aulas/pagamento/:pagamentoId</w:t>
+            </w:r>
+          </w:p>
+        </w:tc>
+        <w:tc>
+          <w:p>
+            <w:pPr>
+              <w:pStyle w:val="Compact"/>
+              <w:jc w:val="left"/>
+            </w:pPr>
+            <w:r>
+              <w:t xml:space="preserve">Listar, confirmar presença</w:t>
+            </w:r>
+          </w:p>
+        </w:tc>
+      </w:tr>
+    </w:tbl>
     <w:p>
       <w:r>
         <w:pict>
@@ -673,42 +819,13 @@
       </w:r>
     </w:p>
     <w:bookmarkEnd w:id="22"/>
-    <w:bookmarkStart w:id="28" w:name="modelos-de-dados"/>
+    <w:bookmarkStart w:id="23" w:name="estrutura-de-pastas"/>
     <w:p>
       <w:pPr>
         <w:pStyle w:val="Heading2"/>
       </w:pPr>
       <w:r>
-        <w:t xml:space="preserve">Modelos de Dados</w:t>
-      </w:r>
-    </w:p>
-    <w:p>
-      <w:pPr>
-        <w:pStyle w:val="FirstParagraph"/>
-      </w:pPr>
-      <w:r>
-        <w:t xml:space="preserve">Arquivo:</w:t>
-      </w:r>
-      <w:r>
-        <w:t xml:space="preserve"> </w:t>
-      </w:r>
-      <w:r>
-        <w:rPr>
-          <w:rStyle w:val="VerbatimChar"/>
-        </w:rPr>
-        <w:t xml:space="preserve">src/app/core/models/paciente.ts</w:t>
-      </w:r>
-    </w:p>
-    <w:bookmarkStart w:id="23" w:name="enderecodto"/>
-    <w:p>
-      <w:pPr>
-        <w:pStyle w:val="Heading3"/>
-      </w:pPr>
-      <w:r>
-        <w:rPr>
-          <w:rStyle w:val="VerbatimChar"/>
-        </w:rPr>
-        <w:t xml:space="preserve">EnderecoDTO</w:t>
+        <w:t xml:space="preserve">Estrutura de Pastas</w:t>
       </w:r>
     </w:p>
     <w:p>
@@ -717,1157 +834,297 @@
       </w:pPr>
       <w:r>
         <w:rPr>
-          <w:rStyle w:val="NormalTok"/>
-        </w:rPr>
-        <w:t xml:space="preserve">interface EnderecoDTO {</w:t>
-      </w:r>
-      <w:r>
-        <w:br/>
-      </w:r>
-      <w:r>
-        <w:rPr>
-          <w:rStyle w:val="NormalTok"/>
-        </w:rPr>
-        <w:t xml:space="preserve">  logradouro</w:t>
-      </w:r>
-      <w:r>
-        <w:rPr>
-          <w:rStyle w:val="OperatorTok"/>
-        </w:rPr>
-        <w:t xml:space="preserve">:</w:t>
-      </w:r>
-      <w:r>
-        <w:rPr>
-          <w:rStyle w:val="NormalTok"/>
-        </w:rPr>
-        <w:t xml:space="preserve"> </w:t>
-      </w:r>
-      <w:r>
-        <w:rPr>
-          <w:rStyle w:val="DataTypeTok"/>
-        </w:rPr>
-        <w:t xml:space="preserve">string</w:t>
-      </w:r>
-      <w:r>
-        <w:rPr>
-          <w:rStyle w:val="OperatorTok"/>
-        </w:rPr>
-        <w:t xml:space="preserve">;</w:t>
-      </w:r>
-      <w:r>
-        <w:br/>
-      </w:r>
-      <w:r>
-        <w:rPr>
-          <w:rStyle w:val="NormalTok"/>
-        </w:rPr>
-        <w:t xml:space="preserve">  numero</w:t>
-      </w:r>
-      <w:r>
-        <w:rPr>
-          <w:rStyle w:val="OperatorTok"/>
-        </w:rPr>
-        <w:t xml:space="preserve">:</w:t>
-      </w:r>
-      <w:r>
-        <w:rPr>
-          <w:rStyle w:val="NormalTok"/>
-        </w:rPr>
-        <w:t xml:space="preserve"> </w:t>
-      </w:r>
-      <w:r>
-        <w:rPr>
-          <w:rStyle w:val="DataTypeTok"/>
-        </w:rPr>
-        <w:t xml:space="preserve">string</w:t>
-      </w:r>
-      <w:r>
-        <w:rPr>
-          <w:rStyle w:val="OperatorTok"/>
-        </w:rPr>
-        <w:t xml:space="preserve">;</w:t>
-      </w:r>
-      <w:r>
-        <w:br/>
-      </w:r>
-      <w:r>
-        <w:rPr>
-          <w:rStyle w:val="NormalTok"/>
-        </w:rPr>
-        <w:t xml:space="preserve">  bairro</w:t>
-      </w:r>
-      <w:r>
-        <w:rPr>
-          <w:rStyle w:val="OperatorTok"/>
-        </w:rPr>
-        <w:t xml:space="preserve">:</w:t>
-      </w:r>
-      <w:r>
-        <w:rPr>
-          <w:rStyle w:val="NormalTok"/>
-        </w:rPr>
-        <w:t xml:space="preserve"> </w:t>
-      </w:r>
-      <w:r>
-        <w:rPr>
-          <w:rStyle w:val="DataTypeTok"/>
-        </w:rPr>
-        <w:t xml:space="preserve">string</w:t>
-      </w:r>
-      <w:r>
-        <w:rPr>
-          <w:rStyle w:val="OperatorTok"/>
-        </w:rPr>
-        <w:t xml:space="preserve">;</w:t>
-      </w:r>
-      <w:r>
-        <w:br/>
-      </w:r>
-      <w:r>
-        <w:rPr>
-          <w:rStyle w:val="NormalTok"/>
-        </w:rPr>
-        <w:t xml:space="preserve">  cidade</w:t>
-      </w:r>
-      <w:r>
-        <w:rPr>
-          <w:rStyle w:val="OperatorTok"/>
-        </w:rPr>
-        <w:t xml:space="preserve">:</w:t>
-      </w:r>
-      <w:r>
-        <w:rPr>
-          <w:rStyle w:val="NormalTok"/>
-        </w:rPr>
-        <w:t xml:space="preserve"> </w:t>
-      </w:r>
-      <w:r>
-        <w:rPr>
-          <w:rStyle w:val="DataTypeTok"/>
-        </w:rPr>
-        <w:t xml:space="preserve">string</w:t>
-      </w:r>
-      <w:r>
-        <w:rPr>
-          <w:rStyle w:val="OperatorTok"/>
-        </w:rPr>
-        <w:t xml:space="preserve">;</w:t>
-      </w:r>
-      <w:r>
-        <w:br/>
-      </w:r>
-      <w:r>
-        <w:rPr>
-          <w:rStyle w:val="NormalTok"/>
-        </w:rPr>
-        <w:t xml:space="preserve">  uf</w:t>
-      </w:r>
-      <w:r>
-        <w:rPr>
-          <w:rStyle w:val="OperatorTok"/>
-        </w:rPr>
-        <w:t xml:space="preserve">:</w:t>
-      </w:r>
-      <w:r>
-        <w:rPr>
-          <w:rStyle w:val="NormalTok"/>
-        </w:rPr>
-        <w:t xml:space="preserve"> </w:t>
-      </w:r>
-      <w:r>
-        <w:rPr>
-          <w:rStyle w:val="DataTypeTok"/>
-        </w:rPr>
-        <w:t xml:space="preserve">string</w:t>
-      </w:r>
-      <w:r>
-        <w:rPr>
-          <w:rStyle w:val="OperatorTok"/>
-        </w:rPr>
-        <w:t xml:space="preserve">;</w:t>
-      </w:r>
-      <w:r>
-        <w:br/>
-      </w:r>
-      <w:r>
-        <w:rPr>
-          <w:rStyle w:val="NormalTok"/>
-        </w:rPr>
-        <w:t xml:space="preserve">  cep</w:t>
-      </w:r>
-      <w:r>
-        <w:rPr>
-          <w:rStyle w:val="OperatorTok"/>
-        </w:rPr>
-        <w:t xml:space="preserve">:</w:t>
-      </w:r>
-      <w:r>
-        <w:rPr>
-          <w:rStyle w:val="NormalTok"/>
-        </w:rPr>
-        <w:t xml:space="preserve"> </w:t>
-      </w:r>
-      <w:r>
-        <w:rPr>
-          <w:rStyle w:val="DataTypeTok"/>
-        </w:rPr>
-        <w:t xml:space="preserve">string</w:t>
-      </w:r>
-      <w:r>
-        <w:rPr>
-          <w:rStyle w:val="OperatorTok"/>
-        </w:rPr>
-        <w:t xml:space="preserve">;</w:t>
-      </w:r>
-      <w:r>
-        <w:br/>
-      </w:r>
-      <w:r>
-        <w:rPr>
-          <w:rStyle w:val="NormalTok"/>
-        </w:rPr>
-        <w:t xml:space="preserve">}</w:t>
-      </w:r>
-    </w:p>
-    <w:bookmarkEnd w:id="23"/>
-    <w:bookmarkStart w:id="24" w:name="pacienteresponsedto"/>
-    <w:p>
-      <w:pPr>
-        <w:pStyle w:val="Heading3"/>
-      </w:pPr>
-      <w:r>
-        <w:rPr>
-          <w:rStyle w:val="VerbatimChar"/>
-        </w:rPr>
-        <w:t xml:space="preserve">PacienteResponseDTO</w:t>
-      </w:r>
-    </w:p>
-    <w:p>
-      <w:pPr>
-        <w:pStyle w:val="FirstParagraph"/>
-      </w:pPr>
-      <w:r>
-        <w:t xml:space="preserve">Retorno da API ao listar/buscar pacientes.</w:t>
-      </w:r>
-    </w:p>
-    <w:p>
-      <w:pPr>
-        <w:pStyle w:val="SourceCode"/>
-      </w:pPr>
-      <w:r>
-        <w:rPr>
-          <w:rStyle w:val="NormalTok"/>
-        </w:rPr>
-        <w:t xml:space="preserve">interface PacienteResponseDTO {</w:t>
-      </w:r>
-      <w:r>
-        <w:br/>
-      </w:r>
-      <w:r>
-        <w:rPr>
-          <w:rStyle w:val="NormalTok"/>
-        </w:rPr>
-        <w:t xml:space="preserve">  id</w:t>
-      </w:r>
-      <w:r>
-        <w:rPr>
-          <w:rStyle w:val="OperatorTok"/>
-        </w:rPr>
-        <w:t xml:space="preserve">:</w:t>
-      </w:r>
-      <w:r>
-        <w:rPr>
-          <w:rStyle w:val="NormalTok"/>
-        </w:rPr>
-        <w:t xml:space="preserve"> </w:t>
-      </w:r>
-      <w:r>
-        <w:rPr>
-          <w:rStyle w:val="DataTypeTok"/>
-        </w:rPr>
-        <w:t xml:space="preserve">number</w:t>
-      </w:r>
-      <w:r>
-        <w:rPr>
-          <w:rStyle w:val="OperatorTok"/>
-        </w:rPr>
-        <w:t xml:space="preserve">;</w:t>
-      </w:r>
-      <w:r>
-        <w:br/>
-      </w:r>
-      <w:r>
-        <w:rPr>
-          <w:rStyle w:val="NormalTok"/>
-        </w:rPr>
-        <w:t xml:space="preserve">  nome</w:t>
-      </w:r>
-      <w:r>
-        <w:rPr>
-          <w:rStyle w:val="OperatorTok"/>
-        </w:rPr>
-        <w:t xml:space="preserve">:</w:t>
-      </w:r>
-      <w:r>
-        <w:rPr>
-          <w:rStyle w:val="NormalTok"/>
-        </w:rPr>
-        <w:t xml:space="preserve"> </w:t>
-      </w:r>
-      <w:r>
-        <w:rPr>
-          <w:rStyle w:val="DataTypeTok"/>
-        </w:rPr>
-        <w:t xml:space="preserve">string</w:t>
-      </w:r>
-      <w:r>
-        <w:rPr>
-          <w:rStyle w:val="OperatorTok"/>
-        </w:rPr>
-        <w:t xml:space="preserve">;</w:t>
-      </w:r>
-      <w:r>
-        <w:br/>
-      </w:r>
-      <w:r>
-        <w:rPr>
-          <w:rStyle w:val="NormalTok"/>
-        </w:rPr>
-        <w:t xml:space="preserve">  email</w:t>
-      </w:r>
-      <w:r>
-        <w:rPr>
-          <w:rStyle w:val="OperatorTok"/>
-        </w:rPr>
-        <w:t xml:space="preserve">:</w:t>
-      </w:r>
-      <w:r>
-        <w:rPr>
-          <w:rStyle w:val="NormalTok"/>
-        </w:rPr>
-        <w:t xml:space="preserve"> </w:t>
-      </w:r>
-      <w:r>
-        <w:rPr>
-          <w:rStyle w:val="DataTypeTok"/>
-        </w:rPr>
-        <w:t xml:space="preserve">string</w:t>
-      </w:r>
-      <w:r>
-        <w:rPr>
-          <w:rStyle w:val="OperatorTok"/>
-        </w:rPr>
-        <w:t xml:space="preserve">;</w:t>
-      </w:r>
-      <w:r>
-        <w:br/>
-      </w:r>
-      <w:r>
-        <w:rPr>
-          <w:rStyle w:val="NormalTok"/>
-        </w:rPr>
-        <w:t xml:space="preserve">  cpf</w:t>
-      </w:r>
-      <w:r>
-        <w:rPr>
-          <w:rStyle w:val="OperatorTok"/>
-        </w:rPr>
-        <w:t xml:space="preserve">:</w:t>
-      </w:r>
-      <w:r>
-        <w:rPr>
-          <w:rStyle w:val="NormalTok"/>
-        </w:rPr>
-        <w:t xml:space="preserve"> </w:t>
-      </w:r>
-      <w:r>
-        <w:rPr>
-          <w:rStyle w:val="DataTypeTok"/>
-        </w:rPr>
-        <w:t xml:space="preserve">string</w:t>
-      </w:r>
-      <w:r>
-        <w:rPr>
-          <w:rStyle w:val="OperatorTok"/>
-        </w:rPr>
-        <w:t xml:space="preserve">;</w:t>
-      </w:r>
-      <w:r>
-        <w:br/>
-      </w:r>
-      <w:r>
-        <w:rPr>
-          <w:rStyle w:val="NormalTok"/>
-        </w:rPr>
-        <w:t xml:space="preserve">  telefone</w:t>
-      </w:r>
-      <w:r>
-        <w:rPr>
-          <w:rStyle w:val="OperatorTok"/>
-        </w:rPr>
-        <w:t xml:space="preserve">:</w:t>
-      </w:r>
-      <w:r>
-        <w:rPr>
-          <w:rStyle w:val="NormalTok"/>
-        </w:rPr>
-        <w:t xml:space="preserve"> </w:t>
-      </w:r>
-      <w:r>
-        <w:rPr>
-          <w:rStyle w:val="DataTypeTok"/>
-        </w:rPr>
-        <w:t xml:space="preserve">string</w:t>
-      </w:r>
-      <w:r>
-        <w:rPr>
-          <w:rStyle w:val="OperatorTok"/>
-        </w:rPr>
-        <w:t xml:space="preserve">;</w:t>
-      </w:r>
-      <w:r>
-        <w:br/>
-      </w:r>
-      <w:r>
-        <w:rPr>
-          <w:rStyle w:val="NormalTok"/>
-        </w:rPr>
-        <w:t xml:space="preserve">  dataNascimento</w:t>
-      </w:r>
-      <w:r>
-        <w:rPr>
-          <w:rStyle w:val="OperatorTok"/>
-        </w:rPr>
-        <w:t xml:space="preserve">:</w:t>
-      </w:r>
-      <w:r>
-        <w:rPr>
-          <w:rStyle w:val="NormalTok"/>
-        </w:rPr>
-        <w:t xml:space="preserve"> </w:t>
-      </w:r>
-      <w:r>
-        <w:rPr>
-          <w:rStyle w:val="DataTypeTok"/>
-        </w:rPr>
-        <w:t xml:space="preserve">string</w:t>
-      </w:r>
-      <w:r>
-        <w:rPr>
-          <w:rStyle w:val="OperatorTok"/>
-        </w:rPr>
-        <w:t xml:space="preserve">;</w:t>
-      </w:r>
-      <w:r>
-        <w:br/>
-      </w:r>
-      <w:r>
-        <w:rPr>
-          <w:rStyle w:val="NormalTok"/>
-        </w:rPr>
-        <w:t xml:space="preserve">  endereco</w:t>
-      </w:r>
-      <w:r>
-        <w:rPr>
-          <w:rStyle w:val="OperatorTok"/>
-        </w:rPr>
-        <w:t xml:space="preserve">:</w:t>
-      </w:r>
-      <w:r>
-        <w:rPr>
-          <w:rStyle w:val="NormalTok"/>
-        </w:rPr>
-        <w:t xml:space="preserve"> EnderecoDTO </w:t>
-      </w:r>
-      <w:r>
-        <w:rPr>
-          <w:rStyle w:val="OperatorTok"/>
-        </w:rPr>
-        <w:t xml:space="preserve">|</w:t>
-      </w:r>
-      <w:r>
-        <w:rPr>
-          <w:rStyle w:val="NormalTok"/>
-        </w:rPr>
-        <w:t xml:space="preserve"> </w:t>
-      </w:r>
-      <w:r>
-        <w:rPr>
-          <w:rStyle w:val="DataTypeTok"/>
-        </w:rPr>
-        <w:t xml:space="preserve">null</w:t>
-      </w:r>
-      <w:r>
-        <w:rPr>
-          <w:rStyle w:val="OperatorTok"/>
-        </w:rPr>
-        <w:t xml:space="preserve">;</w:t>
-      </w:r>
-      <w:r>
-        <w:br/>
-      </w:r>
-      <w:r>
-        <w:rPr>
-          <w:rStyle w:val="NormalTok"/>
-        </w:rPr>
-        <w:t xml:space="preserve">  ativo</w:t>
-      </w:r>
-      <w:r>
-        <w:rPr>
-          <w:rStyle w:val="OperatorTok"/>
-        </w:rPr>
-        <w:t xml:space="preserve">:</w:t>
-      </w:r>
-      <w:r>
-        <w:rPr>
-          <w:rStyle w:val="NormalTok"/>
-        </w:rPr>
-        <w:t xml:space="preserve"> </w:t>
-      </w:r>
-      <w:r>
-        <w:rPr>
-          <w:rStyle w:val="DataTypeTok"/>
-        </w:rPr>
-        <w:t xml:space="preserve">boolean</w:t>
-      </w:r>
-      <w:r>
-        <w:rPr>
-          <w:rStyle w:val="OperatorTok"/>
-        </w:rPr>
-        <w:t xml:space="preserve">;</w:t>
-      </w:r>
-      <w:r>
-        <w:br/>
-      </w:r>
-      <w:r>
-        <w:rPr>
-          <w:rStyle w:val="NormalTok"/>
-        </w:rPr>
-        <w:t xml:space="preserve">}</w:t>
-      </w:r>
-    </w:p>
-    <w:bookmarkEnd w:id="24"/>
-    <w:bookmarkStart w:id="25" w:name="pacienterequestdto"/>
-    <w:p>
-      <w:pPr>
-        <w:pStyle w:val="Heading3"/>
-      </w:pPr>
-      <w:r>
-        <w:rPr>
-          <w:rStyle w:val="VerbatimChar"/>
-        </w:rPr>
-        <w:t xml:space="preserve">PacienteRequestDTO</w:t>
-      </w:r>
-    </w:p>
-    <w:p>
-      <w:pPr>
-        <w:pStyle w:val="FirstParagraph"/>
-      </w:pPr>
-      <w:r>
-        <w:t xml:space="preserve">Payload para criação de paciente.</w:t>
-      </w:r>
-    </w:p>
-    <w:p>
-      <w:pPr>
-        <w:pStyle w:val="SourceCode"/>
-      </w:pPr>
-      <w:r>
-        <w:rPr>
-          <w:rStyle w:val="NormalTok"/>
-        </w:rPr>
-        <w:t xml:space="preserve">interface PacienteRequestDTO {</w:t>
-      </w:r>
-      <w:r>
-        <w:br/>
-      </w:r>
-      <w:r>
-        <w:rPr>
-          <w:rStyle w:val="NormalTok"/>
-        </w:rPr>
-        <w:t xml:space="preserve">  nome</w:t>
-      </w:r>
-      <w:r>
-        <w:rPr>
-          <w:rStyle w:val="OperatorTok"/>
-        </w:rPr>
-        <w:t xml:space="preserve">:</w:t>
-      </w:r>
-      <w:r>
-        <w:rPr>
-          <w:rStyle w:val="NormalTok"/>
-        </w:rPr>
-        <w:t xml:space="preserve"> </w:t>
-      </w:r>
-      <w:r>
-        <w:rPr>
-          <w:rStyle w:val="DataTypeTok"/>
-        </w:rPr>
-        <w:t xml:space="preserve">string</w:t>
-      </w:r>
-      <w:r>
-        <w:rPr>
-          <w:rStyle w:val="OperatorTok"/>
-        </w:rPr>
-        <w:t xml:space="preserve">;</w:t>
-      </w:r>
-      <w:r>
-        <w:br/>
-      </w:r>
-      <w:r>
-        <w:rPr>
-          <w:rStyle w:val="NormalTok"/>
-        </w:rPr>
-        <w:t xml:space="preserve">  email</w:t>
-      </w:r>
-      <w:r>
-        <w:rPr>
-          <w:rStyle w:val="OperatorTok"/>
-        </w:rPr>
-        <w:t xml:space="preserve">:</w:t>
-      </w:r>
-      <w:r>
-        <w:rPr>
-          <w:rStyle w:val="NormalTok"/>
-        </w:rPr>
-        <w:t xml:space="preserve"> </w:t>
-      </w:r>
-      <w:r>
-        <w:rPr>
-          <w:rStyle w:val="DataTypeTok"/>
-        </w:rPr>
-        <w:t xml:space="preserve">string</w:t>
-      </w:r>
-      <w:r>
-        <w:rPr>
-          <w:rStyle w:val="OperatorTok"/>
-        </w:rPr>
-        <w:t xml:space="preserve">;</w:t>
-      </w:r>
-      <w:r>
-        <w:br/>
-      </w:r>
-      <w:r>
-        <w:rPr>
-          <w:rStyle w:val="NormalTok"/>
-        </w:rPr>
-        <w:t xml:space="preserve">  cpf</w:t>
-      </w:r>
-      <w:r>
-        <w:rPr>
-          <w:rStyle w:val="OperatorTok"/>
-        </w:rPr>
-        <w:t xml:space="preserve">:</w:t>
-      </w:r>
-      <w:r>
-        <w:rPr>
-          <w:rStyle w:val="NormalTok"/>
-        </w:rPr>
-        <w:t xml:space="preserve"> </w:t>
-      </w:r>
-      <w:r>
-        <w:rPr>
-          <w:rStyle w:val="DataTypeTok"/>
-        </w:rPr>
-        <w:t xml:space="preserve">string</w:t>
-      </w:r>
-      <w:r>
-        <w:rPr>
-          <w:rStyle w:val="OperatorTok"/>
-        </w:rPr>
-        <w:t xml:space="preserve">;</w:t>
-      </w:r>
-      <w:r>
-        <w:br/>
-      </w:r>
-      <w:r>
-        <w:rPr>
-          <w:rStyle w:val="NormalTok"/>
-        </w:rPr>
-        <w:t xml:space="preserve">  telefone</w:t>
-      </w:r>
-      <w:r>
-        <w:rPr>
-          <w:rStyle w:val="OperatorTok"/>
-        </w:rPr>
-        <w:t xml:space="preserve">?:</w:t>
-      </w:r>
-      <w:r>
-        <w:rPr>
-          <w:rStyle w:val="NormalTok"/>
-        </w:rPr>
-        <w:t xml:space="preserve"> </w:t>
-      </w:r>
-      <w:r>
-        <w:rPr>
-          <w:rStyle w:val="DataTypeTok"/>
-        </w:rPr>
-        <w:t xml:space="preserve">string</w:t>
-      </w:r>
-      <w:r>
-        <w:rPr>
-          <w:rStyle w:val="OperatorTok"/>
-        </w:rPr>
-        <w:t xml:space="preserve">;</w:t>
-      </w:r>
-      <w:r>
-        <w:br/>
-      </w:r>
-      <w:r>
-        <w:rPr>
-          <w:rStyle w:val="NormalTok"/>
-        </w:rPr>
-        <w:t xml:space="preserve">  dataNascimento</w:t>
-      </w:r>
-      <w:r>
-        <w:rPr>
-          <w:rStyle w:val="OperatorTok"/>
-        </w:rPr>
-        <w:t xml:space="preserve">?:</w:t>
-      </w:r>
-      <w:r>
-        <w:rPr>
-          <w:rStyle w:val="NormalTok"/>
-        </w:rPr>
-        <w:t xml:space="preserve"> </w:t>
-      </w:r>
-      <w:r>
-        <w:rPr>
-          <w:rStyle w:val="DataTypeTok"/>
-        </w:rPr>
-        <w:t xml:space="preserve">string</w:t>
-      </w:r>
-      <w:r>
-        <w:rPr>
-          <w:rStyle w:val="OperatorTok"/>
-        </w:rPr>
-        <w:t xml:space="preserve">;</w:t>
-      </w:r>
-      <w:r>
-        <w:br/>
-      </w:r>
-      <w:r>
-        <w:rPr>
-          <w:rStyle w:val="NormalTok"/>
-        </w:rPr>
-        <w:t xml:space="preserve">  endereco</w:t>
-      </w:r>
-      <w:r>
-        <w:rPr>
-          <w:rStyle w:val="OperatorTok"/>
-        </w:rPr>
-        <w:t xml:space="preserve">?:</w:t>
-      </w:r>
-      <w:r>
-        <w:rPr>
-          <w:rStyle w:val="NormalTok"/>
-        </w:rPr>
-        <w:t xml:space="preserve"> EnderecoDTO</w:t>
-      </w:r>
-      <w:r>
-        <w:rPr>
-          <w:rStyle w:val="OperatorTok"/>
-        </w:rPr>
-        <w:t xml:space="preserve">;</w:t>
-      </w:r>
-      <w:r>
-        <w:br/>
-      </w:r>
-      <w:r>
-        <w:rPr>
-          <w:rStyle w:val="NormalTok"/>
-        </w:rPr>
-        <w:t xml:space="preserve">}</w:t>
-      </w:r>
-    </w:p>
-    <w:bookmarkEnd w:id="25"/>
-    <w:bookmarkStart w:id="26" w:name="pacienteupdatedto"/>
-    <w:p>
-      <w:pPr>
-        <w:pStyle w:val="Heading3"/>
-      </w:pPr>
-      <w:r>
-        <w:rPr>
-          <w:rStyle w:val="VerbatimChar"/>
-        </w:rPr>
-        <w:t xml:space="preserve">PacienteUpdateDTO</w:t>
-      </w:r>
-    </w:p>
-    <w:p>
-      <w:pPr>
-        <w:pStyle w:val="FirstParagraph"/>
-      </w:pPr>
-      <w:r>
-        <w:t xml:space="preserve">Payload para atualização (email e CPF são imutáveis).</w:t>
-      </w:r>
-    </w:p>
-    <w:p>
-      <w:pPr>
-        <w:pStyle w:val="SourceCode"/>
-      </w:pPr>
-      <w:r>
-        <w:rPr>
-          <w:rStyle w:val="NormalTok"/>
-        </w:rPr>
-        <w:t xml:space="preserve">interface PacienteUpdateDTO {</w:t>
-      </w:r>
-      <w:r>
-        <w:br/>
-      </w:r>
-      <w:r>
-        <w:rPr>
-          <w:rStyle w:val="NormalTok"/>
-        </w:rPr>
-        <w:t xml:space="preserve">  nome</w:t>
-      </w:r>
-      <w:r>
-        <w:rPr>
-          <w:rStyle w:val="OperatorTok"/>
-        </w:rPr>
-        <w:t xml:space="preserve">?:</w:t>
-      </w:r>
-      <w:r>
-        <w:rPr>
-          <w:rStyle w:val="NormalTok"/>
-        </w:rPr>
-        <w:t xml:space="preserve"> </w:t>
-      </w:r>
-      <w:r>
-        <w:rPr>
-          <w:rStyle w:val="DataTypeTok"/>
-        </w:rPr>
-        <w:t xml:space="preserve">string</w:t>
-      </w:r>
-      <w:r>
-        <w:rPr>
-          <w:rStyle w:val="OperatorTok"/>
-        </w:rPr>
-        <w:t xml:space="preserve">;</w:t>
-      </w:r>
-      <w:r>
-        <w:br/>
-      </w:r>
-      <w:r>
-        <w:rPr>
-          <w:rStyle w:val="NormalTok"/>
-        </w:rPr>
-        <w:t xml:space="preserve">  telefone</w:t>
-      </w:r>
-      <w:r>
-        <w:rPr>
-          <w:rStyle w:val="OperatorTok"/>
-        </w:rPr>
-        <w:t xml:space="preserve">?:</w:t>
-      </w:r>
-      <w:r>
-        <w:rPr>
-          <w:rStyle w:val="NormalTok"/>
-        </w:rPr>
-        <w:t xml:space="preserve"> </w:t>
-      </w:r>
-      <w:r>
-        <w:rPr>
-          <w:rStyle w:val="DataTypeTok"/>
-        </w:rPr>
-        <w:t xml:space="preserve">string</w:t>
-      </w:r>
-      <w:r>
-        <w:rPr>
-          <w:rStyle w:val="OperatorTok"/>
-        </w:rPr>
-        <w:t xml:space="preserve">;</w:t>
-      </w:r>
-      <w:r>
-        <w:br/>
-      </w:r>
-      <w:r>
-        <w:rPr>
-          <w:rStyle w:val="NormalTok"/>
-        </w:rPr>
-        <w:t xml:space="preserve">  dataNascimento</w:t>
-      </w:r>
-      <w:r>
-        <w:rPr>
-          <w:rStyle w:val="OperatorTok"/>
-        </w:rPr>
-        <w:t xml:space="preserve">?:</w:t>
-      </w:r>
-      <w:r>
-        <w:rPr>
-          <w:rStyle w:val="NormalTok"/>
-        </w:rPr>
-        <w:t xml:space="preserve"> </w:t>
-      </w:r>
-      <w:r>
-        <w:rPr>
-          <w:rStyle w:val="DataTypeTok"/>
-        </w:rPr>
-        <w:t xml:space="preserve">string</w:t>
-      </w:r>
-      <w:r>
-        <w:rPr>
-          <w:rStyle w:val="OperatorTok"/>
-        </w:rPr>
-        <w:t xml:space="preserve">;</w:t>
-      </w:r>
-      <w:r>
-        <w:br/>
-      </w:r>
-      <w:r>
-        <w:rPr>
-          <w:rStyle w:val="NormalTok"/>
-        </w:rPr>
-        <w:t xml:space="preserve">  endereco</w:t>
-      </w:r>
-      <w:r>
-        <w:rPr>
-          <w:rStyle w:val="OperatorTok"/>
-        </w:rPr>
-        <w:t xml:space="preserve">?:</w:t>
-      </w:r>
-      <w:r>
-        <w:rPr>
-          <w:rStyle w:val="NormalTok"/>
-        </w:rPr>
-        <w:t xml:space="preserve"> EnderecoDTO</w:t>
-      </w:r>
-      <w:r>
-        <w:rPr>
-          <w:rStyle w:val="OperatorTok"/>
-        </w:rPr>
-        <w:t xml:space="preserve">;</w:t>
-      </w:r>
-      <w:r>
-        <w:br/>
-      </w:r>
-      <w:r>
-        <w:rPr>
-          <w:rStyle w:val="NormalTok"/>
-        </w:rPr>
-        <w:t xml:space="preserve">}</w:t>
-      </w:r>
-    </w:p>
-    <w:bookmarkEnd w:id="26"/>
-    <w:bookmarkStart w:id="27" w:name="paget"/>
-    <w:p>
-      <w:pPr>
-        <w:pStyle w:val="Heading3"/>
-      </w:pPr>
-      <w:r>
-        <w:rPr>
-          <w:rStyle w:val="VerbatimChar"/>
-        </w:rPr>
-        <w:t xml:space="preserve">Page&lt;T&gt;</w:t>
-      </w:r>
-    </w:p>
-    <w:p>
-      <w:pPr>
-        <w:pStyle w:val="FirstParagraph"/>
-      </w:pPr>
-      <w:r>
-        <w:t xml:space="preserve">Wrapper de resposta paginada da API.</w:t>
-      </w:r>
-    </w:p>
-    <w:p>
-      <w:pPr>
-        <w:pStyle w:val="SourceCode"/>
-      </w:pPr>
-      <w:r>
-        <w:rPr>
-          <w:rStyle w:val="NormalTok"/>
-        </w:rPr>
-        <w:t xml:space="preserve">interface Page</w:t>
-      </w:r>
-      <w:r>
-        <w:rPr>
-          <w:rStyle w:val="OperatorTok"/>
-        </w:rPr>
-        <w:t xml:space="preserve">&lt;</w:t>
-      </w:r>
-      <w:r>
-        <w:rPr>
-          <w:rStyle w:val="NormalTok"/>
-        </w:rPr>
-        <w:t xml:space="preserve">T</w:t>
-      </w:r>
-      <w:r>
-        <w:rPr>
-          <w:rStyle w:val="OperatorTok"/>
-        </w:rPr>
-        <w:t xml:space="preserve">&gt;</w:t>
-      </w:r>
-      <w:r>
-        <w:rPr>
-          <w:rStyle w:val="NormalTok"/>
-        </w:rPr>
-        <w:t xml:space="preserve"> {</w:t>
-      </w:r>
-      <w:r>
-        <w:br/>
-      </w:r>
-      <w:r>
-        <w:rPr>
-          <w:rStyle w:val="NormalTok"/>
-        </w:rPr>
-        <w:t xml:space="preserve">  content</w:t>
-      </w:r>
-      <w:r>
-        <w:rPr>
-          <w:rStyle w:val="OperatorTok"/>
-        </w:rPr>
-        <w:t xml:space="preserve">:</w:t>
-      </w:r>
-      <w:r>
-        <w:rPr>
-          <w:rStyle w:val="NormalTok"/>
-        </w:rPr>
-        <w:t xml:space="preserve"> T[]</w:t>
-      </w:r>
-      <w:r>
-        <w:rPr>
-          <w:rStyle w:val="OperatorTok"/>
-        </w:rPr>
-        <w:t xml:space="preserve">;</w:t>
-      </w:r>
-      <w:r>
-        <w:br/>
-      </w:r>
-      <w:r>
-        <w:rPr>
-          <w:rStyle w:val="NormalTok"/>
-        </w:rPr>
-        <w:t xml:space="preserve">  totalElements</w:t>
-      </w:r>
-      <w:r>
-        <w:rPr>
-          <w:rStyle w:val="OperatorTok"/>
-        </w:rPr>
-        <w:t xml:space="preserve">:</w:t>
-      </w:r>
-      <w:r>
-        <w:rPr>
-          <w:rStyle w:val="NormalTok"/>
-        </w:rPr>
-        <w:t xml:space="preserve"> </w:t>
-      </w:r>
-      <w:r>
-        <w:rPr>
-          <w:rStyle w:val="DataTypeTok"/>
-        </w:rPr>
-        <w:t xml:space="preserve">number</w:t>
-      </w:r>
-      <w:r>
-        <w:rPr>
-          <w:rStyle w:val="OperatorTok"/>
-        </w:rPr>
-        <w:t xml:space="preserve">;</w:t>
-      </w:r>
-      <w:r>
-        <w:br/>
-      </w:r>
-      <w:r>
-        <w:rPr>
-          <w:rStyle w:val="NormalTok"/>
-        </w:rPr>
-        <w:t xml:space="preserve">  totalPages</w:t>
-      </w:r>
-      <w:r>
-        <w:rPr>
-          <w:rStyle w:val="OperatorTok"/>
-        </w:rPr>
-        <w:t xml:space="preserve">:</w:t>
-      </w:r>
-      <w:r>
-        <w:rPr>
-          <w:rStyle w:val="NormalTok"/>
-        </w:rPr>
-        <w:t xml:space="preserve"> </w:t>
-      </w:r>
-      <w:r>
-        <w:rPr>
-          <w:rStyle w:val="DataTypeTok"/>
-        </w:rPr>
-        <w:t xml:space="preserve">number</w:t>
-      </w:r>
-      <w:r>
-        <w:rPr>
-          <w:rStyle w:val="OperatorTok"/>
-        </w:rPr>
-        <w:t xml:space="preserve">;</w:t>
-      </w:r>
-      <w:r>
-        <w:br/>
-      </w:r>
-      <w:r>
-        <w:rPr>
-          <w:rStyle w:val="NormalTok"/>
-        </w:rPr>
-        <w:t xml:space="preserve">  size</w:t>
-      </w:r>
-      <w:r>
-        <w:rPr>
-          <w:rStyle w:val="OperatorTok"/>
-        </w:rPr>
-        <w:t xml:space="preserve">:</w:t>
-      </w:r>
-      <w:r>
-        <w:rPr>
-          <w:rStyle w:val="NormalTok"/>
-        </w:rPr>
-        <w:t xml:space="preserve"> </w:t>
-      </w:r>
-      <w:r>
-        <w:rPr>
-          <w:rStyle w:val="DataTypeTok"/>
-        </w:rPr>
-        <w:t xml:space="preserve">number</w:t>
-      </w:r>
-      <w:r>
-        <w:rPr>
-          <w:rStyle w:val="OperatorTok"/>
-        </w:rPr>
-        <w:t xml:space="preserve">;</w:t>
-      </w:r>
-      <w:r>
-        <w:br/>
-      </w:r>
-      <w:r>
-        <w:rPr>
-          <w:rStyle w:val="NormalTok"/>
-        </w:rPr>
-        <w:t xml:space="preserve">  number</w:t>
-      </w:r>
-      <w:r>
-        <w:rPr>
-          <w:rStyle w:val="OperatorTok"/>
-        </w:rPr>
-        <w:t xml:space="preserve">:</w:t>
-      </w:r>
-      <w:r>
-        <w:rPr>
-          <w:rStyle w:val="NormalTok"/>
-        </w:rPr>
-        <w:t xml:space="preserve"> </w:t>
-      </w:r>
-      <w:r>
-        <w:rPr>
-          <w:rStyle w:val="DataTypeTok"/>
-        </w:rPr>
-        <w:t xml:space="preserve">number</w:t>
-      </w:r>
-      <w:r>
-        <w:rPr>
-          <w:rStyle w:val="OperatorTok"/>
-        </w:rPr>
-        <w:t xml:space="preserve">;</w:t>
-      </w:r>
-      <w:r>
-        <w:br/>
-      </w:r>
-      <w:r>
-        <w:rPr>
-          <w:rStyle w:val="NormalTok"/>
-        </w:rPr>
-        <w:t xml:space="preserve">}</w:t>
+          <w:rStyle w:val="VerbatimChar"/>
+        </w:rPr>
+        <w:t xml:space="preserve">carlessopilatesfe/</w:t>
+      </w:r>
+      <w:r>
+        <w:br/>
+      </w:r>
+      <w:r>
+        <w:rPr>
+          <w:rStyle w:val="VerbatimChar"/>
+        </w:rPr>
+        <w:t xml:space="preserve">├── src/</w:t>
+      </w:r>
+      <w:r>
+        <w:br/>
+      </w:r>
+      <w:r>
+        <w:rPr>
+          <w:rStyle w:val="VerbatimChar"/>
+        </w:rPr>
+        <w:t xml:space="preserve">│   ├── app/</w:t>
+      </w:r>
+      <w:r>
+        <w:br/>
+      </w:r>
+      <w:r>
+        <w:rPr>
+          <w:rStyle w:val="VerbatimChar"/>
+        </w:rPr>
+        <w:t xml:space="preserve">│   │   ├── core/</w:t>
+      </w:r>
+      <w:r>
+        <w:br/>
+      </w:r>
+      <w:r>
+        <w:rPr>
+          <w:rStyle w:val="VerbatimChar"/>
+        </w:rPr>
+        <w:t xml:space="preserve">│   │   │   ├── models/</w:t>
+      </w:r>
+      <w:r>
+        <w:br/>
+      </w:r>
+      <w:r>
+        <w:rPr>
+          <w:rStyle w:val="VerbatimChar"/>
+        </w:rPr>
+        <w:t xml:space="preserve">│   │   │   │   ├── paciente.ts          # DTOs e interfaces de pacientes</w:t>
+      </w:r>
+      <w:r>
+        <w:br/>
+      </w:r>
+      <w:r>
+        <w:rPr>
+          <w:rStyle w:val="VerbatimChar"/>
+        </w:rPr>
+        <w:t xml:space="preserve">│   │   │   │   └── profissional.ts      # DTOs e interfaces de profissionais</w:t>
+      </w:r>
+      <w:r>
+        <w:br/>
+      </w:r>
+      <w:r>
+        <w:rPr>
+          <w:rStyle w:val="VerbatimChar"/>
+        </w:rPr>
+        <w:t xml:space="preserve">│   │   │   └── services/</w:t>
+      </w:r>
+      <w:r>
+        <w:br/>
+      </w:r>
+      <w:r>
+        <w:rPr>
+          <w:rStyle w:val="VerbatimChar"/>
+        </w:rPr>
+        <w:t xml:space="preserve">│   │   │       ├── paciente.service.ts  # Serviço de integração com a API de pacientes</w:t>
+      </w:r>
+      <w:r>
+        <w:br/>
+      </w:r>
+      <w:r>
+        <w:rPr>
+          <w:rStyle w:val="VerbatimChar"/>
+        </w:rPr>
+        <w:t xml:space="preserve">│   │   │       └── profissional.service.ts # Serviço de integração com a API de profissionais</w:t>
+      </w:r>
+      <w:r>
+        <w:br/>
+      </w:r>
+      <w:r>
+        <w:rPr>
+          <w:rStyle w:val="VerbatimChar"/>
+        </w:rPr>
+        <w:t xml:space="preserve">│   │   ├── pages/</w:t>
+      </w:r>
+      <w:r>
+        <w:br/>
+      </w:r>
+      <w:r>
+        <w:rPr>
+          <w:rStyle w:val="VerbatimChar"/>
+        </w:rPr>
+        <w:t xml:space="preserve">│   │   │   ├── pacientes/</w:t>
+      </w:r>
+      <w:r>
+        <w:br/>
+      </w:r>
+      <w:r>
+        <w:rPr>
+          <w:rStyle w:val="VerbatimChar"/>
+        </w:rPr>
+        <w:t xml:space="preserve">│   │   │   │   ├── paciente-list/       # Listagem paginada de pacientes</w:t>
+      </w:r>
+      <w:r>
+        <w:br/>
+      </w:r>
+      <w:r>
+        <w:rPr>
+          <w:rStyle w:val="VerbatimChar"/>
+        </w:rPr>
+        <w:t xml:space="preserve">│   │   │   │   ├── paciente-form/       # Formulário de cadastro e edição</w:t>
+      </w:r>
+      <w:r>
+        <w:br/>
+      </w:r>
+      <w:r>
+        <w:rPr>
+          <w:rStyle w:val="VerbatimChar"/>
+        </w:rPr>
+        <w:t xml:space="preserve">│   │   │   │   └── paciente-detail/     # Visualização detalhada</w:t>
+      </w:r>
+      <w:r>
+        <w:br/>
+      </w:r>
+      <w:r>
+        <w:rPr>
+          <w:rStyle w:val="VerbatimChar"/>
+        </w:rPr>
+        <w:t xml:space="preserve">│   │   │   └── profissionais/           # CRUD de profissionais</w:t>
+      </w:r>
+      <w:r>
+        <w:br/>
+      </w:r>
+      <w:r>
+        <w:rPr>
+          <w:rStyle w:val="VerbatimChar"/>
+        </w:rPr>
+        <w:t xml:space="preserve">│   │   ├── shared/</w:t>
+      </w:r>
+      <w:r>
+        <w:br/>
+      </w:r>
+      <w:r>
+        <w:rPr>
+          <w:rStyle w:val="VerbatimChar"/>
+        </w:rPr>
+        <w:t xml:space="preserve">│   │   │   └── components/</w:t>
+      </w:r>
+      <w:r>
+        <w:br/>
+      </w:r>
+      <w:r>
+        <w:rPr>
+          <w:rStyle w:val="VerbatimChar"/>
+        </w:rPr>
+        <w:t xml:space="preserve">│   │   │       └── confirmar-dialog/    # Componente de diálogo reutilizável</w:t>
+      </w:r>
+      <w:r>
+        <w:br/>
+      </w:r>
+      <w:r>
+        <w:rPr>
+          <w:rStyle w:val="VerbatimChar"/>
+        </w:rPr>
+        <w:t xml:space="preserve">│   │   ├── app.component.*              # Componente raiz com navbar</w:t>
+      </w:r>
+      <w:r>
+        <w:br/>
+      </w:r>
+      <w:r>
+        <w:rPr>
+          <w:rStyle w:val="VerbatimChar"/>
+        </w:rPr>
+        <w:t xml:space="preserve">│   │   ├── app.config.ts                # Configuração da aplicação</w:t>
+      </w:r>
+      <w:r>
+        <w:br/>
+      </w:r>
+      <w:r>
+        <w:rPr>
+          <w:rStyle w:val="VerbatimChar"/>
+        </w:rPr>
+        <w:t xml:space="preserve">│   │   └── app.routes.ts                # Definição das rotas</w:t>
+      </w:r>
+      <w:r>
+        <w:br/>
+      </w:r>
+      <w:r>
+        <w:rPr>
+          <w:rStyle w:val="VerbatimChar"/>
+        </w:rPr>
+        <w:t xml:space="preserve">│   ├── styles.scss                      # Estilos globais e variáveis CSS</w:t>
+      </w:r>
+      <w:r>
+        <w:br/>
+      </w:r>
+      <w:r>
+        <w:rPr>
+          <w:rStyle w:val="VerbatimChar"/>
+        </w:rPr>
+        <w:t xml:space="preserve">│   ├── main.ts                          # Ponto de entrada (bootstrap)</w:t>
+      </w:r>
+      <w:r>
+        <w:br/>
+      </w:r>
+      <w:r>
+        <w:rPr>
+          <w:rStyle w:val="VerbatimChar"/>
+        </w:rPr>
+        <w:t xml:space="preserve">│   └── index.html                       # HTML principal</w:t>
+      </w:r>
+      <w:r>
+        <w:br/>
+      </w:r>
+      <w:r>
+        <w:rPr>
+          <w:rStyle w:val="VerbatimChar"/>
+        </w:rPr>
+        <w:t xml:space="preserve">├── docs/                                # Documentação do projeto</w:t>
+      </w:r>
+      <w:r>
+        <w:br/>
+      </w:r>
+      <w:r>
+        <w:rPr>
+          <w:rStyle w:val="VerbatimChar"/>
+        </w:rPr>
+        <w:t xml:space="preserve">├── nginx/</w:t>
+      </w:r>
+      <w:r>
+        <w:br/>
+      </w:r>
+      <w:r>
+        <w:rPr>
+          <w:rStyle w:val="VerbatimChar"/>
+        </w:rPr>
+        <w:t xml:space="preserve">│   └── default.conf.template            # Proxy /api e fallback da SPA em Docker</w:t>
+      </w:r>
+      <w:r>
+        <w:br/>
+      </w:r>
+      <w:r>
+        <w:rPr>
+          <w:rStyle w:val="VerbatimChar"/>
+        </w:rPr>
+        <w:t xml:space="preserve">├── angular.json                         # Configuração do Angular CLI</w:t>
+      </w:r>
+      <w:r>
+        <w:br/>
+      </w:r>
+      <w:r>
+        <w:rPr>
+          <w:rStyle w:val="VerbatimChar"/>
+        </w:rPr>
+        <w:t xml:space="preserve">├── Dockerfile                           # Build multi-stage e imagem Nginx</w:t>
+      </w:r>
+      <w:r>
+        <w:br/>
+      </w:r>
+      <w:r>
+        <w:rPr>
+          <w:rStyle w:val="VerbatimChar"/>
+        </w:rPr>
+        <w:t xml:space="preserve">├── docker-compose.yml                   # Execução local em container</w:t>
+      </w:r>
+      <w:r>
+        <w:br/>
+      </w:r>
+      <w:r>
+        <w:rPr>
+          <w:rStyle w:val="VerbatimChar"/>
+        </w:rPr>
+        <w:t xml:space="preserve">├── package.json                         # Dependências e scripts</w:t>
+      </w:r>
+      <w:r>
+        <w:br/>
+      </w:r>
+      <w:r>
+        <w:rPr>
+          <w:rStyle w:val="VerbatimChar"/>
+        </w:rPr>
+        <w:t xml:space="preserve">└── tsconfig.json                        # Configuração do TypeScript</w:t>
       </w:r>
     </w:p>
     <w:p>
@@ -1877,9 +1134,2293 @@
         </w:pict>
       </w:r>
     </w:p>
+    <w:bookmarkEnd w:id="23"/>
+    <w:bookmarkStart w:id="32" w:name="modelos-de-dados"/>
+    <w:p>
+      <w:pPr>
+        <w:pStyle w:val="Heading2"/>
+      </w:pPr>
+      <w:r>
+        <w:t xml:space="preserve">Modelos de Dados</w:t>
+      </w:r>
+    </w:p>
+    <w:p>
+      <w:pPr>
+        <w:pStyle w:val="FirstParagraph"/>
+      </w:pPr>
+      <w:r>
+        <w:t xml:space="preserve">Arquivo:</w:t>
+      </w:r>
+      <w:r>
+        <w:t xml:space="preserve"> </w:t>
+      </w:r>
+      <w:r>
+        <w:rPr>
+          <w:rStyle w:val="VerbatimChar"/>
+        </w:rPr>
+        <w:t xml:space="preserve">src/app/core/models/paciente.ts</w:t>
+      </w:r>
+    </w:p>
+    <w:bookmarkStart w:id="24" w:name="enderecodto"/>
+    <w:p>
+      <w:pPr>
+        <w:pStyle w:val="Heading3"/>
+      </w:pPr>
+      <w:r>
+        <w:rPr>
+          <w:rStyle w:val="VerbatimChar"/>
+        </w:rPr>
+        <w:t xml:space="preserve">EnderecoDTO</w:t>
+      </w:r>
+    </w:p>
+    <w:p>
+      <w:pPr>
+        <w:pStyle w:val="SourceCode"/>
+      </w:pPr>
+      <w:r>
+        <w:rPr>
+          <w:rStyle w:val="NormalTok"/>
+        </w:rPr>
+        <w:t xml:space="preserve">interface EnderecoDTO {</w:t>
+      </w:r>
+      <w:r>
+        <w:br/>
+      </w:r>
+      <w:r>
+        <w:rPr>
+          <w:rStyle w:val="NormalTok"/>
+        </w:rPr>
+        <w:t xml:space="preserve">  logradouro</w:t>
+      </w:r>
+      <w:r>
+        <w:rPr>
+          <w:rStyle w:val="OperatorTok"/>
+        </w:rPr>
+        <w:t xml:space="preserve">:</w:t>
+      </w:r>
+      <w:r>
+        <w:rPr>
+          <w:rStyle w:val="NormalTok"/>
+        </w:rPr>
+        <w:t xml:space="preserve"> </w:t>
+      </w:r>
+      <w:r>
+        <w:rPr>
+          <w:rStyle w:val="DataTypeTok"/>
+        </w:rPr>
+        <w:t xml:space="preserve">string</w:t>
+      </w:r>
+      <w:r>
+        <w:rPr>
+          <w:rStyle w:val="OperatorTok"/>
+        </w:rPr>
+        <w:t xml:space="preserve">;</w:t>
+      </w:r>
+      <w:r>
+        <w:br/>
+      </w:r>
+      <w:r>
+        <w:rPr>
+          <w:rStyle w:val="NormalTok"/>
+        </w:rPr>
+        <w:t xml:space="preserve">  numero</w:t>
+      </w:r>
+      <w:r>
+        <w:rPr>
+          <w:rStyle w:val="OperatorTok"/>
+        </w:rPr>
+        <w:t xml:space="preserve">:</w:t>
+      </w:r>
+      <w:r>
+        <w:rPr>
+          <w:rStyle w:val="NormalTok"/>
+        </w:rPr>
+        <w:t xml:space="preserve"> </w:t>
+      </w:r>
+      <w:r>
+        <w:rPr>
+          <w:rStyle w:val="DataTypeTok"/>
+        </w:rPr>
+        <w:t xml:space="preserve">string</w:t>
+      </w:r>
+      <w:r>
+        <w:rPr>
+          <w:rStyle w:val="OperatorTok"/>
+        </w:rPr>
+        <w:t xml:space="preserve">;</w:t>
+      </w:r>
+      <w:r>
+        <w:br/>
+      </w:r>
+      <w:r>
+        <w:rPr>
+          <w:rStyle w:val="NormalTok"/>
+        </w:rPr>
+        <w:t xml:space="preserve">  bairro</w:t>
+      </w:r>
+      <w:r>
+        <w:rPr>
+          <w:rStyle w:val="OperatorTok"/>
+        </w:rPr>
+        <w:t xml:space="preserve">:</w:t>
+      </w:r>
+      <w:r>
+        <w:rPr>
+          <w:rStyle w:val="NormalTok"/>
+        </w:rPr>
+        <w:t xml:space="preserve"> </w:t>
+      </w:r>
+      <w:r>
+        <w:rPr>
+          <w:rStyle w:val="DataTypeTok"/>
+        </w:rPr>
+        <w:t xml:space="preserve">string</w:t>
+      </w:r>
+      <w:r>
+        <w:rPr>
+          <w:rStyle w:val="OperatorTok"/>
+        </w:rPr>
+        <w:t xml:space="preserve">;</w:t>
+      </w:r>
+      <w:r>
+        <w:br/>
+      </w:r>
+      <w:r>
+        <w:rPr>
+          <w:rStyle w:val="NormalTok"/>
+        </w:rPr>
+        <w:t xml:space="preserve">  cidade</w:t>
+      </w:r>
+      <w:r>
+        <w:rPr>
+          <w:rStyle w:val="OperatorTok"/>
+        </w:rPr>
+        <w:t xml:space="preserve">:</w:t>
+      </w:r>
+      <w:r>
+        <w:rPr>
+          <w:rStyle w:val="NormalTok"/>
+        </w:rPr>
+        <w:t xml:space="preserve"> </w:t>
+      </w:r>
+      <w:r>
+        <w:rPr>
+          <w:rStyle w:val="DataTypeTok"/>
+        </w:rPr>
+        <w:t xml:space="preserve">string</w:t>
+      </w:r>
+      <w:r>
+        <w:rPr>
+          <w:rStyle w:val="OperatorTok"/>
+        </w:rPr>
+        <w:t xml:space="preserve">;</w:t>
+      </w:r>
+      <w:r>
+        <w:br/>
+      </w:r>
+      <w:r>
+        <w:rPr>
+          <w:rStyle w:val="NormalTok"/>
+        </w:rPr>
+        <w:t xml:space="preserve">  uf</w:t>
+      </w:r>
+      <w:r>
+        <w:rPr>
+          <w:rStyle w:val="OperatorTok"/>
+        </w:rPr>
+        <w:t xml:space="preserve">:</w:t>
+      </w:r>
+      <w:r>
+        <w:rPr>
+          <w:rStyle w:val="NormalTok"/>
+        </w:rPr>
+        <w:t xml:space="preserve"> </w:t>
+      </w:r>
+      <w:r>
+        <w:rPr>
+          <w:rStyle w:val="DataTypeTok"/>
+        </w:rPr>
+        <w:t xml:space="preserve">string</w:t>
+      </w:r>
+      <w:r>
+        <w:rPr>
+          <w:rStyle w:val="OperatorTok"/>
+        </w:rPr>
+        <w:t xml:space="preserve">;</w:t>
+      </w:r>
+      <w:r>
+        <w:br/>
+      </w:r>
+      <w:r>
+        <w:rPr>
+          <w:rStyle w:val="NormalTok"/>
+        </w:rPr>
+        <w:t xml:space="preserve">  cep</w:t>
+      </w:r>
+      <w:r>
+        <w:rPr>
+          <w:rStyle w:val="OperatorTok"/>
+        </w:rPr>
+        <w:t xml:space="preserve">:</w:t>
+      </w:r>
+      <w:r>
+        <w:rPr>
+          <w:rStyle w:val="NormalTok"/>
+        </w:rPr>
+        <w:t xml:space="preserve"> </w:t>
+      </w:r>
+      <w:r>
+        <w:rPr>
+          <w:rStyle w:val="DataTypeTok"/>
+        </w:rPr>
+        <w:t xml:space="preserve">string</w:t>
+      </w:r>
+      <w:r>
+        <w:rPr>
+          <w:rStyle w:val="OperatorTok"/>
+        </w:rPr>
+        <w:t xml:space="preserve">;</w:t>
+      </w:r>
+      <w:r>
+        <w:br/>
+      </w:r>
+      <w:r>
+        <w:rPr>
+          <w:rStyle w:val="NormalTok"/>
+        </w:rPr>
+        <w:t xml:space="preserve">}</w:t>
+      </w:r>
+    </w:p>
+    <w:bookmarkEnd w:id="24"/>
+    <w:bookmarkStart w:id="25" w:name="pacienteresponsedto"/>
+    <w:p>
+      <w:pPr>
+        <w:pStyle w:val="Heading3"/>
+      </w:pPr>
+      <w:r>
+        <w:rPr>
+          <w:rStyle w:val="VerbatimChar"/>
+        </w:rPr>
+        <w:t xml:space="preserve">PacienteResponseDTO</w:t>
+      </w:r>
+    </w:p>
+    <w:p>
+      <w:pPr>
+        <w:pStyle w:val="FirstParagraph"/>
+      </w:pPr>
+      <w:r>
+        <w:t xml:space="preserve">Retorno da API ao listar/buscar pacientes.</w:t>
+      </w:r>
+    </w:p>
+    <w:p>
+      <w:pPr>
+        <w:pStyle w:val="SourceCode"/>
+      </w:pPr>
+      <w:r>
+        <w:rPr>
+          <w:rStyle w:val="NormalTok"/>
+        </w:rPr>
+        <w:t xml:space="preserve">interface PacienteResponseDTO {</w:t>
+      </w:r>
+      <w:r>
+        <w:br/>
+      </w:r>
+      <w:r>
+        <w:rPr>
+          <w:rStyle w:val="NormalTok"/>
+        </w:rPr>
+        <w:t xml:space="preserve">  id</w:t>
+      </w:r>
+      <w:r>
+        <w:rPr>
+          <w:rStyle w:val="OperatorTok"/>
+        </w:rPr>
+        <w:t xml:space="preserve">:</w:t>
+      </w:r>
+      <w:r>
+        <w:rPr>
+          <w:rStyle w:val="NormalTok"/>
+        </w:rPr>
+        <w:t xml:space="preserve"> </w:t>
+      </w:r>
+      <w:r>
+        <w:rPr>
+          <w:rStyle w:val="DataTypeTok"/>
+        </w:rPr>
+        <w:t xml:space="preserve">number</w:t>
+      </w:r>
+      <w:r>
+        <w:rPr>
+          <w:rStyle w:val="OperatorTok"/>
+        </w:rPr>
+        <w:t xml:space="preserve">;</w:t>
+      </w:r>
+      <w:r>
+        <w:br/>
+      </w:r>
+      <w:r>
+        <w:rPr>
+          <w:rStyle w:val="NormalTok"/>
+        </w:rPr>
+        <w:t xml:space="preserve">  nome</w:t>
+      </w:r>
+      <w:r>
+        <w:rPr>
+          <w:rStyle w:val="OperatorTok"/>
+        </w:rPr>
+        <w:t xml:space="preserve">:</w:t>
+      </w:r>
+      <w:r>
+        <w:rPr>
+          <w:rStyle w:val="NormalTok"/>
+        </w:rPr>
+        <w:t xml:space="preserve"> </w:t>
+      </w:r>
+      <w:r>
+        <w:rPr>
+          <w:rStyle w:val="DataTypeTok"/>
+        </w:rPr>
+        <w:t xml:space="preserve">string</w:t>
+      </w:r>
+      <w:r>
+        <w:rPr>
+          <w:rStyle w:val="OperatorTok"/>
+        </w:rPr>
+        <w:t xml:space="preserve">;</w:t>
+      </w:r>
+      <w:r>
+        <w:br/>
+      </w:r>
+      <w:r>
+        <w:rPr>
+          <w:rStyle w:val="NormalTok"/>
+        </w:rPr>
+        <w:t xml:space="preserve">  email</w:t>
+      </w:r>
+      <w:r>
+        <w:rPr>
+          <w:rStyle w:val="OperatorTok"/>
+        </w:rPr>
+        <w:t xml:space="preserve">:</w:t>
+      </w:r>
+      <w:r>
+        <w:rPr>
+          <w:rStyle w:val="NormalTok"/>
+        </w:rPr>
+        <w:t xml:space="preserve"> </w:t>
+      </w:r>
+      <w:r>
+        <w:rPr>
+          <w:rStyle w:val="DataTypeTok"/>
+        </w:rPr>
+        <w:t xml:space="preserve">string</w:t>
+      </w:r>
+      <w:r>
+        <w:rPr>
+          <w:rStyle w:val="OperatorTok"/>
+        </w:rPr>
+        <w:t xml:space="preserve">;</w:t>
+      </w:r>
+      <w:r>
+        <w:br/>
+      </w:r>
+      <w:r>
+        <w:rPr>
+          <w:rStyle w:val="NormalTok"/>
+        </w:rPr>
+        <w:t xml:space="preserve">  cpf</w:t>
+      </w:r>
+      <w:r>
+        <w:rPr>
+          <w:rStyle w:val="OperatorTok"/>
+        </w:rPr>
+        <w:t xml:space="preserve">:</w:t>
+      </w:r>
+      <w:r>
+        <w:rPr>
+          <w:rStyle w:val="NormalTok"/>
+        </w:rPr>
+        <w:t xml:space="preserve"> </w:t>
+      </w:r>
+      <w:r>
+        <w:rPr>
+          <w:rStyle w:val="DataTypeTok"/>
+        </w:rPr>
+        <w:t xml:space="preserve">string</w:t>
+      </w:r>
+      <w:r>
+        <w:rPr>
+          <w:rStyle w:val="OperatorTok"/>
+        </w:rPr>
+        <w:t xml:space="preserve">;</w:t>
+      </w:r>
+      <w:r>
+        <w:br/>
+      </w:r>
+      <w:r>
+        <w:rPr>
+          <w:rStyle w:val="NormalTok"/>
+        </w:rPr>
+        <w:t xml:space="preserve">  telefone</w:t>
+      </w:r>
+      <w:r>
+        <w:rPr>
+          <w:rStyle w:val="OperatorTok"/>
+        </w:rPr>
+        <w:t xml:space="preserve">:</w:t>
+      </w:r>
+      <w:r>
+        <w:rPr>
+          <w:rStyle w:val="NormalTok"/>
+        </w:rPr>
+        <w:t xml:space="preserve"> </w:t>
+      </w:r>
+      <w:r>
+        <w:rPr>
+          <w:rStyle w:val="DataTypeTok"/>
+        </w:rPr>
+        <w:t xml:space="preserve">string</w:t>
+      </w:r>
+      <w:r>
+        <w:rPr>
+          <w:rStyle w:val="OperatorTok"/>
+        </w:rPr>
+        <w:t xml:space="preserve">;</w:t>
+      </w:r>
+      <w:r>
+        <w:br/>
+      </w:r>
+      <w:r>
+        <w:rPr>
+          <w:rStyle w:val="NormalTok"/>
+        </w:rPr>
+        <w:t xml:space="preserve">  dataNascimento</w:t>
+      </w:r>
+      <w:r>
+        <w:rPr>
+          <w:rStyle w:val="OperatorTok"/>
+        </w:rPr>
+        <w:t xml:space="preserve">:</w:t>
+      </w:r>
+      <w:r>
+        <w:rPr>
+          <w:rStyle w:val="NormalTok"/>
+        </w:rPr>
+        <w:t xml:space="preserve"> </w:t>
+      </w:r>
+      <w:r>
+        <w:rPr>
+          <w:rStyle w:val="DataTypeTok"/>
+        </w:rPr>
+        <w:t xml:space="preserve">string</w:t>
+      </w:r>
+      <w:r>
+        <w:rPr>
+          <w:rStyle w:val="OperatorTok"/>
+        </w:rPr>
+        <w:t xml:space="preserve">;</w:t>
+      </w:r>
+      <w:r>
+        <w:br/>
+      </w:r>
+      <w:r>
+        <w:rPr>
+          <w:rStyle w:val="NormalTok"/>
+        </w:rPr>
+        <w:t xml:space="preserve">  endereco</w:t>
+      </w:r>
+      <w:r>
+        <w:rPr>
+          <w:rStyle w:val="OperatorTok"/>
+        </w:rPr>
+        <w:t xml:space="preserve">:</w:t>
+      </w:r>
+      <w:r>
+        <w:rPr>
+          <w:rStyle w:val="NormalTok"/>
+        </w:rPr>
+        <w:t xml:space="preserve"> EnderecoDTO </w:t>
+      </w:r>
+      <w:r>
+        <w:rPr>
+          <w:rStyle w:val="OperatorTok"/>
+        </w:rPr>
+        <w:t xml:space="preserve">|</w:t>
+      </w:r>
+      <w:r>
+        <w:rPr>
+          <w:rStyle w:val="NormalTok"/>
+        </w:rPr>
+        <w:t xml:space="preserve"> </w:t>
+      </w:r>
+      <w:r>
+        <w:rPr>
+          <w:rStyle w:val="DataTypeTok"/>
+        </w:rPr>
+        <w:t xml:space="preserve">null</w:t>
+      </w:r>
+      <w:r>
+        <w:rPr>
+          <w:rStyle w:val="OperatorTok"/>
+        </w:rPr>
+        <w:t xml:space="preserve">;</w:t>
+      </w:r>
+      <w:r>
+        <w:br/>
+      </w:r>
+      <w:r>
+        <w:rPr>
+          <w:rStyle w:val="NormalTok"/>
+        </w:rPr>
+        <w:t xml:space="preserve">  ativo</w:t>
+      </w:r>
+      <w:r>
+        <w:rPr>
+          <w:rStyle w:val="OperatorTok"/>
+        </w:rPr>
+        <w:t xml:space="preserve">:</w:t>
+      </w:r>
+      <w:r>
+        <w:rPr>
+          <w:rStyle w:val="NormalTok"/>
+        </w:rPr>
+        <w:t xml:space="preserve"> </w:t>
+      </w:r>
+      <w:r>
+        <w:rPr>
+          <w:rStyle w:val="DataTypeTok"/>
+        </w:rPr>
+        <w:t xml:space="preserve">boolean</w:t>
+      </w:r>
+      <w:r>
+        <w:rPr>
+          <w:rStyle w:val="OperatorTok"/>
+        </w:rPr>
+        <w:t xml:space="preserve">;</w:t>
+      </w:r>
+      <w:r>
+        <w:br/>
+      </w:r>
+      <w:r>
+        <w:rPr>
+          <w:rStyle w:val="NormalTok"/>
+        </w:rPr>
+        <w:t xml:space="preserve">}</w:t>
+      </w:r>
+    </w:p>
+    <w:bookmarkEnd w:id="25"/>
+    <w:bookmarkStart w:id="26" w:name="pacienterequestdto"/>
+    <w:p>
+      <w:pPr>
+        <w:pStyle w:val="Heading3"/>
+      </w:pPr>
+      <w:r>
+        <w:rPr>
+          <w:rStyle w:val="VerbatimChar"/>
+        </w:rPr>
+        <w:t xml:space="preserve">PacienteRequestDTO</w:t>
+      </w:r>
+    </w:p>
+    <w:p>
+      <w:pPr>
+        <w:pStyle w:val="FirstParagraph"/>
+      </w:pPr>
+      <w:r>
+        <w:t xml:space="preserve">Payload para criação de paciente.</w:t>
+      </w:r>
+    </w:p>
+    <w:p>
+      <w:pPr>
+        <w:pStyle w:val="SourceCode"/>
+      </w:pPr>
+      <w:r>
+        <w:rPr>
+          <w:rStyle w:val="NormalTok"/>
+        </w:rPr>
+        <w:t xml:space="preserve">interface PacienteRequestDTO {</w:t>
+      </w:r>
+      <w:r>
+        <w:br/>
+      </w:r>
+      <w:r>
+        <w:rPr>
+          <w:rStyle w:val="NormalTok"/>
+        </w:rPr>
+        <w:t xml:space="preserve">  nome</w:t>
+      </w:r>
+      <w:r>
+        <w:rPr>
+          <w:rStyle w:val="OperatorTok"/>
+        </w:rPr>
+        <w:t xml:space="preserve">:</w:t>
+      </w:r>
+      <w:r>
+        <w:rPr>
+          <w:rStyle w:val="NormalTok"/>
+        </w:rPr>
+        <w:t xml:space="preserve"> </w:t>
+      </w:r>
+      <w:r>
+        <w:rPr>
+          <w:rStyle w:val="DataTypeTok"/>
+        </w:rPr>
+        <w:t xml:space="preserve">string</w:t>
+      </w:r>
+      <w:r>
+        <w:rPr>
+          <w:rStyle w:val="OperatorTok"/>
+        </w:rPr>
+        <w:t xml:space="preserve">;</w:t>
+      </w:r>
+      <w:r>
+        <w:br/>
+      </w:r>
+      <w:r>
+        <w:rPr>
+          <w:rStyle w:val="NormalTok"/>
+        </w:rPr>
+        <w:t xml:space="preserve">  email</w:t>
+      </w:r>
+      <w:r>
+        <w:rPr>
+          <w:rStyle w:val="OperatorTok"/>
+        </w:rPr>
+        <w:t xml:space="preserve">:</w:t>
+      </w:r>
+      <w:r>
+        <w:rPr>
+          <w:rStyle w:val="NormalTok"/>
+        </w:rPr>
+        <w:t xml:space="preserve"> </w:t>
+      </w:r>
+      <w:r>
+        <w:rPr>
+          <w:rStyle w:val="DataTypeTok"/>
+        </w:rPr>
+        <w:t xml:space="preserve">string</w:t>
+      </w:r>
+      <w:r>
+        <w:rPr>
+          <w:rStyle w:val="OperatorTok"/>
+        </w:rPr>
+        <w:t xml:space="preserve">;</w:t>
+      </w:r>
+      <w:r>
+        <w:br/>
+      </w:r>
+      <w:r>
+        <w:rPr>
+          <w:rStyle w:val="NormalTok"/>
+        </w:rPr>
+        <w:t xml:space="preserve">  cpf</w:t>
+      </w:r>
+      <w:r>
+        <w:rPr>
+          <w:rStyle w:val="OperatorTok"/>
+        </w:rPr>
+        <w:t xml:space="preserve">:</w:t>
+      </w:r>
+      <w:r>
+        <w:rPr>
+          <w:rStyle w:val="NormalTok"/>
+        </w:rPr>
+        <w:t xml:space="preserve"> </w:t>
+      </w:r>
+      <w:r>
+        <w:rPr>
+          <w:rStyle w:val="DataTypeTok"/>
+        </w:rPr>
+        <w:t xml:space="preserve">string</w:t>
+      </w:r>
+      <w:r>
+        <w:rPr>
+          <w:rStyle w:val="OperatorTok"/>
+        </w:rPr>
+        <w:t xml:space="preserve">;</w:t>
+      </w:r>
+      <w:r>
+        <w:br/>
+      </w:r>
+      <w:r>
+        <w:rPr>
+          <w:rStyle w:val="NormalTok"/>
+        </w:rPr>
+        <w:t xml:space="preserve">  telefone</w:t>
+      </w:r>
+      <w:r>
+        <w:rPr>
+          <w:rStyle w:val="OperatorTok"/>
+        </w:rPr>
+        <w:t xml:space="preserve">?:</w:t>
+      </w:r>
+      <w:r>
+        <w:rPr>
+          <w:rStyle w:val="NormalTok"/>
+        </w:rPr>
+        <w:t xml:space="preserve"> </w:t>
+      </w:r>
+      <w:r>
+        <w:rPr>
+          <w:rStyle w:val="DataTypeTok"/>
+        </w:rPr>
+        <w:t xml:space="preserve">string</w:t>
+      </w:r>
+      <w:r>
+        <w:rPr>
+          <w:rStyle w:val="OperatorTok"/>
+        </w:rPr>
+        <w:t xml:space="preserve">;</w:t>
+      </w:r>
+      <w:r>
+        <w:br/>
+      </w:r>
+      <w:r>
+        <w:rPr>
+          <w:rStyle w:val="NormalTok"/>
+        </w:rPr>
+        <w:t xml:space="preserve">  dataNascimento</w:t>
+      </w:r>
+      <w:r>
+        <w:rPr>
+          <w:rStyle w:val="OperatorTok"/>
+        </w:rPr>
+        <w:t xml:space="preserve">?:</w:t>
+      </w:r>
+      <w:r>
+        <w:rPr>
+          <w:rStyle w:val="NormalTok"/>
+        </w:rPr>
+        <w:t xml:space="preserve"> </w:t>
+      </w:r>
+      <w:r>
+        <w:rPr>
+          <w:rStyle w:val="DataTypeTok"/>
+        </w:rPr>
+        <w:t xml:space="preserve">string</w:t>
+      </w:r>
+      <w:r>
+        <w:rPr>
+          <w:rStyle w:val="OperatorTok"/>
+        </w:rPr>
+        <w:t xml:space="preserve">;</w:t>
+      </w:r>
+      <w:r>
+        <w:br/>
+      </w:r>
+      <w:r>
+        <w:rPr>
+          <w:rStyle w:val="NormalTok"/>
+        </w:rPr>
+        <w:t xml:space="preserve">  endereco</w:t>
+      </w:r>
+      <w:r>
+        <w:rPr>
+          <w:rStyle w:val="OperatorTok"/>
+        </w:rPr>
+        <w:t xml:space="preserve">?:</w:t>
+      </w:r>
+      <w:r>
+        <w:rPr>
+          <w:rStyle w:val="NormalTok"/>
+        </w:rPr>
+        <w:t xml:space="preserve"> EnderecoDTO</w:t>
+      </w:r>
+      <w:r>
+        <w:rPr>
+          <w:rStyle w:val="OperatorTok"/>
+        </w:rPr>
+        <w:t xml:space="preserve">;</w:t>
+      </w:r>
+      <w:r>
+        <w:br/>
+      </w:r>
+      <w:r>
+        <w:rPr>
+          <w:rStyle w:val="NormalTok"/>
+        </w:rPr>
+        <w:t xml:space="preserve">}</w:t>
+      </w:r>
+    </w:p>
+    <w:bookmarkEnd w:id="26"/>
+    <w:bookmarkStart w:id="27" w:name="pacienteupdatedto"/>
+    <w:p>
+      <w:pPr>
+        <w:pStyle w:val="Heading3"/>
+      </w:pPr>
+      <w:r>
+        <w:rPr>
+          <w:rStyle w:val="VerbatimChar"/>
+        </w:rPr>
+        <w:t xml:space="preserve">PacienteUpdateDTO</w:t>
+      </w:r>
+    </w:p>
+    <w:p>
+      <w:pPr>
+        <w:pStyle w:val="FirstParagraph"/>
+      </w:pPr>
+      <w:r>
+        <w:t xml:space="preserve">Payload para atualização (somente CPF é imutável; e-mail pode ser alterado).</w:t>
+      </w:r>
+    </w:p>
+    <w:p>
+      <w:pPr>
+        <w:pStyle w:val="SourceCode"/>
+      </w:pPr>
+      <w:r>
+        <w:rPr>
+          <w:rStyle w:val="NormalTok"/>
+        </w:rPr>
+        <w:t xml:space="preserve">interface PacienteUpdateDTO {</w:t>
+      </w:r>
+      <w:r>
+        <w:br/>
+      </w:r>
+      <w:r>
+        <w:rPr>
+          <w:rStyle w:val="NormalTok"/>
+        </w:rPr>
+        <w:t xml:space="preserve">  nome</w:t>
+      </w:r>
+      <w:r>
+        <w:rPr>
+          <w:rStyle w:val="OperatorTok"/>
+        </w:rPr>
+        <w:t xml:space="preserve">?:</w:t>
+      </w:r>
+      <w:r>
+        <w:rPr>
+          <w:rStyle w:val="NormalTok"/>
+        </w:rPr>
+        <w:t xml:space="preserve"> </w:t>
+      </w:r>
+      <w:r>
+        <w:rPr>
+          <w:rStyle w:val="DataTypeTok"/>
+        </w:rPr>
+        <w:t xml:space="preserve">string</w:t>
+      </w:r>
+      <w:r>
+        <w:rPr>
+          <w:rStyle w:val="OperatorTok"/>
+        </w:rPr>
+        <w:t xml:space="preserve">;</w:t>
+      </w:r>
+      <w:r>
+        <w:br/>
+      </w:r>
+      <w:r>
+        <w:rPr>
+          <w:rStyle w:val="NormalTok"/>
+        </w:rPr>
+        <w:t xml:space="preserve">  email</w:t>
+      </w:r>
+      <w:r>
+        <w:rPr>
+          <w:rStyle w:val="OperatorTok"/>
+        </w:rPr>
+        <w:t xml:space="preserve">?:</w:t>
+      </w:r>
+      <w:r>
+        <w:rPr>
+          <w:rStyle w:val="NormalTok"/>
+        </w:rPr>
+        <w:t xml:space="preserve"> </w:t>
+      </w:r>
+      <w:r>
+        <w:rPr>
+          <w:rStyle w:val="DataTypeTok"/>
+        </w:rPr>
+        <w:t xml:space="preserve">string</w:t>
+      </w:r>
+      <w:r>
+        <w:rPr>
+          <w:rStyle w:val="OperatorTok"/>
+        </w:rPr>
+        <w:t xml:space="preserve">;</w:t>
+      </w:r>
+      <w:r>
+        <w:br/>
+      </w:r>
+      <w:r>
+        <w:rPr>
+          <w:rStyle w:val="NormalTok"/>
+        </w:rPr>
+        <w:t xml:space="preserve">  telefone</w:t>
+      </w:r>
+      <w:r>
+        <w:rPr>
+          <w:rStyle w:val="OperatorTok"/>
+        </w:rPr>
+        <w:t xml:space="preserve">?:</w:t>
+      </w:r>
+      <w:r>
+        <w:rPr>
+          <w:rStyle w:val="NormalTok"/>
+        </w:rPr>
+        <w:t xml:space="preserve"> </w:t>
+      </w:r>
+      <w:r>
+        <w:rPr>
+          <w:rStyle w:val="DataTypeTok"/>
+        </w:rPr>
+        <w:t xml:space="preserve">string</w:t>
+      </w:r>
+      <w:r>
+        <w:rPr>
+          <w:rStyle w:val="OperatorTok"/>
+        </w:rPr>
+        <w:t xml:space="preserve">;</w:t>
+      </w:r>
+      <w:r>
+        <w:br/>
+      </w:r>
+      <w:r>
+        <w:rPr>
+          <w:rStyle w:val="NormalTok"/>
+        </w:rPr>
+        <w:t xml:space="preserve">  dataNascimento</w:t>
+      </w:r>
+      <w:r>
+        <w:rPr>
+          <w:rStyle w:val="OperatorTok"/>
+        </w:rPr>
+        <w:t xml:space="preserve">?:</w:t>
+      </w:r>
+      <w:r>
+        <w:rPr>
+          <w:rStyle w:val="NormalTok"/>
+        </w:rPr>
+        <w:t xml:space="preserve"> </w:t>
+      </w:r>
+      <w:r>
+        <w:rPr>
+          <w:rStyle w:val="DataTypeTok"/>
+        </w:rPr>
+        <w:t xml:space="preserve">string</w:t>
+      </w:r>
+      <w:r>
+        <w:rPr>
+          <w:rStyle w:val="OperatorTok"/>
+        </w:rPr>
+        <w:t xml:space="preserve">;</w:t>
+      </w:r>
+      <w:r>
+        <w:br/>
+      </w:r>
+      <w:r>
+        <w:rPr>
+          <w:rStyle w:val="NormalTok"/>
+        </w:rPr>
+        <w:t xml:space="preserve">  endereco</w:t>
+      </w:r>
+      <w:r>
+        <w:rPr>
+          <w:rStyle w:val="OperatorTok"/>
+        </w:rPr>
+        <w:t xml:space="preserve">?:</w:t>
+      </w:r>
+      <w:r>
+        <w:rPr>
+          <w:rStyle w:val="NormalTok"/>
+        </w:rPr>
+        <w:t xml:space="preserve"> EnderecoDTO</w:t>
+      </w:r>
+      <w:r>
+        <w:rPr>
+          <w:rStyle w:val="OperatorTok"/>
+        </w:rPr>
+        <w:t xml:space="preserve">;</w:t>
+      </w:r>
+      <w:r>
+        <w:br/>
+      </w:r>
+      <w:r>
+        <w:rPr>
+          <w:rStyle w:val="NormalTok"/>
+        </w:rPr>
+        <w:t xml:space="preserve">}</w:t>
+      </w:r>
+    </w:p>
     <w:bookmarkEnd w:id="27"/>
+    <w:bookmarkStart w:id="28" w:name="paget"/>
+    <w:p>
+      <w:pPr>
+        <w:pStyle w:val="Heading3"/>
+      </w:pPr>
+      <w:r>
+        <w:rPr>
+          <w:rStyle w:val="VerbatimChar"/>
+        </w:rPr>
+        <w:t xml:space="preserve">Page&lt;T&gt;</w:t>
+      </w:r>
+    </w:p>
+    <w:p>
+      <w:pPr>
+        <w:pStyle w:val="FirstParagraph"/>
+      </w:pPr>
+      <w:r>
+        <w:t xml:space="preserve">Wrapper de resposta paginada da API.</w:t>
+      </w:r>
+    </w:p>
+    <w:p>
+      <w:pPr>
+        <w:pStyle w:val="SourceCode"/>
+      </w:pPr>
+      <w:r>
+        <w:rPr>
+          <w:rStyle w:val="NormalTok"/>
+        </w:rPr>
+        <w:t xml:space="preserve">interface Page</w:t>
+      </w:r>
+      <w:r>
+        <w:rPr>
+          <w:rStyle w:val="OperatorTok"/>
+        </w:rPr>
+        <w:t xml:space="preserve">&lt;</w:t>
+      </w:r>
+      <w:r>
+        <w:rPr>
+          <w:rStyle w:val="NormalTok"/>
+        </w:rPr>
+        <w:t xml:space="preserve">T</w:t>
+      </w:r>
+      <w:r>
+        <w:rPr>
+          <w:rStyle w:val="OperatorTok"/>
+        </w:rPr>
+        <w:t xml:space="preserve">&gt;</w:t>
+      </w:r>
+      <w:r>
+        <w:rPr>
+          <w:rStyle w:val="NormalTok"/>
+        </w:rPr>
+        <w:t xml:space="preserve"> {</w:t>
+      </w:r>
+      <w:r>
+        <w:br/>
+      </w:r>
+      <w:r>
+        <w:rPr>
+          <w:rStyle w:val="NormalTok"/>
+        </w:rPr>
+        <w:t xml:space="preserve">  content</w:t>
+      </w:r>
+      <w:r>
+        <w:rPr>
+          <w:rStyle w:val="OperatorTok"/>
+        </w:rPr>
+        <w:t xml:space="preserve">:</w:t>
+      </w:r>
+      <w:r>
+        <w:rPr>
+          <w:rStyle w:val="NormalTok"/>
+        </w:rPr>
+        <w:t xml:space="preserve"> T[]</w:t>
+      </w:r>
+      <w:r>
+        <w:rPr>
+          <w:rStyle w:val="OperatorTok"/>
+        </w:rPr>
+        <w:t xml:space="preserve">;</w:t>
+      </w:r>
+      <w:r>
+        <w:br/>
+      </w:r>
+      <w:r>
+        <w:rPr>
+          <w:rStyle w:val="NormalTok"/>
+        </w:rPr>
+        <w:t xml:space="preserve">  totalElements</w:t>
+      </w:r>
+      <w:r>
+        <w:rPr>
+          <w:rStyle w:val="OperatorTok"/>
+        </w:rPr>
+        <w:t xml:space="preserve">:</w:t>
+      </w:r>
+      <w:r>
+        <w:rPr>
+          <w:rStyle w:val="NormalTok"/>
+        </w:rPr>
+        <w:t xml:space="preserve"> </w:t>
+      </w:r>
+      <w:r>
+        <w:rPr>
+          <w:rStyle w:val="DataTypeTok"/>
+        </w:rPr>
+        <w:t xml:space="preserve">number</w:t>
+      </w:r>
+      <w:r>
+        <w:rPr>
+          <w:rStyle w:val="OperatorTok"/>
+        </w:rPr>
+        <w:t xml:space="preserve">;</w:t>
+      </w:r>
+      <w:r>
+        <w:br/>
+      </w:r>
+      <w:r>
+        <w:rPr>
+          <w:rStyle w:val="NormalTok"/>
+        </w:rPr>
+        <w:t xml:space="preserve">  totalPages</w:t>
+      </w:r>
+      <w:r>
+        <w:rPr>
+          <w:rStyle w:val="OperatorTok"/>
+        </w:rPr>
+        <w:t xml:space="preserve">:</w:t>
+      </w:r>
+      <w:r>
+        <w:rPr>
+          <w:rStyle w:val="NormalTok"/>
+        </w:rPr>
+        <w:t xml:space="preserve"> </w:t>
+      </w:r>
+      <w:r>
+        <w:rPr>
+          <w:rStyle w:val="DataTypeTok"/>
+        </w:rPr>
+        <w:t xml:space="preserve">number</w:t>
+      </w:r>
+      <w:r>
+        <w:rPr>
+          <w:rStyle w:val="OperatorTok"/>
+        </w:rPr>
+        <w:t xml:space="preserve">;</w:t>
+      </w:r>
+      <w:r>
+        <w:br/>
+      </w:r>
+      <w:r>
+        <w:rPr>
+          <w:rStyle w:val="NormalTok"/>
+        </w:rPr>
+        <w:t xml:space="preserve">  size</w:t>
+      </w:r>
+      <w:r>
+        <w:rPr>
+          <w:rStyle w:val="OperatorTok"/>
+        </w:rPr>
+        <w:t xml:space="preserve">:</w:t>
+      </w:r>
+      <w:r>
+        <w:rPr>
+          <w:rStyle w:val="NormalTok"/>
+        </w:rPr>
+        <w:t xml:space="preserve"> </w:t>
+      </w:r>
+      <w:r>
+        <w:rPr>
+          <w:rStyle w:val="DataTypeTok"/>
+        </w:rPr>
+        <w:t xml:space="preserve">number</w:t>
+      </w:r>
+      <w:r>
+        <w:rPr>
+          <w:rStyle w:val="OperatorTok"/>
+        </w:rPr>
+        <w:t xml:space="preserve">;</w:t>
+      </w:r>
+      <w:r>
+        <w:br/>
+      </w:r>
+      <w:r>
+        <w:rPr>
+          <w:rStyle w:val="NormalTok"/>
+        </w:rPr>
+        <w:t xml:space="preserve">  number</w:t>
+      </w:r>
+      <w:r>
+        <w:rPr>
+          <w:rStyle w:val="OperatorTok"/>
+        </w:rPr>
+        <w:t xml:space="preserve">:</w:t>
+      </w:r>
+      <w:r>
+        <w:rPr>
+          <w:rStyle w:val="NormalTok"/>
+        </w:rPr>
+        <w:t xml:space="preserve"> </w:t>
+      </w:r>
+      <w:r>
+        <w:rPr>
+          <w:rStyle w:val="DataTypeTok"/>
+        </w:rPr>
+        <w:t xml:space="preserve">number</w:t>
+      </w:r>
+      <w:r>
+        <w:rPr>
+          <w:rStyle w:val="OperatorTok"/>
+        </w:rPr>
+        <w:t xml:space="preserve">;</w:t>
+      </w:r>
+      <w:r>
+        <w:br/>
+      </w:r>
+      <w:r>
+        <w:rPr>
+          <w:rStyle w:val="NormalTok"/>
+        </w:rPr>
+        <w:t xml:space="preserve">}</w:t>
+      </w:r>
+    </w:p>
+    <w:p>
+      <w:pPr>
+        <w:pStyle w:val="FirstParagraph"/>
+      </w:pPr>
+      <w:r>
+        <w:t xml:space="preserve">Arquivo:</w:t>
+      </w:r>
+      <w:r>
+        <w:t xml:space="preserve"> </w:t>
+      </w:r>
+      <w:r>
+        <w:rPr>
+          <w:rStyle w:val="VerbatimChar"/>
+        </w:rPr>
+        <w:t xml:space="preserve">src/app/core/models/profissional.ts</w:t>
+      </w:r>
+    </w:p>
     <w:bookmarkEnd w:id="28"/>
-    <w:bookmarkStart w:id="30" w:name="serviços"/>
+    <w:bookmarkStart w:id="29" w:name="profissionalresponsedto"/>
+    <w:p>
+      <w:pPr>
+        <w:pStyle w:val="Heading3"/>
+      </w:pPr>
+      <w:r>
+        <w:rPr>
+          <w:rStyle w:val="VerbatimChar"/>
+        </w:rPr>
+        <w:t xml:space="preserve">ProfissionalResponseDTO</w:t>
+      </w:r>
+    </w:p>
+    <w:p>
+      <w:pPr>
+        <w:pStyle w:val="FirstParagraph"/>
+      </w:pPr>
+      <w:r>
+        <w:t xml:space="preserve">Retorno da API ao listar/buscar profissionais.</w:t>
+      </w:r>
+    </w:p>
+    <w:p>
+      <w:pPr>
+        <w:pStyle w:val="SourceCode"/>
+      </w:pPr>
+      <w:r>
+        <w:rPr>
+          <w:rStyle w:val="NormalTok"/>
+        </w:rPr>
+        <w:t xml:space="preserve">interface ProfissionalResponseDTO {</w:t>
+      </w:r>
+      <w:r>
+        <w:br/>
+      </w:r>
+      <w:r>
+        <w:rPr>
+          <w:rStyle w:val="NormalTok"/>
+        </w:rPr>
+        <w:t xml:space="preserve">  id</w:t>
+      </w:r>
+      <w:r>
+        <w:rPr>
+          <w:rStyle w:val="OperatorTok"/>
+        </w:rPr>
+        <w:t xml:space="preserve">:</w:t>
+      </w:r>
+      <w:r>
+        <w:rPr>
+          <w:rStyle w:val="NormalTok"/>
+        </w:rPr>
+        <w:t xml:space="preserve"> </w:t>
+      </w:r>
+      <w:r>
+        <w:rPr>
+          <w:rStyle w:val="DataTypeTok"/>
+        </w:rPr>
+        <w:t xml:space="preserve">number</w:t>
+      </w:r>
+      <w:r>
+        <w:rPr>
+          <w:rStyle w:val="OperatorTok"/>
+        </w:rPr>
+        <w:t xml:space="preserve">;</w:t>
+      </w:r>
+      <w:r>
+        <w:br/>
+      </w:r>
+      <w:r>
+        <w:rPr>
+          <w:rStyle w:val="NormalTok"/>
+        </w:rPr>
+        <w:t xml:space="preserve">  nome</w:t>
+      </w:r>
+      <w:r>
+        <w:rPr>
+          <w:rStyle w:val="OperatorTok"/>
+        </w:rPr>
+        <w:t xml:space="preserve">:</w:t>
+      </w:r>
+      <w:r>
+        <w:rPr>
+          <w:rStyle w:val="NormalTok"/>
+        </w:rPr>
+        <w:t xml:space="preserve"> </w:t>
+      </w:r>
+      <w:r>
+        <w:rPr>
+          <w:rStyle w:val="DataTypeTok"/>
+        </w:rPr>
+        <w:t xml:space="preserve">string</w:t>
+      </w:r>
+      <w:r>
+        <w:rPr>
+          <w:rStyle w:val="OperatorTok"/>
+        </w:rPr>
+        <w:t xml:space="preserve">;</w:t>
+      </w:r>
+      <w:r>
+        <w:br/>
+      </w:r>
+      <w:r>
+        <w:rPr>
+          <w:rStyle w:val="NormalTok"/>
+        </w:rPr>
+        <w:t xml:space="preserve">  email</w:t>
+      </w:r>
+      <w:r>
+        <w:rPr>
+          <w:rStyle w:val="OperatorTok"/>
+        </w:rPr>
+        <w:t xml:space="preserve">:</w:t>
+      </w:r>
+      <w:r>
+        <w:rPr>
+          <w:rStyle w:val="NormalTok"/>
+        </w:rPr>
+        <w:t xml:space="preserve"> </w:t>
+      </w:r>
+      <w:r>
+        <w:rPr>
+          <w:rStyle w:val="DataTypeTok"/>
+        </w:rPr>
+        <w:t xml:space="preserve">string</w:t>
+      </w:r>
+      <w:r>
+        <w:rPr>
+          <w:rStyle w:val="OperatorTok"/>
+        </w:rPr>
+        <w:t xml:space="preserve">;</w:t>
+      </w:r>
+      <w:r>
+        <w:br/>
+      </w:r>
+      <w:r>
+        <w:rPr>
+          <w:rStyle w:val="NormalTok"/>
+        </w:rPr>
+        <w:t xml:space="preserve">  cpf</w:t>
+      </w:r>
+      <w:r>
+        <w:rPr>
+          <w:rStyle w:val="OperatorTok"/>
+        </w:rPr>
+        <w:t xml:space="preserve">:</w:t>
+      </w:r>
+      <w:r>
+        <w:rPr>
+          <w:rStyle w:val="NormalTok"/>
+        </w:rPr>
+        <w:t xml:space="preserve"> </w:t>
+      </w:r>
+      <w:r>
+        <w:rPr>
+          <w:rStyle w:val="DataTypeTok"/>
+        </w:rPr>
+        <w:t xml:space="preserve">string</w:t>
+      </w:r>
+      <w:r>
+        <w:rPr>
+          <w:rStyle w:val="OperatorTok"/>
+        </w:rPr>
+        <w:t xml:space="preserve">;</w:t>
+      </w:r>
+      <w:r>
+        <w:br/>
+      </w:r>
+      <w:r>
+        <w:rPr>
+          <w:rStyle w:val="NormalTok"/>
+        </w:rPr>
+        <w:t xml:space="preserve">  telefone</w:t>
+      </w:r>
+      <w:r>
+        <w:rPr>
+          <w:rStyle w:val="OperatorTok"/>
+        </w:rPr>
+        <w:t xml:space="preserve">:</w:t>
+      </w:r>
+      <w:r>
+        <w:rPr>
+          <w:rStyle w:val="NormalTok"/>
+        </w:rPr>
+        <w:t xml:space="preserve"> </w:t>
+      </w:r>
+      <w:r>
+        <w:rPr>
+          <w:rStyle w:val="DataTypeTok"/>
+        </w:rPr>
+        <w:t xml:space="preserve">string</w:t>
+      </w:r>
+      <w:r>
+        <w:rPr>
+          <w:rStyle w:val="NormalTok"/>
+        </w:rPr>
+        <w:t xml:space="preserve"> </w:t>
+      </w:r>
+      <w:r>
+        <w:rPr>
+          <w:rStyle w:val="OperatorTok"/>
+        </w:rPr>
+        <w:t xml:space="preserve">|</w:t>
+      </w:r>
+      <w:r>
+        <w:rPr>
+          <w:rStyle w:val="NormalTok"/>
+        </w:rPr>
+        <w:t xml:space="preserve"> </w:t>
+      </w:r>
+      <w:r>
+        <w:rPr>
+          <w:rStyle w:val="DataTypeTok"/>
+        </w:rPr>
+        <w:t xml:space="preserve">null</w:t>
+      </w:r>
+      <w:r>
+        <w:rPr>
+          <w:rStyle w:val="OperatorTok"/>
+        </w:rPr>
+        <w:t xml:space="preserve">;</w:t>
+      </w:r>
+      <w:r>
+        <w:br/>
+      </w:r>
+      <w:r>
+        <w:rPr>
+          <w:rStyle w:val="NormalTok"/>
+        </w:rPr>
+        <w:t xml:space="preserve">  tipoContrato</w:t>
+      </w:r>
+      <w:r>
+        <w:rPr>
+          <w:rStyle w:val="OperatorTok"/>
+        </w:rPr>
+        <w:t xml:space="preserve">:</w:t>
+      </w:r>
+      <w:r>
+        <w:rPr>
+          <w:rStyle w:val="NormalTok"/>
+        </w:rPr>
+        <w:t xml:space="preserve"> </w:t>
+      </w:r>
+      <w:r>
+        <w:rPr>
+          <w:rStyle w:val="StringTok"/>
+        </w:rPr>
+        <w:t xml:space="preserve">'CLT'</w:t>
+      </w:r>
+      <w:r>
+        <w:rPr>
+          <w:rStyle w:val="NormalTok"/>
+        </w:rPr>
+        <w:t xml:space="preserve"> </w:t>
+      </w:r>
+      <w:r>
+        <w:rPr>
+          <w:rStyle w:val="OperatorTok"/>
+        </w:rPr>
+        <w:t xml:space="preserve">|</w:t>
+      </w:r>
+      <w:r>
+        <w:rPr>
+          <w:rStyle w:val="NormalTok"/>
+        </w:rPr>
+        <w:t xml:space="preserve"> </w:t>
+      </w:r>
+      <w:r>
+        <w:rPr>
+          <w:rStyle w:val="StringTok"/>
+        </w:rPr>
+        <w:t xml:space="preserve">'PJ'</w:t>
+      </w:r>
+      <w:r>
+        <w:rPr>
+          <w:rStyle w:val="NormalTok"/>
+        </w:rPr>
+        <w:t xml:space="preserve"> </w:t>
+      </w:r>
+      <w:r>
+        <w:rPr>
+          <w:rStyle w:val="OperatorTok"/>
+        </w:rPr>
+        <w:t xml:space="preserve">|</w:t>
+      </w:r>
+      <w:r>
+        <w:rPr>
+          <w:rStyle w:val="NormalTok"/>
+        </w:rPr>
+        <w:t xml:space="preserve"> </w:t>
+      </w:r>
+      <w:r>
+        <w:rPr>
+          <w:rStyle w:val="StringTok"/>
+        </w:rPr>
+        <w:t xml:space="preserve">'AUTONOMO'</w:t>
+      </w:r>
+      <w:r>
+        <w:rPr>
+          <w:rStyle w:val="OperatorTok"/>
+        </w:rPr>
+        <w:t xml:space="preserve">;</w:t>
+      </w:r>
+      <w:r>
+        <w:br/>
+      </w:r>
+      <w:r>
+        <w:rPr>
+          <w:rStyle w:val="NormalTok"/>
+        </w:rPr>
+        <w:t xml:space="preserve">  percentualPagamentoAula</w:t>
+      </w:r>
+      <w:r>
+        <w:rPr>
+          <w:rStyle w:val="OperatorTok"/>
+        </w:rPr>
+        <w:t xml:space="preserve">:</w:t>
+      </w:r>
+      <w:r>
+        <w:rPr>
+          <w:rStyle w:val="NormalTok"/>
+        </w:rPr>
+        <w:t xml:space="preserve"> </w:t>
+      </w:r>
+      <w:r>
+        <w:rPr>
+          <w:rStyle w:val="DataTypeTok"/>
+        </w:rPr>
+        <w:t xml:space="preserve">number</w:t>
+      </w:r>
+      <w:r>
+        <w:rPr>
+          <w:rStyle w:val="OperatorTok"/>
+        </w:rPr>
+        <w:t xml:space="preserve">;</w:t>
+      </w:r>
+      <w:r>
+        <w:br/>
+      </w:r>
+      <w:r>
+        <w:rPr>
+          <w:rStyle w:val="NormalTok"/>
+        </w:rPr>
+        <w:t xml:space="preserve">  dataInicio</w:t>
+      </w:r>
+      <w:r>
+        <w:rPr>
+          <w:rStyle w:val="OperatorTok"/>
+        </w:rPr>
+        <w:t xml:space="preserve">:</w:t>
+      </w:r>
+      <w:r>
+        <w:rPr>
+          <w:rStyle w:val="NormalTok"/>
+        </w:rPr>
+        <w:t xml:space="preserve"> </w:t>
+      </w:r>
+      <w:r>
+        <w:rPr>
+          <w:rStyle w:val="DataTypeTok"/>
+        </w:rPr>
+        <w:t xml:space="preserve">string</w:t>
+      </w:r>
+      <w:r>
+        <w:rPr>
+          <w:rStyle w:val="OperatorTok"/>
+        </w:rPr>
+        <w:t xml:space="preserve">;</w:t>
+      </w:r>
+      <w:r>
+        <w:br/>
+      </w:r>
+      <w:r>
+        <w:rPr>
+          <w:rStyle w:val="NormalTok"/>
+        </w:rPr>
+        <w:t xml:space="preserve">  ativo</w:t>
+      </w:r>
+      <w:r>
+        <w:rPr>
+          <w:rStyle w:val="OperatorTok"/>
+        </w:rPr>
+        <w:t xml:space="preserve">:</w:t>
+      </w:r>
+      <w:r>
+        <w:rPr>
+          <w:rStyle w:val="NormalTok"/>
+        </w:rPr>
+        <w:t xml:space="preserve"> </w:t>
+      </w:r>
+      <w:r>
+        <w:rPr>
+          <w:rStyle w:val="DataTypeTok"/>
+        </w:rPr>
+        <w:t xml:space="preserve">boolean</w:t>
+      </w:r>
+      <w:r>
+        <w:rPr>
+          <w:rStyle w:val="OperatorTok"/>
+        </w:rPr>
+        <w:t xml:space="preserve">;</w:t>
+      </w:r>
+      <w:r>
+        <w:br/>
+      </w:r>
+      <w:r>
+        <w:rPr>
+          <w:rStyle w:val="NormalTok"/>
+        </w:rPr>
+        <w:t xml:space="preserve">}</w:t>
+      </w:r>
+    </w:p>
+    <w:bookmarkEnd w:id="29"/>
+    <w:bookmarkStart w:id="30" w:name="profissionalrequestdto"/>
+    <w:p>
+      <w:pPr>
+        <w:pStyle w:val="Heading3"/>
+      </w:pPr>
+      <w:r>
+        <w:rPr>
+          <w:rStyle w:val="VerbatimChar"/>
+        </w:rPr>
+        <w:t xml:space="preserve">ProfissionalRequestDTO</w:t>
+      </w:r>
+    </w:p>
+    <w:p>
+      <w:pPr>
+        <w:pStyle w:val="FirstParagraph"/>
+      </w:pPr>
+      <w:r>
+        <w:t xml:space="preserve">Payload para criação de profissional.</w:t>
+      </w:r>
+    </w:p>
+    <w:p>
+      <w:pPr>
+        <w:pStyle w:val="SourceCode"/>
+      </w:pPr>
+      <w:r>
+        <w:rPr>
+          <w:rStyle w:val="NormalTok"/>
+        </w:rPr>
+        <w:t xml:space="preserve">interface ProfissionalRequestDTO {</w:t>
+      </w:r>
+      <w:r>
+        <w:br/>
+      </w:r>
+      <w:r>
+        <w:rPr>
+          <w:rStyle w:val="NormalTok"/>
+        </w:rPr>
+        <w:t xml:space="preserve">  nome</w:t>
+      </w:r>
+      <w:r>
+        <w:rPr>
+          <w:rStyle w:val="OperatorTok"/>
+        </w:rPr>
+        <w:t xml:space="preserve">:</w:t>
+      </w:r>
+      <w:r>
+        <w:rPr>
+          <w:rStyle w:val="NormalTok"/>
+        </w:rPr>
+        <w:t xml:space="preserve"> </w:t>
+      </w:r>
+      <w:r>
+        <w:rPr>
+          <w:rStyle w:val="DataTypeTok"/>
+        </w:rPr>
+        <w:t xml:space="preserve">string</w:t>
+      </w:r>
+      <w:r>
+        <w:rPr>
+          <w:rStyle w:val="OperatorTok"/>
+        </w:rPr>
+        <w:t xml:space="preserve">;</w:t>
+      </w:r>
+      <w:r>
+        <w:br/>
+      </w:r>
+      <w:r>
+        <w:rPr>
+          <w:rStyle w:val="NormalTok"/>
+        </w:rPr>
+        <w:t xml:space="preserve">  email</w:t>
+      </w:r>
+      <w:r>
+        <w:rPr>
+          <w:rStyle w:val="OperatorTok"/>
+        </w:rPr>
+        <w:t xml:space="preserve">:</w:t>
+      </w:r>
+      <w:r>
+        <w:rPr>
+          <w:rStyle w:val="NormalTok"/>
+        </w:rPr>
+        <w:t xml:space="preserve"> </w:t>
+      </w:r>
+      <w:r>
+        <w:rPr>
+          <w:rStyle w:val="DataTypeTok"/>
+        </w:rPr>
+        <w:t xml:space="preserve">string</w:t>
+      </w:r>
+      <w:r>
+        <w:rPr>
+          <w:rStyle w:val="OperatorTok"/>
+        </w:rPr>
+        <w:t xml:space="preserve">;</w:t>
+      </w:r>
+      <w:r>
+        <w:br/>
+      </w:r>
+      <w:r>
+        <w:rPr>
+          <w:rStyle w:val="NormalTok"/>
+        </w:rPr>
+        <w:t xml:space="preserve">  cpf</w:t>
+      </w:r>
+      <w:r>
+        <w:rPr>
+          <w:rStyle w:val="OperatorTok"/>
+        </w:rPr>
+        <w:t xml:space="preserve">:</w:t>
+      </w:r>
+      <w:r>
+        <w:rPr>
+          <w:rStyle w:val="NormalTok"/>
+        </w:rPr>
+        <w:t xml:space="preserve"> </w:t>
+      </w:r>
+      <w:r>
+        <w:rPr>
+          <w:rStyle w:val="DataTypeTok"/>
+        </w:rPr>
+        <w:t xml:space="preserve">string</w:t>
+      </w:r>
+      <w:r>
+        <w:rPr>
+          <w:rStyle w:val="OperatorTok"/>
+        </w:rPr>
+        <w:t xml:space="preserve">;</w:t>
+      </w:r>
+      <w:r>
+        <w:br/>
+      </w:r>
+      <w:r>
+        <w:rPr>
+          <w:rStyle w:val="NormalTok"/>
+        </w:rPr>
+        <w:t xml:space="preserve">  telefone</w:t>
+      </w:r>
+      <w:r>
+        <w:rPr>
+          <w:rStyle w:val="OperatorTok"/>
+        </w:rPr>
+        <w:t xml:space="preserve">?:</w:t>
+      </w:r>
+      <w:r>
+        <w:rPr>
+          <w:rStyle w:val="NormalTok"/>
+        </w:rPr>
+        <w:t xml:space="preserve"> </w:t>
+      </w:r>
+      <w:r>
+        <w:rPr>
+          <w:rStyle w:val="DataTypeTok"/>
+        </w:rPr>
+        <w:t xml:space="preserve">string</w:t>
+      </w:r>
+      <w:r>
+        <w:rPr>
+          <w:rStyle w:val="OperatorTok"/>
+        </w:rPr>
+        <w:t xml:space="preserve">;</w:t>
+      </w:r>
+      <w:r>
+        <w:br/>
+      </w:r>
+      <w:r>
+        <w:rPr>
+          <w:rStyle w:val="NormalTok"/>
+        </w:rPr>
+        <w:t xml:space="preserve">  tipoContrato</w:t>
+      </w:r>
+      <w:r>
+        <w:rPr>
+          <w:rStyle w:val="OperatorTok"/>
+        </w:rPr>
+        <w:t xml:space="preserve">:</w:t>
+      </w:r>
+      <w:r>
+        <w:rPr>
+          <w:rStyle w:val="NormalTok"/>
+        </w:rPr>
+        <w:t xml:space="preserve"> </w:t>
+      </w:r>
+      <w:r>
+        <w:rPr>
+          <w:rStyle w:val="StringTok"/>
+        </w:rPr>
+        <w:t xml:space="preserve">'CLT'</w:t>
+      </w:r>
+      <w:r>
+        <w:rPr>
+          <w:rStyle w:val="NormalTok"/>
+        </w:rPr>
+        <w:t xml:space="preserve"> </w:t>
+      </w:r>
+      <w:r>
+        <w:rPr>
+          <w:rStyle w:val="OperatorTok"/>
+        </w:rPr>
+        <w:t xml:space="preserve">|</w:t>
+      </w:r>
+      <w:r>
+        <w:rPr>
+          <w:rStyle w:val="NormalTok"/>
+        </w:rPr>
+        <w:t xml:space="preserve"> </w:t>
+      </w:r>
+      <w:r>
+        <w:rPr>
+          <w:rStyle w:val="StringTok"/>
+        </w:rPr>
+        <w:t xml:space="preserve">'PJ'</w:t>
+      </w:r>
+      <w:r>
+        <w:rPr>
+          <w:rStyle w:val="NormalTok"/>
+        </w:rPr>
+        <w:t xml:space="preserve"> </w:t>
+      </w:r>
+      <w:r>
+        <w:rPr>
+          <w:rStyle w:val="OperatorTok"/>
+        </w:rPr>
+        <w:t xml:space="preserve">|</w:t>
+      </w:r>
+      <w:r>
+        <w:rPr>
+          <w:rStyle w:val="NormalTok"/>
+        </w:rPr>
+        <w:t xml:space="preserve"> </w:t>
+      </w:r>
+      <w:r>
+        <w:rPr>
+          <w:rStyle w:val="StringTok"/>
+        </w:rPr>
+        <w:t xml:space="preserve">'AUTONOMO'</w:t>
+      </w:r>
+      <w:r>
+        <w:rPr>
+          <w:rStyle w:val="OperatorTok"/>
+        </w:rPr>
+        <w:t xml:space="preserve">;</w:t>
+      </w:r>
+      <w:r>
+        <w:br/>
+      </w:r>
+      <w:r>
+        <w:rPr>
+          <w:rStyle w:val="NormalTok"/>
+        </w:rPr>
+        <w:t xml:space="preserve">  percentualPagamentoAula</w:t>
+      </w:r>
+      <w:r>
+        <w:rPr>
+          <w:rStyle w:val="OperatorTok"/>
+        </w:rPr>
+        <w:t xml:space="preserve">:</w:t>
+      </w:r>
+      <w:r>
+        <w:rPr>
+          <w:rStyle w:val="NormalTok"/>
+        </w:rPr>
+        <w:t xml:space="preserve"> </w:t>
+      </w:r>
+      <w:r>
+        <w:rPr>
+          <w:rStyle w:val="DataTypeTok"/>
+        </w:rPr>
+        <w:t xml:space="preserve">number</w:t>
+      </w:r>
+      <w:r>
+        <w:rPr>
+          <w:rStyle w:val="OperatorTok"/>
+        </w:rPr>
+        <w:t xml:space="preserve">;</w:t>
+      </w:r>
+      <w:r>
+        <w:br/>
+      </w:r>
+      <w:r>
+        <w:rPr>
+          <w:rStyle w:val="NormalTok"/>
+        </w:rPr>
+        <w:t xml:space="preserve">  dataInicio</w:t>
+      </w:r>
+      <w:r>
+        <w:rPr>
+          <w:rStyle w:val="OperatorTok"/>
+        </w:rPr>
+        <w:t xml:space="preserve">:</w:t>
+      </w:r>
+      <w:r>
+        <w:rPr>
+          <w:rStyle w:val="NormalTok"/>
+        </w:rPr>
+        <w:t xml:space="preserve"> </w:t>
+      </w:r>
+      <w:r>
+        <w:rPr>
+          <w:rStyle w:val="DataTypeTok"/>
+        </w:rPr>
+        <w:t xml:space="preserve">string</w:t>
+      </w:r>
+      <w:r>
+        <w:rPr>
+          <w:rStyle w:val="OperatorTok"/>
+        </w:rPr>
+        <w:t xml:space="preserve">;</w:t>
+      </w:r>
+      <w:r>
+        <w:br/>
+      </w:r>
+      <w:r>
+        <w:rPr>
+          <w:rStyle w:val="NormalTok"/>
+        </w:rPr>
+        <w:t xml:space="preserve">}</w:t>
+      </w:r>
+    </w:p>
+    <w:bookmarkEnd w:id="30"/>
+    <w:bookmarkStart w:id="31" w:name="profissionalupdatedto"/>
+    <w:p>
+      <w:pPr>
+        <w:pStyle w:val="Heading3"/>
+      </w:pPr>
+      <w:r>
+        <w:rPr>
+          <w:rStyle w:val="VerbatimChar"/>
+        </w:rPr>
+        <w:t xml:space="preserve">ProfissionalUpdateDTO</w:t>
+      </w:r>
+    </w:p>
+    <w:p>
+      <w:pPr>
+        <w:pStyle w:val="FirstParagraph"/>
+      </w:pPr>
+      <w:r>
+        <w:t xml:space="preserve">Payload para atualização de profissionais via</w:t>
+      </w:r>
+      <w:r>
+        <w:t xml:space="preserve"> </w:t>
+      </w:r>
+      <w:r>
+        <w:rPr>
+          <w:rStyle w:val="VerbatimChar"/>
+        </w:rPr>
+        <w:t xml:space="preserve">PUT /profissionais/{id}</w:t>
+      </w:r>
+      <w:r>
+        <w:t xml:space="preserve">.</w:t>
+      </w:r>
+    </w:p>
+    <w:p>
+      <w:pPr>
+        <w:pStyle w:val="SourceCode"/>
+      </w:pPr>
+      <w:r>
+        <w:rPr>
+          <w:rStyle w:val="NormalTok"/>
+        </w:rPr>
+        <w:t xml:space="preserve">interface ProfissionalUpdateDTO {</w:t>
+      </w:r>
+      <w:r>
+        <w:br/>
+      </w:r>
+      <w:r>
+        <w:rPr>
+          <w:rStyle w:val="NormalTok"/>
+        </w:rPr>
+        <w:t xml:space="preserve">  nome</w:t>
+      </w:r>
+      <w:r>
+        <w:rPr>
+          <w:rStyle w:val="OperatorTok"/>
+        </w:rPr>
+        <w:t xml:space="preserve">?:</w:t>
+      </w:r>
+      <w:r>
+        <w:rPr>
+          <w:rStyle w:val="NormalTok"/>
+        </w:rPr>
+        <w:t xml:space="preserve"> </w:t>
+      </w:r>
+      <w:r>
+        <w:rPr>
+          <w:rStyle w:val="DataTypeTok"/>
+        </w:rPr>
+        <w:t xml:space="preserve">string</w:t>
+      </w:r>
+      <w:r>
+        <w:rPr>
+          <w:rStyle w:val="OperatorTok"/>
+        </w:rPr>
+        <w:t xml:space="preserve">;</w:t>
+      </w:r>
+      <w:r>
+        <w:br/>
+      </w:r>
+      <w:r>
+        <w:rPr>
+          <w:rStyle w:val="NormalTok"/>
+        </w:rPr>
+        <w:t xml:space="preserve">  email</w:t>
+      </w:r>
+      <w:r>
+        <w:rPr>
+          <w:rStyle w:val="OperatorTok"/>
+        </w:rPr>
+        <w:t xml:space="preserve">?:</w:t>
+      </w:r>
+      <w:r>
+        <w:rPr>
+          <w:rStyle w:val="NormalTok"/>
+        </w:rPr>
+        <w:t xml:space="preserve"> </w:t>
+      </w:r>
+      <w:r>
+        <w:rPr>
+          <w:rStyle w:val="DataTypeTok"/>
+        </w:rPr>
+        <w:t xml:space="preserve">string</w:t>
+      </w:r>
+      <w:r>
+        <w:rPr>
+          <w:rStyle w:val="OperatorTok"/>
+        </w:rPr>
+        <w:t xml:space="preserve">;</w:t>
+      </w:r>
+      <w:r>
+        <w:br/>
+      </w:r>
+      <w:r>
+        <w:rPr>
+          <w:rStyle w:val="NormalTok"/>
+        </w:rPr>
+        <w:t xml:space="preserve">  telefone</w:t>
+      </w:r>
+      <w:r>
+        <w:rPr>
+          <w:rStyle w:val="OperatorTok"/>
+        </w:rPr>
+        <w:t xml:space="preserve">?:</w:t>
+      </w:r>
+      <w:r>
+        <w:rPr>
+          <w:rStyle w:val="NormalTok"/>
+        </w:rPr>
+        <w:t xml:space="preserve"> </w:t>
+      </w:r>
+      <w:r>
+        <w:rPr>
+          <w:rStyle w:val="DataTypeTok"/>
+        </w:rPr>
+        <w:t xml:space="preserve">string</w:t>
+      </w:r>
+      <w:r>
+        <w:rPr>
+          <w:rStyle w:val="OperatorTok"/>
+        </w:rPr>
+        <w:t xml:space="preserve">;</w:t>
+      </w:r>
+      <w:r>
+        <w:br/>
+      </w:r>
+      <w:r>
+        <w:rPr>
+          <w:rStyle w:val="NormalTok"/>
+        </w:rPr>
+        <w:t xml:space="preserve">  tipoContrato</w:t>
+      </w:r>
+      <w:r>
+        <w:rPr>
+          <w:rStyle w:val="OperatorTok"/>
+        </w:rPr>
+        <w:t xml:space="preserve">?:</w:t>
+      </w:r>
+      <w:r>
+        <w:rPr>
+          <w:rStyle w:val="NormalTok"/>
+        </w:rPr>
+        <w:t xml:space="preserve"> </w:t>
+      </w:r>
+      <w:r>
+        <w:rPr>
+          <w:rStyle w:val="StringTok"/>
+        </w:rPr>
+        <w:t xml:space="preserve">'CLT'</w:t>
+      </w:r>
+      <w:r>
+        <w:rPr>
+          <w:rStyle w:val="NormalTok"/>
+        </w:rPr>
+        <w:t xml:space="preserve"> </w:t>
+      </w:r>
+      <w:r>
+        <w:rPr>
+          <w:rStyle w:val="OperatorTok"/>
+        </w:rPr>
+        <w:t xml:space="preserve">|</w:t>
+      </w:r>
+      <w:r>
+        <w:rPr>
+          <w:rStyle w:val="NormalTok"/>
+        </w:rPr>
+        <w:t xml:space="preserve"> </w:t>
+      </w:r>
+      <w:r>
+        <w:rPr>
+          <w:rStyle w:val="StringTok"/>
+        </w:rPr>
+        <w:t xml:space="preserve">'PJ'</w:t>
+      </w:r>
+      <w:r>
+        <w:rPr>
+          <w:rStyle w:val="NormalTok"/>
+        </w:rPr>
+        <w:t xml:space="preserve"> </w:t>
+      </w:r>
+      <w:r>
+        <w:rPr>
+          <w:rStyle w:val="OperatorTok"/>
+        </w:rPr>
+        <w:t xml:space="preserve">|</w:t>
+      </w:r>
+      <w:r>
+        <w:rPr>
+          <w:rStyle w:val="NormalTok"/>
+        </w:rPr>
+        <w:t xml:space="preserve"> </w:t>
+      </w:r>
+      <w:r>
+        <w:rPr>
+          <w:rStyle w:val="StringTok"/>
+        </w:rPr>
+        <w:t xml:space="preserve">'AUTONOMO'</w:t>
+      </w:r>
+      <w:r>
+        <w:rPr>
+          <w:rStyle w:val="OperatorTok"/>
+        </w:rPr>
+        <w:t xml:space="preserve">;</w:t>
+      </w:r>
+      <w:r>
+        <w:br/>
+      </w:r>
+      <w:r>
+        <w:rPr>
+          <w:rStyle w:val="NormalTok"/>
+        </w:rPr>
+        <w:t xml:space="preserve">  percentualPagamentoAula</w:t>
+      </w:r>
+      <w:r>
+        <w:rPr>
+          <w:rStyle w:val="OperatorTok"/>
+        </w:rPr>
+        <w:t xml:space="preserve">?:</w:t>
+      </w:r>
+      <w:r>
+        <w:rPr>
+          <w:rStyle w:val="NormalTok"/>
+        </w:rPr>
+        <w:t xml:space="preserve"> </w:t>
+      </w:r>
+      <w:r>
+        <w:rPr>
+          <w:rStyle w:val="DataTypeTok"/>
+        </w:rPr>
+        <w:t xml:space="preserve">number</w:t>
+      </w:r>
+      <w:r>
+        <w:rPr>
+          <w:rStyle w:val="OperatorTok"/>
+        </w:rPr>
+        <w:t xml:space="preserve">;</w:t>
+      </w:r>
+      <w:r>
+        <w:br/>
+      </w:r>
+      <w:r>
+        <w:rPr>
+          <w:rStyle w:val="NormalTok"/>
+        </w:rPr>
+        <w:t xml:space="preserve">  dataInicio</w:t>
+      </w:r>
+      <w:r>
+        <w:rPr>
+          <w:rStyle w:val="OperatorTok"/>
+        </w:rPr>
+        <w:t xml:space="preserve">?:</w:t>
+      </w:r>
+      <w:r>
+        <w:rPr>
+          <w:rStyle w:val="NormalTok"/>
+        </w:rPr>
+        <w:t xml:space="preserve"> </w:t>
+      </w:r>
+      <w:r>
+        <w:rPr>
+          <w:rStyle w:val="DataTypeTok"/>
+        </w:rPr>
+        <w:t xml:space="preserve">string</w:t>
+      </w:r>
+      <w:r>
+        <w:rPr>
+          <w:rStyle w:val="OperatorTok"/>
+        </w:rPr>
+        <w:t xml:space="preserve">;</w:t>
+      </w:r>
+      <w:r>
+        <w:br/>
+      </w:r>
+      <w:r>
+        <w:rPr>
+          <w:rStyle w:val="NormalTok"/>
+        </w:rPr>
+        <w:t xml:space="preserve">}</w:t>
+      </w:r>
+    </w:p>
+    <w:p>
+      <w:r>
+        <w:pict>
+          <v:rect style="width:0;height:1.5pt" o:hralign="center" o:hrstd="t" o:hr="t"/>
+        </w:pict>
+      </w:r>
+    </w:p>
+    <w:bookmarkEnd w:id="31"/>
+    <w:bookmarkEnd w:id="32"/>
+    <w:bookmarkStart w:id="35" w:name="serviços"/>
     <w:p>
       <w:pPr>
         <w:pStyle w:val="Heading2"/>
@@ -1888,7 +3429,7 @@
         <w:t xml:space="preserve">Serviços</w:t>
       </w:r>
     </w:p>
-    <w:bookmarkStart w:id="29" w:name="pacienteservice"/>
+    <w:bookmarkStart w:id="33" w:name="pacienteservice"/>
     <w:p>
       <w:pPr>
         <w:pStyle w:val="Heading3"/>
@@ -1940,16 +3481,93 @@
         <w:rPr>
           <w:b/>
         </w:rPr>
-        <w:t xml:space="preserve">URL base:</w:t>
-      </w:r>
-      <w:r>
-        <w:t xml:space="preserve"> </w:t>
-      </w:r>
-      <w:r>
-        <w:rPr>
-          <w:rStyle w:val="VerbatimChar"/>
-        </w:rPr>
-        <w:t xml:space="preserve">http://localhost:8080/pacientes</w:t>
+        <w:t xml:space="preserve">URL base no frontend:</w:t>
+      </w:r>
+      <w:r>
+        <w:t xml:space="preserve"> </w:t>
+      </w:r>
+      <w:r>
+        <w:rPr>
+          <w:rStyle w:val="VerbatimChar"/>
+        </w:rPr>
+        <w:t xml:space="preserve">/api/pacientes</w:t>
+      </w:r>
+    </w:p>
+    <w:p>
+      <w:pPr>
+        <w:pStyle w:val="BodyText"/>
+      </w:pPr>
+      <w:r>
+        <w:t xml:space="preserve">Em desenvolvimento local, o Angular CLI redireciona</w:t>
+      </w:r>
+      <w:r>
+        <w:t xml:space="preserve"> </w:t>
+      </w:r>
+      <w:r>
+        <w:rPr>
+          <w:rStyle w:val="VerbatimChar"/>
+        </w:rPr>
+        <w:t xml:space="preserve">/api</w:t>
+      </w:r>
+      <w:r>
+        <w:t xml:space="preserve"> </w:t>
+      </w:r>
+      <w:r>
+        <w:t xml:space="preserve">para</w:t>
+      </w:r>
+      <w:r>
+        <w:t xml:space="preserve"> </w:t>
+      </w:r>
+      <w:r>
+        <w:rPr>
+          <w:rStyle w:val="VerbatimChar"/>
+        </w:rPr>
+        <w:t xml:space="preserve">http://localhost:8080</w:t>
+      </w:r>
+      <w:r>
+        <w:t xml:space="preserve"> </w:t>
+      </w:r>
+      <w:r>
+        <w:t xml:space="preserve">via</w:t>
+      </w:r>
+      <w:r>
+        <w:t xml:space="preserve"> </w:t>
+      </w:r>
+      <w:r>
+        <w:rPr>
+          <w:rStyle w:val="VerbatimChar"/>
+        </w:rPr>
+        <w:t xml:space="preserve">proxy.conf.json</w:t>
+      </w:r>
+      <w:r>
+        <w:t xml:space="preserve">. Em Docker, o Nginx redireciona</w:t>
+      </w:r>
+      <w:r>
+        <w:t xml:space="preserve"> </w:t>
+      </w:r>
+      <w:r>
+        <w:rPr>
+          <w:rStyle w:val="VerbatimChar"/>
+        </w:rPr>
+        <w:t xml:space="preserve">/api</w:t>
+      </w:r>
+      <w:r>
+        <w:t xml:space="preserve"> </w:t>
+      </w:r>
+      <w:r>
+        <w:t xml:space="preserve">para o valor de</w:t>
+      </w:r>
+      <w:r>
+        <w:t xml:space="preserve"> </w:t>
+      </w:r>
+      <w:r>
+        <w:rPr>
+          <w:rStyle w:val="VerbatimChar"/>
+        </w:rPr>
+        <w:t xml:space="preserve">BACKEND_URL</w:t>
+      </w:r>
+      <w:r>
+        <w:t xml:space="preserve">.</w:t>
       </w:r>
     </w:p>
     <w:tbl>
@@ -2030,7 +3648,7 @@
               <w:rPr>
                 <w:rStyle w:val="VerbatimChar"/>
               </w:rPr>
-              <w:t xml:space="preserve">listar(page, size)</w:t>
+              <w:t xml:space="preserve">listar(page, size, filtro)</w:t>
             </w:r>
           </w:p>
         </w:tc>
@@ -2044,18 +3662,18 @@
               <w:rPr>
                 <w:rStyle w:val="VerbatimChar"/>
               </w:rPr>
-              <w:t xml:space="preserve">GET /pacientes?page&amp;size&amp;sort=nome</w:t>
-            </w:r>
-          </w:p>
-        </w:tc>
-        <w:tc>
-          <w:p>
-            <w:pPr>
-              <w:pStyle w:val="Compact"/>
-              <w:jc w:val="left"/>
-            </w:pPr>
-            <w:r>
-              <w:t xml:space="preserve">Lista pacientes paginados</w:t>
+              <w:t xml:space="preserve">GET /pacientes?page&amp;size&amp;sort=nome&amp;nome&amp;email&amp;cpf&amp;telefone&amp;ativo</w:t>
+            </w:r>
+          </w:p>
+        </w:tc>
+        <w:tc>
+          <w:p>
+            <w:pPr>
+              <w:pStyle w:val="Compact"/>
+              <w:jc w:val="left"/>
+            </w:pPr>
+            <w:r>
+              <w:t xml:space="preserve">Lista pacientes paginados com filtros opcionais</w:t>
             </w:r>
           </w:p>
         </w:tc>
@@ -2178,7 +3796,48 @@
               <w:jc w:val="left"/>
             </w:pPr>
             <w:r>
-              <w:t xml:space="preserve">Atualiza dados do paciente</w:t>
+              <w:t xml:space="preserve">Atualiza dados do paciente (e-mail incluso, CPF é imutável)</w:t>
+            </w:r>
+          </w:p>
+        </w:tc>
+      </w:tr>
+      <w:tr>
+        <w:tc>
+          <w:p>
+            <w:pPr>
+              <w:pStyle w:val="Compact"/>
+              <w:jc w:val="left"/>
+            </w:pPr>
+            <w:r>
+              <w:rPr>
+                <w:rStyle w:val="VerbatimChar"/>
+              </w:rPr>
+              <w:t xml:space="preserve">ativar(id)</w:t>
+            </w:r>
+          </w:p>
+        </w:tc>
+        <w:tc>
+          <w:p>
+            <w:pPr>
+              <w:pStyle w:val="Compact"/>
+              <w:jc w:val="left"/>
+            </w:pPr>
+            <w:r>
+              <w:rPr>
+                <w:rStyle w:val="VerbatimChar"/>
+              </w:rPr>
+              <w:t xml:space="preserve">PATCH /pacientes/{id}/ativar</w:t>
+            </w:r>
+          </w:p>
+        </w:tc>
+        <w:tc>
+          <w:p>
+            <w:pPr>
+              <w:pStyle w:val="Compact"/>
+              <w:jc w:val="left"/>
+            </w:pPr>
+            <w:r>
+              <w:t xml:space="preserve">Reativa paciente inativo</w:t>
             </w:r>
           </w:p>
         </w:tc>
@@ -2208,7 +3867,7 @@
               <w:rPr>
                 <w:rStyle w:val="VerbatimChar"/>
               </w:rPr>
-              <w:t xml:space="preserve">DELETE /pacientes/{id}</w:t>
+              <w:t xml:space="preserve">PATCH /pacientes/{id}/inativar</w:t>
             </w:r>
           </w:p>
         </w:tc>
@@ -2220,6 +3879,385 @@
             </w:pPr>
             <w:r>
               <w:t xml:space="preserve">Inativa paciente (soft delete)</w:t>
+            </w:r>
+          </w:p>
+        </w:tc>
+      </w:tr>
+    </w:tbl>
+    <w:bookmarkEnd w:id="33"/>
+    <w:bookmarkStart w:id="34" w:name="profissionalservice"/>
+    <w:p>
+      <w:pPr>
+        <w:pStyle w:val="Heading3"/>
+      </w:pPr>
+      <w:r>
+        <w:rPr>
+          <w:rStyle w:val="VerbatimChar"/>
+        </w:rPr>
+        <w:t xml:space="preserve">ProfissionalService</w:t>
+      </w:r>
+    </w:p>
+    <w:p>
+      <w:pPr>
+        <w:pStyle w:val="FirstParagraph"/>
+      </w:pPr>
+      <w:r>
+        <w:t xml:space="preserve">Arquivo:</w:t>
+      </w:r>
+      <w:r>
+        <w:t xml:space="preserve"> </w:t>
+      </w:r>
+      <w:r>
+        <w:rPr>
+          <w:rStyle w:val="VerbatimChar"/>
+        </w:rPr>
+        <w:t xml:space="preserve">src/app/core/services/profissional.service.ts</w:t>
+      </w:r>
+      <w:r>
+        <w:t xml:space="preserve"> </w:t>
+      </w:r>
+      <w:r>
+        <w:t xml:space="preserve">Injetável em toda a aplicação (</w:t>
+      </w:r>
+      <w:r>
+        <w:rPr>
+          <w:rStyle w:val="VerbatimChar"/>
+        </w:rPr>
+        <w:t xml:space="preserve">providedIn: 'root'</w:t>
+      </w:r>
+      <w:r>
+        <w:t xml:space="preserve">).</w:t>
+      </w:r>
+    </w:p>
+    <w:p>
+      <w:pPr>
+        <w:pStyle w:val="BodyText"/>
+      </w:pPr>
+      <w:r>
+        <w:rPr>
+          <w:b/>
+        </w:rPr>
+        <w:t xml:space="preserve">URL base no frontend:</w:t>
+      </w:r>
+      <w:r>
+        <w:t xml:space="preserve"> </w:t>
+      </w:r>
+      <w:r>
+        <w:rPr>
+          <w:rStyle w:val="VerbatimChar"/>
+        </w:rPr>
+        <w:t xml:space="preserve">/api/profissionais</w:t>
+      </w:r>
+    </w:p>
+    <w:tbl>
+      <w:tblPr>
+        <w:tblStyle w:val="Table"/>
+        <w:tblW w:type="pct" w:w="5000.0"/>
+        <w:tblLook w:firstRow="1" w:lastRow="0" w:firstColumn="0" w:lastColumn="0" w:noHBand="0" w:noVBand="0"/>
+      </w:tblPr>
+      <w:tblGrid>
+        <w:gridCol w:w="1835"/>
+        <w:gridCol w:w="2800"/>
+        <w:gridCol w:w="3283"/>
+      </w:tblGrid>
+      <w:tr>
+        <w:trPr>
+          <w:cnfStyle w:firstRow="1"/>
+        </w:trPr>
+        <w:tc>
+          <w:tcPr>
+            <w:tcBorders>
+              <w:bottom w:val="single"/>
+            </w:tcBorders>
+            <w:vAlign w:val="bottom"/>
+          </w:tcPr>
+          <w:p>
+            <w:pPr>
+              <w:pStyle w:val="Compact"/>
+              <w:jc w:val="left"/>
+            </w:pPr>
+            <w:r>
+              <w:t xml:space="preserve">Método</w:t>
+            </w:r>
+          </w:p>
+        </w:tc>
+        <w:tc>
+          <w:tcPr>
+            <w:tcBorders>
+              <w:bottom w:val="single"/>
+            </w:tcBorders>
+            <w:vAlign w:val="bottom"/>
+          </w:tcPr>
+          <w:p>
+            <w:pPr>
+              <w:pStyle w:val="Compact"/>
+              <w:jc w:val="left"/>
+            </w:pPr>
+            <w:r>
+              <w:t xml:space="preserve">Endpoint HTTP</w:t>
+            </w:r>
+          </w:p>
+        </w:tc>
+        <w:tc>
+          <w:tcPr>
+            <w:tcBorders>
+              <w:bottom w:val="single"/>
+            </w:tcBorders>
+            <w:vAlign w:val="bottom"/>
+          </w:tcPr>
+          <w:p>
+            <w:pPr>
+              <w:pStyle w:val="Compact"/>
+              <w:jc w:val="left"/>
+            </w:pPr>
+            <w:r>
+              <w:t xml:space="preserve">Descrição</w:t>
+            </w:r>
+          </w:p>
+        </w:tc>
+      </w:tr>
+      <w:tr>
+        <w:tc>
+          <w:p>
+            <w:pPr>
+              <w:pStyle w:val="Compact"/>
+              <w:jc w:val="left"/>
+            </w:pPr>
+            <w:r>
+              <w:rPr>
+                <w:rStyle w:val="VerbatimChar"/>
+              </w:rPr>
+              <w:t xml:space="preserve">listar(page, size)</w:t>
+            </w:r>
+          </w:p>
+        </w:tc>
+        <w:tc>
+          <w:p>
+            <w:pPr>
+              <w:pStyle w:val="Compact"/>
+              <w:jc w:val="left"/>
+            </w:pPr>
+            <w:r>
+              <w:rPr>
+                <w:rStyle w:val="VerbatimChar"/>
+              </w:rPr>
+              <w:t xml:space="preserve">GET /profissionais?page&amp;size&amp;sort=nome</w:t>
+            </w:r>
+          </w:p>
+        </w:tc>
+        <w:tc>
+          <w:p>
+            <w:pPr>
+              <w:pStyle w:val="Compact"/>
+              <w:jc w:val="left"/>
+            </w:pPr>
+            <w:r>
+              <w:t xml:space="preserve">Lista profissionais ativos paginados</w:t>
+            </w:r>
+          </w:p>
+        </w:tc>
+      </w:tr>
+      <w:tr>
+        <w:tc>
+          <w:p>
+            <w:pPr>
+              <w:pStyle w:val="Compact"/>
+              <w:jc w:val="left"/>
+            </w:pPr>
+            <w:r>
+              <w:rPr>
+                <w:rStyle w:val="VerbatimChar"/>
+              </w:rPr>
+              <w:t xml:space="preserve">buscar(id)</w:t>
+            </w:r>
+          </w:p>
+        </w:tc>
+        <w:tc>
+          <w:p>
+            <w:pPr>
+              <w:pStyle w:val="Compact"/>
+              <w:jc w:val="left"/>
+            </w:pPr>
+            <w:r>
+              <w:rPr>
+                <w:rStyle w:val="VerbatimChar"/>
+              </w:rPr>
+              <w:t xml:space="preserve">GET /profissionais/{id}</w:t>
+            </w:r>
+          </w:p>
+        </w:tc>
+        <w:tc>
+          <w:p>
+            <w:pPr>
+              <w:pStyle w:val="Compact"/>
+              <w:jc w:val="left"/>
+            </w:pPr>
+            <w:r>
+              <w:t xml:space="preserve">Busca profissional por ID</w:t>
+            </w:r>
+          </w:p>
+        </w:tc>
+      </w:tr>
+      <w:tr>
+        <w:tc>
+          <w:p>
+            <w:pPr>
+              <w:pStyle w:val="Compact"/>
+              <w:jc w:val="left"/>
+            </w:pPr>
+            <w:r>
+              <w:rPr>
+                <w:rStyle w:val="VerbatimChar"/>
+              </w:rPr>
+              <w:t xml:space="preserve">cadastrar(dto)</w:t>
+            </w:r>
+          </w:p>
+        </w:tc>
+        <w:tc>
+          <w:p>
+            <w:pPr>
+              <w:pStyle w:val="Compact"/>
+              <w:jc w:val="left"/>
+            </w:pPr>
+            <w:r>
+              <w:rPr>
+                <w:rStyle w:val="VerbatimChar"/>
+              </w:rPr>
+              <w:t xml:space="preserve">POST /profissionais</w:t>
+            </w:r>
+          </w:p>
+        </w:tc>
+        <w:tc>
+          <w:p>
+            <w:pPr>
+              <w:pStyle w:val="Compact"/>
+              <w:jc w:val="left"/>
+            </w:pPr>
+            <w:r>
+              <w:t xml:space="preserve">Cria novo profissional</w:t>
+            </w:r>
+          </w:p>
+        </w:tc>
+      </w:tr>
+      <w:tr>
+        <w:tc>
+          <w:p>
+            <w:pPr>
+              <w:pStyle w:val="Compact"/>
+              <w:jc w:val="left"/>
+            </w:pPr>
+            <w:r>
+              <w:rPr>
+                <w:rStyle w:val="VerbatimChar"/>
+              </w:rPr>
+              <w:t xml:space="preserve">atualizar(id, dto)</w:t>
+            </w:r>
+          </w:p>
+        </w:tc>
+        <w:tc>
+          <w:p>
+            <w:pPr>
+              <w:pStyle w:val="Compact"/>
+              <w:jc w:val="left"/>
+            </w:pPr>
+            <w:r>
+              <w:rPr>
+                <w:rStyle w:val="VerbatimChar"/>
+              </w:rPr>
+              <w:t xml:space="preserve">PUT /profissionais/{id}</w:t>
+            </w:r>
+          </w:p>
+        </w:tc>
+        <w:tc>
+          <w:p>
+            <w:pPr>
+              <w:pStyle w:val="Compact"/>
+              <w:jc w:val="left"/>
+            </w:pPr>
+            <w:r>
+              <w:t xml:space="preserve">Atualiza dados do profissional</w:t>
+            </w:r>
+          </w:p>
+        </w:tc>
+      </w:tr>
+      <w:tr>
+        <w:tc>
+          <w:p>
+            <w:pPr>
+              <w:pStyle w:val="Compact"/>
+              <w:jc w:val="left"/>
+            </w:pPr>
+            <w:r>
+              <w:rPr>
+                <w:rStyle w:val="VerbatimChar"/>
+              </w:rPr>
+              <w:t xml:space="preserve">ativar(id)</w:t>
+            </w:r>
+          </w:p>
+        </w:tc>
+        <w:tc>
+          <w:p>
+            <w:pPr>
+              <w:pStyle w:val="Compact"/>
+              <w:jc w:val="left"/>
+            </w:pPr>
+            <w:r>
+              <w:rPr>
+                <w:rStyle w:val="VerbatimChar"/>
+              </w:rPr>
+              <w:t xml:space="preserve">PATCH /profissionais/{id}/ativar</w:t>
+            </w:r>
+          </w:p>
+        </w:tc>
+        <w:tc>
+          <w:p>
+            <w:pPr>
+              <w:pStyle w:val="Compact"/>
+              <w:jc w:val="left"/>
+            </w:pPr>
+            <w:r>
+              <w:t xml:space="preserve">Reativa profissional inativo</w:t>
+            </w:r>
+          </w:p>
+        </w:tc>
+      </w:tr>
+      <w:tr>
+        <w:tc>
+          <w:p>
+            <w:pPr>
+              <w:pStyle w:val="Compact"/>
+              <w:jc w:val="left"/>
+            </w:pPr>
+            <w:r>
+              <w:rPr>
+                <w:rStyle w:val="VerbatimChar"/>
+              </w:rPr>
+              <w:t xml:space="preserve">inativar(id)</w:t>
+            </w:r>
+          </w:p>
+        </w:tc>
+        <w:tc>
+          <w:p>
+            <w:pPr>
+              <w:pStyle w:val="Compact"/>
+              <w:jc w:val="left"/>
+            </w:pPr>
+            <w:r>
+              <w:rPr>
+                <w:rStyle w:val="VerbatimChar"/>
+              </w:rPr>
+              <w:t xml:space="preserve">PATCH /profissionais/{id}/inativar</w:t>
+            </w:r>
+          </w:p>
+        </w:tc>
+        <w:tc>
+          <w:p>
+            <w:pPr>
+              <w:pStyle w:val="Compact"/>
+              <w:jc w:val="left"/>
+            </w:pPr>
+            <w:r>
+              <w:t xml:space="preserve">Inativa profissional</w:t>
             </w:r>
           </w:p>
         </w:tc>
@@ -2232,9 +4270,9 @@
         </w:pict>
       </w:r>
     </w:p>
-    <w:bookmarkEnd w:id="29"/>
-    <w:bookmarkEnd w:id="30"/>
-    <w:bookmarkStart w:id="31" w:name="rotas"/>
+    <w:bookmarkEnd w:id="34"/>
+    <w:bookmarkEnd w:id="35"/>
+    <w:bookmarkStart w:id="36" w:name="rotas"/>
     <w:p>
       <w:pPr>
         <w:pStyle w:val="Heading2"/>
@@ -2567,6 +4605,170 @@
           </w:p>
         </w:tc>
       </w:tr>
+      <w:tr>
+        <w:tc>
+          <w:p>
+            <w:pPr>
+              <w:pStyle w:val="Compact"/>
+              <w:jc w:val="left"/>
+            </w:pPr>
+            <w:r>
+              <w:rPr>
+                <w:rStyle w:val="VerbatimChar"/>
+              </w:rPr>
+              <w:t xml:space="preserve">/profissionais</w:t>
+            </w:r>
+          </w:p>
+        </w:tc>
+        <w:tc>
+          <w:p>
+            <w:pPr>
+              <w:pStyle w:val="Compact"/>
+              <w:jc w:val="left"/>
+            </w:pPr>
+            <w:r>
+              <w:rPr>
+                <w:rStyle w:val="VerbatimChar"/>
+              </w:rPr>
+              <w:t xml:space="preserve">ProfissionalListComponent</w:t>
+            </w:r>
+          </w:p>
+        </w:tc>
+        <w:tc>
+          <w:p>
+            <w:pPr>
+              <w:pStyle w:val="Compact"/>
+              <w:jc w:val="left"/>
+            </w:pPr>
+            <w:r>
+              <w:t xml:space="preserve">Lista de profissionais</w:t>
+            </w:r>
+          </w:p>
+        </w:tc>
+      </w:tr>
+      <w:tr>
+        <w:tc>
+          <w:p>
+            <w:pPr>
+              <w:pStyle w:val="Compact"/>
+              <w:jc w:val="left"/>
+            </w:pPr>
+            <w:r>
+              <w:rPr>
+                <w:rStyle w:val="VerbatimChar"/>
+              </w:rPr>
+              <w:t xml:space="preserve">/profissionais/novo</w:t>
+            </w:r>
+          </w:p>
+        </w:tc>
+        <w:tc>
+          <w:p>
+            <w:pPr>
+              <w:pStyle w:val="Compact"/>
+              <w:jc w:val="left"/>
+            </w:pPr>
+            <w:r>
+              <w:rPr>
+                <w:rStyle w:val="VerbatimChar"/>
+              </w:rPr>
+              <w:t xml:space="preserve">ProfissionalFormComponent</w:t>
+            </w:r>
+          </w:p>
+        </w:tc>
+        <w:tc>
+          <w:p>
+            <w:pPr>
+              <w:pStyle w:val="Compact"/>
+              <w:jc w:val="left"/>
+            </w:pPr>
+            <w:r>
+              <w:t xml:space="preserve">Formulário de cadastro</w:t>
+            </w:r>
+          </w:p>
+        </w:tc>
+      </w:tr>
+      <w:tr>
+        <w:tc>
+          <w:p>
+            <w:pPr>
+              <w:pStyle w:val="Compact"/>
+              <w:jc w:val="left"/>
+            </w:pPr>
+            <w:r>
+              <w:rPr>
+                <w:rStyle w:val="VerbatimChar"/>
+              </w:rPr>
+              <w:t xml:space="preserve">/profissionais/:id</w:t>
+            </w:r>
+          </w:p>
+        </w:tc>
+        <w:tc>
+          <w:p>
+            <w:pPr>
+              <w:pStyle w:val="Compact"/>
+              <w:jc w:val="left"/>
+            </w:pPr>
+            <w:r>
+              <w:rPr>
+                <w:rStyle w:val="VerbatimChar"/>
+              </w:rPr>
+              <w:t xml:space="preserve">ProfissionalDetailComponent</w:t>
+            </w:r>
+          </w:p>
+        </w:tc>
+        <w:tc>
+          <w:p>
+            <w:pPr>
+              <w:pStyle w:val="Compact"/>
+              <w:jc w:val="left"/>
+            </w:pPr>
+            <w:r>
+              <w:t xml:space="preserve">Detalhes do profissional</w:t>
+            </w:r>
+          </w:p>
+        </w:tc>
+      </w:tr>
+      <w:tr>
+        <w:tc>
+          <w:p>
+            <w:pPr>
+              <w:pStyle w:val="Compact"/>
+              <w:jc w:val="left"/>
+            </w:pPr>
+            <w:r>
+              <w:rPr>
+                <w:rStyle w:val="VerbatimChar"/>
+              </w:rPr>
+              <w:t xml:space="preserve">/profissionais/:id/editar</w:t>
+            </w:r>
+          </w:p>
+        </w:tc>
+        <w:tc>
+          <w:p>
+            <w:pPr>
+              <w:pStyle w:val="Compact"/>
+              <w:jc w:val="left"/>
+            </w:pPr>
+            <w:r>
+              <w:rPr>
+                <w:rStyle w:val="VerbatimChar"/>
+              </w:rPr>
+              <w:t xml:space="preserve">ProfissionalFormComponent</w:t>
+            </w:r>
+          </w:p>
+        </w:tc>
+        <w:tc>
+          <w:p>
+            <w:pPr>
+              <w:pStyle w:val="Compact"/>
+              <w:jc w:val="left"/>
+            </w:pPr>
+            <w:r>
+              <w:t xml:space="preserve">Formulário de edição</w:t>
+            </w:r>
+          </w:p>
+        </w:tc>
+      </w:tr>
     </w:tbl>
     <w:p>
       <w:r>
@@ -2575,8 +4777,8 @@
         </w:pict>
       </w:r>
     </w:p>
-    <w:bookmarkEnd w:id="31"/>
-    <w:bookmarkStart w:id="37" w:name="componentes"/>
+    <w:bookmarkEnd w:id="36"/>
+    <w:bookmarkStart w:id="42" w:name="componentes"/>
     <w:p>
       <w:pPr>
         <w:pStyle w:val="Heading2"/>
@@ -2585,7 +4787,7 @@
         <w:t xml:space="preserve">Componentes</w:t>
       </w:r>
     </w:p>
-    <w:bookmarkStart w:id="32" w:name="appcomponent"/>
+    <w:bookmarkStart w:id="37" w:name="appcomponent"/>
     <w:p>
       <w:pPr>
         <w:pStyle w:val="Heading3"/>
@@ -2642,8 +4844,8 @@
         <w:t xml:space="preserve">para renderização das páginas</w:t>
       </w:r>
     </w:p>
-    <w:bookmarkEnd w:id="32"/>
-    <w:bookmarkStart w:id="33" w:name="pacientelistcomponent"/>
+    <w:bookmarkEnd w:id="37"/>
+    <w:bookmarkStart w:id="38" w:name="pacientelistcomponent"/>
     <w:p>
       <w:pPr>
         <w:pStyle w:val="Heading3"/>
@@ -2664,7 +4866,7 @@
         <w:pStyle w:val="Compact"/>
       </w:pPr>
       <w:r>
-        <w:t xml:space="preserve">Tabela paginada de pacientes ativos</w:t>
+        <w:t xml:space="preserve">Tabela paginada de pacientes</w:t>
       </w:r>
     </w:p>
     <w:p>
@@ -2676,7 +4878,7 @@
         <w:pStyle w:val="Compact"/>
       </w:pPr>
       <w:r>
-        <w:t xml:space="preserve">Colunas: Nome, E-mail, CPF, Telefone, Ações</w:t>
+        <w:t xml:space="preserve">Filtros por nome, e-mail, CPF, telefone e status (ativos/inativos)</w:t>
       </w:r>
     </w:p>
     <w:p>
@@ -2688,7 +4890,7 @@
         <w:pStyle w:val="Compact"/>
       </w:pPr>
       <w:r>
-        <w:t xml:space="preserve">Ações: Ver, Editar, Inativar</w:t>
+        <w:t xml:space="preserve">Colunas: Nome, E-mail, CPF, Telefone, Status, Ações</w:t>
       </w:r>
     </w:p>
     <w:p>
@@ -2700,7 +4902,7 @@
         <w:pStyle w:val="Compact"/>
       </w:pPr>
       <w:r>
-        <w:t xml:space="preserve">Diálogo de confirmação inline para inativação</w:t>
+        <w:t xml:space="preserve">Ações: Ver, Editar, Inativar para ativos e Ativar para inativos</w:t>
       </w:r>
     </w:p>
     <w:p>
@@ -2712,11 +4914,23 @@
         <w:pStyle w:val="Compact"/>
       </w:pPr>
       <w:r>
+        <w:t xml:space="preserve">Diálogo de confirmação inline para ativação e inativação</w:t>
+      </w:r>
+    </w:p>
+    <w:p>
+      <w:pPr>
+        <w:numPr>
+          <w:ilvl w:val="0"/>
+          <w:numId w:val="1002"/>
+        </w:numPr>
+        <w:pStyle w:val="Compact"/>
+      </w:pPr>
+      <w:r>
         <w:t xml:space="preserve">Tratamento de erros e estado de carregamento</w:t>
       </w:r>
     </w:p>
-    <w:bookmarkEnd w:id="33"/>
-    <w:bookmarkStart w:id="34" w:name="pacienteformcomponent"/>
+    <w:bookmarkEnd w:id="38"/>
+    <w:bookmarkStart w:id="39" w:name="pacienteformcomponent"/>
     <w:p>
       <w:pPr>
         <w:pStyle w:val="Heading3"/>
@@ -2773,7 +4987,7 @@
         <w:pStyle w:val="Compact"/>
       </w:pPr>
       <w:r>
-        <w:t xml:space="preserve">Em modo edição: e-mail e CPF desabilitados (read-only)</w:t>
+        <w:t xml:space="preserve">Em modo edição: apenas CPF é desabilitado (e-mail pode ser atualizado)</w:t>
       </w:r>
     </w:p>
     <w:p>
@@ -2788,8 +5002,8 @@
         <w:t xml:space="preserve">Feedback de erros em tempo real</w:t>
       </w:r>
     </w:p>
-    <w:bookmarkEnd w:id="34"/>
-    <w:bookmarkStart w:id="35" w:name="pacientedetailcomponent"/>
+    <w:bookmarkEnd w:id="39"/>
+    <w:bookmarkStart w:id="40" w:name="pacientedetailcomponent"/>
     <w:p>
       <w:pPr>
         <w:pStyle w:val="Heading3"/>
@@ -2834,7 +5048,37 @@
         <w:pStyle w:val="Compact"/>
       </w:pPr>
       <w:r>
-        <w:t xml:space="preserve">Ações: Editar, Inativar, Voltar</w:t>
+        <w:t xml:space="preserve">Ações: Editar, Voltar;</w:t>
+      </w:r>
+      <w:r>
+        <w:t xml:space="preserve"> </w:t>
+      </w:r>
+      <w:r>
+        <w:rPr>
+          <w:b/>
+        </w:rPr>
+        <w:t xml:space="preserve">Inativar</w:t>
+      </w:r>
+      <w:r>
+        <w:t xml:space="preserve"> </w:t>
+      </w:r>
+      <w:r>
+        <w:t xml:space="preserve">(se ativo) ou</w:t>
+      </w:r>
+      <w:r>
+        <w:t xml:space="preserve"> </w:t>
+      </w:r>
+      <w:r>
+        <w:rPr>
+          <w:b/>
+        </w:rPr>
+        <w:t xml:space="preserve">Ativar</w:t>
+      </w:r>
+      <w:r>
+        <w:t xml:space="preserve"> </w:t>
+      </w:r>
+      <w:r>
+        <w:t xml:space="preserve">(se inativo)</w:t>
       </w:r>
     </w:p>
     <w:p>
@@ -2846,11 +5090,11 @@
         <w:pStyle w:val="Compact"/>
       </w:pPr>
       <w:r>
-        <w:t xml:space="preserve">Diálogo de confirmação para inativação</w:t>
-      </w:r>
-    </w:p>
-    <w:bookmarkEnd w:id="35"/>
-    <w:bookmarkStart w:id="36" w:name="confirmardialogcomponent-shared"/>
+        <w:t xml:space="preserve">Diálogos de confirmação para ativação e inativação</w:t>
+      </w:r>
+    </w:p>
+    <w:bookmarkEnd w:id="40"/>
+    <w:bookmarkStart w:id="41" w:name="confirmardialogcomponent-shared"/>
     <w:p>
       <w:pPr>
         <w:pStyle w:val="Heading3"/>
@@ -2890,9 +5134,9 @@
         </w:pict>
       </w:r>
     </w:p>
-    <w:bookmarkEnd w:id="36"/>
-    <w:bookmarkEnd w:id="37"/>
-    <w:bookmarkStart w:id="40" w:name="design-system"/>
+    <w:bookmarkEnd w:id="41"/>
+    <w:bookmarkEnd w:id="42"/>
+    <w:bookmarkStart w:id="45" w:name="design-system"/>
     <w:p>
       <w:pPr>
         <w:pStyle w:val="Heading2"/>
@@ -2918,7 +5162,7 @@
         <w:t xml:space="preserve">src/styles.scss</w:t>
       </w:r>
     </w:p>
-    <w:bookmarkStart w:id="38" w:name="variáveis-css-custom-properties"/>
+    <w:bookmarkStart w:id="43" w:name="variáveis-css-custom-properties"/>
     <w:p>
       <w:pPr>
         <w:pStyle w:val="Heading3"/>
@@ -3019,8 +5263,8 @@
         <w:t xml:space="preserve">--radius:       6px</w:t>
       </w:r>
     </w:p>
-    <w:bookmarkEnd w:id="38"/>
-    <w:bookmarkStart w:id="39" w:name="elementos-estilizados-globalmente"/>
+    <w:bookmarkEnd w:id="43"/>
+    <w:bookmarkStart w:id="44" w:name="elementos-estilizados-globalmente"/>
     <w:p>
       <w:pPr>
         <w:pStyle w:val="Heading3"/>
@@ -3120,9 +5364,9 @@
         </w:pict>
       </w:r>
     </w:p>
-    <w:bookmarkEnd w:id="39"/>
-    <w:bookmarkEnd w:id="40"/>
-    <w:bookmarkStart w:id="41" w:name="scripts-disponíveis"/>
+    <w:bookmarkEnd w:id="44"/>
+    <w:bookmarkEnd w:id="45"/>
+    <w:bookmarkStart w:id="46" w:name="scripts-disponíveis"/>
     <w:p>
       <w:pPr>
         <w:pStyle w:val="Heading2"/>
@@ -3200,8 +5444,8 @@
         </w:pict>
       </w:r>
     </w:p>
-    <w:bookmarkEnd w:id="41"/>
-    <w:bookmarkStart w:id="42" w:name="configuração-de-build"/>
+    <w:bookmarkEnd w:id="46"/>
+    <w:bookmarkStart w:id="47" w:name="configuração-de-build"/>
     <w:p>
       <w:pPr>
         <w:pStyle w:val="Heading2"/>
@@ -3413,23 +5657,727 @@
         </w:pict>
       </w:r>
     </w:p>
-    <w:bookmarkEnd w:id="42"/>
-    <w:bookmarkStart w:id="45" w:name="status-do-projeto"/>
+    <w:bookmarkEnd w:id="47"/>
+    <w:bookmarkStart w:id="51" w:name="docker"/>
     <w:p>
       <w:pPr>
         <w:pStyle w:val="Heading2"/>
       </w:pPr>
       <w:r>
-        <w:t xml:space="preserve">Status do Projeto</w:t>
-      </w:r>
-    </w:p>
-    <w:bookmarkStart w:id="43" w:name="implementado"/>
+        <w:t xml:space="preserve">Docker</w:t>
+      </w:r>
+    </w:p>
+    <w:p>
+      <w:pPr>
+        <w:pStyle w:val="FirstParagraph"/>
+      </w:pPr>
+      <w:r>
+        <w:t xml:space="preserve">O Dockerfile usa duas etapas:</w:t>
+      </w:r>
+    </w:p>
+    <w:tbl>
+      <w:tblPr>
+        <w:tblStyle w:val="Table"/>
+        <w:tblW w:type="pct" w:w="5000.0"/>
+        <w:tblLook w:firstRow="1" w:lastRow="0" w:firstColumn="0" w:lastColumn="0" w:noHBand="0" w:noVBand="0"/>
+      </w:tblPr>
+      <w:tblGrid>
+        <w:gridCol w:w="1680"/>
+        <w:gridCol w:w="1920"/>
+        <w:gridCol w:w="4320"/>
+      </w:tblGrid>
+      <w:tr>
+        <w:trPr>
+          <w:cnfStyle w:firstRow="1"/>
+        </w:trPr>
+        <w:tc>
+          <w:tcPr>
+            <w:tcBorders>
+              <w:bottom w:val="single"/>
+            </w:tcBorders>
+            <w:vAlign w:val="bottom"/>
+          </w:tcPr>
+          <w:p>
+            <w:pPr>
+              <w:pStyle w:val="Compact"/>
+              <w:jc w:val="left"/>
+            </w:pPr>
+            <w:r>
+              <w:t xml:space="preserve">Etapa</w:t>
+            </w:r>
+          </w:p>
+        </w:tc>
+        <w:tc>
+          <w:tcPr>
+            <w:tcBorders>
+              <w:bottom w:val="single"/>
+            </w:tcBorders>
+            <w:vAlign w:val="bottom"/>
+          </w:tcPr>
+          <w:p>
+            <w:pPr>
+              <w:pStyle w:val="Compact"/>
+              <w:jc w:val="left"/>
+            </w:pPr>
+            <w:r>
+              <w:t xml:space="preserve">Imagem</w:t>
+            </w:r>
+          </w:p>
+        </w:tc>
+        <w:tc>
+          <w:tcPr>
+            <w:tcBorders>
+              <w:bottom w:val="single"/>
+            </w:tcBorders>
+            <w:vAlign w:val="bottom"/>
+          </w:tcPr>
+          <w:p>
+            <w:pPr>
+              <w:pStyle w:val="Compact"/>
+              <w:jc w:val="left"/>
+            </w:pPr>
+            <w:r>
+              <w:t xml:space="preserve">Responsabilidade</w:t>
+            </w:r>
+          </w:p>
+        </w:tc>
+      </w:tr>
+      <w:tr>
+        <w:tc>
+          <w:p>
+            <w:pPr>
+              <w:pStyle w:val="Compact"/>
+              <w:jc w:val="left"/>
+            </w:pPr>
+            <w:r>
+              <w:rPr>
+                <w:rStyle w:val="VerbatimChar"/>
+              </w:rPr>
+              <w:t xml:space="preserve">build</w:t>
+            </w:r>
+          </w:p>
+        </w:tc>
+        <w:tc>
+          <w:p>
+            <w:pPr>
+              <w:pStyle w:val="Compact"/>
+              <w:jc w:val="left"/>
+            </w:pPr>
+            <w:r>
+              <w:rPr>
+                <w:rStyle w:val="VerbatimChar"/>
+              </w:rPr>
+              <w:t xml:space="preserve">node:22-alpine</w:t>
+            </w:r>
+          </w:p>
+        </w:tc>
+        <w:tc>
+          <w:p>
+            <w:pPr>
+              <w:pStyle w:val="Compact"/>
+              <w:jc w:val="left"/>
+            </w:pPr>
+            <w:r>
+              <w:t xml:space="preserve">Instalar dependências com</w:t>
+            </w:r>
+            <w:r>
+              <w:t xml:space="preserve"> </w:t>
+            </w:r>
+            <w:r>
+              <w:rPr>
+                <w:rStyle w:val="VerbatimChar"/>
+              </w:rPr>
+              <w:t xml:space="preserve">npm ci</w:t>
+            </w:r>
+            <w:r>
+              <w:t xml:space="preserve"> </w:t>
+            </w:r>
+            <w:r>
+              <w:t xml:space="preserve">e gerar</w:t>
+            </w:r>
+            <w:r>
+              <w:t xml:space="preserve"> </w:t>
+            </w:r>
+            <w:r>
+              <w:rPr>
+                <w:rStyle w:val="VerbatimChar"/>
+              </w:rPr>
+              <w:t xml:space="preserve">dist/carlessopilatesfe/browser</w:t>
+            </w:r>
+          </w:p>
+        </w:tc>
+      </w:tr>
+      <w:tr>
+        <w:tc>
+          <w:p>
+            <w:pPr>
+              <w:pStyle w:val="Compact"/>
+              <w:jc w:val="left"/>
+            </w:pPr>
+            <w:r>
+              <w:t xml:space="preserve">runtime</w:t>
+            </w:r>
+          </w:p>
+        </w:tc>
+        <w:tc>
+          <w:p>
+            <w:pPr>
+              <w:pStyle w:val="Compact"/>
+              <w:jc w:val="left"/>
+            </w:pPr>
+            <w:r>
+              <w:rPr>
+                <w:rStyle w:val="VerbatimChar"/>
+              </w:rPr>
+              <w:t xml:space="preserve">nginx:1.27-alpine</w:t>
+            </w:r>
+          </w:p>
+        </w:tc>
+        <w:tc>
+          <w:p>
+            <w:pPr>
+              <w:pStyle w:val="Compact"/>
+              <w:jc w:val="left"/>
+            </w:pPr>
+            <w:r>
+              <w:t xml:space="preserve">Servir a SPA e redirecionar</w:t>
+            </w:r>
+            <w:r>
+              <w:t xml:space="preserve"> </w:t>
+            </w:r>
+            <w:r>
+              <w:rPr>
+                <w:rStyle w:val="VerbatimChar"/>
+              </w:rPr>
+              <w:t xml:space="preserve">/api/*</w:t>
+            </w:r>
+            <w:r>
+              <w:t xml:space="preserve"> </w:t>
+            </w:r>
+            <w:r>
+              <w:t xml:space="preserve">para o backend</w:t>
+            </w:r>
+          </w:p>
+        </w:tc>
+      </w:tr>
+    </w:tbl>
+    <w:bookmarkStart w:id="48" w:name="execução-com-compose"/>
     <w:p>
       <w:pPr>
         <w:pStyle w:val="Heading3"/>
       </w:pPr>
       <w:r>
-        <w:t xml:space="preserve">Implementado</w:t>
+        <w:t xml:space="preserve">Execução com Compose</w:t>
+      </w:r>
+    </w:p>
+    <w:p>
+      <w:pPr>
+        <w:pStyle w:val="SourceCode"/>
+      </w:pPr>
+      <w:r>
+        <w:rPr>
+          <w:rStyle w:val="ExtensionTok"/>
+        </w:rPr>
+        <w:t xml:space="preserve">docker</w:t>
+      </w:r>
+      <w:r>
+        <w:rPr>
+          <w:rStyle w:val="NormalTok"/>
+        </w:rPr>
+        <w:t xml:space="preserve"> compose up --build</w:t>
+      </w:r>
+    </w:p>
+    <w:p>
+      <w:pPr>
+        <w:pStyle w:val="FirstParagraph"/>
+      </w:pPr>
+      <w:r>
+        <w:t xml:space="preserve">A aplicação fica disponível em</w:t>
+      </w:r>
+      <w:r>
+        <w:t xml:space="preserve"> </w:t>
+      </w:r>
+      <w:r>
+        <w:rPr>
+          <w:rStyle w:val="VerbatimChar"/>
+        </w:rPr>
+        <w:t xml:space="preserve">http://localhost:4200</w:t>
+      </w:r>
+      <w:r>
+        <w:t xml:space="preserve">. Por padrão,</w:t>
+      </w:r>
+      <w:r>
+        <w:t xml:space="preserve"> </w:t>
+      </w:r>
+      <w:r>
+        <w:rPr>
+          <w:rStyle w:val="VerbatimChar"/>
+        </w:rPr>
+        <w:t xml:space="preserve">BACKEND_URL</w:t>
+      </w:r>
+      <w:r>
+        <w:t xml:space="preserve"> </w:t>
+      </w:r>
+      <w:r>
+        <w:t xml:space="preserve">aponta para</w:t>
+      </w:r>
+      <w:r>
+        <w:t xml:space="preserve"> </w:t>
+      </w:r>
+      <w:r>
+        <w:rPr>
+          <w:rStyle w:val="VerbatimChar"/>
+        </w:rPr>
+        <w:t xml:space="preserve">http://host.docker.internal:8080</w:t>
+      </w:r>
+      <w:r>
+        <w:t xml:space="preserve">.</w:t>
+      </w:r>
+    </w:p>
+    <w:bookmarkEnd w:id="48"/>
+    <w:bookmarkStart w:id="49" w:name="configurar-backend"/>
+    <w:p>
+      <w:pPr>
+        <w:pStyle w:val="Heading3"/>
+      </w:pPr>
+      <w:r>
+        <w:t xml:space="preserve">Configurar backend</w:t>
+      </w:r>
+    </w:p>
+    <w:p>
+      <w:pPr>
+        <w:pStyle w:val="SourceCode"/>
+      </w:pPr>
+      <w:r>
+        <w:rPr>
+          <w:rStyle w:val="VariableTok"/>
+        </w:rPr>
+        <w:t xml:space="preserve">BACKEND_URL=</w:t>
+      </w:r>
+      <w:r>
+        <w:rPr>
+          <w:rStyle w:val="NormalTok"/>
+        </w:rPr>
+        <w:t xml:space="preserve">http://api:8080 </w:t>
+      </w:r>
+      <w:r>
+        <w:rPr>
+          <w:rStyle w:val="ExtensionTok"/>
+        </w:rPr>
+        <w:t xml:space="preserve">docker</w:t>
+      </w:r>
+      <w:r>
+        <w:rPr>
+          <w:rStyle w:val="NormalTok"/>
+        </w:rPr>
+        <w:t xml:space="preserve"> compose up --build</w:t>
+      </w:r>
+    </w:p>
+    <w:bookmarkEnd w:id="49"/>
+    <w:bookmarkStart w:id="50" w:name="execução-com-docker"/>
+    <w:p>
+      <w:pPr>
+        <w:pStyle w:val="Heading3"/>
+      </w:pPr>
+      <w:r>
+        <w:t xml:space="preserve">Execução com Docker</w:t>
+      </w:r>
+    </w:p>
+    <w:p>
+      <w:pPr>
+        <w:pStyle w:val="SourceCode"/>
+      </w:pPr>
+      <w:r>
+        <w:rPr>
+          <w:rStyle w:val="ExtensionTok"/>
+        </w:rPr>
+        <w:t xml:space="preserve">docker</w:t>
+      </w:r>
+      <w:r>
+        <w:rPr>
+          <w:rStyle w:val="NormalTok"/>
+        </w:rPr>
+        <w:t xml:space="preserve"> build -t carlessopilatesfe .</w:t>
+      </w:r>
+      <w:r>
+        <w:br/>
+      </w:r>
+      <w:r>
+        <w:rPr>
+          <w:rStyle w:val="ExtensionTok"/>
+        </w:rPr>
+        <w:t xml:space="preserve">docker</w:t>
+      </w:r>
+      <w:r>
+        <w:rPr>
+          <w:rStyle w:val="NormalTok"/>
+        </w:rPr>
+        <w:t xml:space="preserve"> run --rm -p 4200:80 </w:t>
+      </w:r>
+      <w:r>
+        <w:rPr>
+          <w:rStyle w:val="KeywordTok"/>
+        </w:rPr>
+        <w:t xml:space="preserve">\</w:t>
+      </w:r>
+      <w:r>
+        <w:br/>
+      </w:r>
+      <w:r>
+        <w:rPr>
+          <w:rStyle w:val="NormalTok"/>
+        </w:rPr>
+        <w:t xml:space="preserve">  </w:t>
+      </w:r>
+      <w:r>
+        <w:rPr>
+          <w:rStyle w:val="ExtensionTok"/>
+        </w:rPr>
+        <w:t xml:space="preserve">-e</w:t>
+      </w:r>
+      <w:r>
+        <w:rPr>
+          <w:rStyle w:val="NormalTok"/>
+        </w:rPr>
+        <w:t xml:space="preserve"> BACKEND_URL=http://host.docker.internal:8080 </w:t>
+      </w:r>
+      <w:r>
+        <w:rPr>
+          <w:rStyle w:val="KeywordTok"/>
+        </w:rPr>
+        <w:t xml:space="preserve">\</w:t>
+      </w:r>
+      <w:r>
+        <w:br/>
+      </w:r>
+      <w:r>
+        <w:rPr>
+          <w:rStyle w:val="NormalTok"/>
+        </w:rPr>
+        <w:t xml:space="preserve">  </w:t>
+      </w:r>
+      <w:r>
+        <w:rPr>
+          <w:rStyle w:val="ExtensionTok"/>
+        </w:rPr>
+        <w:t xml:space="preserve">--add-host</w:t>
+      </w:r>
+      <w:r>
+        <w:rPr>
+          <w:rStyle w:val="NormalTok"/>
+        </w:rPr>
+        <w:t xml:space="preserve">=host.docker.internal:host-gateway </w:t>
+      </w:r>
+      <w:r>
+        <w:rPr>
+          <w:rStyle w:val="KeywordTok"/>
+        </w:rPr>
+        <w:t xml:space="preserve">\</w:t>
+      </w:r>
+      <w:r>
+        <w:br/>
+      </w:r>
+      <w:r>
+        <w:rPr>
+          <w:rStyle w:val="NormalTok"/>
+        </w:rPr>
+        <w:t xml:space="preserve">  </w:t>
+      </w:r>
+      <w:r>
+        <w:rPr>
+          <w:rStyle w:val="ExtensionTok"/>
+        </w:rPr>
+        <w:t xml:space="preserve">carlessopilatesfe</w:t>
+      </w:r>
+    </w:p>
+    <w:p>
+      <w:r>
+        <w:pict>
+          <v:rect style="width:0;height:1.5pt" o:hralign="center" o:hrstd="t" o:hr="t"/>
+        </w:pict>
+      </w:r>
+    </w:p>
+    <w:bookmarkEnd w:id="50"/>
+    <w:bookmarkEnd w:id="51"/>
+    <w:bookmarkStart w:id="54" w:name="testes-unitários"/>
+    <w:p>
+      <w:pPr>
+        <w:pStyle w:val="Heading2"/>
+      </w:pPr>
+      <w:r>
+        <w:t xml:space="preserve">Testes Unitários</w:t>
+      </w:r>
+    </w:p>
+    <w:p>
+      <w:pPr>
+        <w:pStyle w:val="FirstParagraph"/>
+      </w:pPr>
+      <w:r>
+        <w:t xml:space="preserve">Framework:</w:t>
+      </w:r>
+      <w:r>
+        <w:t xml:space="preserve"> </w:t>
+      </w:r>
+      <w:r>
+        <w:rPr>
+          <w:b/>
+        </w:rPr>
+        <w:t xml:space="preserve">Karma + Jasmine</w:t>
+      </w:r>
+      <w:r>
+        <w:br/>
+      </w:r>
+      <w:r>
+        <w:t xml:space="preserve">Comando:</w:t>
+      </w:r>
+      <w:r>
+        <w:t xml:space="preserve"> </w:t>
+      </w:r>
+      <w:r>
+        <w:rPr>
+          <w:rStyle w:val="VerbatimChar"/>
+        </w:rPr>
+        <w:t xml:space="preserve">npm test</w:t>
+      </w:r>
+    </w:p>
+    <w:bookmarkStart w:id="52" w:name="arquivos-de-teste"/>
+    <w:p>
+      <w:pPr>
+        <w:pStyle w:val="Heading3"/>
+      </w:pPr>
+      <w:r>
+        <w:t xml:space="preserve">Arquivos de teste</w:t>
+      </w:r>
+    </w:p>
+    <w:tbl>
+      <w:tblPr>
+        <w:tblStyle w:val="Table"/>
+        <w:tblW w:type="pct" w:w="5000.0"/>
+        <w:tblLook w:firstRow="1" w:lastRow="0" w:firstColumn="0" w:lastColumn="0" w:noHBand="0" w:noVBand="0"/>
+      </w:tblPr>
+      <w:tblGrid>
+        <w:gridCol w:w="3564"/>
+        <w:gridCol w:w="4356"/>
+      </w:tblGrid>
+      <w:tr>
+        <w:trPr>
+          <w:cnfStyle w:firstRow="1"/>
+        </w:trPr>
+        <w:tc>
+          <w:tcPr>
+            <w:tcBorders>
+              <w:bottom w:val="single"/>
+            </w:tcBorders>
+            <w:vAlign w:val="bottom"/>
+          </w:tcPr>
+          <w:p>
+            <w:pPr>
+              <w:pStyle w:val="Compact"/>
+              <w:jc w:val="left"/>
+            </w:pPr>
+            <w:r>
+              <w:t xml:space="preserve">Arquivo</w:t>
+            </w:r>
+          </w:p>
+        </w:tc>
+        <w:tc>
+          <w:tcPr>
+            <w:tcBorders>
+              <w:bottom w:val="single"/>
+            </w:tcBorders>
+            <w:vAlign w:val="bottom"/>
+          </w:tcPr>
+          <w:p>
+            <w:pPr>
+              <w:pStyle w:val="Compact"/>
+              <w:jc w:val="left"/>
+            </w:pPr>
+            <w:r>
+              <w:t xml:space="preserve">Cobertura</w:t>
+            </w:r>
+          </w:p>
+        </w:tc>
+      </w:tr>
+      <w:tr>
+        <w:tc>
+          <w:p>
+            <w:pPr>
+              <w:pStyle w:val="Compact"/>
+              <w:jc w:val="left"/>
+            </w:pPr>
+            <w:r>
+              <w:rPr>
+                <w:rStyle w:val="VerbatimChar"/>
+              </w:rPr>
+              <w:t xml:space="preserve">app/app.component.spec.ts</w:t>
+            </w:r>
+          </w:p>
+        </w:tc>
+        <w:tc>
+          <w:p>
+            <w:pPr>
+              <w:pStyle w:val="Compact"/>
+              <w:jc w:val="left"/>
+            </w:pPr>
+            <w:r>
+              <w:t xml:space="preserve">Renderização da navbar e router-outlet</w:t>
+            </w:r>
+          </w:p>
+        </w:tc>
+      </w:tr>
+      <w:tr>
+        <w:tc>
+          <w:p>
+            <w:pPr>
+              <w:pStyle w:val="Compact"/>
+              <w:jc w:val="left"/>
+            </w:pPr>
+            <w:r>
+              <w:rPr>
+                <w:rStyle w:val="VerbatimChar"/>
+              </w:rPr>
+              <w:t xml:space="preserve">app/core/services/paciente.service.spec.ts</w:t>
+            </w:r>
+          </w:p>
+        </w:tc>
+        <w:tc>
+          <w:p>
+            <w:pPr>
+              <w:pStyle w:val="Compact"/>
+              <w:jc w:val="left"/>
+            </w:pPr>
+            <w:r>
+              <w:t xml:space="preserve">Todos os métodos HTTP e parâmetros de filtro em</w:t>
+            </w:r>
+            <w:r>
+              <w:t xml:space="preserve"> </w:t>
+            </w:r>
+            <w:r>
+              <w:rPr>
+                <w:rStyle w:val="VerbatimChar"/>
+              </w:rPr>
+              <w:t xml:space="preserve">listar</w:t>
+            </w:r>
+          </w:p>
+        </w:tc>
+      </w:tr>
+      <w:tr>
+        <w:tc>
+          <w:p>
+            <w:pPr>
+              <w:pStyle w:val="Compact"/>
+              <w:jc w:val="left"/>
+            </w:pPr>
+            <w:r>
+              <w:rPr>
+                <w:rStyle w:val="VerbatimChar"/>
+              </w:rPr>
+              <w:t xml:space="preserve">app/core/services/profissional.service.spec.ts</w:t>
+            </w:r>
+          </w:p>
+        </w:tc>
+        <w:tc>
+          <w:p>
+            <w:pPr>
+              <w:pStyle w:val="Compact"/>
+              <w:jc w:val="left"/>
+            </w:pPr>
+            <w:r>
+              <w:t xml:space="preserve">Métodos HTTP de profissionais, incluindo atualização via PUT</w:t>
+            </w:r>
+          </w:p>
+        </w:tc>
+      </w:tr>
+      <w:tr>
+        <w:tc>
+          <w:p>
+            <w:pPr>
+              <w:pStyle w:val="Compact"/>
+              <w:jc w:val="left"/>
+            </w:pPr>
+            <w:r>
+              <w:rPr>
+                <w:rStyle w:val="VerbatimChar"/>
+              </w:rPr>
+              <w:t xml:space="preserve">app/pages/pacientes/paciente-list/paciente-list.component.spec.ts</w:t>
+            </w:r>
+          </w:p>
+        </w:tc>
+        <w:tc>
+          <w:p>
+            <w:pPr>
+              <w:pStyle w:val="Compact"/>
+              <w:jc w:val="left"/>
+            </w:pPr>
+            <w:r>
+              <w:t xml:space="preserve">Carregamento, filtros, paginação, inativação, estados de erro</w:t>
+            </w:r>
+          </w:p>
+        </w:tc>
+      </w:tr>
+      <w:tr>
+        <w:tc>
+          <w:p>
+            <w:pPr>
+              <w:pStyle w:val="Compact"/>
+              <w:jc w:val="left"/>
+            </w:pPr>
+            <w:r>
+              <w:rPr>
+                <w:rStyle w:val="VerbatimChar"/>
+              </w:rPr>
+              <w:t xml:space="preserve">app/pages/pacientes/paciente-form/paciente-form.component.spec.ts</w:t>
+            </w:r>
+          </w:p>
+        </w:tc>
+        <w:tc>
+          <w:p>
+            <w:pPr>
+              <w:pStyle w:val="Compact"/>
+              <w:jc w:val="left"/>
+            </w:pPr>
+            <w:r>
+              <w:t xml:space="preserve">Modo criação e edição, validações, navegação, erros</w:t>
+            </w:r>
+          </w:p>
+        </w:tc>
+      </w:tr>
+      <w:tr>
+        <w:tc>
+          <w:p>
+            <w:pPr>
+              <w:pStyle w:val="Compact"/>
+              <w:jc w:val="left"/>
+            </w:pPr>
+            <w:r>
+              <w:rPr>
+                <w:rStyle w:val="VerbatimChar"/>
+              </w:rPr>
+              <w:t xml:space="preserve">app/pages/pacientes/paciente-detail/paciente-detail.component.spec.ts</w:t>
+            </w:r>
+          </w:p>
+        </w:tc>
+        <w:tc>
+          <w:p>
+            <w:pPr>
+              <w:pStyle w:val="Compact"/>
+              <w:jc w:val="left"/>
+            </w:pPr>
+            <w:r>
+              <w:t xml:space="preserve">Carregamento, inativação, estados de erro</w:t>
+            </w:r>
+          </w:p>
+        </w:tc>
+      </w:tr>
+    </w:tbl>
+    <w:bookmarkEnd w:id="52"/>
+    <w:bookmarkStart w:id="53" w:name="estratégia-de-mocking"/>
+    <w:p>
+      <w:pPr>
+        <w:pStyle w:val="Heading3"/>
+      </w:pPr>
+      <w:r>
+        <w:t xml:space="preserve">Estratégia de mocking</w:t>
       </w:r>
     </w:p>
     <w:p>
@@ -3441,7 +6389,40 @@
         <w:pStyle w:val="Compact"/>
       </w:pPr>
       <w:r>
-        <w:t xml:space="preserve">CRUD completo de pacientes</w:t>
+        <w:rPr>
+          <w:b/>
+        </w:rPr>
+        <w:t xml:space="preserve">Serviço HTTP:</w:t>
+      </w:r>
+      <w:r>
+        <w:t xml:space="preserve"> </w:t>
+      </w:r>
+      <w:r>
+        <w:rPr>
+          <w:rStyle w:val="VerbatimChar"/>
+        </w:rPr>
+        <w:t xml:space="preserve">HttpClientTestingModule</w:t>
+      </w:r>
+      <w:r>
+        <w:t xml:space="preserve"> </w:t>
+      </w:r>
+      <w:r>
+        <w:t xml:space="preserve">+</w:t>
+      </w:r>
+      <w:r>
+        <w:t xml:space="preserve"> </w:t>
+      </w:r>
+      <w:r>
+        <w:rPr>
+          <w:rStyle w:val="VerbatimChar"/>
+        </w:rPr>
+        <w:t xml:space="preserve">HttpTestingController</w:t>
+      </w:r>
+      <w:r>
+        <w:t xml:space="preserve"> </w:t>
+      </w:r>
+      <w:r>
+        <w:t xml:space="preserve">nos testes de serviço</w:t>
       </w:r>
     </w:p>
     <w:p>
@@ -3453,7 +6434,49 @@
         <w:pStyle w:val="Compact"/>
       </w:pPr>
       <w:r>
-        <w:t xml:space="preserve">Paginação server-side</w:t>
+        <w:rPr>
+          <w:b/>
+        </w:rPr>
+        <w:t xml:space="preserve">PacienteService nos componentes:</w:t>
+      </w:r>
+      <w:r>
+        <w:t xml:space="preserve"> </w:t>
+      </w:r>
+      <w:r>
+        <w:rPr>
+          <w:rStyle w:val="VerbatimChar"/>
+        </w:rPr>
+        <w:t xml:space="preserve">jasmine.createSpyObj</w:t>
+      </w:r>
+      <w:r>
+        <w:t xml:space="preserve"> </w:t>
+      </w:r>
+      <w:r>
+        <w:t xml:space="preserve">com retorno via</w:t>
+      </w:r>
+      <w:r>
+        <w:t xml:space="preserve"> </w:t>
+      </w:r>
+      <w:r>
+        <w:rPr>
+          <w:rStyle w:val="VerbatimChar"/>
+        </w:rPr>
+        <w:t xml:space="preserve">of()</w:t>
+      </w:r>
+      <w:r>
+        <w:t xml:space="preserve"> </w:t>
+      </w:r>
+      <w:r>
+        <w:t xml:space="preserve">ou</w:t>
+      </w:r>
+      <w:r>
+        <w:t xml:space="preserve"> </w:t>
+      </w:r>
+      <w:r>
+        <w:rPr>
+          <w:rStyle w:val="VerbatimChar"/>
+        </w:rPr>
+        <w:t xml:space="preserve">throwError()</w:t>
       </w:r>
     </w:p>
     <w:p>
@@ -3465,7 +6488,34 @@
         <w:pStyle w:val="Compact"/>
       </w:pPr>
       <w:r>
-        <w:t xml:space="preserve">Validação de formulários</w:t>
+        <w:rPr>
+          <w:b/>
+        </w:rPr>
+        <w:t xml:space="preserve">Router:</w:t>
+      </w:r>
+      <w:r>
+        <w:t xml:space="preserve"> </w:t>
+      </w:r>
+      <w:r>
+        <w:rPr>
+          <w:rStyle w:val="VerbatimChar"/>
+        </w:rPr>
+        <w:t xml:space="preserve">RouterTestingModule</w:t>
+      </w:r>
+      <w:r>
+        <w:t xml:space="preserve"> </w:t>
+      </w:r>
+      <w:r>
+        <w:t xml:space="preserve">+</w:t>
+      </w:r>
+      <w:r>
+        <w:t xml:space="preserve"> </w:t>
+      </w:r>
+      <w:r>
+        <w:rPr>
+          <w:rStyle w:val="VerbatimChar"/>
+        </w:rPr>
+        <w:t xml:space="preserve">spyOn(router, 'navigate')</w:t>
       </w:r>
     </w:p>
     <w:p>
@@ -3477,41 +6527,52 @@
         <w:pStyle w:val="Compact"/>
       </w:pPr>
       <w:r>
-        <w:t xml:space="preserve">Feedback de erros e loading</w:t>
-      </w:r>
-    </w:p>
-    <w:p>
-      <w:pPr>
-        <w:numPr>
-          <w:ilvl w:val="0"/>
-          <w:numId w:val="1007"/>
-        </w:numPr>
-        <w:pStyle w:val="Compact"/>
-      </w:pPr>
-      <w:r>
-        <w:t xml:space="preserve">Integração com API REST</w:t>
-      </w:r>
-    </w:p>
-    <w:p>
-      <w:pPr>
-        <w:numPr>
-          <w:ilvl w:val="0"/>
-          <w:numId w:val="1007"/>
-        </w:numPr>
-        <w:pStyle w:val="Compact"/>
-      </w:pPr>
-      <w:r>
-        <w:t xml:space="preserve">Design responsivo</w:t>
-      </w:r>
-    </w:p>
-    <w:bookmarkEnd w:id="43"/>
-    <w:bookmarkStart w:id="44" w:name="não-implementado-próximos-passos"/>
+        <w:rPr>
+          <w:b/>
+        </w:rPr>
+        <w:t xml:space="preserve">ActivatedRoute:</w:t>
+      </w:r>
+      <w:r>
+        <w:t xml:space="preserve"> </w:t>
+      </w:r>
+      <w:r>
+        <w:t xml:space="preserve">objeto literal com</w:t>
+      </w:r>
+      <w:r>
+        <w:t xml:space="preserve"> </w:t>
+      </w:r>
+      <w:r>
+        <w:rPr>
+          <w:rStyle w:val="VerbatimChar"/>
+        </w:rPr>
+        <w:t xml:space="preserve">snapshot.paramMap.get()</w:t>
+      </w:r>
+    </w:p>
+    <w:p>
+      <w:r>
+        <w:pict>
+          <v:rect style="width:0;height:1.5pt" o:hralign="center" o:hrstd="t" o:hr="t"/>
+        </w:pict>
+      </w:r>
+    </w:p>
+    <w:bookmarkEnd w:id="53"/>
+    <w:bookmarkEnd w:id="54"/>
+    <w:bookmarkStart w:id="57" w:name="status-do-projeto"/>
+    <w:p>
+      <w:pPr>
+        <w:pStyle w:val="Heading2"/>
+      </w:pPr>
+      <w:r>
+        <w:t xml:space="preserve">Status do Projeto</w:t>
+      </w:r>
+    </w:p>
+    <w:bookmarkStart w:id="55" w:name="implementado"/>
     <w:p>
       <w:pPr>
         <w:pStyle w:val="Heading3"/>
       </w:pPr>
       <w:r>
-        <w:t xml:space="preserve">Não implementado / Próximos passos</w:t>
+        <w:t xml:space="preserve">Implementado</w:t>
       </w:r>
     </w:p>
     <w:p>
@@ -3523,7 +6584,7 @@
         <w:pStyle w:val="Compact"/>
       </w:pPr>
       <w:r>
-        <w:t xml:space="preserve">Autenticação e autorização</w:t>
+        <w:t xml:space="preserve">CRUD completo de pacientes</w:t>
       </w:r>
     </w:p>
     <w:p>
@@ -3535,7 +6596,7 @@
         <w:pStyle w:val="Compact"/>
       </w:pPr>
       <w:r>
-        <w:t xml:space="preserve">Módulos adicionais: aulas, agendamentos, financeiro</w:t>
+        <w:t xml:space="preserve">Filtros na listagem de pacientes por nome, e-mail, CPF, telefone e status</w:t>
       </w:r>
     </w:p>
     <w:p>
@@ -3547,7 +6608,7 @@
         <w:pStyle w:val="Compact"/>
       </w:pPr>
       <w:r>
-        <w:t xml:space="preserve">Variável de ambiente para URL da API (atualmente hardcoded)</w:t>
+        <w:t xml:space="preserve">CRUD completo de profissionais com atualização via PUT</w:t>
       </w:r>
     </w:p>
     <w:p>
@@ -3559,22 +6620,7 @@
         <w:pStyle w:val="Compact"/>
       </w:pPr>
       <w:r>
-        <w:t xml:space="preserve">Componente</w:t>
-      </w:r>
-      <w:r>
-        <w:t xml:space="preserve"> </w:t>
-      </w:r>
-      <w:r>
-        <w:rPr>
-          <w:rStyle w:val="VerbatimChar"/>
-        </w:rPr>
-        <w:t xml:space="preserve">ConfirmarDialog</w:t>
-      </w:r>
-      <w:r>
-        <w:t xml:space="preserve"> </w:t>
-      </w:r>
-      <w:r>
-        <w:t xml:space="preserve">integrado</w:t>
+        <w:t xml:space="preserve">Paginação server-side</w:t>
       </w:r>
     </w:p>
     <w:p>
@@ -3586,7 +6632,7 @@
         <w:pStyle w:val="Compact"/>
       </w:pPr>
       <w:r>
-        <w:t xml:space="preserve">Testes unitários e E2E completos</w:t>
+        <w:t xml:space="preserve">Validação de formulários</w:t>
       </w:r>
     </w:p>
     <w:p>
@@ -3598,7 +6644,7 @@
         <w:pStyle w:val="Compact"/>
       </w:pPr>
       <w:r>
-        <w:t xml:space="preserve">Busca e filtros na listagem</w:t>
+        <w:t xml:space="preserve">Feedback de erros e loading</w:t>
       </w:r>
     </w:p>
     <w:p>
@@ -3610,12 +6656,217 @@
         <w:pStyle w:val="Compact"/>
       </w:pPr>
       <w:r>
+        <w:t xml:space="preserve">Integração com API REST (contratos alinhados com backend v2)</w:t>
+      </w:r>
+    </w:p>
+    <w:p>
+      <w:pPr>
+        <w:numPr>
+          <w:ilvl w:val="0"/>
+          <w:numId w:val="1008"/>
+        </w:numPr>
+        <w:pStyle w:val="Compact"/>
+      </w:pPr>
+      <w:r>
+        <w:t xml:space="preserve">Design responsivo</w:t>
+      </w:r>
+    </w:p>
+    <w:p>
+      <w:pPr>
+        <w:numPr>
+          <w:ilvl w:val="0"/>
+          <w:numId w:val="1008"/>
+        </w:numPr>
+        <w:pStyle w:val="Compact"/>
+      </w:pPr>
+      <w:r>
+        <w:t xml:space="preserve">Ativação e inativação de pacientes via PATCH</w:t>
+      </w:r>
+    </w:p>
+    <w:p>
+      <w:pPr>
+        <w:numPr>
+          <w:ilvl w:val="0"/>
+          <w:numId w:val="1008"/>
+        </w:numPr>
+        <w:pStyle w:val="Compact"/>
+      </w:pPr>
+      <w:r>
+        <w:t xml:space="preserve">E-mail mutável na edição (somente CPF é imutável)</w:t>
+      </w:r>
+    </w:p>
+    <w:p>
+      <w:pPr>
+        <w:numPr>
+          <w:ilvl w:val="0"/>
+          <w:numId w:val="1008"/>
+        </w:numPr>
+        <w:pStyle w:val="Compact"/>
+      </w:pPr>
+      <w:r>
+        <w:t xml:space="preserve">Módulo Planos: listagem, criação com seleção de dias e validação de frequência</w:t>
+      </w:r>
+    </w:p>
+    <w:p>
+      <w:pPr>
+        <w:numPr>
+          <w:ilvl w:val="0"/>
+          <w:numId w:val="1008"/>
+        </w:numPr>
+        <w:pStyle w:val="Compact"/>
+      </w:pPr>
+      <w:r>
+        <w:t xml:space="preserve">Módulo Pagamentos: listagem, criação e confirmação de pagamento (PAGO)</w:t>
+      </w:r>
+    </w:p>
+    <w:p>
+      <w:pPr>
+        <w:numPr>
+          <w:ilvl w:val="0"/>
+          <w:numId w:val="1008"/>
+        </w:numPr>
+        <w:pStyle w:val="Compact"/>
+      </w:pPr>
+      <w:r>
+        <w:t xml:space="preserve">Módulo Aulas: listagem e confirmação de presença</w:t>
+      </w:r>
+    </w:p>
+    <w:p>
+      <w:pPr>
+        <w:numPr>
+          <w:ilvl w:val="0"/>
+          <w:numId w:val="1008"/>
+        </w:numPr>
+        <w:pStyle w:val="Compact"/>
+      </w:pPr>
+      <w:r>
+        <w:t xml:space="preserve">Navegação contextual na tela de detalhe do paciente (Planos / Pagamentos / Aulas)</w:t>
+      </w:r>
+    </w:p>
+    <w:p>
+      <w:pPr>
+        <w:numPr>
+          <w:ilvl w:val="0"/>
+          <w:numId w:val="1008"/>
+        </w:numPr>
+        <w:pStyle w:val="Compact"/>
+      </w:pPr>
+      <w:r>
+        <w:t xml:space="preserve">Dockerfile, Docker Compose e Nginx para execução do frontend em container</w:t>
+      </w:r>
+    </w:p>
+    <w:p>
+      <w:pPr>
+        <w:numPr>
+          <w:ilvl w:val="0"/>
+          <w:numId w:val="1008"/>
+        </w:numPr>
+        <w:pStyle w:val="Compact"/>
+      </w:pPr>
+      <w:r>
+        <w:t xml:space="preserve">Testes unitários (serviço e todos os componentes de página)</w:t>
+      </w:r>
+    </w:p>
+    <w:bookmarkEnd w:id="55"/>
+    <w:bookmarkStart w:id="56" w:name="não-implementado-próximos-passos"/>
+    <w:p>
+      <w:pPr>
+        <w:pStyle w:val="Heading3"/>
+      </w:pPr>
+      <w:r>
+        <w:t xml:space="preserve">Não implementado / Próximos passos</w:t>
+      </w:r>
+    </w:p>
+    <w:p>
+      <w:pPr>
+        <w:numPr>
+          <w:ilvl w:val="0"/>
+          <w:numId w:val="1009"/>
+        </w:numPr>
+        <w:pStyle w:val="Compact"/>
+      </w:pPr>
+      <w:r>
+        <w:t xml:space="preserve">Autenticação e autorização</w:t>
+      </w:r>
+    </w:p>
+    <w:p>
+      <w:pPr>
+        <w:numPr>
+          <w:ilvl w:val="0"/>
+          <w:numId w:val="1009"/>
+        </w:numPr>
+        <w:pStyle w:val="Compact"/>
+      </w:pPr>
+      <w:r>
+        <w:t xml:space="preserve">Configuração avançada de ambientes Angular, caso seja necessária no futuro</w:t>
+      </w:r>
+    </w:p>
+    <w:p>
+      <w:pPr>
+        <w:numPr>
+          <w:ilvl w:val="0"/>
+          <w:numId w:val="1009"/>
+        </w:numPr>
+        <w:pStyle w:val="Compact"/>
+      </w:pPr>
+      <w:r>
+        <w:t xml:space="preserve">Componente</w:t>
+      </w:r>
+      <w:r>
+        <w:t xml:space="preserve"> </w:t>
+      </w:r>
+      <w:r>
+        <w:rPr>
+          <w:rStyle w:val="VerbatimChar"/>
+        </w:rPr>
+        <w:t xml:space="preserve">ConfirmarDialog</w:t>
+      </w:r>
+      <w:r>
+        <w:t xml:space="preserve"> </w:t>
+      </w:r>
+      <w:r>
+        <w:t xml:space="preserve">integrado</w:t>
+      </w:r>
+    </w:p>
+    <w:p>
+      <w:pPr>
+        <w:numPr>
+          <w:ilvl w:val="0"/>
+          <w:numId w:val="1009"/>
+        </w:numPr>
+        <w:pStyle w:val="Compact"/>
+      </w:pPr>
+      <w:r>
+        <w:t xml:space="preserve">Testes E2E</w:t>
+      </w:r>
+    </w:p>
+    <w:p>
+      <w:pPr>
+        <w:numPr>
+          <w:ilvl w:val="0"/>
+          <w:numId w:val="1009"/>
+        </w:numPr>
+        <w:pStyle w:val="Compact"/>
+      </w:pPr>
+      <w:r>
+        <w:t xml:space="preserve">Busca e filtros nas demais listagens</w:t>
+      </w:r>
+    </w:p>
+    <w:p>
+      <w:pPr>
+        <w:numPr>
+          <w:ilvl w:val="0"/>
+          <w:numId w:val="1009"/>
+        </w:numPr>
+        <w:pStyle w:val="Compact"/>
+      </w:pPr>
+      <w:r>
         <w:t xml:space="preserve">Animações e transições</w:t>
       </w:r>
     </w:p>
-    <w:bookmarkEnd w:id="44"/>
-    <w:bookmarkEnd w:id="45"/>
-    <w:bookmarkEnd w:id="46"/>
+    <w:bookmarkEnd w:id="56"/>
+    <w:bookmarkEnd w:id="57"/>
+    <w:bookmarkEnd w:id="58"/>
     <w:sectPr/>
   </w:body>
 </w:document>
@@ -3877,6 +7128,9 @@
     <w:abstractNumId w:val="991"/>
   </w:num>
   <w:num w:numId="1008">
+    <w:abstractNumId w:val="991"/>
+  </w:num>
+  <w:num w:numId="1009">
     <w:abstractNumId w:val="991"/>
   </w:num>
 </w:numbering>

--- a/docs/documentacao.docx
+++ b/docs/documentacao.docx
@@ -2,7 +2,7 @@
 <file path=word/document.xml><?xml version="1.0" encoding="utf-8"?>
 <w:document xmlns:w="http://schemas.openxmlformats.org/wordprocessingml/2006/main" xmlns:m="http://schemas.openxmlformats.org/officeDocument/2006/math" xmlns:r="http://schemas.openxmlformats.org/officeDocument/2006/relationships" xmlns:o="urn:schemas-microsoft-com:office:office" xmlns:v="urn:schemas-microsoft-com:vml" xmlns:w10="urn:schemas-microsoft-com:office:word" xmlns:a="http://schemas.openxmlformats.org/drawingml/2006/main" xmlns:pic="http://schemas.openxmlformats.org/drawingml/2006/picture" xmlns:wp="http://schemas.openxmlformats.org/drawingml/2006/wordprocessingDrawing">
   <w:body>
-    <w:bookmarkStart w:id="58" w:name="Xa5a5380f307c0840b6d64a5275bf7896751e194"/>
+    <w:bookmarkStart w:id="59" w:name="Xa5a5380f307c0840b6d64a5275bf7896751e194"/>
     <w:p>
       <w:pPr>
         <w:pStyle w:val="Heading1"/>
@@ -581,7 +581,7 @@
               <w:jc w:val="left"/>
             </w:pPr>
             <w:r>
-              <w:t xml:space="preserve">CRUD completo, filtros de busca, ativar/inativar</w:t>
+              <w:t xml:space="preserve">CRUD completo, filtros de busca, paginação, ativar/inativar</w:t>
             </w:r>
           </w:p>
         </w:tc>
@@ -655,7 +655,7 @@
               <w:jc w:val="left"/>
             </w:pPr>
             <w:r>
-              <w:t xml:space="preserve">CRUD completo, ativar/inativar, atualização via PUT</w:t>
+              <w:t xml:space="preserve">CRUD completo, ativar/inativar, atualização via PUT, paginação com janela limitada</w:t>
             </w:r>
           </w:p>
         </w:tc>
@@ -4778,7 +4778,7 @@
       </w:r>
     </w:p>
     <w:bookmarkEnd w:id="36"/>
-    <w:bookmarkStart w:id="42" w:name="componentes"/>
+    <w:bookmarkStart w:id="43" w:name="componentes"/>
     <w:p>
       <w:pPr>
         <w:pStyle w:val="Heading2"/>
@@ -4890,7 +4890,7 @@
         <w:pStyle w:val="Compact"/>
       </w:pPr>
       <w:r>
-        <w:t xml:space="preserve">Colunas: Nome, E-mail, CPF, Telefone, Status, Ações</w:t>
+        <w:t xml:space="preserve">Resumo do intervalo exibido e total de pacientes retornados pela API</w:t>
       </w:r>
     </w:p>
     <w:p>
@@ -4902,7 +4902,7 @@
         <w:pStyle w:val="Compact"/>
       </w:pPr>
       <w:r>
-        <w:t xml:space="preserve">Ações: Ver, Editar, Inativar para ativos e Ativar para inativos</w:t>
+        <w:t xml:space="preserve">Seletor de itens por página com opções 5, 10, 20 e 50</w:t>
       </w:r>
     </w:p>
     <w:p>
@@ -4914,7 +4914,7 @@
         <w:pStyle w:val="Compact"/>
       </w:pPr>
       <w:r>
-        <w:t xml:space="preserve">Diálogo de confirmação inline para ativação e inativação</w:t>
+        <w:t xml:space="preserve">Navegação por página com botões anterior/próxima e janela de até 5 páginas visíveis</w:t>
       </w:r>
     </w:p>
     <w:p>
@@ -4926,6 +4926,42 @@
         <w:pStyle w:val="Compact"/>
       </w:pPr>
       <w:r>
+        <w:t xml:space="preserve">Colunas: Nome, E-mail, CPF, Telefone, Status, Ações</w:t>
+      </w:r>
+    </w:p>
+    <w:p>
+      <w:pPr>
+        <w:numPr>
+          <w:ilvl w:val="0"/>
+          <w:numId w:val="1002"/>
+        </w:numPr>
+        <w:pStyle w:val="Compact"/>
+      </w:pPr>
+      <w:r>
+        <w:t xml:space="preserve">Ações: Ver, Editar, Inativar para ativos e Ativar para inativos</w:t>
+      </w:r>
+    </w:p>
+    <w:p>
+      <w:pPr>
+        <w:numPr>
+          <w:ilvl w:val="0"/>
+          <w:numId w:val="1002"/>
+        </w:numPr>
+        <w:pStyle w:val="Compact"/>
+      </w:pPr>
+      <w:r>
+        <w:t xml:space="preserve">Diálogo de confirmação inline para ativação e inativação</w:t>
+      </w:r>
+    </w:p>
+    <w:p>
+      <w:pPr>
+        <w:numPr>
+          <w:ilvl w:val="0"/>
+          <w:numId w:val="1002"/>
+        </w:numPr>
+        <w:pStyle w:val="Compact"/>
+      </w:pPr>
+      <w:r>
         <w:t xml:space="preserve">Tratamento de erros e estado de carregamento</w:t>
       </w:r>
     </w:p>
@@ -5094,7 +5130,7 @@
       </w:r>
     </w:p>
     <w:bookmarkEnd w:id="40"/>
-    <w:bookmarkStart w:id="41" w:name="confirmardialogcomponent-shared"/>
+    <w:bookmarkStart w:id="41" w:name="profissionallistcomponent"/>
     <w:p>
       <w:pPr>
         <w:pStyle w:val="Heading3"/>
@@ -5103,16 +5139,7 @@
         <w:rPr>
           <w:rStyle w:val="VerbatimChar"/>
         </w:rPr>
-        <w:t xml:space="preserve">ConfirmarDialogComponent</w:t>
-      </w:r>
-      <w:r>
-        <w:t xml:space="preserve"> </w:t>
-      </w:r>
-      <w:r>
-        <w:rPr>
-          <w:i/>
-        </w:rPr>
-        <w:t xml:space="preserve">(shared)</w:t>
+        <w:t xml:space="preserve">ProfissionalListComponent</w:t>
       </w:r>
     </w:p>
     <w:p>
@@ -5124,153 +5151,89 @@
         <w:pStyle w:val="Compact"/>
       </w:pPr>
       <w:r>
-        <w:t xml:space="preserve">Componente gerado, ainda não integrado (diálogos implementados inline nos componentes)</w:t>
-      </w:r>
-    </w:p>
-    <w:p>
-      <w:r>
-        <w:pict>
-          <v:rect style="width:0;height:1.5pt" o:hralign="center" o:hrstd="t" o:hr="t"/>
-        </w:pict>
+        <w:t xml:space="preserve">Tabela paginada de profissionais ativos</w:t>
+      </w:r>
+    </w:p>
+    <w:p>
+      <w:pPr>
+        <w:numPr>
+          <w:ilvl w:val="0"/>
+          <w:numId w:val="1005"/>
+        </w:numPr>
+        <w:pStyle w:val="Compact"/>
+      </w:pPr>
+      <w:r>
+        <w:t xml:space="preserve">Navegação por página com janela de até 5 páginas visíveis para evitar excesso de botões no DOM</w:t>
+      </w:r>
+    </w:p>
+    <w:p>
+      <w:pPr>
+        <w:numPr>
+          <w:ilvl w:val="0"/>
+          <w:numId w:val="1005"/>
+        </w:numPr>
+        <w:pStyle w:val="Compact"/>
+      </w:pPr>
+      <w:r>
+        <w:t xml:space="preserve">Colunas: Nome, E-mail, Contrato, % por Aula, Ações</w:t>
+      </w:r>
+    </w:p>
+    <w:p>
+      <w:pPr>
+        <w:numPr>
+          <w:ilvl w:val="0"/>
+          <w:numId w:val="1005"/>
+        </w:numPr>
+        <w:pStyle w:val="Compact"/>
+      </w:pPr>
+      <w:r>
+        <w:t xml:space="preserve">Ações: Ver, Editar e Inativar</w:t>
+      </w:r>
+    </w:p>
+    <w:p>
+      <w:pPr>
+        <w:numPr>
+          <w:ilvl w:val="0"/>
+          <w:numId w:val="1005"/>
+        </w:numPr>
+        <w:pStyle w:val="Compact"/>
+      </w:pPr>
+      <w:r>
+        <w:t xml:space="preserve">Diálogo de confirmação inline para inativação</w:t>
+      </w:r>
+    </w:p>
+    <w:p>
+      <w:pPr>
+        <w:numPr>
+          <w:ilvl w:val="0"/>
+          <w:numId w:val="1005"/>
+        </w:numPr>
+        <w:pStyle w:val="Compact"/>
+      </w:pPr>
+      <w:r>
+        <w:t xml:space="preserve">Tratamento de erros e estado de carregamento</w:t>
       </w:r>
     </w:p>
     <w:bookmarkEnd w:id="41"/>
-    <w:bookmarkEnd w:id="42"/>
-    <w:bookmarkStart w:id="45" w:name="design-system"/>
-    <w:p>
-      <w:pPr>
-        <w:pStyle w:val="Heading2"/>
-      </w:pPr>
-      <w:r>
-        <w:t xml:space="preserve">Design System</w:t>
-      </w:r>
-    </w:p>
-    <w:p>
-      <w:pPr>
-        <w:pStyle w:val="FirstParagraph"/>
-      </w:pPr>
-      <w:r>
-        <w:t xml:space="preserve">Arquivo:</w:t>
-      </w:r>
-      <w:r>
-        <w:t xml:space="preserve"> </w:t>
-      </w:r>
-      <w:r>
-        <w:rPr>
-          <w:rStyle w:val="VerbatimChar"/>
-        </w:rPr>
-        <w:t xml:space="preserve">src/styles.scss</w:t>
-      </w:r>
-    </w:p>
-    <w:bookmarkStart w:id="43" w:name="variáveis-css-custom-properties"/>
+    <w:bookmarkStart w:id="42" w:name="confirmardialogcomponent-shared"/>
     <w:p>
       <w:pPr>
         <w:pStyle w:val="Heading3"/>
       </w:pPr>
       <w:r>
-        <w:t xml:space="preserve">Variáveis CSS (Custom Properties)</w:t>
-      </w:r>
-    </w:p>
-    <w:p>
-      <w:pPr>
-        <w:pStyle w:val="SourceCode"/>
-      </w:pPr>
-      <w:r>
-        <w:rPr>
-          <w:rStyle w:val="VerbatimChar"/>
-        </w:rPr>
-        <w:t xml:space="preserve">--primary:      #6c63ff   /* Roxo principal */</w:t>
-      </w:r>
-      <w:r>
-        <w:br/>
-      </w:r>
-      <w:r>
-        <w:rPr>
-          <w:rStyle w:val="VerbatimChar"/>
-        </w:rPr>
-        <w:t xml:space="preserve">--primary-dark: #574fd6</w:t>
-      </w:r>
-      <w:r>
-        <w:br/>
-      </w:r>
-      <w:r>
-        <w:rPr>
-          <w:rStyle w:val="VerbatimChar"/>
-        </w:rPr>
-        <w:t xml:space="preserve">--secondary:    #4caf50   /* Verde */</w:t>
-      </w:r>
-      <w:r>
-        <w:br/>
-      </w:r>
-      <w:r>
-        <w:rPr>
-          <w:rStyle w:val="VerbatimChar"/>
-        </w:rPr>
-        <w:t xml:space="preserve">--danger:       #e53935   /* Vermelho */</w:t>
-      </w:r>
-      <w:r>
-        <w:br/>
-      </w:r>
-      <w:r>
-        <w:rPr>
-          <w:rStyle w:val="VerbatimChar"/>
-        </w:rPr>
-        <w:t xml:space="preserve">--text:         #333</w:t>
-      </w:r>
-      <w:r>
-        <w:br/>
-      </w:r>
-      <w:r>
-        <w:rPr>
-          <w:rStyle w:val="VerbatimChar"/>
-        </w:rPr>
-        <w:t xml:space="preserve">--text-light:   #666</w:t>
-      </w:r>
-      <w:r>
-        <w:br/>
-      </w:r>
-      <w:r>
-        <w:rPr>
-          <w:rStyle w:val="VerbatimChar"/>
-        </w:rPr>
-        <w:t xml:space="preserve">--border:       #ddd</w:t>
-      </w:r>
-      <w:r>
-        <w:br/>
-      </w:r>
-      <w:r>
-        <w:rPr>
-          <w:rStyle w:val="VerbatimChar"/>
-        </w:rPr>
-        <w:t xml:space="preserve">--bg:           #f5f5f5</w:t>
-      </w:r>
-      <w:r>
-        <w:br/>
-      </w:r>
-      <w:r>
-        <w:rPr>
-          <w:rStyle w:val="VerbatimChar"/>
-        </w:rPr>
-        <w:t xml:space="preserve">--white:        #fff</w:t>
-      </w:r>
-      <w:r>
-        <w:br/>
-      </w:r>
-      <w:r>
-        <w:rPr>
-          <w:rStyle w:val="VerbatimChar"/>
-        </w:rPr>
-        <w:t xml:space="preserve">--radius:       6px</w:t>
-      </w:r>
-    </w:p>
-    <w:bookmarkEnd w:id="43"/>
-    <w:bookmarkStart w:id="44" w:name="elementos-estilizados-globalmente"/>
-    <w:p>
-      <w:pPr>
-        <w:pStyle w:val="Heading3"/>
-      </w:pPr>
-      <w:r>
-        <w:t xml:space="preserve">Elementos Estilizados Globalmente</w:t>
+        <w:rPr>
+          <w:rStyle w:val="VerbatimChar"/>
+        </w:rPr>
+        <w:t xml:space="preserve">ConfirmarDialogComponent</w:t>
+      </w:r>
+      <w:r>
+        <w:t xml:space="preserve"> </w:t>
+      </w:r>
+      <w:r>
+        <w:rPr>
+          <w:i/>
+        </w:rPr>
+        <w:t xml:space="preserve">(shared)</w:t>
       </w:r>
     </w:p>
     <w:p>
@@ -5282,79 +5245,7 @@
         <w:pStyle w:val="Compact"/>
       </w:pPr>
       <w:r>
-        <w:t xml:space="preserve">Navbar</w:t>
-      </w:r>
-    </w:p>
-    <w:p>
-      <w:pPr>
-        <w:numPr>
-          <w:ilvl w:val="0"/>
-          <w:numId w:val="1006"/>
-        </w:numPr>
-        <w:pStyle w:val="Compact"/>
-      </w:pPr>
-      <w:r>
-        <w:t xml:space="preserve">Botões: primary, secondary, danger, outline</w:t>
-      </w:r>
-    </w:p>
-    <w:p>
-      <w:pPr>
-        <w:numPr>
-          <w:ilvl w:val="0"/>
-          <w:numId w:val="1006"/>
-        </w:numPr>
-        <w:pStyle w:val="Compact"/>
-      </w:pPr>
-      <w:r>
-        <w:t xml:space="preserve">Tabela com cabeçalho roxo e hover</w:t>
-      </w:r>
-    </w:p>
-    <w:p>
-      <w:pPr>
-        <w:numPr>
-          <w:ilvl w:val="0"/>
-          <w:numId w:val="1006"/>
-        </w:numPr>
-        <w:pStyle w:val="Compact"/>
-      </w:pPr>
-      <w:r>
-        <w:t xml:space="preserve">Formulários com seções e validação visual</w:t>
-      </w:r>
-    </w:p>
-    <w:p>
-      <w:pPr>
-        <w:numPr>
-          <w:ilvl w:val="0"/>
-          <w:numId w:val="1006"/>
-        </w:numPr>
-        <w:pStyle w:val="Compact"/>
-      </w:pPr>
-      <w:r>
-        <w:t xml:space="preserve">Cards de detalhe em grid</w:t>
-      </w:r>
-    </w:p>
-    <w:p>
-      <w:pPr>
-        <w:numPr>
-          <w:ilvl w:val="0"/>
-          <w:numId w:val="1006"/>
-        </w:numPr>
-        <w:pStyle w:val="Compact"/>
-      </w:pPr>
-      <w:r>
-        <w:t xml:space="preserve">Diálogos com overlay</w:t>
-      </w:r>
-    </w:p>
-    <w:p>
-      <w:pPr>
-        <w:numPr>
-          <w:ilvl w:val="0"/>
-          <w:numId w:val="1006"/>
-        </w:numPr>
-        <w:pStyle w:val="Compact"/>
-      </w:pPr>
-      <w:r>
-        <w:t xml:space="preserve">Paginação</w:t>
+        <w:t xml:space="preserve">Componente gerado, ainda não integrado (diálogos implementados inline nos componentes)</w:t>
       </w:r>
     </w:p>
     <w:p>
@@ -5364,77 +5255,227 @@
         </w:pict>
       </w:r>
     </w:p>
+    <w:bookmarkEnd w:id="42"/>
+    <w:bookmarkEnd w:id="43"/>
+    <w:bookmarkStart w:id="46" w:name="design-system"/>
+    <w:p>
+      <w:pPr>
+        <w:pStyle w:val="Heading2"/>
+      </w:pPr>
+      <w:r>
+        <w:t xml:space="preserve">Design System</w:t>
+      </w:r>
+    </w:p>
+    <w:p>
+      <w:pPr>
+        <w:pStyle w:val="FirstParagraph"/>
+      </w:pPr>
+      <w:r>
+        <w:t xml:space="preserve">Arquivo:</w:t>
+      </w:r>
+      <w:r>
+        <w:t xml:space="preserve"> </w:t>
+      </w:r>
+      <w:r>
+        <w:rPr>
+          <w:rStyle w:val="VerbatimChar"/>
+        </w:rPr>
+        <w:t xml:space="preserve">src/styles.scss</w:t>
+      </w:r>
+    </w:p>
+    <w:bookmarkStart w:id="44" w:name="variáveis-css-custom-properties"/>
+    <w:p>
+      <w:pPr>
+        <w:pStyle w:val="Heading3"/>
+      </w:pPr>
+      <w:r>
+        <w:t xml:space="preserve">Variáveis CSS (Custom Properties)</w:t>
+      </w:r>
+    </w:p>
+    <w:p>
+      <w:pPr>
+        <w:pStyle w:val="SourceCode"/>
+      </w:pPr>
+      <w:r>
+        <w:rPr>
+          <w:rStyle w:val="VerbatimChar"/>
+        </w:rPr>
+        <w:t xml:space="preserve">--primary:      #6c63ff   /* Roxo principal */</w:t>
+      </w:r>
+      <w:r>
+        <w:br/>
+      </w:r>
+      <w:r>
+        <w:rPr>
+          <w:rStyle w:val="VerbatimChar"/>
+        </w:rPr>
+        <w:t xml:space="preserve">--primary-dark: #574fd6</w:t>
+      </w:r>
+      <w:r>
+        <w:br/>
+      </w:r>
+      <w:r>
+        <w:rPr>
+          <w:rStyle w:val="VerbatimChar"/>
+        </w:rPr>
+        <w:t xml:space="preserve">--secondary:    #4caf50   /* Verde */</w:t>
+      </w:r>
+      <w:r>
+        <w:br/>
+      </w:r>
+      <w:r>
+        <w:rPr>
+          <w:rStyle w:val="VerbatimChar"/>
+        </w:rPr>
+        <w:t xml:space="preserve">--danger:       #e53935   /* Vermelho */</w:t>
+      </w:r>
+      <w:r>
+        <w:br/>
+      </w:r>
+      <w:r>
+        <w:rPr>
+          <w:rStyle w:val="VerbatimChar"/>
+        </w:rPr>
+        <w:t xml:space="preserve">--text:         #333</w:t>
+      </w:r>
+      <w:r>
+        <w:br/>
+      </w:r>
+      <w:r>
+        <w:rPr>
+          <w:rStyle w:val="VerbatimChar"/>
+        </w:rPr>
+        <w:t xml:space="preserve">--text-light:   #666</w:t>
+      </w:r>
+      <w:r>
+        <w:br/>
+      </w:r>
+      <w:r>
+        <w:rPr>
+          <w:rStyle w:val="VerbatimChar"/>
+        </w:rPr>
+        <w:t xml:space="preserve">--border:       #ddd</w:t>
+      </w:r>
+      <w:r>
+        <w:br/>
+      </w:r>
+      <w:r>
+        <w:rPr>
+          <w:rStyle w:val="VerbatimChar"/>
+        </w:rPr>
+        <w:t xml:space="preserve">--bg:           #f5f5f5</w:t>
+      </w:r>
+      <w:r>
+        <w:br/>
+      </w:r>
+      <w:r>
+        <w:rPr>
+          <w:rStyle w:val="VerbatimChar"/>
+        </w:rPr>
+        <w:t xml:space="preserve">--white:        #fff</w:t>
+      </w:r>
+      <w:r>
+        <w:br/>
+      </w:r>
+      <w:r>
+        <w:rPr>
+          <w:rStyle w:val="VerbatimChar"/>
+        </w:rPr>
+        <w:t xml:space="preserve">--radius:       6px</w:t>
+      </w:r>
+    </w:p>
     <w:bookmarkEnd w:id="44"/>
-    <w:bookmarkEnd w:id="45"/>
-    <w:bookmarkStart w:id="46" w:name="scripts-disponíveis"/>
-    <w:p>
-      <w:pPr>
-        <w:pStyle w:val="Heading2"/>
-      </w:pPr>
-      <w:r>
-        <w:t xml:space="preserve">Scripts Disponíveis</w:t>
-      </w:r>
-    </w:p>
-    <w:p>
-      <w:pPr>
-        <w:pStyle w:val="SourceCode"/>
-      </w:pPr>
-      <w:r>
-        <w:rPr>
-          <w:rStyle w:val="ExtensionTok"/>
-        </w:rPr>
-        <w:t xml:space="preserve">npm</w:t>
-      </w:r>
-      <w:r>
-        <w:rPr>
-          <w:rStyle w:val="NormalTok"/>
-        </w:rPr>
-        <w:t xml:space="preserve"> start        # Servidor de desenvolvimento em http://localhost:4200</w:t>
-      </w:r>
-      <w:r>
-        <w:br/>
-      </w:r>
-      <w:r>
-        <w:rPr>
-          <w:rStyle w:val="ExtensionTok"/>
-        </w:rPr>
-        <w:t xml:space="preserve">npm</w:t>
-      </w:r>
-      <w:r>
-        <w:rPr>
-          <w:rStyle w:val="NormalTok"/>
-        </w:rPr>
-        <w:t xml:space="preserve"> run build    # Build de produção em dist/carlessopilatesfe</w:t>
-      </w:r>
-      <w:r>
-        <w:br/>
-      </w:r>
-      <w:r>
-        <w:rPr>
-          <w:rStyle w:val="ExtensionTok"/>
-        </w:rPr>
-        <w:t xml:space="preserve">npm</w:t>
-      </w:r>
-      <w:r>
-        <w:rPr>
-          <w:rStyle w:val="NormalTok"/>
-        </w:rPr>
-        <w:t xml:space="preserve"> run watch    # Build contínuo em modo desenvolvimento</w:t>
-      </w:r>
-      <w:r>
-        <w:br/>
-      </w:r>
-      <w:r>
-        <w:rPr>
-          <w:rStyle w:val="ExtensionTok"/>
-        </w:rPr>
-        <w:t xml:space="preserve">npm</w:t>
-      </w:r>
-      <w:r>
-        <w:rPr>
-          <w:rStyle w:val="NormalTok"/>
-        </w:rPr>
-        <w:t xml:space="preserve"> test         # Execução dos testes unitários (Karma/Jasmine)</w:t>
+    <w:bookmarkStart w:id="45" w:name="elementos-estilizados-globalmente"/>
+    <w:p>
+      <w:pPr>
+        <w:pStyle w:val="Heading3"/>
+      </w:pPr>
+      <w:r>
+        <w:t xml:space="preserve">Elementos Estilizados Globalmente</w:t>
+      </w:r>
+    </w:p>
+    <w:p>
+      <w:pPr>
+        <w:numPr>
+          <w:ilvl w:val="0"/>
+          <w:numId w:val="1007"/>
+        </w:numPr>
+        <w:pStyle w:val="Compact"/>
+      </w:pPr>
+      <w:r>
+        <w:t xml:space="preserve">Navbar</w:t>
+      </w:r>
+    </w:p>
+    <w:p>
+      <w:pPr>
+        <w:numPr>
+          <w:ilvl w:val="0"/>
+          <w:numId w:val="1007"/>
+        </w:numPr>
+        <w:pStyle w:val="Compact"/>
+      </w:pPr>
+      <w:r>
+        <w:t xml:space="preserve">Botões: primary, secondary, danger, outline</w:t>
+      </w:r>
+    </w:p>
+    <w:p>
+      <w:pPr>
+        <w:numPr>
+          <w:ilvl w:val="0"/>
+          <w:numId w:val="1007"/>
+        </w:numPr>
+        <w:pStyle w:val="Compact"/>
+      </w:pPr>
+      <w:r>
+        <w:t xml:space="preserve">Tabela com cabeçalho roxo e hover</w:t>
+      </w:r>
+    </w:p>
+    <w:p>
+      <w:pPr>
+        <w:numPr>
+          <w:ilvl w:val="0"/>
+          <w:numId w:val="1007"/>
+        </w:numPr>
+        <w:pStyle w:val="Compact"/>
+      </w:pPr>
+      <w:r>
+        <w:t xml:space="preserve">Formulários com seções e validação visual</w:t>
+      </w:r>
+    </w:p>
+    <w:p>
+      <w:pPr>
+        <w:numPr>
+          <w:ilvl w:val="0"/>
+          <w:numId w:val="1007"/>
+        </w:numPr>
+        <w:pStyle w:val="Compact"/>
+      </w:pPr>
+      <w:r>
+        <w:t xml:space="preserve">Cards de detalhe em grid</w:t>
+      </w:r>
+    </w:p>
+    <w:p>
+      <w:pPr>
+        <w:numPr>
+          <w:ilvl w:val="0"/>
+          <w:numId w:val="1007"/>
+        </w:numPr>
+        <w:pStyle w:val="Compact"/>
+      </w:pPr>
+      <w:r>
+        <w:t xml:space="preserve">Diálogos com overlay</w:t>
+      </w:r>
+    </w:p>
+    <w:p>
+      <w:pPr>
+        <w:numPr>
+          <w:ilvl w:val="0"/>
+          <w:numId w:val="1007"/>
+        </w:numPr>
+        <w:pStyle w:val="Compact"/>
+      </w:pPr>
+      <w:r>
+        <w:t xml:space="preserve">Paginação</w:t>
       </w:r>
     </w:p>
     <w:p>
@@ -5444,8 +5485,88 @@
         </w:pict>
       </w:r>
     </w:p>
+    <w:bookmarkEnd w:id="45"/>
     <w:bookmarkEnd w:id="46"/>
-    <w:bookmarkStart w:id="47" w:name="configuração-de-build"/>
+    <w:bookmarkStart w:id="47" w:name="scripts-disponíveis"/>
+    <w:p>
+      <w:pPr>
+        <w:pStyle w:val="Heading2"/>
+      </w:pPr>
+      <w:r>
+        <w:t xml:space="preserve">Scripts Disponíveis</w:t>
+      </w:r>
+    </w:p>
+    <w:p>
+      <w:pPr>
+        <w:pStyle w:val="SourceCode"/>
+      </w:pPr>
+      <w:r>
+        <w:rPr>
+          <w:rStyle w:val="ExtensionTok"/>
+        </w:rPr>
+        <w:t xml:space="preserve">npm</w:t>
+      </w:r>
+      <w:r>
+        <w:rPr>
+          <w:rStyle w:val="NormalTok"/>
+        </w:rPr>
+        <w:t xml:space="preserve"> start        # Servidor de desenvolvimento em http://localhost:4200</w:t>
+      </w:r>
+      <w:r>
+        <w:br/>
+      </w:r>
+      <w:r>
+        <w:rPr>
+          <w:rStyle w:val="ExtensionTok"/>
+        </w:rPr>
+        <w:t xml:space="preserve">npm</w:t>
+      </w:r>
+      <w:r>
+        <w:rPr>
+          <w:rStyle w:val="NormalTok"/>
+        </w:rPr>
+        <w:t xml:space="preserve"> run build    # Build de produção em dist/carlessopilatesfe</w:t>
+      </w:r>
+      <w:r>
+        <w:br/>
+      </w:r>
+      <w:r>
+        <w:rPr>
+          <w:rStyle w:val="ExtensionTok"/>
+        </w:rPr>
+        <w:t xml:space="preserve">npm</w:t>
+      </w:r>
+      <w:r>
+        <w:rPr>
+          <w:rStyle w:val="NormalTok"/>
+        </w:rPr>
+        <w:t xml:space="preserve"> run watch    # Build contínuo em modo desenvolvimento</w:t>
+      </w:r>
+      <w:r>
+        <w:br/>
+      </w:r>
+      <w:r>
+        <w:rPr>
+          <w:rStyle w:val="ExtensionTok"/>
+        </w:rPr>
+        <w:t xml:space="preserve">npm</w:t>
+      </w:r>
+      <w:r>
+        <w:rPr>
+          <w:rStyle w:val="NormalTok"/>
+        </w:rPr>
+        <w:t xml:space="preserve"> test         # Execução dos testes unitários (Karma/Jasmine)</w:t>
+      </w:r>
+    </w:p>
+    <w:p>
+      <w:r>
+        <w:pict>
+          <v:rect style="width:0;height:1.5pt" o:hralign="center" o:hrstd="t" o:hr="t"/>
+        </w:pict>
+      </w:r>
+    </w:p>
+    <w:bookmarkEnd w:id="47"/>
+    <w:bookmarkStart w:id="48" w:name="configuração-de-build"/>
     <w:p>
       <w:pPr>
         <w:pStyle w:val="Heading2"/>
@@ -5657,8 +5778,8 @@
         </w:pict>
       </w:r>
     </w:p>
-    <w:bookmarkEnd w:id="47"/>
-    <w:bookmarkStart w:id="51" w:name="docker"/>
+    <w:bookmarkEnd w:id="48"/>
+    <w:bookmarkStart w:id="52" w:name="docker"/>
     <w:p>
       <w:pPr>
         <w:pStyle w:val="Heading2"/>
@@ -5861,7 +5982,7 @@
         </w:tc>
       </w:tr>
     </w:tbl>
-    <w:bookmarkStart w:id="48" w:name="execução-com-compose"/>
+    <w:bookmarkStart w:id="49" w:name="execução-com-compose"/>
     <w:p>
       <w:pPr>
         <w:pStyle w:val="Heading3"/>
@@ -5934,8 +6055,8 @@
         <w:t xml:space="preserve">.</w:t>
       </w:r>
     </w:p>
-    <w:bookmarkEnd w:id="48"/>
-    <w:bookmarkStart w:id="49" w:name="configurar-backend"/>
+    <w:bookmarkEnd w:id="49"/>
+    <w:bookmarkStart w:id="50" w:name="configurar-backend"/>
     <w:p>
       <w:pPr>
         <w:pStyle w:val="Heading3"/>
@@ -5973,8 +6094,8 @@
         <w:t xml:space="preserve"> compose up --build</w:t>
       </w:r>
     </w:p>
-    <w:bookmarkEnd w:id="49"/>
-    <w:bookmarkStart w:id="50" w:name="execução-com-docker"/>
+    <w:bookmarkEnd w:id="50"/>
+    <w:bookmarkStart w:id="51" w:name="execução-com-docker"/>
     <w:p>
       <w:pPr>
         <w:pStyle w:val="Heading3"/>
@@ -6097,9 +6218,9 @@
         </w:pict>
       </w:r>
     </w:p>
-    <w:bookmarkEnd w:id="50"/>
     <w:bookmarkEnd w:id="51"/>
-    <w:bookmarkStart w:id="54" w:name="testes-unitários"/>
+    <w:bookmarkEnd w:id="52"/>
+    <w:bookmarkStart w:id="55" w:name="testes-unitários"/>
     <w:p>
       <w:pPr>
         <w:pStyle w:val="Heading2"/>
@@ -6140,7 +6261,7 @@
         <w:t xml:space="preserve">npm test</w:t>
       </w:r>
     </w:p>
-    <w:bookmarkStart w:id="52" w:name="arquivos-de-teste"/>
+    <w:bookmarkStart w:id="53" w:name="arquivos-de-teste"/>
     <w:p>
       <w:pPr>
         <w:pStyle w:val="Heading3"/>
@@ -6310,7 +6431,34 @@
               <w:jc w:val="left"/>
             </w:pPr>
             <w:r>
-              <w:t xml:space="preserve">Carregamento, filtros, paginação, inativação, estados de erro</w:t>
+              <w:t xml:space="preserve">Carregamento, filtros, paginação, troca de tamanho de página, inativação, estados de erro</w:t>
+            </w:r>
+          </w:p>
+        </w:tc>
+      </w:tr>
+      <w:tr>
+        <w:tc>
+          <w:p>
+            <w:pPr>
+              <w:pStyle w:val="Compact"/>
+              <w:jc w:val="left"/>
+            </w:pPr>
+            <w:r>
+              <w:rPr>
+                <w:rStyle w:val="VerbatimChar"/>
+              </w:rPr>
+              <w:t xml:space="preserve">app/pages/profissionais/profissional-list/profissional-list.component.spec.ts</w:t>
+            </w:r>
+          </w:p>
+        </w:tc>
+        <w:tc>
+          <w:p>
+            <w:pPr>
+              <w:pStyle w:val="Compact"/>
+              <w:jc w:val="left"/>
+            </w:pPr>
+            <w:r>
+              <w:t xml:space="preserve">Carregamento, inativação, estados de erro e janela limitada de páginas visíveis</w:t>
             </w:r>
           </w:p>
         </w:tc>
@@ -6370,209 +6518,14 @@
         </w:tc>
       </w:tr>
     </w:tbl>
-    <w:bookmarkEnd w:id="52"/>
-    <w:bookmarkStart w:id="53" w:name="estratégia-de-mocking"/>
+    <w:bookmarkEnd w:id="53"/>
+    <w:bookmarkStart w:id="54" w:name="estratégia-de-mocking"/>
     <w:p>
       <w:pPr>
         <w:pStyle w:val="Heading3"/>
       </w:pPr>
       <w:r>
         <w:t xml:space="preserve">Estratégia de mocking</w:t>
-      </w:r>
-    </w:p>
-    <w:p>
-      <w:pPr>
-        <w:numPr>
-          <w:ilvl w:val="0"/>
-          <w:numId w:val="1007"/>
-        </w:numPr>
-        <w:pStyle w:val="Compact"/>
-      </w:pPr>
-      <w:r>
-        <w:rPr>
-          <w:b/>
-        </w:rPr>
-        <w:t xml:space="preserve">Serviço HTTP:</w:t>
-      </w:r>
-      <w:r>
-        <w:t xml:space="preserve"> </w:t>
-      </w:r>
-      <w:r>
-        <w:rPr>
-          <w:rStyle w:val="VerbatimChar"/>
-        </w:rPr>
-        <w:t xml:space="preserve">HttpClientTestingModule</w:t>
-      </w:r>
-      <w:r>
-        <w:t xml:space="preserve"> </w:t>
-      </w:r>
-      <w:r>
-        <w:t xml:space="preserve">+</w:t>
-      </w:r>
-      <w:r>
-        <w:t xml:space="preserve"> </w:t>
-      </w:r>
-      <w:r>
-        <w:rPr>
-          <w:rStyle w:val="VerbatimChar"/>
-        </w:rPr>
-        <w:t xml:space="preserve">HttpTestingController</w:t>
-      </w:r>
-      <w:r>
-        <w:t xml:space="preserve"> </w:t>
-      </w:r>
-      <w:r>
-        <w:t xml:space="preserve">nos testes de serviço</w:t>
-      </w:r>
-    </w:p>
-    <w:p>
-      <w:pPr>
-        <w:numPr>
-          <w:ilvl w:val="0"/>
-          <w:numId w:val="1007"/>
-        </w:numPr>
-        <w:pStyle w:val="Compact"/>
-      </w:pPr>
-      <w:r>
-        <w:rPr>
-          <w:b/>
-        </w:rPr>
-        <w:t xml:space="preserve">PacienteService nos componentes:</w:t>
-      </w:r>
-      <w:r>
-        <w:t xml:space="preserve"> </w:t>
-      </w:r>
-      <w:r>
-        <w:rPr>
-          <w:rStyle w:val="VerbatimChar"/>
-        </w:rPr>
-        <w:t xml:space="preserve">jasmine.createSpyObj</w:t>
-      </w:r>
-      <w:r>
-        <w:t xml:space="preserve"> </w:t>
-      </w:r>
-      <w:r>
-        <w:t xml:space="preserve">com retorno via</w:t>
-      </w:r>
-      <w:r>
-        <w:t xml:space="preserve"> </w:t>
-      </w:r>
-      <w:r>
-        <w:rPr>
-          <w:rStyle w:val="VerbatimChar"/>
-        </w:rPr>
-        <w:t xml:space="preserve">of()</w:t>
-      </w:r>
-      <w:r>
-        <w:t xml:space="preserve"> </w:t>
-      </w:r>
-      <w:r>
-        <w:t xml:space="preserve">ou</w:t>
-      </w:r>
-      <w:r>
-        <w:t xml:space="preserve"> </w:t>
-      </w:r>
-      <w:r>
-        <w:rPr>
-          <w:rStyle w:val="VerbatimChar"/>
-        </w:rPr>
-        <w:t xml:space="preserve">throwError()</w:t>
-      </w:r>
-    </w:p>
-    <w:p>
-      <w:pPr>
-        <w:numPr>
-          <w:ilvl w:val="0"/>
-          <w:numId w:val="1007"/>
-        </w:numPr>
-        <w:pStyle w:val="Compact"/>
-      </w:pPr>
-      <w:r>
-        <w:rPr>
-          <w:b/>
-        </w:rPr>
-        <w:t xml:space="preserve">Router:</w:t>
-      </w:r>
-      <w:r>
-        <w:t xml:space="preserve"> </w:t>
-      </w:r>
-      <w:r>
-        <w:rPr>
-          <w:rStyle w:val="VerbatimChar"/>
-        </w:rPr>
-        <w:t xml:space="preserve">RouterTestingModule</w:t>
-      </w:r>
-      <w:r>
-        <w:t xml:space="preserve"> </w:t>
-      </w:r>
-      <w:r>
-        <w:t xml:space="preserve">+</w:t>
-      </w:r>
-      <w:r>
-        <w:t xml:space="preserve"> </w:t>
-      </w:r>
-      <w:r>
-        <w:rPr>
-          <w:rStyle w:val="VerbatimChar"/>
-        </w:rPr>
-        <w:t xml:space="preserve">spyOn(router, 'navigate')</w:t>
-      </w:r>
-    </w:p>
-    <w:p>
-      <w:pPr>
-        <w:numPr>
-          <w:ilvl w:val="0"/>
-          <w:numId w:val="1007"/>
-        </w:numPr>
-        <w:pStyle w:val="Compact"/>
-      </w:pPr>
-      <w:r>
-        <w:rPr>
-          <w:b/>
-        </w:rPr>
-        <w:t xml:space="preserve">ActivatedRoute:</w:t>
-      </w:r>
-      <w:r>
-        <w:t xml:space="preserve"> </w:t>
-      </w:r>
-      <w:r>
-        <w:t xml:space="preserve">objeto literal com</w:t>
-      </w:r>
-      <w:r>
-        <w:t xml:space="preserve"> </w:t>
-      </w:r>
-      <w:r>
-        <w:rPr>
-          <w:rStyle w:val="VerbatimChar"/>
-        </w:rPr>
-        <w:t xml:space="preserve">snapshot.paramMap.get()</w:t>
-      </w:r>
-    </w:p>
-    <w:p>
-      <w:r>
-        <w:pict>
-          <v:rect style="width:0;height:1.5pt" o:hralign="center" o:hrstd="t" o:hr="t"/>
-        </w:pict>
-      </w:r>
-    </w:p>
-    <w:bookmarkEnd w:id="53"/>
-    <w:bookmarkEnd w:id="54"/>
-    <w:bookmarkStart w:id="57" w:name="status-do-projeto"/>
-    <w:p>
-      <w:pPr>
-        <w:pStyle w:val="Heading2"/>
-      </w:pPr>
-      <w:r>
-        <w:t xml:space="preserve">Status do Projeto</w:t>
-      </w:r>
-    </w:p>
-    <w:bookmarkStart w:id="55" w:name="implementado"/>
-    <w:p>
-      <w:pPr>
-        <w:pStyle w:val="Heading3"/>
-      </w:pPr>
-      <w:r>
-        <w:t xml:space="preserve">Implementado</w:t>
       </w:r>
     </w:p>
     <w:p>
@@ -6584,7 +6537,40 @@
         <w:pStyle w:val="Compact"/>
       </w:pPr>
       <w:r>
-        <w:t xml:space="preserve">CRUD completo de pacientes</w:t>
+        <w:rPr>
+          <w:b/>
+        </w:rPr>
+        <w:t xml:space="preserve">Serviço HTTP:</w:t>
+      </w:r>
+      <w:r>
+        <w:t xml:space="preserve"> </w:t>
+      </w:r>
+      <w:r>
+        <w:rPr>
+          <w:rStyle w:val="VerbatimChar"/>
+        </w:rPr>
+        <w:t xml:space="preserve">HttpClientTestingModule</w:t>
+      </w:r>
+      <w:r>
+        <w:t xml:space="preserve"> </w:t>
+      </w:r>
+      <w:r>
+        <w:t xml:space="preserve">+</w:t>
+      </w:r>
+      <w:r>
+        <w:t xml:space="preserve"> </w:t>
+      </w:r>
+      <w:r>
+        <w:rPr>
+          <w:rStyle w:val="VerbatimChar"/>
+        </w:rPr>
+        <w:t xml:space="preserve">HttpTestingController</w:t>
+      </w:r>
+      <w:r>
+        <w:t xml:space="preserve"> </w:t>
+      </w:r>
+      <w:r>
+        <w:t xml:space="preserve">nos testes de serviço</w:t>
       </w:r>
     </w:p>
     <w:p>
@@ -6596,7 +6582,49 @@
         <w:pStyle w:val="Compact"/>
       </w:pPr>
       <w:r>
-        <w:t xml:space="preserve">Filtros na listagem de pacientes por nome, e-mail, CPF, telefone e status</w:t>
+        <w:rPr>
+          <w:b/>
+        </w:rPr>
+        <w:t xml:space="preserve">PacienteService nos componentes:</w:t>
+      </w:r>
+      <w:r>
+        <w:t xml:space="preserve"> </w:t>
+      </w:r>
+      <w:r>
+        <w:rPr>
+          <w:rStyle w:val="VerbatimChar"/>
+        </w:rPr>
+        <w:t xml:space="preserve">jasmine.createSpyObj</w:t>
+      </w:r>
+      <w:r>
+        <w:t xml:space="preserve"> </w:t>
+      </w:r>
+      <w:r>
+        <w:t xml:space="preserve">com retorno via</w:t>
+      </w:r>
+      <w:r>
+        <w:t xml:space="preserve"> </w:t>
+      </w:r>
+      <w:r>
+        <w:rPr>
+          <w:rStyle w:val="VerbatimChar"/>
+        </w:rPr>
+        <w:t xml:space="preserve">of()</w:t>
+      </w:r>
+      <w:r>
+        <w:t xml:space="preserve"> </w:t>
+      </w:r>
+      <w:r>
+        <w:t xml:space="preserve">ou</w:t>
+      </w:r>
+      <w:r>
+        <w:t xml:space="preserve"> </w:t>
+      </w:r>
+      <w:r>
+        <w:rPr>
+          <w:rStyle w:val="VerbatimChar"/>
+        </w:rPr>
+        <w:t xml:space="preserve">throwError()</w:t>
       </w:r>
     </w:p>
     <w:p>
@@ -6608,7 +6636,34 @@
         <w:pStyle w:val="Compact"/>
       </w:pPr>
       <w:r>
-        <w:t xml:space="preserve">CRUD completo de profissionais com atualização via PUT</w:t>
+        <w:rPr>
+          <w:b/>
+        </w:rPr>
+        <w:t xml:space="preserve">Router:</w:t>
+      </w:r>
+      <w:r>
+        <w:t xml:space="preserve"> </w:t>
+      </w:r>
+      <w:r>
+        <w:rPr>
+          <w:rStyle w:val="VerbatimChar"/>
+        </w:rPr>
+        <w:t xml:space="preserve">RouterTestingModule</w:t>
+      </w:r>
+      <w:r>
+        <w:t xml:space="preserve"> </w:t>
+      </w:r>
+      <w:r>
+        <w:t xml:space="preserve">+</w:t>
+      </w:r>
+      <w:r>
+        <w:t xml:space="preserve"> </w:t>
+      </w:r>
+      <w:r>
+        <w:rPr>
+          <w:rStyle w:val="VerbatimChar"/>
+        </w:rPr>
+        <w:t xml:space="preserve">spyOn(router, 'navigate')</w:t>
       </w:r>
     </w:p>
     <w:p>
@@ -6620,161 +6675,52 @@
         <w:pStyle w:val="Compact"/>
       </w:pPr>
       <w:r>
-        <w:t xml:space="preserve">Paginação server-side</w:t>
-      </w:r>
-    </w:p>
-    <w:p>
-      <w:pPr>
-        <w:numPr>
-          <w:ilvl w:val="0"/>
-          <w:numId w:val="1008"/>
-        </w:numPr>
-        <w:pStyle w:val="Compact"/>
-      </w:pPr>
-      <w:r>
-        <w:t xml:space="preserve">Validação de formulários</w:t>
-      </w:r>
-    </w:p>
-    <w:p>
-      <w:pPr>
-        <w:numPr>
-          <w:ilvl w:val="0"/>
-          <w:numId w:val="1008"/>
-        </w:numPr>
-        <w:pStyle w:val="Compact"/>
-      </w:pPr>
-      <w:r>
-        <w:t xml:space="preserve">Feedback de erros e loading</w:t>
-      </w:r>
-    </w:p>
-    <w:p>
-      <w:pPr>
-        <w:numPr>
-          <w:ilvl w:val="0"/>
-          <w:numId w:val="1008"/>
-        </w:numPr>
-        <w:pStyle w:val="Compact"/>
-      </w:pPr>
-      <w:r>
-        <w:t xml:space="preserve">Integração com API REST (contratos alinhados com backend v2)</w:t>
-      </w:r>
-    </w:p>
-    <w:p>
-      <w:pPr>
-        <w:numPr>
-          <w:ilvl w:val="0"/>
-          <w:numId w:val="1008"/>
-        </w:numPr>
-        <w:pStyle w:val="Compact"/>
-      </w:pPr>
-      <w:r>
-        <w:t xml:space="preserve">Design responsivo</w:t>
-      </w:r>
-    </w:p>
-    <w:p>
-      <w:pPr>
-        <w:numPr>
-          <w:ilvl w:val="0"/>
-          <w:numId w:val="1008"/>
-        </w:numPr>
-        <w:pStyle w:val="Compact"/>
-      </w:pPr>
-      <w:r>
-        <w:t xml:space="preserve">Ativação e inativação de pacientes via PATCH</w:t>
-      </w:r>
-    </w:p>
-    <w:p>
-      <w:pPr>
-        <w:numPr>
-          <w:ilvl w:val="0"/>
-          <w:numId w:val="1008"/>
-        </w:numPr>
-        <w:pStyle w:val="Compact"/>
-      </w:pPr>
-      <w:r>
-        <w:t xml:space="preserve">E-mail mutável na edição (somente CPF é imutável)</w:t>
-      </w:r>
-    </w:p>
-    <w:p>
-      <w:pPr>
-        <w:numPr>
-          <w:ilvl w:val="0"/>
-          <w:numId w:val="1008"/>
-        </w:numPr>
-        <w:pStyle w:val="Compact"/>
-      </w:pPr>
-      <w:r>
-        <w:t xml:space="preserve">Módulo Planos: listagem, criação com seleção de dias e validação de frequência</w:t>
-      </w:r>
-    </w:p>
-    <w:p>
-      <w:pPr>
-        <w:numPr>
-          <w:ilvl w:val="0"/>
-          <w:numId w:val="1008"/>
-        </w:numPr>
-        <w:pStyle w:val="Compact"/>
-      </w:pPr>
-      <w:r>
-        <w:t xml:space="preserve">Módulo Pagamentos: listagem, criação e confirmação de pagamento (PAGO)</w:t>
-      </w:r>
-    </w:p>
-    <w:p>
-      <w:pPr>
-        <w:numPr>
-          <w:ilvl w:val="0"/>
-          <w:numId w:val="1008"/>
-        </w:numPr>
-        <w:pStyle w:val="Compact"/>
-      </w:pPr>
-      <w:r>
-        <w:t xml:space="preserve">Módulo Aulas: listagem e confirmação de presença</w:t>
-      </w:r>
-    </w:p>
-    <w:p>
-      <w:pPr>
-        <w:numPr>
-          <w:ilvl w:val="0"/>
-          <w:numId w:val="1008"/>
-        </w:numPr>
-        <w:pStyle w:val="Compact"/>
-      </w:pPr>
-      <w:r>
-        <w:t xml:space="preserve">Navegação contextual na tela de detalhe do paciente (Planos / Pagamentos / Aulas)</w:t>
-      </w:r>
-    </w:p>
-    <w:p>
-      <w:pPr>
-        <w:numPr>
-          <w:ilvl w:val="0"/>
-          <w:numId w:val="1008"/>
-        </w:numPr>
-        <w:pStyle w:val="Compact"/>
-      </w:pPr>
-      <w:r>
-        <w:t xml:space="preserve">Dockerfile, Docker Compose e Nginx para execução do frontend em container</w:t>
-      </w:r>
-    </w:p>
-    <w:p>
-      <w:pPr>
-        <w:numPr>
-          <w:ilvl w:val="0"/>
-          <w:numId w:val="1008"/>
-        </w:numPr>
-        <w:pStyle w:val="Compact"/>
-      </w:pPr>
-      <w:r>
-        <w:t xml:space="preserve">Testes unitários (serviço e todos os componentes de página)</w:t>
-      </w:r>
-    </w:p>
+        <w:rPr>
+          <w:b/>
+        </w:rPr>
+        <w:t xml:space="preserve">ActivatedRoute:</w:t>
+      </w:r>
+      <w:r>
+        <w:t xml:space="preserve"> </w:t>
+      </w:r>
+      <w:r>
+        <w:t xml:space="preserve">objeto literal com</w:t>
+      </w:r>
+      <w:r>
+        <w:t xml:space="preserve"> </w:t>
+      </w:r>
+      <w:r>
+        <w:rPr>
+          <w:rStyle w:val="VerbatimChar"/>
+        </w:rPr>
+        <w:t xml:space="preserve">snapshot.paramMap.get()</w:t>
+      </w:r>
+    </w:p>
+    <w:p>
+      <w:r>
+        <w:pict>
+          <v:rect style="width:0;height:1.5pt" o:hralign="center" o:hrstd="t" o:hr="t"/>
+        </w:pict>
+      </w:r>
+    </w:p>
+    <w:bookmarkEnd w:id="54"/>
     <w:bookmarkEnd w:id="55"/>
-    <w:bookmarkStart w:id="56" w:name="não-implementado-próximos-passos"/>
+    <w:bookmarkStart w:id="58" w:name="status-do-projeto"/>
+    <w:p>
+      <w:pPr>
+        <w:pStyle w:val="Heading2"/>
+      </w:pPr>
+      <w:r>
+        <w:t xml:space="preserve">Status do Projeto</w:t>
+      </w:r>
+    </w:p>
+    <w:bookmarkStart w:id="56" w:name="implementado"/>
     <w:p>
       <w:pPr>
         <w:pStyle w:val="Heading3"/>
       </w:pPr>
       <w:r>
-        <w:t xml:space="preserve">Não implementado / Próximos passos</w:t>
+        <w:t xml:space="preserve">Implementado</w:t>
       </w:r>
     </w:p>
     <w:p>
@@ -6786,7 +6732,7 @@
         <w:pStyle w:val="Compact"/>
       </w:pPr>
       <w:r>
-        <w:t xml:space="preserve">Autenticação e autorização</w:t>
+        <w:t xml:space="preserve">CRUD completo de pacientes</w:t>
       </w:r>
     </w:p>
     <w:p>
@@ -6798,7 +6744,7 @@
         <w:pStyle w:val="Compact"/>
       </w:pPr>
       <w:r>
-        <w:t xml:space="preserve">Configuração avançada de ambientes Angular, caso seja necessária no futuro</w:t>
+        <w:t xml:space="preserve">Filtros na listagem de pacientes por nome, e-mail, CPF, telefone e status</w:t>
       </w:r>
     </w:p>
     <w:p>
@@ -6810,22 +6756,7 @@
         <w:pStyle w:val="Compact"/>
       </w:pPr>
       <w:r>
-        <w:t xml:space="preserve">Componente</w:t>
-      </w:r>
-      <w:r>
-        <w:t xml:space="preserve"> </w:t>
-      </w:r>
-      <w:r>
-        <w:rPr>
-          <w:rStyle w:val="VerbatimChar"/>
-        </w:rPr>
-        <w:t xml:space="preserve">ConfirmarDialog</w:t>
-      </w:r>
-      <w:r>
-        <w:t xml:space="preserve"> </w:t>
-      </w:r>
-      <w:r>
-        <w:t xml:space="preserve">integrado</w:t>
+        <w:t xml:space="preserve">Paginação da consulta de pacientes com resumo, navegação anterior/próxima, janela de páginas e tamanho de página configurável</w:t>
       </w:r>
     </w:p>
     <w:p>
@@ -6837,7 +6768,7 @@
         <w:pStyle w:val="Compact"/>
       </w:pPr>
       <w:r>
-        <w:t xml:space="preserve">Testes E2E</w:t>
+        <w:t xml:space="preserve">CRUD completo de profissionais com atualização via PUT</w:t>
       </w:r>
     </w:p>
     <w:p>
@@ -6849,7 +6780,7 @@
         <w:pStyle w:val="Compact"/>
       </w:pPr>
       <w:r>
-        <w:t xml:space="preserve">Busca e filtros nas demais listagens</w:t>
+        <w:t xml:space="preserve">Paginação server-side em pacientes e profissionais, com janela limitada de páginas visíveis</w:t>
       </w:r>
     </w:p>
     <w:p>
@@ -6861,12 +6792,241 @@
         <w:pStyle w:val="Compact"/>
       </w:pPr>
       <w:r>
+        <w:t xml:space="preserve">Validação de formulários</w:t>
+      </w:r>
+    </w:p>
+    <w:p>
+      <w:pPr>
+        <w:numPr>
+          <w:ilvl w:val="0"/>
+          <w:numId w:val="1009"/>
+        </w:numPr>
+        <w:pStyle w:val="Compact"/>
+      </w:pPr>
+      <w:r>
+        <w:t xml:space="preserve">Feedback de erros e loading</w:t>
+      </w:r>
+    </w:p>
+    <w:p>
+      <w:pPr>
+        <w:numPr>
+          <w:ilvl w:val="0"/>
+          <w:numId w:val="1009"/>
+        </w:numPr>
+        <w:pStyle w:val="Compact"/>
+      </w:pPr>
+      <w:r>
+        <w:t xml:space="preserve">Integração com API REST (contratos alinhados com backend v2)</w:t>
+      </w:r>
+    </w:p>
+    <w:p>
+      <w:pPr>
+        <w:numPr>
+          <w:ilvl w:val="0"/>
+          <w:numId w:val="1009"/>
+        </w:numPr>
+        <w:pStyle w:val="Compact"/>
+      </w:pPr>
+      <w:r>
+        <w:t xml:space="preserve">Design responsivo</w:t>
+      </w:r>
+    </w:p>
+    <w:p>
+      <w:pPr>
+        <w:numPr>
+          <w:ilvl w:val="0"/>
+          <w:numId w:val="1009"/>
+        </w:numPr>
+        <w:pStyle w:val="Compact"/>
+      </w:pPr>
+      <w:r>
+        <w:t xml:space="preserve">Ativação e inativação de pacientes via PATCH</w:t>
+      </w:r>
+    </w:p>
+    <w:p>
+      <w:pPr>
+        <w:numPr>
+          <w:ilvl w:val="0"/>
+          <w:numId w:val="1009"/>
+        </w:numPr>
+        <w:pStyle w:val="Compact"/>
+      </w:pPr>
+      <w:r>
+        <w:t xml:space="preserve">E-mail mutável na edição (somente CPF é imutável)</w:t>
+      </w:r>
+    </w:p>
+    <w:p>
+      <w:pPr>
+        <w:numPr>
+          <w:ilvl w:val="0"/>
+          <w:numId w:val="1009"/>
+        </w:numPr>
+        <w:pStyle w:val="Compact"/>
+      </w:pPr>
+      <w:r>
+        <w:t xml:space="preserve">Módulo Planos: listagem, criação com seleção de dias e validação de frequência</w:t>
+      </w:r>
+    </w:p>
+    <w:p>
+      <w:pPr>
+        <w:numPr>
+          <w:ilvl w:val="0"/>
+          <w:numId w:val="1009"/>
+        </w:numPr>
+        <w:pStyle w:val="Compact"/>
+      </w:pPr>
+      <w:r>
+        <w:t xml:space="preserve">Módulo Pagamentos: listagem, criação e confirmação de pagamento (PAGO)</w:t>
+      </w:r>
+    </w:p>
+    <w:p>
+      <w:pPr>
+        <w:numPr>
+          <w:ilvl w:val="0"/>
+          <w:numId w:val="1009"/>
+        </w:numPr>
+        <w:pStyle w:val="Compact"/>
+      </w:pPr>
+      <w:r>
+        <w:t xml:space="preserve">Módulo Aulas: listagem e confirmação de presença</w:t>
+      </w:r>
+    </w:p>
+    <w:p>
+      <w:pPr>
+        <w:numPr>
+          <w:ilvl w:val="0"/>
+          <w:numId w:val="1009"/>
+        </w:numPr>
+        <w:pStyle w:val="Compact"/>
+      </w:pPr>
+      <w:r>
+        <w:t xml:space="preserve">Navegação contextual na tela de detalhe do paciente (Planos / Pagamentos / Aulas)</w:t>
+      </w:r>
+    </w:p>
+    <w:p>
+      <w:pPr>
+        <w:numPr>
+          <w:ilvl w:val="0"/>
+          <w:numId w:val="1009"/>
+        </w:numPr>
+        <w:pStyle w:val="Compact"/>
+      </w:pPr>
+      <w:r>
+        <w:t xml:space="preserve">Dockerfile, Docker Compose e Nginx para execução do frontend em container</w:t>
+      </w:r>
+    </w:p>
+    <w:p>
+      <w:pPr>
+        <w:numPr>
+          <w:ilvl w:val="0"/>
+          <w:numId w:val="1009"/>
+        </w:numPr>
+        <w:pStyle w:val="Compact"/>
+      </w:pPr>
+      <w:r>
+        <w:t xml:space="preserve">Testes unitários (serviço e todos os componentes de página)</w:t>
+      </w:r>
+    </w:p>
+    <w:bookmarkEnd w:id="56"/>
+    <w:bookmarkStart w:id="57" w:name="não-implementado-próximos-passos"/>
+    <w:p>
+      <w:pPr>
+        <w:pStyle w:val="Heading3"/>
+      </w:pPr>
+      <w:r>
+        <w:t xml:space="preserve">Não implementado / Próximos passos</w:t>
+      </w:r>
+    </w:p>
+    <w:p>
+      <w:pPr>
+        <w:numPr>
+          <w:ilvl w:val="0"/>
+          <w:numId w:val="1010"/>
+        </w:numPr>
+        <w:pStyle w:val="Compact"/>
+      </w:pPr>
+      <w:r>
+        <w:t xml:space="preserve">Autenticação e autorização</w:t>
+      </w:r>
+    </w:p>
+    <w:p>
+      <w:pPr>
+        <w:numPr>
+          <w:ilvl w:val="0"/>
+          <w:numId w:val="1010"/>
+        </w:numPr>
+        <w:pStyle w:val="Compact"/>
+      </w:pPr>
+      <w:r>
+        <w:t xml:space="preserve">Configuração avançada de ambientes Angular, caso seja necessária no futuro</w:t>
+      </w:r>
+    </w:p>
+    <w:p>
+      <w:pPr>
+        <w:numPr>
+          <w:ilvl w:val="0"/>
+          <w:numId w:val="1010"/>
+        </w:numPr>
+        <w:pStyle w:val="Compact"/>
+      </w:pPr>
+      <w:r>
+        <w:t xml:space="preserve">Componente</w:t>
+      </w:r>
+      <w:r>
+        <w:t xml:space="preserve"> </w:t>
+      </w:r>
+      <w:r>
+        <w:rPr>
+          <w:rStyle w:val="VerbatimChar"/>
+        </w:rPr>
+        <w:t xml:space="preserve">ConfirmarDialog</w:t>
+      </w:r>
+      <w:r>
+        <w:t xml:space="preserve"> </w:t>
+      </w:r>
+      <w:r>
+        <w:t xml:space="preserve">integrado</w:t>
+      </w:r>
+    </w:p>
+    <w:p>
+      <w:pPr>
+        <w:numPr>
+          <w:ilvl w:val="0"/>
+          <w:numId w:val="1010"/>
+        </w:numPr>
+        <w:pStyle w:val="Compact"/>
+      </w:pPr>
+      <w:r>
+        <w:t xml:space="preserve">Testes E2E</w:t>
+      </w:r>
+    </w:p>
+    <w:p>
+      <w:pPr>
+        <w:numPr>
+          <w:ilvl w:val="0"/>
+          <w:numId w:val="1010"/>
+        </w:numPr>
+        <w:pStyle w:val="Compact"/>
+      </w:pPr>
+      <w:r>
+        <w:t xml:space="preserve">Busca e filtros nas demais listagens</w:t>
+      </w:r>
+    </w:p>
+    <w:p>
+      <w:pPr>
+        <w:numPr>
+          <w:ilvl w:val="0"/>
+          <w:numId w:val="1010"/>
+        </w:numPr>
+        <w:pStyle w:val="Compact"/>
+      </w:pPr>
+      <w:r>
         <w:t xml:space="preserve">Animações e transições</w:t>
       </w:r>
     </w:p>
-    <w:bookmarkEnd w:id="56"/>
     <w:bookmarkEnd w:id="57"/>
     <w:bookmarkEnd w:id="58"/>
+    <w:bookmarkEnd w:id="59"/>
     <w:sectPr/>
   </w:body>
 </w:document>
@@ -7131,6 +7291,9 @@
     <w:abstractNumId w:val="991"/>
   </w:num>
   <w:num w:numId="1009">
+    <w:abstractNumId w:val="991"/>
+  </w:num>
+  <w:num w:numId="1010">
     <w:abstractNumId w:val="991"/>
   </w:num>
 </w:numbering>

--- a/docs/documentacao.docx
+++ b/docs/documentacao.docx
@@ -2,7 +2,7 @@
 <file path=word/document.xml><?xml version="1.0" encoding="utf-8"?>
 <w:document xmlns:w="http://schemas.openxmlformats.org/wordprocessingml/2006/main" xmlns:m="http://schemas.openxmlformats.org/officeDocument/2006/math" xmlns:r="http://schemas.openxmlformats.org/officeDocument/2006/relationships" xmlns:o="urn:schemas-microsoft-com:office:office" xmlns:v="urn:schemas-microsoft-com:vml" xmlns:w10="urn:schemas-microsoft-com:office:word" xmlns:a="http://schemas.openxmlformats.org/drawingml/2006/main" xmlns:pic="http://schemas.openxmlformats.org/drawingml/2006/picture" xmlns:wp="http://schemas.openxmlformats.org/drawingml/2006/wordprocessingDrawing">
   <w:body>
-    <w:bookmarkStart w:id="59" w:name="Xa5a5380f307c0840b6d64a5275bf7896751e194"/>
+    <w:bookmarkStart w:id="68" w:name="Xa5a5380f307c0840b6d64a5275bf7896751e194"/>
     <w:p>
       <w:pPr>
         <w:pStyle w:val="Heading1"/>
@@ -655,7 +655,7 @@
               <w:jc w:val="left"/>
             </w:pPr>
             <w:r>
-              <w:t xml:space="preserve">CRUD completo, ativar/inativar, atualização via PUT, paginação com janela limitada</w:t>
+              <w:t xml:space="preserve">CRUD completo, ativar/inativar, atualização via PUT, paginação com janela limitada e guarda de limites</w:t>
             </w:r>
           </w:p>
         </w:tc>
@@ -805,7 +805,69 @@
               <w:jc w:val="left"/>
             </w:pPr>
             <w:r>
-              <w:t xml:space="preserve">Listar, confirmar presença</w:t>
+              <w:t xml:space="preserve">Listar, confirmar presença e vincular profissional responsável</w:t>
+            </w:r>
+          </w:p>
+        </w:tc>
+      </w:tr>
+      <w:tr>
+        <w:tc>
+          <w:p>
+            <w:pPr>
+              <w:pStyle w:val="Compact"/>
+              <w:jc w:val="left"/>
+            </w:pPr>
+            <w:r>
+              <w:t xml:space="preserve">Relatórios</w:t>
+            </w:r>
+          </w:p>
+        </w:tc>
+        <w:tc>
+          <w:p>
+            <w:pPr>
+              <w:pStyle w:val="Compact"/>
+              <w:jc w:val="left"/>
+            </w:pPr>
+            <w:r>
+              <w:rPr>
+                <w:rStyle w:val="VerbatimChar"/>
+              </w:rPr>
+              <w:t xml:space="preserve">/relatorios</w:t>
+            </w:r>
+            <w:r>
+              <w:t xml:space="preserve">,</w:t>
+            </w:r>
+            <w:r>
+              <w:t xml:space="preserve"> </w:t>
+            </w:r>
+            <w:r>
+              <w:rPr>
+                <w:rStyle w:val="VerbatimChar"/>
+              </w:rPr>
+              <w:t xml:space="preserve">/relatorios/pagamento-profissional</w:t>
+            </w:r>
+            <w:r>
+              <w:t xml:space="preserve">,</w:t>
+            </w:r>
+            <w:r>
+              <w:t xml:space="preserve"> </w:t>
+            </w:r>
+            <w:r>
+              <w:rPr>
+                <w:rStyle w:val="VerbatimChar"/>
+              </w:rPr>
+              <w:t xml:space="preserve">/relatorios/nfse</w:t>
+            </w:r>
+          </w:p>
+        </w:tc>
+        <w:tc>
+          <w:p>
+            <w:pPr>
+              <w:pStyle w:val="Compact"/>
+              <w:jc w:val="left"/>
+            </w:pPr>
+            <w:r>
+              <w:t xml:space="preserve">Acessar relatórios administrativos, consultar pagamento de profissional por período, emissão de NFSEs por competência e exportar PDF/XLSX/CSV</w:t>
             </w:r>
           </w:p>
         </w:tc>
@@ -971,7 +1033,16 @@
         <w:rPr>
           <w:rStyle w:val="VerbatimChar"/>
         </w:rPr>
-        <w:t xml:space="preserve">│   │   │   └── profissionais/           # CRUD de profissionais</w:t>
+        <w:t xml:space="preserve">│   │   │   ├── profissionais/           # CRUD de profissionais</w:t>
+      </w:r>
+      <w:r>
+        <w:br/>
+      </w:r>
+      <w:r>
+        <w:rPr>
+          <w:rStyle w:val="VerbatimChar"/>
+        </w:rPr>
+        <w:t xml:space="preserve">│   │   │   └── relatorios/              # Relatórios administrativos</w:t>
       </w:r>
       <w:r>
         <w:br/>
@@ -1135,7 +1206,7 @@
       </w:r>
     </w:p>
     <w:bookmarkEnd w:id="23"/>
-    <w:bookmarkStart w:id="32" w:name="modelos-de-dados"/>
+    <w:bookmarkStart w:id="36" w:name="modelos-de-dados"/>
     <w:p>
       <w:pPr>
         <w:pStyle w:val="Heading2"/>
@@ -2142,7 +2213,7 @@
       </w:r>
     </w:p>
     <w:bookmarkEnd w:id="27"/>
-    <w:bookmarkStart w:id="28" w:name="paget"/>
+    <w:bookmarkStart w:id="28" w:name="pagemetadata"/>
     <w:p>
       <w:pPr>
         <w:pStyle w:val="Heading3"/>
@@ -2151,6 +2222,179 @@
         <w:rPr>
           <w:rStyle w:val="VerbatimChar"/>
         </w:rPr>
+        <w:t xml:space="preserve">PageMetadata</w:t>
+      </w:r>
+    </w:p>
+    <w:p>
+      <w:pPr>
+        <w:pStyle w:val="FirstParagraph"/>
+      </w:pPr>
+      <w:r>
+        <w:t xml:space="preserve">Metadados de paginação retornados aninhados pelo Spring Boot 3.x.</w:t>
+      </w:r>
+    </w:p>
+    <w:p>
+      <w:pPr>
+        <w:pStyle w:val="SourceCode"/>
+      </w:pPr>
+      <w:r>
+        <w:rPr>
+          <w:rStyle w:val="NormalTok"/>
+        </w:rPr>
+        <w:t xml:space="preserve">interface PageMetadata {</w:t>
+      </w:r>
+      <w:r>
+        <w:br/>
+      </w:r>
+      <w:r>
+        <w:rPr>
+          <w:rStyle w:val="NormalTok"/>
+        </w:rPr>
+        <w:t xml:space="preserve">  totalElements</w:t>
+      </w:r>
+      <w:r>
+        <w:rPr>
+          <w:rStyle w:val="OperatorTok"/>
+        </w:rPr>
+        <w:t xml:space="preserve">:</w:t>
+      </w:r>
+      <w:r>
+        <w:rPr>
+          <w:rStyle w:val="NormalTok"/>
+        </w:rPr>
+        <w:t xml:space="preserve"> </w:t>
+      </w:r>
+      <w:r>
+        <w:rPr>
+          <w:rStyle w:val="DataTypeTok"/>
+        </w:rPr>
+        <w:t xml:space="preserve">number</w:t>
+      </w:r>
+      <w:r>
+        <w:rPr>
+          <w:rStyle w:val="OperatorTok"/>
+        </w:rPr>
+        <w:t xml:space="preserve">;</w:t>
+      </w:r>
+      <w:r>
+        <w:br/>
+      </w:r>
+      <w:r>
+        <w:rPr>
+          <w:rStyle w:val="NormalTok"/>
+        </w:rPr>
+        <w:t xml:space="preserve">  totalPages</w:t>
+      </w:r>
+      <w:r>
+        <w:rPr>
+          <w:rStyle w:val="OperatorTok"/>
+        </w:rPr>
+        <w:t xml:space="preserve">:</w:t>
+      </w:r>
+      <w:r>
+        <w:rPr>
+          <w:rStyle w:val="NormalTok"/>
+        </w:rPr>
+        <w:t xml:space="preserve"> </w:t>
+      </w:r>
+      <w:r>
+        <w:rPr>
+          <w:rStyle w:val="DataTypeTok"/>
+        </w:rPr>
+        <w:t xml:space="preserve">number</w:t>
+      </w:r>
+      <w:r>
+        <w:rPr>
+          <w:rStyle w:val="OperatorTok"/>
+        </w:rPr>
+        <w:t xml:space="preserve">;</w:t>
+      </w:r>
+      <w:r>
+        <w:br/>
+      </w:r>
+      <w:r>
+        <w:rPr>
+          <w:rStyle w:val="NormalTok"/>
+        </w:rPr>
+        <w:t xml:space="preserve">  size</w:t>
+      </w:r>
+      <w:r>
+        <w:rPr>
+          <w:rStyle w:val="OperatorTok"/>
+        </w:rPr>
+        <w:t xml:space="preserve">:</w:t>
+      </w:r>
+      <w:r>
+        <w:rPr>
+          <w:rStyle w:val="NormalTok"/>
+        </w:rPr>
+        <w:t xml:space="preserve"> </w:t>
+      </w:r>
+      <w:r>
+        <w:rPr>
+          <w:rStyle w:val="DataTypeTok"/>
+        </w:rPr>
+        <w:t xml:space="preserve">number</w:t>
+      </w:r>
+      <w:r>
+        <w:rPr>
+          <w:rStyle w:val="OperatorTok"/>
+        </w:rPr>
+        <w:t xml:space="preserve">;</w:t>
+      </w:r>
+      <w:r>
+        <w:br/>
+      </w:r>
+      <w:r>
+        <w:rPr>
+          <w:rStyle w:val="NormalTok"/>
+        </w:rPr>
+        <w:t xml:space="preserve">  number</w:t>
+      </w:r>
+      <w:r>
+        <w:rPr>
+          <w:rStyle w:val="OperatorTok"/>
+        </w:rPr>
+        <w:t xml:space="preserve">:</w:t>
+      </w:r>
+      <w:r>
+        <w:rPr>
+          <w:rStyle w:val="NormalTok"/>
+        </w:rPr>
+        <w:t xml:space="preserve"> </w:t>
+      </w:r>
+      <w:r>
+        <w:rPr>
+          <w:rStyle w:val="DataTypeTok"/>
+        </w:rPr>
+        <w:t xml:space="preserve">number</w:t>
+      </w:r>
+      <w:r>
+        <w:rPr>
+          <w:rStyle w:val="OperatorTok"/>
+        </w:rPr>
+        <w:t xml:space="preserve">;</w:t>
+      </w:r>
+      <w:r>
+        <w:br/>
+      </w:r>
+      <w:r>
+        <w:rPr>
+          <w:rStyle w:val="NormalTok"/>
+        </w:rPr>
+        <w:t xml:space="preserve">}</w:t>
+      </w:r>
+    </w:p>
+    <w:bookmarkEnd w:id="28"/>
+    <w:bookmarkStart w:id="29" w:name="paget"/>
+    <w:p>
+      <w:pPr>
+        <w:pStyle w:val="Heading3"/>
+      </w:pPr>
+      <w:r>
+        <w:rPr>
+          <w:rStyle w:val="VerbatimChar"/>
+        </w:rPr>
         <w:t xml:space="preserve">Page&lt;T&gt;</w:t>
       </w:r>
     </w:p>
@@ -2159,7 +2403,91 @@
         <w:pStyle w:val="FirstParagraph"/>
       </w:pPr>
       <w:r>
-        <w:t xml:space="preserve">Wrapper de resposta paginada da API.</w:t>
+        <w:t xml:space="preserve">Wrapper de resposta paginada da API. Os metadados ficam em</w:t>
+      </w:r>
+      <w:r>
+        <w:t xml:space="preserve"> </w:t>
+      </w:r>
+      <w:r>
+        <w:rPr>
+          <w:rStyle w:val="VerbatimChar"/>
+        </w:rPr>
+        <w:t xml:space="preserve">page.page</w:t>
+      </w:r>
+      <w:r>
+        <w:t xml:space="preserve"> </w:t>
+      </w:r>
+      <w:r>
+        <w:t xml:space="preserve">(estrutura aninhada do Spring Boot 3.x). O componente que consome essa resposta aplica fallback para os campos</w:t>
+      </w:r>
+      <w:r>
+        <w:t xml:space="preserve"> </w:t>
+      </w:r>
+      <w:r>
+        <w:rPr>
+          <w:rStyle w:val="VerbatimChar"/>
+        </w:rPr>
+        <w:t xml:space="preserve">number</w:t>
+      </w:r>
+      <w:r>
+        <w:t xml:space="preserve">,</w:t>
+      </w:r>
+      <w:r>
+        <w:t xml:space="preserve"> </w:t>
+      </w:r>
+      <w:r>
+        <w:rPr>
+          <w:rStyle w:val="VerbatimChar"/>
+        </w:rPr>
+        <w:t xml:space="preserve">size</w:t>
+      </w:r>
+      <w:r>
+        <w:t xml:space="preserve">,</w:t>
+      </w:r>
+      <w:r>
+        <w:t xml:space="preserve"> </w:t>
+      </w:r>
+      <w:r>
+        <w:rPr>
+          <w:rStyle w:val="VerbatimChar"/>
+        </w:rPr>
+        <w:t xml:space="preserve">totalPages</w:t>
+      </w:r>
+      <w:r>
+        <w:t xml:space="preserve"> </w:t>
+      </w:r>
+      <w:r>
+        <w:t xml:space="preserve">e</w:t>
+      </w:r>
+      <w:r>
+        <w:t xml:space="preserve"> </w:t>
+      </w:r>
+      <w:r>
+        <w:rPr>
+          <w:rStyle w:val="VerbatimChar"/>
+        </w:rPr>
+        <w:t xml:space="preserve">totalElements</w:t>
+      </w:r>
+      <w:r>
+        <w:t xml:space="preserve"> </w:t>
+      </w:r>
+      <w:r>
+        <w:t xml:space="preserve">para preservar o estado anterior caso o backend omita algum atributo, evitando exibição de</w:t>
+      </w:r>
+      <w:r>
+        <w:t xml:space="preserve"> </w:t>
+      </w:r>
+      <w:r>
+        <w:rPr>
+          <w:rStyle w:val="VerbatimChar"/>
+        </w:rPr>
+        <w:t xml:space="preserve">NaN</w:t>
+      </w:r>
+      <w:r>
+        <w:t xml:space="preserve"> </w:t>
+      </w:r>
+      <w:r>
+        <w:t xml:space="preserve">no resumo e seletor vazio na listagem de pacientes.</w:t>
       </w:r>
     </w:p>
     <w:p>
@@ -2230,7 +2558,7 @@
         <w:rPr>
           <w:rStyle w:val="NormalTok"/>
         </w:rPr>
-        <w:t xml:space="preserve">  totalElements</w:t>
+        <w:t xml:space="preserve">  page</w:t>
       </w:r>
       <w:r>
         <w:rPr>
@@ -2242,6 +2570,91 @@
         <w:rPr>
           <w:rStyle w:val="NormalTok"/>
         </w:rPr>
+        <w:t xml:space="preserve"> PageMetadata</w:t>
+      </w:r>
+      <w:r>
+        <w:rPr>
+          <w:rStyle w:val="OperatorTok"/>
+        </w:rPr>
+        <w:t xml:space="preserve">;</w:t>
+      </w:r>
+      <w:r>
+        <w:br/>
+      </w:r>
+      <w:r>
+        <w:rPr>
+          <w:rStyle w:val="NormalTok"/>
+        </w:rPr>
+        <w:t xml:space="preserve">}</w:t>
+      </w:r>
+    </w:p>
+    <w:p>
+      <w:pPr>
+        <w:pStyle w:val="FirstParagraph"/>
+      </w:pPr>
+      <w:r>
+        <w:t xml:space="preserve">Arquivo:</w:t>
+      </w:r>
+      <w:r>
+        <w:t xml:space="preserve"> </w:t>
+      </w:r>
+      <w:r>
+        <w:rPr>
+          <w:rStyle w:val="VerbatimChar"/>
+        </w:rPr>
+        <w:t xml:space="preserve">src/app/core/models/profissional.ts</w:t>
+      </w:r>
+    </w:p>
+    <w:bookmarkEnd w:id="29"/>
+    <w:bookmarkStart w:id="30" w:name="profissionalresponsedto"/>
+    <w:p>
+      <w:pPr>
+        <w:pStyle w:val="Heading3"/>
+      </w:pPr>
+      <w:r>
+        <w:rPr>
+          <w:rStyle w:val="VerbatimChar"/>
+        </w:rPr>
+        <w:t xml:space="preserve">ProfissionalResponseDTO</w:t>
+      </w:r>
+    </w:p>
+    <w:p>
+      <w:pPr>
+        <w:pStyle w:val="FirstParagraph"/>
+      </w:pPr>
+      <w:r>
+        <w:t xml:space="preserve">Retorno da API ao listar/buscar profissionais.</w:t>
+      </w:r>
+    </w:p>
+    <w:p>
+      <w:pPr>
+        <w:pStyle w:val="SourceCode"/>
+      </w:pPr>
+      <w:r>
+        <w:rPr>
+          <w:rStyle w:val="NormalTok"/>
+        </w:rPr>
+        <w:t xml:space="preserve">interface ProfissionalResponseDTO {</w:t>
+      </w:r>
+      <w:r>
+        <w:br/>
+      </w:r>
+      <w:r>
+        <w:rPr>
+          <w:rStyle w:val="NormalTok"/>
+        </w:rPr>
+        <w:t xml:space="preserve">  id</w:t>
+      </w:r>
+      <w:r>
+        <w:rPr>
+          <w:rStyle w:val="OperatorTok"/>
+        </w:rPr>
+        <w:t xml:space="preserve">:</w:t>
+      </w:r>
+      <w:r>
+        <w:rPr>
+          <w:rStyle w:val="NormalTok"/>
+        </w:rPr>
         <w:t xml:space="preserve"> </w:t>
       </w:r>
       <w:r>
@@ -2263,7 +2676,7 @@
         <w:rPr>
           <w:rStyle w:val="NormalTok"/>
         </w:rPr>
-        <w:t xml:space="preserve">  totalPages</w:t>
+        <w:t xml:space="preserve">  nome</w:t>
       </w:r>
       <w:r>
         <w:rPr>
@@ -2281,6 +2694,243 @@
         <w:rPr>
           <w:rStyle w:val="DataTypeTok"/>
         </w:rPr>
+        <w:t xml:space="preserve">string</w:t>
+      </w:r>
+      <w:r>
+        <w:rPr>
+          <w:rStyle w:val="OperatorTok"/>
+        </w:rPr>
+        <w:t xml:space="preserve">;</w:t>
+      </w:r>
+      <w:r>
+        <w:br/>
+      </w:r>
+      <w:r>
+        <w:rPr>
+          <w:rStyle w:val="NormalTok"/>
+        </w:rPr>
+        <w:t xml:space="preserve">  email</w:t>
+      </w:r>
+      <w:r>
+        <w:rPr>
+          <w:rStyle w:val="OperatorTok"/>
+        </w:rPr>
+        <w:t xml:space="preserve">:</w:t>
+      </w:r>
+      <w:r>
+        <w:rPr>
+          <w:rStyle w:val="NormalTok"/>
+        </w:rPr>
+        <w:t xml:space="preserve"> </w:t>
+      </w:r>
+      <w:r>
+        <w:rPr>
+          <w:rStyle w:val="DataTypeTok"/>
+        </w:rPr>
+        <w:t xml:space="preserve">string</w:t>
+      </w:r>
+      <w:r>
+        <w:rPr>
+          <w:rStyle w:val="OperatorTok"/>
+        </w:rPr>
+        <w:t xml:space="preserve">;</w:t>
+      </w:r>
+      <w:r>
+        <w:br/>
+      </w:r>
+      <w:r>
+        <w:rPr>
+          <w:rStyle w:val="NormalTok"/>
+        </w:rPr>
+        <w:t xml:space="preserve">  cpf</w:t>
+      </w:r>
+      <w:r>
+        <w:rPr>
+          <w:rStyle w:val="OperatorTok"/>
+        </w:rPr>
+        <w:t xml:space="preserve">:</w:t>
+      </w:r>
+      <w:r>
+        <w:rPr>
+          <w:rStyle w:val="NormalTok"/>
+        </w:rPr>
+        <w:t xml:space="preserve"> </w:t>
+      </w:r>
+      <w:r>
+        <w:rPr>
+          <w:rStyle w:val="DataTypeTok"/>
+        </w:rPr>
+        <w:t xml:space="preserve">string</w:t>
+      </w:r>
+      <w:r>
+        <w:rPr>
+          <w:rStyle w:val="OperatorTok"/>
+        </w:rPr>
+        <w:t xml:space="preserve">;</w:t>
+      </w:r>
+      <w:r>
+        <w:br/>
+      </w:r>
+      <w:r>
+        <w:rPr>
+          <w:rStyle w:val="NormalTok"/>
+        </w:rPr>
+        <w:t xml:space="preserve">  telefone</w:t>
+      </w:r>
+      <w:r>
+        <w:rPr>
+          <w:rStyle w:val="OperatorTok"/>
+        </w:rPr>
+        <w:t xml:space="preserve">:</w:t>
+      </w:r>
+      <w:r>
+        <w:rPr>
+          <w:rStyle w:val="NormalTok"/>
+        </w:rPr>
+        <w:t xml:space="preserve"> </w:t>
+      </w:r>
+      <w:r>
+        <w:rPr>
+          <w:rStyle w:val="DataTypeTok"/>
+        </w:rPr>
+        <w:t xml:space="preserve">string</w:t>
+      </w:r>
+      <w:r>
+        <w:rPr>
+          <w:rStyle w:val="NormalTok"/>
+        </w:rPr>
+        <w:t xml:space="preserve"> </w:t>
+      </w:r>
+      <w:r>
+        <w:rPr>
+          <w:rStyle w:val="OperatorTok"/>
+        </w:rPr>
+        <w:t xml:space="preserve">|</w:t>
+      </w:r>
+      <w:r>
+        <w:rPr>
+          <w:rStyle w:val="NormalTok"/>
+        </w:rPr>
+        <w:t xml:space="preserve"> </w:t>
+      </w:r>
+      <w:r>
+        <w:rPr>
+          <w:rStyle w:val="DataTypeTok"/>
+        </w:rPr>
+        <w:t xml:space="preserve">null</w:t>
+      </w:r>
+      <w:r>
+        <w:rPr>
+          <w:rStyle w:val="OperatorTok"/>
+        </w:rPr>
+        <w:t xml:space="preserve">;</w:t>
+      </w:r>
+      <w:r>
+        <w:br/>
+      </w:r>
+      <w:r>
+        <w:rPr>
+          <w:rStyle w:val="NormalTok"/>
+        </w:rPr>
+        <w:t xml:space="preserve">  tipoContrato</w:t>
+      </w:r>
+      <w:r>
+        <w:rPr>
+          <w:rStyle w:val="OperatorTok"/>
+        </w:rPr>
+        <w:t xml:space="preserve">:</w:t>
+      </w:r>
+      <w:r>
+        <w:rPr>
+          <w:rStyle w:val="NormalTok"/>
+        </w:rPr>
+        <w:t xml:space="preserve"> </w:t>
+      </w:r>
+      <w:r>
+        <w:rPr>
+          <w:rStyle w:val="StringTok"/>
+        </w:rPr>
+        <w:t xml:space="preserve">'CLT'</w:t>
+      </w:r>
+      <w:r>
+        <w:rPr>
+          <w:rStyle w:val="NormalTok"/>
+        </w:rPr>
+        <w:t xml:space="preserve"> </w:t>
+      </w:r>
+      <w:r>
+        <w:rPr>
+          <w:rStyle w:val="OperatorTok"/>
+        </w:rPr>
+        <w:t xml:space="preserve">|</w:t>
+      </w:r>
+      <w:r>
+        <w:rPr>
+          <w:rStyle w:val="NormalTok"/>
+        </w:rPr>
+        <w:t xml:space="preserve"> </w:t>
+      </w:r>
+      <w:r>
+        <w:rPr>
+          <w:rStyle w:val="StringTok"/>
+        </w:rPr>
+        <w:t xml:space="preserve">'PJ'</w:t>
+      </w:r>
+      <w:r>
+        <w:rPr>
+          <w:rStyle w:val="NormalTok"/>
+        </w:rPr>
+        <w:t xml:space="preserve"> </w:t>
+      </w:r>
+      <w:r>
+        <w:rPr>
+          <w:rStyle w:val="OperatorTok"/>
+        </w:rPr>
+        <w:t xml:space="preserve">|</w:t>
+      </w:r>
+      <w:r>
+        <w:rPr>
+          <w:rStyle w:val="NormalTok"/>
+        </w:rPr>
+        <w:t xml:space="preserve"> </w:t>
+      </w:r>
+      <w:r>
+        <w:rPr>
+          <w:rStyle w:val="StringTok"/>
+        </w:rPr>
+        <w:t xml:space="preserve">'AUTONOMO'</w:t>
+      </w:r>
+      <w:r>
+        <w:rPr>
+          <w:rStyle w:val="OperatorTok"/>
+        </w:rPr>
+        <w:t xml:space="preserve">;</w:t>
+      </w:r>
+      <w:r>
+        <w:br/>
+      </w:r>
+      <w:r>
+        <w:rPr>
+          <w:rStyle w:val="NormalTok"/>
+        </w:rPr>
+        <w:t xml:space="preserve">  percentualPagamentoAula</w:t>
+      </w:r>
+      <w:r>
+        <w:rPr>
+          <w:rStyle w:val="OperatorTok"/>
+        </w:rPr>
+        <w:t xml:space="preserve">:</w:t>
+      </w:r>
+      <w:r>
+        <w:rPr>
+          <w:rStyle w:val="NormalTok"/>
+        </w:rPr>
+        <w:t xml:space="preserve"> </w:t>
+      </w:r>
+      <w:r>
+        <w:rPr>
+          <w:rStyle w:val="DataTypeTok"/>
+        </w:rPr>
         <w:t xml:space="preserve">number</w:t>
       </w:r>
       <w:r>
@@ -2296,7 +2946,7 @@
         <w:rPr>
           <w:rStyle w:val="NormalTok"/>
         </w:rPr>
-        <w:t xml:space="preserve">  size</w:t>
+        <w:t xml:space="preserve">  dataInicio</w:t>
       </w:r>
       <w:r>
         <w:rPr>
@@ -2314,6 +2964,326 @@
         <w:rPr>
           <w:rStyle w:val="DataTypeTok"/>
         </w:rPr>
+        <w:t xml:space="preserve">string</w:t>
+      </w:r>
+      <w:r>
+        <w:rPr>
+          <w:rStyle w:val="OperatorTok"/>
+        </w:rPr>
+        <w:t xml:space="preserve">;</w:t>
+      </w:r>
+      <w:r>
+        <w:br/>
+      </w:r>
+      <w:r>
+        <w:rPr>
+          <w:rStyle w:val="NormalTok"/>
+        </w:rPr>
+        <w:t xml:space="preserve">  ativo</w:t>
+      </w:r>
+      <w:r>
+        <w:rPr>
+          <w:rStyle w:val="OperatorTok"/>
+        </w:rPr>
+        <w:t xml:space="preserve">:</w:t>
+      </w:r>
+      <w:r>
+        <w:rPr>
+          <w:rStyle w:val="NormalTok"/>
+        </w:rPr>
+        <w:t xml:space="preserve"> </w:t>
+      </w:r>
+      <w:r>
+        <w:rPr>
+          <w:rStyle w:val="DataTypeTok"/>
+        </w:rPr>
+        <w:t xml:space="preserve">boolean</w:t>
+      </w:r>
+      <w:r>
+        <w:rPr>
+          <w:rStyle w:val="OperatorTok"/>
+        </w:rPr>
+        <w:t xml:space="preserve">;</w:t>
+      </w:r>
+      <w:r>
+        <w:br/>
+      </w:r>
+      <w:r>
+        <w:rPr>
+          <w:rStyle w:val="NormalTok"/>
+        </w:rPr>
+        <w:t xml:space="preserve">}</w:t>
+      </w:r>
+    </w:p>
+    <w:bookmarkEnd w:id="30"/>
+    <w:bookmarkStart w:id="31" w:name="profissionalrequestdto"/>
+    <w:p>
+      <w:pPr>
+        <w:pStyle w:val="Heading3"/>
+      </w:pPr>
+      <w:r>
+        <w:rPr>
+          <w:rStyle w:val="VerbatimChar"/>
+        </w:rPr>
+        <w:t xml:space="preserve">ProfissionalRequestDTO</w:t>
+      </w:r>
+    </w:p>
+    <w:p>
+      <w:pPr>
+        <w:pStyle w:val="FirstParagraph"/>
+      </w:pPr>
+      <w:r>
+        <w:t xml:space="preserve">Payload para criação de profissional.</w:t>
+      </w:r>
+    </w:p>
+    <w:p>
+      <w:pPr>
+        <w:pStyle w:val="SourceCode"/>
+      </w:pPr>
+      <w:r>
+        <w:rPr>
+          <w:rStyle w:val="NormalTok"/>
+        </w:rPr>
+        <w:t xml:space="preserve">interface ProfissionalRequestDTO {</w:t>
+      </w:r>
+      <w:r>
+        <w:br/>
+      </w:r>
+      <w:r>
+        <w:rPr>
+          <w:rStyle w:val="NormalTok"/>
+        </w:rPr>
+        <w:t xml:space="preserve">  nome</w:t>
+      </w:r>
+      <w:r>
+        <w:rPr>
+          <w:rStyle w:val="OperatorTok"/>
+        </w:rPr>
+        <w:t xml:space="preserve">:</w:t>
+      </w:r>
+      <w:r>
+        <w:rPr>
+          <w:rStyle w:val="NormalTok"/>
+        </w:rPr>
+        <w:t xml:space="preserve"> </w:t>
+      </w:r>
+      <w:r>
+        <w:rPr>
+          <w:rStyle w:val="DataTypeTok"/>
+        </w:rPr>
+        <w:t xml:space="preserve">string</w:t>
+      </w:r>
+      <w:r>
+        <w:rPr>
+          <w:rStyle w:val="OperatorTok"/>
+        </w:rPr>
+        <w:t xml:space="preserve">;</w:t>
+      </w:r>
+      <w:r>
+        <w:br/>
+      </w:r>
+      <w:r>
+        <w:rPr>
+          <w:rStyle w:val="NormalTok"/>
+        </w:rPr>
+        <w:t xml:space="preserve">  email</w:t>
+      </w:r>
+      <w:r>
+        <w:rPr>
+          <w:rStyle w:val="OperatorTok"/>
+        </w:rPr>
+        <w:t xml:space="preserve">:</w:t>
+      </w:r>
+      <w:r>
+        <w:rPr>
+          <w:rStyle w:val="NormalTok"/>
+        </w:rPr>
+        <w:t xml:space="preserve"> </w:t>
+      </w:r>
+      <w:r>
+        <w:rPr>
+          <w:rStyle w:val="DataTypeTok"/>
+        </w:rPr>
+        <w:t xml:space="preserve">string</w:t>
+      </w:r>
+      <w:r>
+        <w:rPr>
+          <w:rStyle w:val="OperatorTok"/>
+        </w:rPr>
+        <w:t xml:space="preserve">;</w:t>
+      </w:r>
+      <w:r>
+        <w:br/>
+      </w:r>
+      <w:r>
+        <w:rPr>
+          <w:rStyle w:val="NormalTok"/>
+        </w:rPr>
+        <w:t xml:space="preserve">  cpf</w:t>
+      </w:r>
+      <w:r>
+        <w:rPr>
+          <w:rStyle w:val="OperatorTok"/>
+        </w:rPr>
+        <w:t xml:space="preserve">:</w:t>
+      </w:r>
+      <w:r>
+        <w:rPr>
+          <w:rStyle w:val="NormalTok"/>
+        </w:rPr>
+        <w:t xml:space="preserve"> </w:t>
+      </w:r>
+      <w:r>
+        <w:rPr>
+          <w:rStyle w:val="DataTypeTok"/>
+        </w:rPr>
+        <w:t xml:space="preserve">string</w:t>
+      </w:r>
+      <w:r>
+        <w:rPr>
+          <w:rStyle w:val="OperatorTok"/>
+        </w:rPr>
+        <w:t xml:space="preserve">;</w:t>
+      </w:r>
+      <w:r>
+        <w:br/>
+      </w:r>
+      <w:r>
+        <w:rPr>
+          <w:rStyle w:val="NormalTok"/>
+        </w:rPr>
+        <w:t xml:space="preserve">  telefone</w:t>
+      </w:r>
+      <w:r>
+        <w:rPr>
+          <w:rStyle w:val="OperatorTok"/>
+        </w:rPr>
+        <w:t xml:space="preserve">?:</w:t>
+      </w:r>
+      <w:r>
+        <w:rPr>
+          <w:rStyle w:val="NormalTok"/>
+        </w:rPr>
+        <w:t xml:space="preserve"> </w:t>
+      </w:r>
+      <w:r>
+        <w:rPr>
+          <w:rStyle w:val="DataTypeTok"/>
+        </w:rPr>
+        <w:t xml:space="preserve">string</w:t>
+      </w:r>
+      <w:r>
+        <w:rPr>
+          <w:rStyle w:val="OperatorTok"/>
+        </w:rPr>
+        <w:t xml:space="preserve">;</w:t>
+      </w:r>
+      <w:r>
+        <w:br/>
+      </w:r>
+      <w:r>
+        <w:rPr>
+          <w:rStyle w:val="NormalTok"/>
+        </w:rPr>
+        <w:t xml:space="preserve">  tipoContrato</w:t>
+      </w:r>
+      <w:r>
+        <w:rPr>
+          <w:rStyle w:val="OperatorTok"/>
+        </w:rPr>
+        <w:t xml:space="preserve">:</w:t>
+      </w:r>
+      <w:r>
+        <w:rPr>
+          <w:rStyle w:val="NormalTok"/>
+        </w:rPr>
+        <w:t xml:space="preserve"> </w:t>
+      </w:r>
+      <w:r>
+        <w:rPr>
+          <w:rStyle w:val="StringTok"/>
+        </w:rPr>
+        <w:t xml:space="preserve">'CLT'</w:t>
+      </w:r>
+      <w:r>
+        <w:rPr>
+          <w:rStyle w:val="NormalTok"/>
+        </w:rPr>
+        <w:t xml:space="preserve"> </w:t>
+      </w:r>
+      <w:r>
+        <w:rPr>
+          <w:rStyle w:val="OperatorTok"/>
+        </w:rPr>
+        <w:t xml:space="preserve">|</w:t>
+      </w:r>
+      <w:r>
+        <w:rPr>
+          <w:rStyle w:val="NormalTok"/>
+        </w:rPr>
+        <w:t xml:space="preserve"> </w:t>
+      </w:r>
+      <w:r>
+        <w:rPr>
+          <w:rStyle w:val="StringTok"/>
+        </w:rPr>
+        <w:t xml:space="preserve">'PJ'</w:t>
+      </w:r>
+      <w:r>
+        <w:rPr>
+          <w:rStyle w:val="NormalTok"/>
+        </w:rPr>
+        <w:t xml:space="preserve"> </w:t>
+      </w:r>
+      <w:r>
+        <w:rPr>
+          <w:rStyle w:val="OperatorTok"/>
+        </w:rPr>
+        <w:t xml:space="preserve">|</w:t>
+      </w:r>
+      <w:r>
+        <w:rPr>
+          <w:rStyle w:val="NormalTok"/>
+        </w:rPr>
+        <w:t xml:space="preserve"> </w:t>
+      </w:r>
+      <w:r>
+        <w:rPr>
+          <w:rStyle w:val="StringTok"/>
+        </w:rPr>
+        <w:t xml:space="preserve">'AUTONOMO'</w:t>
+      </w:r>
+      <w:r>
+        <w:rPr>
+          <w:rStyle w:val="OperatorTok"/>
+        </w:rPr>
+        <w:t xml:space="preserve">;</w:t>
+      </w:r>
+      <w:r>
+        <w:br/>
+      </w:r>
+      <w:r>
+        <w:rPr>
+          <w:rStyle w:val="NormalTok"/>
+        </w:rPr>
+        <w:t xml:space="preserve">  percentualPagamentoAula</w:t>
+      </w:r>
+      <w:r>
+        <w:rPr>
+          <w:rStyle w:val="OperatorTok"/>
+        </w:rPr>
+        <w:t xml:space="preserve">:</w:t>
+      </w:r>
+      <w:r>
+        <w:rPr>
+          <w:rStyle w:val="NormalTok"/>
+        </w:rPr>
+        <w:t xml:space="preserve"> </w:t>
+      </w:r>
+      <w:r>
+        <w:rPr>
+          <w:rStyle w:val="DataTypeTok"/>
+        </w:rPr>
         <w:t xml:space="preserve">number</w:t>
       </w:r>
       <w:r>
@@ -2329,7 +3299,7 @@
         <w:rPr>
           <w:rStyle w:val="NormalTok"/>
         </w:rPr>
-        <w:t xml:space="preserve">  number</w:t>
+        <w:t xml:space="preserve">  dataInicio</w:t>
       </w:r>
       <w:r>
         <w:rPr>
@@ -2347,6 +3317,272 @@
         <w:rPr>
           <w:rStyle w:val="DataTypeTok"/>
         </w:rPr>
+        <w:t xml:space="preserve">string</w:t>
+      </w:r>
+      <w:r>
+        <w:rPr>
+          <w:rStyle w:val="OperatorTok"/>
+        </w:rPr>
+        <w:t xml:space="preserve">;</w:t>
+      </w:r>
+      <w:r>
+        <w:br/>
+      </w:r>
+      <w:r>
+        <w:rPr>
+          <w:rStyle w:val="NormalTok"/>
+        </w:rPr>
+        <w:t xml:space="preserve">}</w:t>
+      </w:r>
+    </w:p>
+    <w:bookmarkEnd w:id="31"/>
+    <w:bookmarkStart w:id="32" w:name="profissionalupdatedto"/>
+    <w:p>
+      <w:pPr>
+        <w:pStyle w:val="Heading3"/>
+      </w:pPr>
+      <w:r>
+        <w:rPr>
+          <w:rStyle w:val="VerbatimChar"/>
+        </w:rPr>
+        <w:t xml:space="preserve">ProfissionalUpdateDTO</w:t>
+      </w:r>
+    </w:p>
+    <w:p>
+      <w:pPr>
+        <w:pStyle w:val="FirstParagraph"/>
+      </w:pPr>
+      <w:r>
+        <w:t xml:space="preserve">Payload para atualização de profissionais via</w:t>
+      </w:r>
+      <w:r>
+        <w:t xml:space="preserve"> </w:t>
+      </w:r>
+      <w:r>
+        <w:rPr>
+          <w:rStyle w:val="VerbatimChar"/>
+        </w:rPr>
+        <w:t xml:space="preserve">PUT /profissionais/{id}</w:t>
+      </w:r>
+      <w:r>
+        <w:t xml:space="preserve">.</w:t>
+      </w:r>
+    </w:p>
+    <w:p>
+      <w:pPr>
+        <w:pStyle w:val="SourceCode"/>
+      </w:pPr>
+      <w:r>
+        <w:rPr>
+          <w:rStyle w:val="NormalTok"/>
+        </w:rPr>
+        <w:t xml:space="preserve">interface ProfissionalUpdateDTO {</w:t>
+      </w:r>
+      <w:r>
+        <w:br/>
+      </w:r>
+      <w:r>
+        <w:rPr>
+          <w:rStyle w:val="NormalTok"/>
+        </w:rPr>
+        <w:t xml:space="preserve">  nome</w:t>
+      </w:r>
+      <w:r>
+        <w:rPr>
+          <w:rStyle w:val="OperatorTok"/>
+        </w:rPr>
+        <w:t xml:space="preserve">?:</w:t>
+      </w:r>
+      <w:r>
+        <w:rPr>
+          <w:rStyle w:val="NormalTok"/>
+        </w:rPr>
+        <w:t xml:space="preserve"> </w:t>
+      </w:r>
+      <w:r>
+        <w:rPr>
+          <w:rStyle w:val="DataTypeTok"/>
+        </w:rPr>
+        <w:t xml:space="preserve">string</w:t>
+      </w:r>
+      <w:r>
+        <w:rPr>
+          <w:rStyle w:val="OperatorTok"/>
+        </w:rPr>
+        <w:t xml:space="preserve">;</w:t>
+      </w:r>
+      <w:r>
+        <w:br/>
+      </w:r>
+      <w:r>
+        <w:rPr>
+          <w:rStyle w:val="NormalTok"/>
+        </w:rPr>
+        <w:t xml:space="preserve">  email</w:t>
+      </w:r>
+      <w:r>
+        <w:rPr>
+          <w:rStyle w:val="OperatorTok"/>
+        </w:rPr>
+        <w:t xml:space="preserve">?:</w:t>
+      </w:r>
+      <w:r>
+        <w:rPr>
+          <w:rStyle w:val="NormalTok"/>
+        </w:rPr>
+        <w:t xml:space="preserve"> </w:t>
+      </w:r>
+      <w:r>
+        <w:rPr>
+          <w:rStyle w:val="DataTypeTok"/>
+        </w:rPr>
+        <w:t xml:space="preserve">string</w:t>
+      </w:r>
+      <w:r>
+        <w:rPr>
+          <w:rStyle w:val="OperatorTok"/>
+        </w:rPr>
+        <w:t xml:space="preserve">;</w:t>
+      </w:r>
+      <w:r>
+        <w:br/>
+      </w:r>
+      <w:r>
+        <w:rPr>
+          <w:rStyle w:val="NormalTok"/>
+        </w:rPr>
+        <w:t xml:space="preserve">  telefone</w:t>
+      </w:r>
+      <w:r>
+        <w:rPr>
+          <w:rStyle w:val="OperatorTok"/>
+        </w:rPr>
+        <w:t xml:space="preserve">?:</w:t>
+      </w:r>
+      <w:r>
+        <w:rPr>
+          <w:rStyle w:val="NormalTok"/>
+        </w:rPr>
+        <w:t xml:space="preserve"> </w:t>
+      </w:r>
+      <w:r>
+        <w:rPr>
+          <w:rStyle w:val="DataTypeTok"/>
+        </w:rPr>
+        <w:t xml:space="preserve">string</w:t>
+      </w:r>
+      <w:r>
+        <w:rPr>
+          <w:rStyle w:val="OperatorTok"/>
+        </w:rPr>
+        <w:t xml:space="preserve">;</w:t>
+      </w:r>
+      <w:r>
+        <w:br/>
+      </w:r>
+      <w:r>
+        <w:rPr>
+          <w:rStyle w:val="NormalTok"/>
+        </w:rPr>
+        <w:t xml:space="preserve">  tipoContrato</w:t>
+      </w:r>
+      <w:r>
+        <w:rPr>
+          <w:rStyle w:val="OperatorTok"/>
+        </w:rPr>
+        <w:t xml:space="preserve">?:</w:t>
+      </w:r>
+      <w:r>
+        <w:rPr>
+          <w:rStyle w:val="NormalTok"/>
+        </w:rPr>
+        <w:t xml:space="preserve"> </w:t>
+      </w:r>
+      <w:r>
+        <w:rPr>
+          <w:rStyle w:val="StringTok"/>
+        </w:rPr>
+        <w:t xml:space="preserve">'CLT'</w:t>
+      </w:r>
+      <w:r>
+        <w:rPr>
+          <w:rStyle w:val="NormalTok"/>
+        </w:rPr>
+        <w:t xml:space="preserve"> </w:t>
+      </w:r>
+      <w:r>
+        <w:rPr>
+          <w:rStyle w:val="OperatorTok"/>
+        </w:rPr>
+        <w:t xml:space="preserve">|</w:t>
+      </w:r>
+      <w:r>
+        <w:rPr>
+          <w:rStyle w:val="NormalTok"/>
+        </w:rPr>
+        <w:t xml:space="preserve"> </w:t>
+      </w:r>
+      <w:r>
+        <w:rPr>
+          <w:rStyle w:val="StringTok"/>
+        </w:rPr>
+        <w:t xml:space="preserve">'PJ'</w:t>
+      </w:r>
+      <w:r>
+        <w:rPr>
+          <w:rStyle w:val="NormalTok"/>
+        </w:rPr>
+        <w:t xml:space="preserve"> </w:t>
+      </w:r>
+      <w:r>
+        <w:rPr>
+          <w:rStyle w:val="OperatorTok"/>
+        </w:rPr>
+        <w:t xml:space="preserve">|</w:t>
+      </w:r>
+      <w:r>
+        <w:rPr>
+          <w:rStyle w:val="NormalTok"/>
+        </w:rPr>
+        <w:t xml:space="preserve"> </w:t>
+      </w:r>
+      <w:r>
+        <w:rPr>
+          <w:rStyle w:val="StringTok"/>
+        </w:rPr>
+        <w:t xml:space="preserve">'AUTONOMO'</w:t>
+      </w:r>
+      <w:r>
+        <w:rPr>
+          <w:rStyle w:val="OperatorTok"/>
+        </w:rPr>
+        <w:t xml:space="preserve">;</w:t>
+      </w:r>
+      <w:r>
+        <w:br/>
+      </w:r>
+      <w:r>
+        <w:rPr>
+          <w:rStyle w:val="NormalTok"/>
+        </w:rPr>
+        <w:t xml:space="preserve">  percentualPagamentoAula</w:t>
+      </w:r>
+      <w:r>
+        <w:rPr>
+          <w:rStyle w:val="OperatorTok"/>
+        </w:rPr>
+        <w:t xml:space="preserve">?:</w:t>
+      </w:r>
+      <w:r>
+        <w:rPr>
+          <w:rStyle w:val="NormalTok"/>
+        </w:rPr>
+        <w:t xml:space="preserve"> </w:t>
+      </w:r>
+      <w:r>
+        <w:rPr>
+          <w:rStyle w:val="DataTypeTok"/>
+        </w:rPr>
         <w:t xml:space="preserve">number</w:t>
       </w:r>
       <w:r>
@@ -2362,14 +3598,1320 @@
         <w:rPr>
           <w:rStyle w:val="NormalTok"/>
         </w:rPr>
+        <w:t xml:space="preserve">  dataInicio</w:t>
+      </w:r>
+      <w:r>
+        <w:rPr>
+          <w:rStyle w:val="OperatorTok"/>
+        </w:rPr>
+        <w:t xml:space="preserve">?:</w:t>
+      </w:r>
+      <w:r>
+        <w:rPr>
+          <w:rStyle w:val="NormalTok"/>
+        </w:rPr>
+        <w:t xml:space="preserve"> </w:t>
+      </w:r>
+      <w:r>
+        <w:rPr>
+          <w:rStyle w:val="DataTypeTok"/>
+        </w:rPr>
+        <w:t xml:space="preserve">string</w:t>
+      </w:r>
+      <w:r>
+        <w:rPr>
+          <w:rStyle w:val="OperatorTok"/>
+        </w:rPr>
+        <w:t xml:space="preserve">;</w:t>
+      </w:r>
+      <w:r>
+        <w:br/>
+      </w:r>
+      <w:r>
+        <w:rPr>
+          <w:rStyle w:val="NormalTok"/>
+        </w:rPr>
         <w:t xml:space="preserve">}</w:t>
       </w:r>
     </w:p>
+    <w:bookmarkEnd w:id="32"/>
+    <w:bookmarkStart w:id="33" w:name="profissionalpagamentoauladto"/>
+    <w:p>
+      <w:pPr>
+        <w:pStyle w:val="Heading3"/>
+      </w:pPr>
+      <w:r>
+        <w:rPr>
+          <w:rStyle w:val="VerbatimChar"/>
+        </w:rPr>
+        <w:t xml:space="preserve">ProfissionalPagamentoAulaDTO</w:t>
+      </w:r>
+    </w:p>
     <w:p>
       <w:pPr>
         <w:pStyle w:val="FirstParagraph"/>
       </w:pPr>
       <w:r>
+        <w:t xml:space="preserve">Detalhamento de cada aula realizada usada no relatório de pagamento.</w:t>
+      </w:r>
+    </w:p>
+    <w:p>
+      <w:pPr>
+        <w:pStyle w:val="SourceCode"/>
+      </w:pPr>
+      <w:r>
+        <w:rPr>
+          <w:rStyle w:val="NormalTok"/>
+        </w:rPr>
+        <w:t xml:space="preserve">interface ProfissionalPagamentoAulaDTO {</w:t>
+      </w:r>
+      <w:r>
+        <w:br/>
+      </w:r>
+      <w:r>
+        <w:rPr>
+          <w:rStyle w:val="NormalTok"/>
+        </w:rPr>
+        <w:t xml:space="preserve">  aulaId</w:t>
+      </w:r>
+      <w:r>
+        <w:rPr>
+          <w:rStyle w:val="OperatorTok"/>
+        </w:rPr>
+        <w:t xml:space="preserve">:</w:t>
+      </w:r>
+      <w:r>
+        <w:rPr>
+          <w:rStyle w:val="NormalTok"/>
+        </w:rPr>
+        <w:t xml:space="preserve"> </w:t>
+      </w:r>
+      <w:r>
+        <w:rPr>
+          <w:rStyle w:val="DataTypeTok"/>
+        </w:rPr>
+        <w:t xml:space="preserve">number</w:t>
+      </w:r>
+      <w:r>
+        <w:rPr>
+          <w:rStyle w:val="OperatorTok"/>
+        </w:rPr>
+        <w:t xml:space="preserve">;</w:t>
+      </w:r>
+      <w:r>
+        <w:br/>
+      </w:r>
+      <w:r>
+        <w:rPr>
+          <w:rStyle w:val="NormalTok"/>
+        </w:rPr>
+        <w:t xml:space="preserve">  data</w:t>
+      </w:r>
+      <w:r>
+        <w:rPr>
+          <w:rStyle w:val="OperatorTok"/>
+        </w:rPr>
+        <w:t xml:space="preserve">:</w:t>
+      </w:r>
+      <w:r>
+        <w:rPr>
+          <w:rStyle w:val="NormalTok"/>
+        </w:rPr>
+        <w:t xml:space="preserve"> </w:t>
+      </w:r>
+      <w:r>
+        <w:rPr>
+          <w:rStyle w:val="DataTypeTok"/>
+        </w:rPr>
+        <w:t xml:space="preserve">string</w:t>
+      </w:r>
+      <w:r>
+        <w:rPr>
+          <w:rStyle w:val="OperatorTok"/>
+        </w:rPr>
+        <w:t xml:space="preserve">;</w:t>
+      </w:r>
+      <w:r>
+        <w:br/>
+      </w:r>
+      <w:r>
+        <w:rPr>
+          <w:rStyle w:val="NormalTok"/>
+        </w:rPr>
+        <w:t xml:space="preserve">  pacienteId</w:t>
+      </w:r>
+      <w:r>
+        <w:rPr>
+          <w:rStyle w:val="OperatorTok"/>
+        </w:rPr>
+        <w:t xml:space="preserve">:</w:t>
+      </w:r>
+      <w:r>
+        <w:rPr>
+          <w:rStyle w:val="NormalTok"/>
+        </w:rPr>
+        <w:t xml:space="preserve"> </w:t>
+      </w:r>
+      <w:r>
+        <w:rPr>
+          <w:rStyle w:val="DataTypeTok"/>
+        </w:rPr>
+        <w:t xml:space="preserve">number</w:t>
+      </w:r>
+      <w:r>
+        <w:rPr>
+          <w:rStyle w:val="OperatorTok"/>
+        </w:rPr>
+        <w:t xml:space="preserve">;</w:t>
+      </w:r>
+      <w:r>
+        <w:br/>
+      </w:r>
+      <w:r>
+        <w:rPr>
+          <w:rStyle w:val="NormalTok"/>
+        </w:rPr>
+        <w:t xml:space="preserve">  pacienteNome</w:t>
+      </w:r>
+      <w:r>
+        <w:rPr>
+          <w:rStyle w:val="OperatorTok"/>
+        </w:rPr>
+        <w:t xml:space="preserve">:</w:t>
+      </w:r>
+      <w:r>
+        <w:rPr>
+          <w:rStyle w:val="NormalTok"/>
+        </w:rPr>
+        <w:t xml:space="preserve"> </w:t>
+      </w:r>
+      <w:r>
+        <w:rPr>
+          <w:rStyle w:val="DataTypeTok"/>
+        </w:rPr>
+        <w:t xml:space="preserve">string</w:t>
+      </w:r>
+      <w:r>
+        <w:rPr>
+          <w:rStyle w:val="OperatorTok"/>
+        </w:rPr>
+        <w:t xml:space="preserve">;</w:t>
+      </w:r>
+      <w:r>
+        <w:br/>
+      </w:r>
+      <w:r>
+        <w:rPr>
+          <w:rStyle w:val="NormalTok"/>
+        </w:rPr>
+        <w:t xml:space="preserve">  pagamentoId</w:t>
+      </w:r>
+      <w:r>
+        <w:rPr>
+          <w:rStyle w:val="OperatorTok"/>
+        </w:rPr>
+        <w:t xml:space="preserve">:</w:t>
+      </w:r>
+      <w:r>
+        <w:rPr>
+          <w:rStyle w:val="NormalTok"/>
+        </w:rPr>
+        <w:t xml:space="preserve"> </w:t>
+      </w:r>
+      <w:r>
+        <w:rPr>
+          <w:rStyle w:val="DataTypeTok"/>
+        </w:rPr>
+        <w:t xml:space="preserve">number</w:t>
+      </w:r>
+      <w:r>
+        <w:rPr>
+          <w:rStyle w:val="OperatorTok"/>
+        </w:rPr>
+        <w:t xml:space="preserve">;</w:t>
+      </w:r>
+      <w:r>
+        <w:br/>
+      </w:r>
+      <w:r>
+        <w:rPr>
+          <w:rStyle w:val="NormalTok"/>
+        </w:rPr>
+        <w:t xml:space="preserve">  valorPagamento</w:t>
+      </w:r>
+      <w:r>
+        <w:rPr>
+          <w:rStyle w:val="OperatorTok"/>
+        </w:rPr>
+        <w:t xml:space="preserve">:</w:t>
+      </w:r>
+      <w:r>
+        <w:rPr>
+          <w:rStyle w:val="NormalTok"/>
+        </w:rPr>
+        <w:t xml:space="preserve"> </w:t>
+      </w:r>
+      <w:r>
+        <w:rPr>
+          <w:rStyle w:val="DataTypeTok"/>
+        </w:rPr>
+        <w:t xml:space="preserve">number</w:t>
+      </w:r>
+      <w:r>
+        <w:rPr>
+          <w:rStyle w:val="OperatorTok"/>
+        </w:rPr>
+        <w:t xml:space="preserve">;</w:t>
+      </w:r>
+      <w:r>
+        <w:br/>
+      </w:r>
+      <w:r>
+        <w:rPr>
+          <w:rStyle w:val="NormalTok"/>
+        </w:rPr>
+        <w:t xml:space="preserve">  quantidadeAulasPagamento</w:t>
+      </w:r>
+      <w:r>
+        <w:rPr>
+          <w:rStyle w:val="OperatorTok"/>
+        </w:rPr>
+        <w:t xml:space="preserve">:</w:t>
+      </w:r>
+      <w:r>
+        <w:rPr>
+          <w:rStyle w:val="NormalTok"/>
+        </w:rPr>
+        <w:t xml:space="preserve"> </w:t>
+      </w:r>
+      <w:r>
+        <w:rPr>
+          <w:rStyle w:val="DataTypeTok"/>
+        </w:rPr>
+        <w:t xml:space="preserve">number</w:t>
+      </w:r>
+      <w:r>
+        <w:rPr>
+          <w:rStyle w:val="OperatorTok"/>
+        </w:rPr>
+        <w:t xml:space="preserve">;</w:t>
+      </w:r>
+      <w:r>
+        <w:br/>
+      </w:r>
+      <w:r>
+        <w:rPr>
+          <w:rStyle w:val="NormalTok"/>
+        </w:rPr>
+        <w:t xml:space="preserve">  valorBaseAula</w:t>
+      </w:r>
+      <w:r>
+        <w:rPr>
+          <w:rStyle w:val="OperatorTok"/>
+        </w:rPr>
+        <w:t xml:space="preserve">:</w:t>
+      </w:r>
+      <w:r>
+        <w:rPr>
+          <w:rStyle w:val="NormalTok"/>
+        </w:rPr>
+        <w:t xml:space="preserve"> </w:t>
+      </w:r>
+      <w:r>
+        <w:rPr>
+          <w:rStyle w:val="DataTypeTok"/>
+        </w:rPr>
+        <w:t xml:space="preserve">number</w:t>
+      </w:r>
+      <w:r>
+        <w:rPr>
+          <w:rStyle w:val="OperatorTok"/>
+        </w:rPr>
+        <w:t xml:space="preserve">;</w:t>
+      </w:r>
+      <w:r>
+        <w:br/>
+      </w:r>
+      <w:r>
+        <w:rPr>
+          <w:rStyle w:val="NormalTok"/>
+        </w:rPr>
+        <w:t xml:space="preserve">  percentualPagamentoAula</w:t>
+      </w:r>
+      <w:r>
+        <w:rPr>
+          <w:rStyle w:val="OperatorTok"/>
+        </w:rPr>
+        <w:t xml:space="preserve">:</w:t>
+      </w:r>
+      <w:r>
+        <w:rPr>
+          <w:rStyle w:val="NormalTok"/>
+        </w:rPr>
+        <w:t xml:space="preserve"> </w:t>
+      </w:r>
+      <w:r>
+        <w:rPr>
+          <w:rStyle w:val="DataTypeTok"/>
+        </w:rPr>
+        <w:t xml:space="preserve">number</w:t>
+      </w:r>
+      <w:r>
+        <w:rPr>
+          <w:rStyle w:val="OperatorTok"/>
+        </w:rPr>
+        <w:t xml:space="preserve">;</w:t>
+      </w:r>
+      <w:r>
+        <w:br/>
+      </w:r>
+      <w:r>
+        <w:rPr>
+          <w:rStyle w:val="NormalTok"/>
+        </w:rPr>
+        <w:t xml:space="preserve">  valorProfissional</w:t>
+      </w:r>
+      <w:r>
+        <w:rPr>
+          <w:rStyle w:val="OperatorTok"/>
+        </w:rPr>
+        <w:t xml:space="preserve">:</w:t>
+      </w:r>
+      <w:r>
+        <w:rPr>
+          <w:rStyle w:val="NormalTok"/>
+        </w:rPr>
+        <w:t xml:space="preserve"> </w:t>
+      </w:r>
+      <w:r>
+        <w:rPr>
+          <w:rStyle w:val="DataTypeTok"/>
+        </w:rPr>
+        <w:t xml:space="preserve">number</w:t>
+      </w:r>
+      <w:r>
+        <w:rPr>
+          <w:rStyle w:val="OperatorTok"/>
+        </w:rPr>
+        <w:t xml:space="preserve">;</w:t>
+      </w:r>
+      <w:r>
+        <w:br/>
+      </w:r>
+      <w:r>
+        <w:rPr>
+          <w:rStyle w:val="NormalTok"/>
+        </w:rPr>
+        <w:t xml:space="preserve">}</w:t>
+      </w:r>
+    </w:p>
+    <w:bookmarkEnd w:id="33"/>
+    <w:bookmarkStart w:id="34" w:name="profissionalpagamentorelatoriodto"/>
+    <w:p>
+      <w:pPr>
+        <w:pStyle w:val="Heading3"/>
+      </w:pPr>
+      <w:r>
+        <w:rPr>
+          <w:rStyle w:val="VerbatimChar"/>
+        </w:rPr>
+        <w:t xml:space="preserve">ProfissionalPagamentoRelatorioDTO</w:t>
+      </w:r>
+    </w:p>
+    <w:p>
+      <w:pPr>
+        <w:pStyle w:val="FirstParagraph"/>
+      </w:pPr>
+      <w:r>
+        <w:t xml:space="preserve">Retorno consolidado do relatório de pagamento de profissional, usando o contrato estruturado da API.</w:t>
+      </w:r>
+    </w:p>
+    <w:p>
+      <w:pPr>
+        <w:pStyle w:val="SourceCode"/>
+      </w:pPr>
+      <w:r>
+        <w:rPr>
+          <w:rStyle w:val="NormalTok"/>
+        </w:rPr>
+        <w:t xml:space="preserve">interface ProfissionalResumoDTO {</w:t>
+      </w:r>
+      <w:r>
+        <w:br/>
+      </w:r>
+      <w:r>
+        <w:rPr>
+          <w:rStyle w:val="NormalTok"/>
+        </w:rPr>
+        <w:t xml:space="preserve">  id</w:t>
+      </w:r>
+      <w:r>
+        <w:rPr>
+          <w:rStyle w:val="OperatorTok"/>
+        </w:rPr>
+        <w:t xml:space="preserve">:</w:t>
+      </w:r>
+      <w:r>
+        <w:rPr>
+          <w:rStyle w:val="NormalTok"/>
+        </w:rPr>
+        <w:t xml:space="preserve"> </w:t>
+      </w:r>
+      <w:r>
+        <w:rPr>
+          <w:rStyle w:val="DataTypeTok"/>
+        </w:rPr>
+        <w:t xml:space="preserve">number</w:t>
+      </w:r>
+      <w:r>
+        <w:rPr>
+          <w:rStyle w:val="OperatorTok"/>
+        </w:rPr>
+        <w:t xml:space="preserve">;</w:t>
+      </w:r>
+      <w:r>
+        <w:br/>
+      </w:r>
+      <w:r>
+        <w:rPr>
+          <w:rStyle w:val="NormalTok"/>
+        </w:rPr>
+        <w:t xml:space="preserve">  nome</w:t>
+      </w:r>
+      <w:r>
+        <w:rPr>
+          <w:rStyle w:val="OperatorTok"/>
+        </w:rPr>
+        <w:t xml:space="preserve">:</w:t>
+      </w:r>
+      <w:r>
+        <w:rPr>
+          <w:rStyle w:val="NormalTok"/>
+        </w:rPr>
+        <w:t xml:space="preserve"> </w:t>
+      </w:r>
+      <w:r>
+        <w:rPr>
+          <w:rStyle w:val="DataTypeTok"/>
+        </w:rPr>
+        <w:t xml:space="preserve">string</w:t>
+      </w:r>
+      <w:r>
+        <w:rPr>
+          <w:rStyle w:val="OperatorTok"/>
+        </w:rPr>
+        <w:t xml:space="preserve">;</w:t>
+      </w:r>
+      <w:r>
+        <w:br/>
+      </w:r>
+      <w:r>
+        <w:rPr>
+          <w:rStyle w:val="NormalTok"/>
+        </w:rPr>
+        <w:t xml:space="preserve">  cpf</w:t>
+      </w:r>
+      <w:r>
+        <w:rPr>
+          <w:rStyle w:val="OperatorTok"/>
+        </w:rPr>
+        <w:t xml:space="preserve">:</w:t>
+      </w:r>
+      <w:r>
+        <w:rPr>
+          <w:rStyle w:val="NormalTok"/>
+        </w:rPr>
+        <w:t xml:space="preserve"> </w:t>
+      </w:r>
+      <w:r>
+        <w:rPr>
+          <w:rStyle w:val="DataTypeTok"/>
+        </w:rPr>
+        <w:t xml:space="preserve">string</w:t>
+      </w:r>
+      <w:r>
+        <w:rPr>
+          <w:rStyle w:val="OperatorTok"/>
+        </w:rPr>
+        <w:t xml:space="preserve">;</w:t>
+      </w:r>
+      <w:r>
+        <w:br/>
+      </w:r>
+      <w:r>
+        <w:rPr>
+          <w:rStyle w:val="NormalTok"/>
+        </w:rPr>
+        <w:t xml:space="preserve">  tipoContrato</w:t>
+      </w:r>
+      <w:r>
+        <w:rPr>
+          <w:rStyle w:val="OperatorTok"/>
+        </w:rPr>
+        <w:t xml:space="preserve">:</w:t>
+      </w:r>
+      <w:r>
+        <w:rPr>
+          <w:rStyle w:val="NormalTok"/>
+        </w:rPr>
+        <w:t xml:space="preserve"> </w:t>
+      </w:r>
+      <w:r>
+        <w:rPr>
+          <w:rStyle w:val="StringTok"/>
+        </w:rPr>
+        <w:t xml:space="preserve">'CLT'</w:t>
+      </w:r>
+      <w:r>
+        <w:rPr>
+          <w:rStyle w:val="NormalTok"/>
+        </w:rPr>
+        <w:t xml:space="preserve"> </w:t>
+      </w:r>
+      <w:r>
+        <w:rPr>
+          <w:rStyle w:val="OperatorTok"/>
+        </w:rPr>
+        <w:t xml:space="preserve">|</w:t>
+      </w:r>
+      <w:r>
+        <w:rPr>
+          <w:rStyle w:val="NormalTok"/>
+        </w:rPr>
+        <w:t xml:space="preserve"> </w:t>
+      </w:r>
+      <w:r>
+        <w:rPr>
+          <w:rStyle w:val="StringTok"/>
+        </w:rPr>
+        <w:t xml:space="preserve">'PJ'</w:t>
+      </w:r>
+      <w:r>
+        <w:rPr>
+          <w:rStyle w:val="NormalTok"/>
+        </w:rPr>
+        <w:t xml:space="preserve"> </w:t>
+      </w:r>
+      <w:r>
+        <w:rPr>
+          <w:rStyle w:val="OperatorTok"/>
+        </w:rPr>
+        <w:t xml:space="preserve">|</w:t>
+      </w:r>
+      <w:r>
+        <w:rPr>
+          <w:rStyle w:val="NormalTok"/>
+        </w:rPr>
+        <w:t xml:space="preserve"> </w:t>
+      </w:r>
+      <w:r>
+        <w:rPr>
+          <w:rStyle w:val="StringTok"/>
+        </w:rPr>
+        <w:t xml:space="preserve">'AUTONOMO'</w:t>
+      </w:r>
+      <w:r>
+        <w:rPr>
+          <w:rStyle w:val="OperatorTok"/>
+        </w:rPr>
+        <w:t xml:space="preserve">;</w:t>
+      </w:r>
+      <w:r>
+        <w:br/>
+      </w:r>
+      <w:r>
+        <w:rPr>
+          <w:rStyle w:val="NormalTok"/>
+        </w:rPr>
+        <w:t xml:space="preserve">  percentualPagamentoAula</w:t>
+      </w:r>
+      <w:r>
+        <w:rPr>
+          <w:rStyle w:val="OperatorTok"/>
+        </w:rPr>
+        <w:t xml:space="preserve">:</w:t>
+      </w:r>
+      <w:r>
+        <w:rPr>
+          <w:rStyle w:val="NormalTok"/>
+        </w:rPr>
+        <w:t xml:space="preserve"> </w:t>
+      </w:r>
+      <w:r>
+        <w:rPr>
+          <w:rStyle w:val="DataTypeTok"/>
+        </w:rPr>
+        <w:t xml:space="preserve">number</w:t>
+      </w:r>
+      <w:r>
+        <w:rPr>
+          <w:rStyle w:val="OperatorTok"/>
+        </w:rPr>
+        <w:t xml:space="preserve">;</w:t>
+      </w:r>
+      <w:r>
+        <w:br/>
+      </w:r>
+      <w:r>
+        <w:rPr>
+          <w:rStyle w:val="NormalTok"/>
+        </w:rPr>
+        <w:t xml:space="preserve">}</w:t>
+      </w:r>
+      <w:r>
+        <w:br/>
+      </w:r>
+      <w:r>
+        <w:br/>
+      </w:r>
+      <w:r>
+        <w:rPr>
+          <w:rStyle w:val="NormalTok"/>
+        </w:rPr>
+        <w:t xml:space="preserve">interface ProfissionalPagamentoPeriodoDTO {</w:t>
+      </w:r>
+      <w:r>
+        <w:br/>
+      </w:r>
+      <w:r>
+        <w:rPr>
+          <w:rStyle w:val="NormalTok"/>
+        </w:rPr>
+        <w:t xml:space="preserve">  inicio</w:t>
+      </w:r>
+      <w:r>
+        <w:rPr>
+          <w:rStyle w:val="OperatorTok"/>
+        </w:rPr>
+        <w:t xml:space="preserve">:</w:t>
+      </w:r>
+      <w:r>
+        <w:rPr>
+          <w:rStyle w:val="NormalTok"/>
+        </w:rPr>
+        <w:t xml:space="preserve"> </w:t>
+      </w:r>
+      <w:r>
+        <w:rPr>
+          <w:rStyle w:val="DataTypeTok"/>
+        </w:rPr>
+        <w:t xml:space="preserve">string</w:t>
+      </w:r>
+      <w:r>
+        <w:rPr>
+          <w:rStyle w:val="OperatorTok"/>
+        </w:rPr>
+        <w:t xml:space="preserve">;</w:t>
+      </w:r>
+      <w:r>
+        <w:br/>
+      </w:r>
+      <w:r>
+        <w:rPr>
+          <w:rStyle w:val="NormalTok"/>
+        </w:rPr>
+        <w:t xml:space="preserve">  fim</w:t>
+      </w:r>
+      <w:r>
+        <w:rPr>
+          <w:rStyle w:val="OperatorTok"/>
+        </w:rPr>
+        <w:t xml:space="preserve">:</w:t>
+      </w:r>
+      <w:r>
+        <w:rPr>
+          <w:rStyle w:val="NormalTok"/>
+        </w:rPr>
+        <w:t xml:space="preserve"> </w:t>
+      </w:r>
+      <w:r>
+        <w:rPr>
+          <w:rStyle w:val="DataTypeTok"/>
+        </w:rPr>
+        <w:t xml:space="preserve">string</w:t>
+      </w:r>
+      <w:r>
+        <w:rPr>
+          <w:rStyle w:val="OperatorTok"/>
+        </w:rPr>
+        <w:t xml:space="preserve">;</w:t>
+      </w:r>
+      <w:r>
+        <w:br/>
+      </w:r>
+      <w:r>
+        <w:rPr>
+          <w:rStyle w:val="NormalTok"/>
+        </w:rPr>
+        <w:t xml:space="preserve">}</w:t>
+      </w:r>
+      <w:r>
+        <w:br/>
+      </w:r>
+      <w:r>
+        <w:br/>
+      </w:r>
+      <w:r>
+        <w:rPr>
+          <w:rStyle w:val="NormalTok"/>
+        </w:rPr>
+        <w:t xml:space="preserve">interface ProfissionalPagamentoResumoFinanceiroDTO {</w:t>
+      </w:r>
+      <w:r>
+        <w:br/>
+      </w:r>
+      <w:r>
+        <w:rPr>
+          <w:rStyle w:val="NormalTok"/>
+        </w:rPr>
+        <w:t xml:space="preserve">  totalAulas</w:t>
+      </w:r>
+      <w:r>
+        <w:rPr>
+          <w:rStyle w:val="OperatorTok"/>
+        </w:rPr>
+        <w:t xml:space="preserve">:</w:t>
+      </w:r>
+      <w:r>
+        <w:rPr>
+          <w:rStyle w:val="NormalTok"/>
+        </w:rPr>
+        <w:t xml:space="preserve"> </w:t>
+      </w:r>
+      <w:r>
+        <w:rPr>
+          <w:rStyle w:val="DataTypeTok"/>
+        </w:rPr>
+        <w:t xml:space="preserve">number</w:t>
+      </w:r>
+      <w:r>
+        <w:rPr>
+          <w:rStyle w:val="OperatorTok"/>
+        </w:rPr>
+        <w:t xml:space="preserve">;</w:t>
+      </w:r>
+      <w:r>
+        <w:br/>
+      </w:r>
+      <w:r>
+        <w:rPr>
+          <w:rStyle w:val="NormalTok"/>
+        </w:rPr>
+        <w:t xml:space="preserve">  quantidadePagamentos</w:t>
+      </w:r>
+      <w:r>
+        <w:rPr>
+          <w:rStyle w:val="OperatorTok"/>
+        </w:rPr>
+        <w:t xml:space="preserve">:</w:t>
+      </w:r>
+      <w:r>
+        <w:rPr>
+          <w:rStyle w:val="NormalTok"/>
+        </w:rPr>
+        <w:t xml:space="preserve"> </w:t>
+      </w:r>
+      <w:r>
+        <w:rPr>
+          <w:rStyle w:val="DataTypeTok"/>
+        </w:rPr>
+        <w:t xml:space="preserve">number</w:t>
+      </w:r>
+      <w:r>
+        <w:rPr>
+          <w:rStyle w:val="OperatorTok"/>
+        </w:rPr>
+        <w:t xml:space="preserve">;</w:t>
+      </w:r>
+      <w:r>
+        <w:br/>
+      </w:r>
+      <w:r>
+        <w:rPr>
+          <w:rStyle w:val="NormalTok"/>
+        </w:rPr>
+        <w:t xml:space="preserve">  totalPagamentosBruto</w:t>
+      </w:r>
+      <w:r>
+        <w:rPr>
+          <w:rStyle w:val="OperatorTok"/>
+        </w:rPr>
+        <w:t xml:space="preserve">:</w:t>
+      </w:r>
+      <w:r>
+        <w:rPr>
+          <w:rStyle w:val="NormalTok"/>
+        </w:rPr>
+        <w:t xml:space="preserve"> </w:t>
+      </w:r>
+      <w:r>
+        <w:rPr>
+          <w:rStyle w:val="DataTypeTok"/>
+        </w:rPr>
+        <w:t xml:space="preserve">number</w:t>
+      </w:r>
+      <w:r>
+        <w:rPr>
+          <w:rStyle w:val="OperatorTok"/>
+        </w:rPr>
+        <w:t xml:space="preserve">;</w:t>
+      </w:r>
+      <w:r>
+        <w:br/>
+      </w:r>
+      <w:r>
+        <w:rPr>
+          <w:rStyle w:val="NormalTok"/>
+        </w:rPr>
+        <w:t xml:space="preserve">  totalProfissional</w:t>
+      </w:r>
+      <w:r>
+        <w:rPr>
+          <w:rStyle w:val="OperatorTok"/>
+        </w:rPr>
+        <w:t xml:space="preserve">:</w:t>
+      </w:r>
+      <w:r>
+        <w:rPr>
+          <w:rStyle w:val="NormalTok"/>
+        </w:rPr>
+        <w:t xml:space="preserve"> </w:t>
+      </w:r>
+      <w:r>
+        <w:rPr>
+          <w:rStyle w:val="DataTypeTok"/>
+        </w:rPr>
+        <w:t xml:space="preserve">number</w:t>
+      </w:r>
+      <w:r>
+        <w:rPr>
+          <w:rStyle w:val="OperatorTok"/>
+        </w:rPr>
+        <w:t xml:space="preserve">;</w:t>
+      </w:r>
+      <w:r>
+        <w:br/>
+      </w:r>
+      <w:r>
+        <w:rPr>
+          <w:rStyle w:val="NormalTok"/>
+        </w:rPr>
+        <w:t xml:space="preserve">}</w:t>
+      </w:r>
+      <w:r>
+        <w:br/>
+      </w:r>
+      <w:r>
+        <w:br/>
+      </w:r>
+      <w:r>
+        <w:rPr>
+          <w:rStyle w:val="NormalTok"/>
+        </w:rPr>
+        <w:t xml:space="preserve">interface ProfissionalPagamentoResumoDTO {</w:t>
+      </w:r>
+      <w:r>
+        <w:br/>
+      </w:r>
+      <w:r>
+        <w:rPr>
+          <w:rStyle w:val="NormalTok"/>
+        </w:rPr>
+        <w:t xml:space="preserve">  pagamentoId</w:t>
+      </w:r>
+      <w:r>
+        <w:rPr>
+          <w:rStyle w:val="OperatorTok"/>
+        </w:rPr>
+        <w:t xml:space="preserve">:</w:t>
+      </w:r>
+      <w:r>
+        <w:rPr>
+          <w:rStyle w:val="NormalTok"/>
+        </w:rPr>
+        <w:t xml:space="preserve"> </w:t>
+      </w:r>
+      <w:r>
+        <w:rPr>
+          <w:rStyle w:val="DataTypeTok"/>
+        </w:rPr>
+        <w:t xml:space="preserve">number</w:t>
+      </w:r>
+      <w:r>
+        <w:rPr>
+          <w:rStyle w:val="OperatorTok"/>
+        </w:rPr>
+        <w:t xml:space="preserve">;</w:t>
+      </w:r>
+      <w:r>
+        <w:br/>
+      </w:r>
+      <w:r>
+        <w:rPr>
+          <w:rStyle w:val="NormalTok"/>
+        </w:rPr>
+        <w:t xml:space="preserve">  valorPagamento</w:t>
+      </w:r>
+      <w:r>
+        <w:rPr>
+          <w:rStyle w:val="OperatorTok"/>
+        </w:rPr>
+        <w:t xml:space="preserve">:</w:t>
+      </w:r>
+      <w:r>
+        <w:rPr>
+          <w:rStyle w:val="NormalTok"/>
+        </w:rPr>
+        <w:t xml:space="preserve"> </w:t>
+      </w:r>
+      <w:r>
+        <w:rPr>
+          <w:rStyle w:val="DataTypeTok"/>
+        </w:rPr>
+        <w:t xml:space="preserve">number</w:t>
+      </w:r>
+      <w:r>
+        <w:rPr>
+          <w:rStyle w:val="OperatorTok"/>
+        </w:rPr>
+        <w:t xml:space="preserve">;</w:t>
+      </w:r>
+      <w:r>
+        <w:br/>
+      </w:r>
+      <w:r>
+        <w:rPr>
+          <w:rStyle w:val="NormalTok"/>
+        </w:rPr>
+        <w:t xml:space="preserve">  quantidadeAulasPagamento</w:t>
+      </w:r>
+      <w:r>
+        <w:rPr>
+          <w:rStyle w:val="OperatorTok"/>
+        </w:rPr>
+        <w:t xml:space="preserve">:</w:t>
+      </w:r>
+      <w:r>
+        <w:rPr>
+          <w:rStyle w:val="NormalTok"/>
+        </w:rPr>
+        <w:t xml:space="preserve"> </w:t>
+      </w:r>
+      <w:r>
+        <w:rPr>
+          <w:rStyle w:val="DataTypeTok"/>
+        </w:rPr>
+        <w:t xml:space="preserve">number</w:t>
+      </w:r>
+      <w:r>
+        <w:rPr>
+          <w:rStyle w:val="OperatorTok"/>
+        </w:rPr>
+        <w:t xml:space="preserve">;</w:t>
+      </w:r>
+      <w:r>
+        <w:br/>
+      </w:r>
+      <w:r>
+        <w:rPr>
+          <w:rStyle w:val="NormalTok"/>
+        </w:rPr>
+        <w:t xml:space="preserve">  quantidadeAulasNoPeriodo</w:t>
+      </w:r>
+      <w:r>
+        <w:rPr>
+          <w:rStyle w:val="OperatorTok"/>
+        </w:rPr>
+        <w:t xml:space="preserve">:</w:t>
+      </w:r>
+      <w:r>
+        <w:rPr>
+          <w:rStyle w:val="NormalTok"/>
+        </w:rPr>
+        <w:t xml:space="preserve"> </w:t>
+      </w:r>
+      <w:r>
+        <w:rPr>
+          <w:rStyle w:val="DataTypeTok"/>
+        </w:rPr>
+        <w:t xml:space="preserve">number</w:t>
+      </w:r>
+      <w:r>
+        <w:rPr>
+          <w:rStyle w:val="OperatorTok"/>
+        </w:rPr>
+        <w:t xml:space="preserve">;</w:t>
+      </w:r>
+      <w:r>
+        <w:br/>
+      </w:r>
+      <w:r>
+        <w:rPr>
+          <w:rStyle w:val="NormalTok"/>
+        </w:rPr>
+        <w:t xml:space="preserve">  valorBaseAula</w:t>
+      </w:r>
+      <w:r>
+        <w:rPr>
+          <w:rStyle w:val="OperatorTok"/>
+        </w:rPr>
+        <w:t xml:space="preserve">:</w:t>
+      </w:r>
+      <w:r>
+        <w:rPr>
+          <w:rStyle w:val="NormalTok"/>
+        </w:rPr>
+        <w:t xml:space="preserve"> </w:t>
+      </w:r>
+      <w:r>
+        <w:rPr>
+          <w:rStyle w:val="DataTypeTok"/>
+        </w:rPr>
+        <w:t xml:space="preserve">number</w:t>
+      </w:r>
+      <w:r>
+        <w:rPr>
+          <w:rStyle w:val="OperatorTok"/>
+        </w:rPr>
+        <w:t xml:space="preserve">;</w:t>
+      </w:r>
+      <w:r>
+        <w:br/>
+      </w:r>
+      <w:r>
+        <w:rPr>
+          <w:rStyle w:val="NormalTok"/>
+        </w:rPr>
+        <w:t xml:space="preserve">  totalProfissional</w:t>
+      </w:r>
+      <w:r>
+        <w:rPr>
+          <w:rStyle w:val="OperatorTok"/>
+        </w:rPr>
+        <w:t xml:space="preserve">:</w:t>
+      </w:r>
+      <w:r>
+        <w:rPr>
+          <w:rStyle w:val="NormalTok"/>
+        </w:rPr>
+        <w:t xml:space="preserve"> </w:t>
+      </w:r>
+      <w:r>
+        <w:rPr>
+          <w:rStyle w:val="DataTypeTok"/>
+        </w:rPr>
+        <w:t xml:space="preserve">number</w:t>
+      </w:r>
+      <w:r>
+        <w:rPr>
+          <w:rStyle w:val="OperatorTok"/>
+        </w:rPr>
+        <w:t xml:space="preserve">;</w:t>
+      </w:r>
+      <w:r>
+        <w:br/>
+      </w:r>
+      <w:r>
+        <w:rPr>
+          <w:rStyle w:val="NormalTok"/>
+        </w:rPr>
+        <w:t xml:space="preserve">}</w:t>
+      </w:r>
+      <w:r>
+        <w:br/>
+      </w:r>
+      <w:r>
+        <w:br/>
+      </w:r>
+      <w:r>
+        <w:rPr>
+          <w:rStyle w:val="NormalTok"/>
+        </w:rPr>
+        <w:t xml:space="preserve">interface ProfissionalPagamentoRelatorioDTO {</w:t>
+      </w:r>
+      <w:r>
+        <w:br/>
+      </w:r>
+      <w:r>
+        <w:rPr>
+          <w:rStyle w:val="NormalTok"/>
+        </w:rPr>
+        <w:t xml:space="preserve">  profissional</w:t>
+      </w:r>
+      <w:r>
+        <w:rPr>
+          <w:rStyle w:val="OperatorTok"/>
+        </w:rPr>
+        <w:t xml:space="preserve">:</w:t>
+      </w:r>
+      <w:r>
+        <w:rPr>
+          <w:rStyle w:val="NormalTok"/>
+        </w:rPr>
+        <w:t xml:space="preserve"> ProfissionalResumoDTO</w:t>
+      </w:r>
+      <w:r>
+        <w:rPr>
+          <w:rStyle w:val="OperatorTok"/>
+        </w:rPr>
+        <w:t xml:space="preserve">;</w:t>
+      </w:r>
+      <w:r>
+        <w:br/>
+      </w:r>
+      <w:r>
+        <w:rPr>
+          <w:rStyle w:val="NormalTok"/>
+        </w:rPr>
+        <w:t xml:space="preserve">  periodo</w:t>
+      </w:r>
+      <w:r>
+        <w:rPr>
+          <w:rStyle w:val="OperatorTok"/>
+        </w:rPr>
+        <w:t xml:space="preserve">:</w:t>
+      </w:r>
+      <w:r>
+        <w:rPr>
+          <w:rStyle w:val="NormalTok"/>
+        </w:rPr>
+        <w:t xml:space="preserve"> ProfissionalPagamentoPeriodoDTO</w:t>
+      </w:r>
+      <w:r>
+        <w:rPr>
+          <w:rStyle w:val="OperatorTok"/>
+        </w:rPr>
+        <w:t xml:space="preserve">;</w:t>
+      </w:r>
+      <w:r>
+        <w:br/>
+      </w:r>
+      <w:r>
+        <w:rPr>
+          <w:rStyle w:val="NormalTok"/>
+        </w:rPr>
+        <w:t xml:space="preserve">  resumo</w:t>
+      </w:r>
+      <w:r>
+        <w:rPr>
+          <w:rStyle w:val="OperatorTok"/>
+        </w:rPr>
+        <w:t xml:space="preserve">:</w:t>
+      </w:r>
+      <w:r>
+        <w:rPr>
+          <w:rStyle w:val="NormalTok"/>
+        </w:rPr>
+        <w:t xml:space="preserve"> ProfissionalPagamentoResumoFinanceiroDTO</w:t>
+      </w:r>
+      <w:r>
+        <w:rPr>
+          <w:rStyle w:val="OperatorTok"/>
+        </w:rPr>
+        <w:t xml:space="preserve">;</w:t>
+      </w:r>
+      <w:r>
+        <w:br/>
+      </w:r>
+      <w:r>
+        <w:rPr>
+          <w:rStyle w:val="NormalTok"/>
+        </w:rPr>
+        <w:t xml:space="preserve">  pagamentos</w:t>
+      </w:r>
+      <w:r>
+        <w:rPr>
+          <w:rStyle w:val="OperatorTok"/>
+        </w:rPr>
+        <w:t xml:space="preserve">:</w:t>
+      </w:r>
+      <w:r>
+        <w:rPr>
+          <w:rStyle w:val="NormalTok"/>
+        </w:rPr>
+        <w:t xml:space="preserve"> ProfissionalPagamentoResumoDTO[]</w:t>
+      </w:r>
+      <w:r>
+        <w:rPr>
+          <w:rStyle w:val="OperatorTok"/>
+        </w:rPr>
+        <w:t xml:space="preserve">;</w:t>
+      </w:r>
+      <w:r>
+        <w:br/>
+      </w:r>
+      <w:r>
+        <w:rPr>
+          <w:rStyle w:val="NormalTok"/>
+        </w:rPr>
+        <w:t xml:space="preserve">  aulas</w:t>
+      </w:r>
+      <w:r>
+        <w:rPr>
+          <w:rStyle w:val="OperatorTok"/>
+        </w:rPr>
+        <w:t xml:space="preserve">:</w:t>
+      </w:r>
+      <w:r>
+        <w:rPr>
+          <w:rStyle w:val="NormalTok"/>
+        </w:rPr>
+        <w:t xml:space="preserve"> ProfissionalPagamentoAulaDTO[]</w:t>
+      </w:r>
+      <w:r>
+        <w:rPr>
+          <w:rStyle w:val="OperatorTok"/>
+        </w:rPr>
+        <w:t xml:space="preserve">;</w:t>
+      </w:r>
+      <w:r>
+        <w:br/>
+      </w:r>
+      <w:r>
+        <w:rPr>
+          <w:rStyle w:val="NormalTok"/>
+        </w:rPr>
+        <w:t xml:space="preserve">  geradoEm</w:t>
+      </w:r>
+      <w:r>
+        <w:rPr>
+          <w:rStyle w:val="OperatorTok"/>
+        </w:rPr>
+        <w:t xml:space="preserve">:</w:t>
+      </w:r>
+      <w:r>
+        <w:rPr>
+          <w:rStyle w:val="NormalTok"/>
+        </w:rPr>
+        <w:t xml:space="preserve"> </w:t>
+      </w:r>
+      <w:r>
+        <w:rPr>
+          <w:rStyle w:val="DataTypeTok"/>
+        </w:rPr>
+        <w:t xml:space="preserve">string</w:t>
+      </w:r>
+      <w:r>
+        <w:rPr>
+          <w:rStyle w:val="OperatorTok"/>
+        </w:rPr>
+        <w:t xml:space="preserve">;</w:t>
+      </w:r>
+      <w:r>
+        <w:br/>
+      </w:r>
+      <w:r>
+        <w:rPr>
+          <w:rStyle w:val="NormalTok"/>
+        </w:rPr>
+        <w:t xml:space="preserve">}</w:t>
+      </w:r>
+    </w:p>
+    <w:p>
+      <w:pPr>
+        <w:pStyle w:val="FirstParagraph"/>
+      </w:pPr>
+      <w:r>
         <w:t xml:space="preserve">Arquivo:</w:t>
       </w:r>
       <w:r>
@@ -2379,11 +4921,11 @@
         <w:rPr>
           <w:rStyle w:val="VerbatimChar"/>
         </w:rPr>
-        <w:t xml:space="preserve">src/app/core/models/profissional.ts</w:t>
-      </w:r>
-    </w:p>
-    <w:bookmarkEnd w:id="28"/>
-    <w:bookmarkStart w:id="29" w:name="profissionalresponsedto"/>
+        <w:t xml:space="preserve">src/app/core/models/plano.ts</w:t>
+      </w:r>
+    </w:p>
+    <w:bookmarkEnd w:id="34"/>
+    <w:bookmarkStart w:id="35" w:name="aularesponsedto"/>
     <w:p>
       <w:pPr>
         <w:pStyle w:val="Heading3"/>
@@ -2392,7 +4934,7 @@
         <w:rPr>
           <w:rStyle w:val="VerbatimChar"/>
         </w:rPr>
-        <w:t xml:space="preserve">ProfissionalResponseDTO</w:t>
+        <w:t xml:space="preserve">AulaResponseDTO</w:t>
       </w:r>
     </w:p>
     <w:p>
@@ -2400,7 +4942,7 @@
         <w:pStyle w:val="FirstParagraph"/>
       </w:pPr>
       <w:r>
-        <w:t xml:space="preserve">Retorno da API ao listar/buscar profissionais.</w:t>
+        <w:t xml:space="preserve">Retorno da API ao listar/buscar aulas.</w:t>
       </w:r>
     </w:p>
     <w:p>
@@ -2411,7 +4953,7 @@
         <w:rPr>
           <w:rStyle w:val="NormalTok"/>
         </w:rPr>
-        <w:t xml:space="preserve">interface ProfissionalResponseDTO {</w:t>
+        <w:t xml:space="preserve">interface AulaResponseDTO {</w:t>
       </w:r>
       <w:r>
         <w:br/>
@@ -2453,7 +4995,7 @@
         <w:rPr>
           <w:rStyle w:val="NormalTok"/>
         </w:rPr>
-        <w:t xml:space="preserve">  nome</w:t>
+        <w:t xml:space="preserve">  pacienteId</w:t>
       </w:r>
       <w:r>
         <w:rPr>
@@ -2471,6 +5013,39 @@
         <w:rPr>
           <w:rStyle w:val="DataTypeTok"/>
         </w:rPr>
+        <w:t xml:space="preserve">number</w:t>
+      </w:r>
+      <w:r>
+        <w:rPr>
+          <w:rStyle w:val="OperatorTok"/>
+        </w:rPr>
+        <w:t xml:space="preserve">;</w:t>
+      </w:r>
+      <w:r>
+        <w:br/>
+      </w:r>
+      <w:r>
+        <w:rPr>
+          <w:rStyle w:val="NormalTok"/>
+        </w:rPr>
+        <w:t xml:space="preserve">  pacienteNome</w:t>
+      </w:r>
+      <w:r>
+        <w:rPr>
+          <w:rStyle w:val="OperatorTok"/>
+        </w:rPr>
+        <w:t xml:space="preserve">:</w:t>
+      </w:r>
+      <w:r>
+        <w:rPr>
+          <w:rStyle w:val="NormalTok"/>
+        </w:rPr>
+        <w:t xml:space="preserve"> </w:t>
+      </w:r>
+      <w:r>
+        <w:rPr>
+          <w:rStyle w:val="DataTypeTok"/>
+        </w:rPr>
         <w:t xml:space="preserve">string</w:t>
       </w:r>
       <w:r>
@@ -2486,7 +5061,7 @@
         <w:rPr>
           <w:rStyle w:val="NormalTok"/>
         </w:rPr>
-        <w:t xml:space="preserve">  email</w:t>
+        <w:t xml:space="preserve">  pagamentoId</w:t>
       </w:r>
       <w:r>
         <w:rPr>
@@ -2504,6 +5079,39 @@
         <w:rPr>
           <w:rStyle w:val="DataTypeTok"/>
         </w:rPr>
+        <w:t xml:space="preserve">number</w:t>
+      </w:r>
+      <w:r>
+        <w:rPr>
+          <w:rStyle w:val="OperatorTok"/>
+        </w:rPr>
+        <w:t xml:space="preserve">;</w:t>
+      </w:r>
+      <w:r>
+        <w:br/>
+      </w:r>
+      <w:r>
+        <w:rPr>
+          <w:rStyle w:val="NormalTok"/>
+        </w:rPr>
+        <w:t xml:space="preserve">  data</w:t>
+      </w:r>
+      <w:r>
+        <w:rPr>
+          <w:rStyle w:val="OperatorTok"/>
+        </w:rPr>
+        <w:t xml:space="preserve">:</w:t>
+      </w:r>
+      <w:r>
+        <w:rPr>
+          <w:rStyle w:val="NormalTok"/>
+        </w:rPr>
+        <w:t xml:space="preserve"> </w:t>
+      </w:r>
+      <w:r>
+        <w:rPr>
+          <w:rStyle w:val="DataTypeTok"/>
+        </w:rPr>
         <w:t xml:space="preserve">string</w:t>
       </w:r>
       <w:r>
@@ -2519,7 +5127,7 @@
         <w:rPr>
           <w:rStyle w:val="NormalTok"/>
         </w:rPr>
-        <w:t xml:space="preserve">  cpf</w:t>
+        <w:t xml:space="preserve">  realizada</w:t>
       </w:r>
       <w:r>
         <w:rPr>
@@ -2537,28 +5145,109 @@
         <w:rPr>
           <w:rStyle w:val="DataTypeTok"/>
         </w:rPr>
+        <w:t xml:space="preserve">boolean</w:t>
+      </w:r>
+      <w:r>
+        <w:rPr>
+          <w:rStyle w:val="OperatorTok"/>
+        </w:rPr>
+        <w:t xml:space="preserve">;</w:t>
+      </w:r>
+      <w:r>
+        <w:br/>
+      </w:r>
+      <w:r>
+        <w:rPr>
+          <w:rStyle w:val="NormalTok"/>
+        </w:rPr>
+        <w:t xml:space="preserve">  profissionalId</w:t>
+      </w:r>
+      <w:r>
+        <w:rPr>
+          <w:rStyle w:val="OperatorTok"/>
+        </w:rPr>
+        <w:t xml:space="preserve">?:</w:t>
+      </w:r>
+      <w:r>
+        <w:rPr>
+          <w:rStyle w:val="NormalTok"/>
+        </w:rPr>
+        <w:t xml:space="preserve"> </w:t>
+      </w:r>
+      <w:r>
+        <w:rPr>
+          <w:rStyle w:val="DataTypeTok"/>
+        </w:rPr>
+        <w:t xml:space="preserve">number</w:t>
+      </w:r>
+      <w:r>
+        <w:rPr>
+          <w:rStyle w:val="NormalTok"/>
+        </w:rPr>
+        <w:t xml:space="preserve"> </w:t>
+      </w:r>
+      <w:r>
+        <w:rPr>
+          <w:rStyle w:val="OperatorTok"/>
+        </w:rPr>
+        <w:t xml:space="preserve">|</w:t>
+      </w:r>
+      <w:r>
+        <w:rPr>
+          <w:rStyle w:val="NormalTok"/>
+        </w:rPr>
+        <w:t xml:space="preserve"> </w:t>
+      </w:r>
+      <w:r>
+        <w:rPr>
+          <w:rStyle w:val="DataTypeTok"/>
+        </w:rPr>
+        <w:t xml:space="preserve">null</w:t>
+      </w:r>
+      <w:r>
+        <w:rPr>
+          <w:rStyle w:val="OperatorTok"/>
+        </w:rPr>
+        <w:t xml:space="preserve">;</w:t>
+      </w:r>
+      <w:r>
+        <w:br/>
+      </w:r>
+      <w:r>
+        <w:rPr>
+          <w:rStyle w:val="NormalTok"/>
+        </w:rPr>
+        <w:t xml:space="preserve">  profissionalNome</w:t>
+      </w:r>
+      <w:r>
+        <w:rPr>
+          <w:rStyle w:val="OperatorTok"/>
+        </w:rPr>
+        <w:t xml:space="preserve">?:</w:t>
+      </w:r>
+      <w:r>
+        <w:rPr>
+          <w:rStyle w:val="NormalTok"/>
+        </w:rPr>
+        <w:t xml:space="preserve"> </w:t>
+      </w:r>
+      <w:r>
+        <w:rPr>
+          <w:rStyle w:val="DataTypeTok"/>
+        </w:rPr>
         <w:t xml:space="preserve">string</w:t>
       </w:r>
       <w:r>
         <w:rPr>
-          <w:rStyle w:val="OperatorTok"/>
-        </w:rPr>
-        <w:t xml:space="preserve">;</w:t>
-      </w:r>
-      <w:r>
-        <w:br/>
-      </w:r>
-      <w:r>
-        <w:rPr>
-          <w:rStyle w:val="NormalTok"/>
-        </w:rPr>
-        <w:t xml:space="preserve">  telefone</w:t>
-      </w:r>
-      <w:r>
-        <w:rPr>
-          <w:rStyle w:val="OperatorTok"/>
-        </w:rPr>
-        <w:t xml:space="preserve">:</w:t>
+          <w:rStyle w:val="NormalTok"/>
+        </w:rPr>
+        <w:t xml:space="preserve"> </w:t>
+      </w:r>
+      <w:r>
+        <w:rPr>
+          <w:rStyle w:val="OperatorTok"/>
+        </w:rPr>
+        <w:t xml:space="preserve">|</w:t>
       </w:r>
       <w:r>
         <w:rPr>
@@ -2570,830 +5259,7 @@
         <w:rPr>
           <w:rStyle w:val="DataTypeTok"/>
         </w:rPr>
-        <w:t xml:space="preserve">string</w:t>
-      </w:r>
-      <w:r>
-        <w:rPr>
-          <w:rStyle w:val="NormalTok"/>
-        </w:rPr>
-        <w:t xml:space="preserve"> </w:t>
-      </w:r>
-      <w:r>
-        <w:rPr>
-          <w:rStyle w:val="OperatorTok"/>
-        </w:rPr>
-        <w:t xml:space="preserve">|</w:t>
-      </w:r>
-      <w:r>
-        <w:rPr>
-          <w:rStyle w:val="NormalTok"/>
-        </w:rPr>
-        <w:t xml:space="preserve"> </w:t>
-      </w:r>
-      <w:r>
-        <w:rPr>
-          <w:rStyle w:val="DataTypeTok"/>
-        </w:rPr>
         <w:t xml:space="preserve">null</w:t>
-      </w:r>
-      <w:r>
-        <w:rPr>
-          <w:rStyle w:val="OperatorTok"/>
-        </w:rPr>
-        <w:t xml:space="preserve">;</w:t>
-      </w:r>
-      <w:r>
-        <w:br/>
-      </w:r>
-      <w:r>
-        <w:rPr>
-          <w:rStyle w:val="NormalTok"/>
-        </w:rPr>
-        <w:t xml:space="preserve">  tipoContrato</w:t>
-      </w:r>
-      <w:r>
-        <w:rPr>
-          <w:rStyle w:val="OperatorTok"/>
-        </w:rPr>
-        <w:t xml:space="preserve">:</w:t>
-      </w:r>
-      <w:r>
-        <w:rPr>
-          <w:rStyle w:val="NormalTok"/>
-        </w:rPr>
-        <w:t xml:space="preserve"> </w:t>
-      </w:r>
-      <w:r>
-        <w:rPr>
-          <w:rStyle w:val="StringTok"/>
-        </w:rPr>
-        <w:t xml:space="preserve">'CLT'</w:t>
-      </w:r>
-      <w:r>
-        <w:rPr>
-          <w:rStyle w:val="NormalTok"/>
-        </w:rPr>
-        <w:t xml:space="preserve"> </w:t>
-      </w:r>
-      <w:r>
-        <w:rPr>
-          <w:rStyle w:val="OperatorTok"/>
-        </w:rPr>
-        <w:t xml:space="preserve">|</w:t>
-      </w:r>
-      <w:r>
-        <w:rPr>
-          <w:rStyle w:val="NormalTok"/>
-        </w:rPr>
-        <w:t xml:space="preserve"> </w:t>
-      </w:r>
-      <w:r>
-        <w:rPr>
-          <w:rStyle w:val="StringTok"/>
-        </w:rPr>
-        <w:t xml:space="preserve">'PJ'</w:t>
-      </w:r>
-      <w:r>
-        <w:rPr>
-          <w:rStyle w:val="NormalTok"/>
-        </w:rPr>
-        <w:t xml:space="preserve"> </w:t>
-      </w:r>
-      <w:r>
-        <w:rPr>
-          <w:rStyle w:val="OperatorTok"/>
-        </w:rPr>
-        <w:t xml:space="preserve">|</w:t>
-      </w:r>
-      <w:r>
-        <w:rPr>
-          <w:rStyle w:val="NormalTok"/>
-        </w:rPr>
-        <w:t xml:space="preserve"> </w:t>
-      </w:r>
-      <w:r>
-        <w:rPr>
-          <w:rStyle w:val="StringTok"/>
-        </w:rPr>
-        <w:t xml:space="preserve">'AUTONOMO'</w:t>
-      </w:r>
-      <w:r>
-        <w:rPr>
-          <w:rStyle w:val="OperatorTok"/>
-        </w:rPr>
-        <w:t xml:space="preserve">;</w:t>
-      </w:r>
-      <w:r>
-        <w:br/>
-      </w:r>
-      <w:r>
-        <w:rPr>
-          <w:rStyle w:val="NormalTok"/>
-        </w:rPr>
-        <w:t xml:space="preserve">  percentualPagamentoAula</w:t>
-      </w:r>
-      <w:r>
-        <w:rPr>
-          <w:rStyle w:val="OperatorTok"/>
-        </w:rPr>
-        <w:t xml:space="preserve">:</w:t>
-      </w:r>
-      <w:r>
-        <w:rPr>
-          <w:rStyle w:val="NormalTok"/>
-        </w:rPr>
-        <w:t xml:space="preserve"> </w:t>
-      </w:r>
-      <w:r>
-        <w:rPr>
-          <w:rStyle w:val="DataTypeTok"/>
-        </w:rPr>
-        <w:t xml:space="preserve">number</w:t>
-      </w:r>
-      <w:r>
-        <w:rPr>
-          <w:rStyle w:val="OperatorTok"/>
-        </w:rPr>
-        <w:t xml:space="preserve">;</w:t>
-      </w:r>
-      <w:r>
-        <w:br/>
-      </w:r>
-      <w:r>
-        <w:rPr>
-          <w:rStyle w:val="NormalTok"/>
-        </w:rPr>
-        <w:t xml:space="preserve">  dataInicio</w:t>
-      </w:r>
-      <w:r>
-        <w:rPr>
-          <w:rStyle w:val="OperatorTok"/>
-        </w:rPr>
-        <w:t xml:space="preserve">:</w:t>
-      </w:r>
-      <w:r>
-        <w:rPr>
-          <w:rStyle w:val="NormalTok"/>
-        </w:rPr>
-        <w:t xml:space="preserve"> </w:t>
-      </w:r>
-      <w:r>
-        <w:rPr>
-          <w:rStyle w:val="DataTypeTok"/>
-        </w:rPr>
-        <w:t xml:space="preserve">string</w:t>
-      </w:r>
-      <w:r>
-        <w:rPr>
-          <w:rStyle w:val="OperatorTok"/>
-        </w:rPr>
-        <w:t xml:space="preserve">;</w:t>
-      </w:r>
-      <w:r>
-        <w:br/>
-      </w:r>
-      <w:r>
-        <w:rPr>
-          <w:rStyle w:val="NormalTok"/>
-        </w:rPr>
-        <w:t xml:space="preserve">  ativo</w:t>
-      </w:r>
-      <w:r>
-        <w:rPr>
-          <w:rStyle w:val="OperatorTok"/>
-        </w:rPr>
-        <w:t xml:space="preserve">:</w:t>
-      </w:r>
-      <w:r>
-        <w:rPr>
-          <w:rStyle w:val="NormalTok"/>
-        </w:rPr>
-        <w:t xml:space="preserve"> </w:t>
-      </w:r>
-      <w:r>
-        <w:rPr>
-          <w:rStyle w:val="DataTypeTok"/>
-        </w:rPr>
-        <w:t xml:space="preserve">boolean</w:t>
-      </w:r>
-      <w:r>
-        <w:rPr>
-          <w:rStyle w:val="OperatorTok"/>
-        </w:rPr>
-        <w:t xml:space="preserve">;</w:t>
-      </w:r>
-      <w:r>
-        <w:br/>
-      </w:r>
-      <w:r>
-        <w:rPr>
-          <w:rStyle w:val="NormalTok"/>
-        </w:rPr>
-        <w:t xml:space="preserve">}</w:t>
-      </w:r>
-    </w:p>
-    <w:bookmarkEnd w:id="29"/>
-    <w:bookmarkStart w:id="30" w:name="profissionalrequestdto"/>
-    <w:p>
-      <w:pPr>
-        <w:pStyle w:val="Heading3"/>
-      </w:pPr>
-      <w:r>
-        <w:rPr>
-          <w:rStyle w:val="VerbatimChar"/>
-        </w:rPr>
-        <w:t xml:space="preserve">ProfissionalRequestDTO</w:t>
-      </w:r>
-    </w:p>
-    <w:p>
-      <w:pPr>
-        <w:pStyle w:val="FirstParagraph"/>
-      </w:pPr>
-      <w:r>
-        <w:t xml:space="preserve">Payload para criação de profissional.</w:t>
-      </w:r>
-    </w:p>
-    <w:p>
-      <w:pPr>
-        <w:pStyle w:val="SourceCode"/>
-      </w:pPr>
-      <w:r>
-        <w:rPr>
-          <w:rStyle w:val="NormalTok"/>
-        </w:rPr>
-        <w:t xml:space="preserve">interface ProfissionalRequestDTO {</w:t>
-      </w:r>
-      <w:r>
-        <w:br/>
-      </w:r>
-      <w:r>
-        <w:rPr>
-          <w:rStyle w:val="NormalTok"/>
-        </w:rPr>
-        <w:t xml:space="preserve">  nome</w:t>
-      </w:r>
-      <w:r>
-        <w:rPr>
-          <w:rStyle w:val="OperatorTok"/>
-        </w:rPr>
-        <w:t xml:space="preserve">:</w:t>
-      </w:r>
-      <w:r>
-        <w:rPr>
-          <w:rStyle w:val="NormalTok"/>
-        </w:rPr>
-        <w:t xml:space="preserve"> </w:t>
-      </w:r>
-      <w:r>
-        <w:rPr>
-          <w:rStyle w:val="DataTypeTok"/>
-        </w:rPr>
-        <w:t xml:space="preserve">string</w:t>
-      </w:r>
-      <w:r>
-        <w:rPr>
-          <w:rStyle w:val="OperatorTok"/>
-        </w:rPr>
-        <w:t xml:space="preserve">;</w:t>
-      </w:r>
-      <w:r>
-        <w:br/>
-      </w:r>
-      <w:r>
-        <w:rPr>
-          <w:rStyle w:val="NormalTok"/>
-        </w:rPr>
-        <w:t xml:space="preserve">  email</w:t>
-      </w:r>
-      <w:r>
-        <w:rPr>
-          <w:rStyle w:val="OperatorTok"/>
-        </w:rPr>
-        <w:t xml:space="preserve">:</w:t>
-      </w:r>
-      <w:r>
-        <w:rPr>
-          <w:rStyle w:val="NormalTok"/>
-        </w:rPr>
-        <w:t xml:space="preserve"> </w:t>
-      </w:r>
-      <w:r>
-        <w:rPr>
-          <w:rStyle w:val="DataTypeTok"/>
-        </w:rPr>
-        <w:t xml:space="preserve">string</w:t>
-      </w:r>
-      <w:r>
-        <w:rPr>
-          <w:rStyle w:val="OperatorTok"/>
-        </w:rPr>
-        <w:t xml:space="preserve">;</w:t>
-      </w:r>
-      <w:r>
-        <w:br/>
-      </w:r>
-      <w:r>
-        <w:rPr>
-          <w:rStyle w:val="NormalTok"/>
-        </w:rPr>
-        <w:t xml:space="preserve">  cpf</w:t>
-      </w:r>
-      <w:r>
-        <w:rPr>
-          <w:rStyle w:val="OperatorTok"/>
-        </w:rPr>
-        <w:t xml:space="preserve">:</w:t>
-      </w:r>
-      <w:r>
-        <w:rPr>
-          <w:rStyle w:val="NormalTok"/>
-        </w:rPr>
-        <w:t xml:space="preserve"> </w:t>
-      </w:r>
-      <w:r>
-        <w:rPr>
-          <w:rStyle w:val="DataTypeTok"/>
-        </w:rPr>
-        <w:t xml:space="preserve">string</w:t>
-      </w:r>
-      <w:r>
-        <w:rPr>
-          <w:rStyle w:val="OperatorTok"/>
-        </w:rPr>
-        <w:t xml:space="preserve">;</w:t>
-      </w:r>
-      <w:r>
-        <w:br/>
-      </w:r>
-      <w:r>
-        <w:rPr>
-          <w:rStyle w:val="NormalTok"/>
-        </w:rPr>
-        <w:t xml:space="preserve">  telefone</w:t>
-      </w:r>
-      <w:r>
-        <w:rPr>
-          <w:rStyle w:val="OperatorTok"/>
-        </w:rPr>
-        <w:t xml:space="preserve">?:</w:t>
-      </w:r>
-      <w:r>
-        <w:rPr>
-          <w:rStyle w:val="NormalTok"/>
-        </w:rPr>
-        <w:t xml:space="preserve"> </w:t>
-      </w:r>
-      <w:r>
-        <w:rPr>
-          <w:rStyle w:val="DataTypeTok"/>
-        </w:rPr>
-        <w:t xml:space="preserve">string</w:t>
-      </w:r>
-      <w:r>
-        <w:rPr>
-          <w:rStyle w:val="OperatorTok"/>
-        </w:rPr>
-        <w:t xml:space="preserve">;</w:t>
-      </w:r>
-      <w:r>
-        <w:br/>
-      </w:r>
-      <w:r>
-        <w:rPr>
-          <w:rStyle w:val="NormalTok"/>
-        </w:rPr>
-        <w:t xml:space="preserve">  tipoContrato</w:t>
-      </w:r>
-      <w:r>
-        <w:rPr>
-          <w:rStyle w:val="OperatorTok"/>
-        </w:rPr>
-        <w:t xml:space="preserve">:</w:t>
-      </w:r>
-      <w:r>
-        <w:rPr>
-          <w:rStyle w:val="NormalTok"/>
-        </w:rPr>
-        <w:t xml:space="preserve"> </w:t>
-      </w:r>
-      <w:r>
-        <w:rPr>
-          <w:rStyle w:val="StringTok"/>
-        </w:rPr>
-        <w:t xml:space="preserve">'CLT'</w:t>
-      </w:r>
-      <w:r>
-        <w:rPr>
-          <w:rStyle w:val="NormalTok"/>
-        </w:rPr>
-        <w:t xml:space="preserve"> </w:t>
-      </w:r>
-      <w:r>
-        <w:rPr>
-          <w:rStyle w:val="OperatorTok"/>
-        </w:rPr>
-        <w:t xml:space="preserve">|</w:t>
-      </w:r>
-      <w:r>
-        <w:rPr>
-          <w:rStyle w:val="NormalTok"/>
-        </w:rPr>
-        <w:t xml:space="preserve"> </w:t>
-      </w:r>
-      <w:r>
-        <w:rPr>
-          <w:rStyle w:val="StringTok"/>
-        </w:rPr>
-        <w:t xml:space="preserve">'PJ'</w:t>
-      </w:r>
-      <w:r>
-        <w:rPr>
-          <w:rStyle w:val="NormalTok"/>
-        </w:rPr>
-        <w:t xml:space="preserve"> </w:t>
-      </w:r>
-      <w:r>
-        <w:rPr>
-          <w:rStyle w:val="OperatorTok"/>
-        </w:rPr>
-        <w:t xml:space="preserve">|</w:t>
-      </w:r>
-      <w:r>
-        <w:rPr>
-          <w:rStyle w:val="NormalTok"/>
-        </w:rPr>
-        <w:t xml:space="preserve"> </w:t>
-      </w:r>
-      <w:r>
-        <w:rPr>
-          <w:rStyle w:val="StringTok"/>
-        </w:rPr>
-        <w:t xml:space="preserve">'AUTONOMO'</w:t>
-      </w:r>
-      <w:r>
-        <w:rPr>
-          <w:rStyle w:val="OperatorTok"/>
-        </w:rPr>
-        <w:t xml:space="preserve">;</w:t>
-      </w:r>
-      <w:r>
-        <w:br/>
-      </w:r>
-      <w:r>
-        <w:rPr>
-          <w:rStyle w:val="NormalTok"/>
-        </w:rPr>
-        <w:t xml:space="preserve">  percentualPagamentoAula</w:t>
-      </w:r>
-      <w:r>
-        <w:rPr>
-          <w:rStyle w:val="OperatorTok"/>
-        </w:rPr>
-        <w:t xml:space="preserve">:</w:t>
-      </w:r>
-      <w:r>
-        <w:rPr>
-          <w:rStyle w:val="NormalTok"/>
-        </w:rPr>
-        <w:t xml:space="preserve"> </w:t>
-      </w:r>
-      <w:r>
-        <w:rPr>
-          <w:rStyle w:val="DataTypeTok"/>
-        </w:rPr>
-        <w:t xml:space="preserve">number</w:t>
-      </w:r>
-      <w:r>
-        <w:rPr>
-          <w:rStyle w:val="OperatorTok"/>
-        </w:rPr>
-        <w:t xml:space="preserve">;</w:t>
-      </w:r>
-      <w:r>
-        <w:br/>
-      </w:r>
-      <w:r>
-        <w:rPr>
-          <w:rStyle w:val="NormalTok"/>
-        </w:rPr>
-        <w:t xml:space="preserve">  dataInicio</w:t>
-      </w:r>
-      <w:r>
-        <w:rPr>
-          <w:rStyle w:val="OperatorTok"/>
-        </w:rPr>
-        <w:t xml:space="preserve">:</w:t>
-      </w:r>
-      <w:r>
-        <w:rPr>
-          <w:rStyle w:val="NormalTok"/>
-        </w:rPr>
-        <w:t xml:space="preserve"> </w:t>
-      </w:r>
-      <w:r>
-        <w:rPr>
-          <w:rStyle w:val="DataTypeTok"/>
-        </w:rPr>
-        <w:t xml:space="preserve">string</w:t>
-      </w:r>
-      <w:r>
-        <w:rPr>
-          <w:rStyle w:val="OperatorTok"/>
-        </w:rPr>
-        <w:t xml:space="preserve">;</w:t>
-      </w:r>
-      <w:r>
-        <w:br/>
-      </w:r>
-      <w:r>
-        <w:rPr>
-          <w:rStyle w:val="NormalTok"/>
-        </w:rPr>
-        <w:t xml:space="preserve">}</w:t>
-      </w:r>
-    </w:p>
-    <w:bookmarkEnd w:id="30"/>
-    <w:bookmarkStart w:id="31" w:name="profissionalupdatedto"/>
-    <w:p>
-      <w:pPr>
-        <w:pStyle w:val="Heading3"/>
-      </w:pPr>
-      <w:r>
-        <w:rPr>
-          <w:rStyle w:val="VerbatimChar"/>
-        </w:rPr>
-        <w:t xml:space="preserve">ProfissionalUpdateDTO</w:t>
-      </w:r>
-    </w:p>
-    <w:p>
-      <w:pPr>
-        <w:pStyle w:val="FirstParagraph"/>
-      </w:pPr>
-      <w:r>
-        <w:t xml:space="preserve">Payload para atualização de profissionais via</w:t>
-      </w:r>
-      <w:r>
-        <w:t xml:space="preserve"> </w:t>
-      </w:r>
-      <w:r>
-        <w:rPr>
-          <w:rStyle w:val="VerbatimChar"/>
-        </w:rPr>
-        <w:t xml:space="preserve">PUT /profissionais/{id}</w:t>
-      </w:r>
-      <w:r>
-        <w:t xml:space="preserve">.</w:t>
-      </w:r>
-    </w:p>
-    <w:p>
-      <w:pPr>
-        <w:pStyle w:val="SourceCode"/>
-      </w:pPr>
-      <w:r>
-        <w:rPr>
-          <w:rStyle w:val="NormalTok"/>
-        </w:rPr>
-        <w:t xml:space="preserve">interface ProfissionalUpdateDTO {</w:t>
-      </w:r>
-      <w:r>
-        <w:br/>
-      </w:r>
-      <w:r>
-        <w:rPr>
-          <w:rStyle w:val="NormalTok"/>
-        </w:rPr>
-        <w:t xml:space="preserve">  nome</w:t>
-      </w:r>
-      <w:r>
-        <w:rPr>
-          <w:rStyle w:val="OperatorTok"/>
-        </w:rPr>
-        <w:t xml:space="preserve">?:</w:t>
-      </w:r>
-      <w:r>
-        <w:rPr>
-          <w:rStyle w:val="NormalTok"/>
-        </w:rPr>
-        <w:t xml:space="preserve"> </w:t>
-      </w:r>
-      <w:r>
-        <w:rPr>
-          <w:rStyle w:val="DataTypeTok"/>
-        </w:rPr>
-        <w:t xml:space="preserve">string</w:t>
-      </w:r>
-      <w:r>
-        <w:rPr>
-          <w:rStyle w:val="OperatorTok"/>
-        </w:rPr>
-        <w:t xml:space="preserve">;</w:t>
-      </w:r>
-      <w:r>
-        <w:br/>
-      </w:r>
-      <w:r>
-        <w:rPr>
-          <w:rStyle w:val="NormalTok"/>
-        </w:rPr>
-        <w:t xml:space="preserve">  email</w:t>
-      </w:r>
-      <w:r>
-        <w:rPr>
-          <w:rStyle w:val="OperatorTok"/>
-        </w:rPr>
-        <w:t xml:space="preserve">?:</w:t>
-      </w:r>
-      <w:r>
-        <w:rPr>
-          <w:rStyle w:val="NormalTok"/>
-        </w:rPr>
-        <w:t xml:space="preserve"> </w:t>
-      </w:r>
-      <w:r>
-        <w:rPr>
-          <w:rStyle w:val="DataTypeTok"/>
-        </w:rPr>
-        <w:t xml:space="preserve">string</w:t>
-      </w:r>
-      <w:r>
-        <w:rPr>
-          <w:rStyle w:val="OperatorTok"/>
-        </w:rPr>
-        <w:t xml:space="preserve">;</w:t>
-      </w:r>
-      <w:r>
-        <w:br/>
-      </w:r>
-      <w:r>
-        <w:rPr>
-          <w:rStyle w:val="NormalTok"/>
-        </w:rPr>
-        <w:t xml:space="preserve">  telefone</w:t>
-      </w:r>
-      <w:r>
-        <w:rPr>
-          <w:rStyle w:val="OperatorTok"/>
-        </w:rPr>
-        <w:t xml:space="preserve">?:</w:t>
-      </w:r>
-      <w:r>
-        <w:rPr>
-          <w:rStyle w:val="NormalTok"/>
-        </w:rPr>
-        <w:t xml:space="preserve"> </w:t>
-      </w:r>
-      <w:r>
-        <w:rPr>
-          <w:rStyle w:val="DataTypeTok"/>
-        </w:rPr>
-        <w:t xml:space="preserve">string</w:t>
-      </w:r>
-      <w:r>
-        <w:rPr>
-          <w:rStyle w:val="OperatorTok"/>
-        </w:rPr>
-        <w:t xml:space="preserve">;</w:t>
-      </w:r>
-      <w:r>
-        <w:br/>
-      </w:r>
-      <w:r>
-        <w:rPr>
-          <w:rStyle w:val="NormalTok"/>
-        </w:rPr>
-        <w:t xml:space="preserve">  tipoContrato</w:t>
-      </w:r>
-      <w:r>
-        <w:rPr>
-          <w:rStyle w:val="OperatorTok"/>
-        </w:rPr>
-        <w:t xml:space="preserve">?:</w:t>
-      </w:r>
-      <w:r>
-        <w:rPr>
-          <w:rStyle w:val="NormalTok"/>
-        </w:rPr>
-        <w:t xml:space="preserve"> </w:t>
-      </w:r>
-      <w:r>
-        <w:rPr>
-          <w:rStyle w:val="StringTok"/>
-        </w:rPr>
-        <w:t xml:space="preserve">'CLT'</w:t>
-      </w:r>
-      <w:r>
-        <w:rPr>
-          <w:rStyle w:val="NormalTok"/>
-        </w:rPr>
-        <w:t xml:space="preserve"> </w:t>
-      </w:r>
-      <w:r>
-        <w:rPr>
-          <w:rStyle w:val="OperatorTok"/>
-        </w:rPr>
-        <w:t xml:space="preserve">|</w:t>
-      </w:r>
-      <w:r>
-        <w:rPr>
-          <w:rStyle w:val="NormalTok"/>
-        </w:rPr>
-        <w:t xml:space="preserve"> </w:t>
-      </w:r>
-      <w:r>
-        <w:rPr>
-          <w:rStyle w:val="StringTok"/>
-        </w:rPr>
-        <w:t xml:space="preserve">'PJ'</w:t>
-      </w:r>
-      <w:r>
-        <w:rPr>
-          <w:rStyle w:val="NormalTok"/>
-        </w:rPr>
-        <w:t xml:space="preserve"> </w:t>
-      </w:r>
-      <w:r>
-        <w:rPr>
-          <w:rStyle w:val="OperatorTok"/>
-        </w:rPr>
-        <w:t xml:space="preserve">|</w:t>
-      </w:r>
-      <w:r>
-        <w:rPr>
-          <w:rStyle w:val="NormalTok"/>
-        </w:rPr>
-        <w:t xml:space="preserve"> </w:t>
-      </w:r>
-      <w:r>
-        <w:rPr>
-          <w:rStyle w:val="StringTok"/>
-        </w:rPr>
-        <w:t xml:space="preserve">'AUTONOMO'</w:t>
-      </w:r>
-      <w:r>
-        <w:rPr>
-          <w:rStyle w:val="OperatorTok"/>
-        </w:rPr>
-        <w:t xml:space="preserve">;</w:t>
-      </w:r>
-      <w:r>
-        <w:br/>
-      </w:r>
-      <w:r>
-        <w:rPr>
-          <w:rStyle w:val="NormalTok"/>
-        </w:rPr>
-        <w:t xml:space="preserve">  percentualPagamentoAula</w:t>
-      </w:r>
-      <w:r>
-        <w:rPr>
-          <w:rStyle w:val="OperatorTok"/>
-        </w:rPr>
-        <w:t xml:space="preserve">?:</w:t>
-      </w:r>
-      <w:r>
-        <w:rPr>
-          <w:rStyle w:val="NormalTok"/>
-        </w:rPr>
-        <w:t xml:space="preserve"> </w:t>
-      </w:r>
-      <w:r>
-        <w:rPr>
-          <w:rStyle w:val="DataTypeTok"/>
-        </w:rPr>
-        <w:t xml:space="preserve">number</w:t>
-      </w:r>
-      <w:r>
-        <w:rPr>
-          <w:rStyle w:val="OperatorTok"/>
-        </w:rPr>
-        <w:t xml:space="preserve">;</w:t>
-      </w:r>
-      <w:r>
-        <w:br/>
-      </w:r>
-      <w:r>
-        <w:rPr>
-          <w:rStyle w:val="NormalTok"/>
-        </w:rPr>
-        <w:t xml:space="preserve">  dataInicio</w:t>
-      </w:r>
-      <w:r>
-        <w:rPr>
-          <w:rStyle w:val="OperatorTok"/>
-        </w:rPr>
-        <w:t xml:space="preserve">?:</w:t>
-      </w:r>
-      <w:r>
-        <w:rPr>
-          <w:rStyle w:val="NormalTok"/>
-        </w:rPr>
-        <w:t xml:space="preserve"> </w:t>
-      </w:r>
-      <w:r>
-        <w:rPr>
-          <w:rStyle w:val="DataTypeTok"/>
-        </w:rPr>
-        <w:t xml:space="preserve">string</w:t>
       </w:r>
       <w:r>
         <w:rPr>
@@ -3418,9 +5284,9 @@
         </w:pict>
       </w:r>
     </w:p>
-    <w:bookmarkEnd w:id="31"/>
-    <w:bookmarkEnd w:id="32"/>
-    <w:bookmarkStart w:id="35" w:name="serviços"/>
+    <w:bookmarkEnd w:id="35"/>
+    <w:bookmarkEnd w:id="36"/>
+    <w:bookmarkStart w:id="43" w:name="serviços"/>
     <w:p>
       <w:pPr>
         <w:pStyle w:val="Heading2"/>
@@ -3429,7 +5295,7 @@
         <w:t xml:space="preserve">Serviços</w:t>
       </w:r>
     </w:p>
-    <w:bookmarkStart w:id="33" w:name="pacienteservice"/>
+    <w:bookmarkStart w:id="37" w:name="pacienteservice"/>
     <w:p>
       <w:pPr>
         <w:pStyle w:val="Heading3"/>
@@ -3884,8 +5750,8 @@
         </w:tc>
       </w:tr>
     </w:tbl>
-    <w:bookmarkEnd w:id="33"/>
-    <w:bookmarkStart w:id="34" w:name="profissionalservice"/>
+    <w:bookmarkEnd w:id="37"/>
+    <w:bookmarkStart w:id="38" w:name="profissionalservice"/>
     <w:p>
       <w:pPr>
         <w:pStyle w:val="Heading3"/>
@@ -4262,6 +6128,760 @@
           </w:p>
         </w:tc>
       </w:tr>
+      <w:tr>
+        <w:tc>
+          <w:p>
+            <w:pPr>
+              <w:pStyle w:val="Compact"/>
+              <w:jc w:val="left"/>
+            </w:pPr>
+            <w:r>
+              <w:rPr>
+                <w:rStyle w:val="VerbatimChar"/>
+              </w:rPr>
+              <w:t xml:space="preserve">relatorioPagamento(id, inicio, fim)</w:t>
+            </w:r>
+          </w:p>
+        </w:tc>
+        <w:tc>
+          <w:p>
+            <w:pPr>
+              <w:pStyle w:val="Compact"/>
+              <w:jc w:val="left"/>
+            </w:pPr>
+            <w:r>
+              <w:rPr>
+                <w:rStyle w:val="VerbatimChar"/>
+              </w:rPr>
+              <w:t xml:space="preserve">GET /profissionais/{id}/relatorio-pagamento?inicio&amp;fim</w:t>
+            </w:r>
+          </w:p>
+        </w:tc>
+        <w:tc>
+          <w:p>
+            <w:pPr>
+              <w:pStyle w:val="Compact"/>
+              <w:jc w:val="left"/>
+            </w:pPr>
+            <w:r>
+              <w:t xml:space="preserve">Consulta total devido e aulas realizadas no período</w:t>
+            </w:r>
+          </w:p>
+        </w:tc>
+      </w:tr>
+      <w:tr>
+        <w:tc>
+          <w:p>
+            <w:pPr>
+              <w:pStyle w:val="Compact"/>
+              <w:jc w:val="left"/>
+            </w:pPr>
+            <w:r>
+              <w:rPr>
+                <w:rStyle w:val="VerbatimChar"/>
+              </w:rPr>
+              <w:t xml:space="preserve">exportarRelatorioPagamentoProfissionalPdf(id, inicio, fim)</w:t>
+            </w:r>
+          </w:p>
+        </w:tc>
+        <w:tc>
+          <w:p>
+            <w:pPr>
+              <w:pStyle w:val="Compact"/>
+              <w:jc w:val="left"/>
+            </w:pPr>
+            <w:r>
+              <w:rPr>
+                <w:rStyle w:val="VerbatimChar"/>
+              </w:rPr>
+              <w:t xml:space="preserve">GET /profissionais/{id}/relatorio-pagamento/pdf?inicio&amp;fim</w:t>
+            </w:r>
+          </w:p>
+        </w:tc>
+        <w:tc>
+          <w:p>
+            <w:pPr>
+              <w:pStyle w:val="Compact"/>
+              <w:jc w:val="left"/>
+            </w:pPr>
+            <w:r>
+              <w:t xml:space="preserve">Baixa o relatório em PDF como</w:t>
+            </w:r>
+            <w:r>
+              <w:t xml:space="preserve"> </w:t>
+            </w:r>
+            <w:r>
+              <w:rPr>
+                <w:rStyle w:val="VerbatimChar"/>
+              </w:rPr>
+              <w:t xml:space="preserve">Blob</w:t>
+            </w:r>
+          </w:p>
+        </w:tc>
+      </w:tr>
+      <w:tr>
+        <w:tc>
+          <w:p>
+            <w:pPr>
+              <w:pStyle w:val="Compact"/>
+              <w:jc w:val="left"/>
+            </w:pPr>
+            <w:r>
+              <w:rPr>
+                <w:rStyle w:val="VerbatimChar"/>
+              </w:rPr>
+              <w:t xml:space="preserve">exportarRelatorioPagamentoProfissionalExcel(id, inicio, fim)</w:t>
+            </w:r>
+          </w:p>
+        </w:tc>
+        <w:tc>
+          <w:p>
+            <w:pPr>
+              <w:pStyle w:val="Compact"/>
+              <w:jc w:val="left"/>
+            </w:pPr>
+            <w:r>
+              <w:rPr>
+                <w:rStyle w:val="VerbatimChar"/>
+              </w:rPr>
+              <w:t xml:space="preserve">GET /profissionais/{id}/relatorio-pagamento/xlsx?inicio&amp;fim</w:t>
+            </w:r>
+          </w:p>
+        </w:tc>
+        <w:tc>
+          <w:p>
+            <w:pPr>
+              <w:pStyle w:val="Compact"/>
+              <w:jc w:val="left"/>
+            </w:pPr>
+            <w:r>
+              <w:t xml:space="preserve">Baixa o relatório em Excel/XLSX como</w:t>
+            </w:r>
+            <w:r>
+              <w:t xml:space="preserve"> </w:t>
+            </w:r>
+            <w:r>
+              <w:rPr>
+                <w:rStyle w:val="VerbatimChar"/>
+              </w:rPr>
+              <w:t xml:space="preserve">Blob</w:t>
+            </w:r>
+          </w:p>
+        </w:tc>
+      </w:tr>
+    </w:tbl>
+    <w:bookmarkEnd w:id="38"/>
+    <w:bookmarkStart w:id="41" w:name="relatórios"/>
+    <w:p>
+      <w:pPr>
+        <w:pStyle w:val="Heading3"/>
+      </w:pPr>
+      <w:r>
+        <w:t xml:space="preserve">Relatórios</w:t>
+      </w:r>
+    </w:p>
+    <w:bookmarkStart w:id="39" w:name="pagamento-de-profissional"/>
+    <w:p>
+      <w:pPr>
+        <w:pStyle w:val="Heading4"/>
+      </w:pPr>
+      <w:r>
+        <w:t xml:space="preserve">Pagamento de Profissional</w:t>
+      </w:r>
+    </w:p>
+    <w:p>
+      <w:pPr>
+        <w:pStyle w:val="FirstParagraph"/>
+      </w:pPr>
+      <w:r>
+        <w:t xml:space="preserve">Rota:</w:t>
+      </w:r>
+      <w:r>
+        <w:t xml:space="preserve"> </w:t>
+      </w:r>
+      <w:r>
+        <w:rPr>
+          <w:rStyle w:val="VerbatimChar"/>
+        </w:rPr>
+        <w:t xml:space="preserve">/relatorios/pagamento-profissional</w:t>
+      </w:r>
+    </w:p>
+    <w:p>
+      <w:pPr>
+        <w:pStyle w:val="BodyText"/>
+      </w:pPr>
+      <w:r>
+        <w:t xml:space="preserve">A tela carrega profissionais ativos via</w:t>
+      </w:r>
+      <w:r>
+        <w:t xml:space="preserve"> </w:t>
+      </w:r>
+      <w:r>
+        <w:rPr>
+          <w:rStyle w:val="VerbatimChar"/>
+        </w:rPr>
+        <w:t xml:space="preserve">GET /profissionais?page=0&amp;size=100&amp;sort=nome</w:t>
+      </w:r>
+      <w:r>
+        <w:t xml:space="preserve">, exige profissional, data inicial e data final, e valida que</w:t>
+      </w:r>
+      <w:r>
+        <w:t xml:space="preserve"> </w:t>
+      </w:r>
+      <w:r>
+        <w:rPr>
+          <w:rStyle w:val="VerbatimChar"/>
+        </w:rPr>
+        <w:t xml:space="preserve">inicio &lt;= fim</w:t>
+      </w:r>
+      <w:r>
+        <w:t xml:space="preserve"> </w:t>
+      </w:r>
+      <w:r>
+        <w:t xml:space="preserve">antes de consultar a API.</w:t>
+      </w:r>
+    </w:p>
+    <w:p>
+      <w:pPr>
+        <w:pStyle w:val="BodyText"/>
+      </w:pPr>
+      <w:r>
+        <w:t xml:space="preserve">Contrato JSON consumido:</w:t>
+      </w:r>
+    </w:p>
+    <w:p>
+      <w:pPr>
+        <w:pStyle w:val="SourceCode"/>
+      </w:pPr>
+      <w:r>
+        <w:rPr>
+          <w:rStyle w:val="VerbatimChar"/>
+        </w:rPr>
+        <w:t xml:space="preserve">GET /profissionais/{id}/relatorio-pagamento?inicio=2025-02-01&amp;fim=2025-02-28</w:t>
+      </w:r>
+    </w:p>
+    <w:p>
+      <w:pPr>
+        <w:pStyle w:val="FirstParagraph"/>
+      </w:pPr>
+      <w:r>
+        <w:t xml:space="preserve">O resultado apresenta profissional, período, total de aulas, total devido, total bruto, resumo por pagamento e uma tabela com o detalhamento de cada aula realizada.</w:t>
+      </w:r>
+    </w:p>
+    <w:p>
+      <w:pPr>
+        <w:pStyle w:val="BodyText"/>
+      </w:pPr>
+      <w:r>
+        <w:t xml:space="preserve">Contratos de exportação:</w:t>
+      </w:r>
+    </w:p>
+    <w:p>
+      <w:pPr>
+        <w:pStyle w:val="SourceCode"/>
+      </w:pPr>
+      <w:r>
+        <w:rPr>
+          <w:rStyle w:val="VerbatimChar"/>
+        </w:rPr>
+        <w:t xml:space="preserve">GET /profissionais/{id}/relatorio-pagamento/pdf?inicio=2025-02-01&amp;fim=2025-02-28</w:t>
+      </w:r>
+      <w:r>
+        <w:br/>
+      </w:r>
+      <w:r>
+        <w:rPr>
+          <w:rStyle w:val="VerbatimChar"/>
+        </w:rPr>
+        <w:t xml:space="preserve">GET /profissionais/{id}/relatorio-pagamento/xlsx?inicio=2025-02-01&amp;fim=2025-02-28</w:t>
+      </w:r>
+    </w:p>
+    <w:p>
+      <w:pPr>
+        <w:pStyle w:val="FirstParagraph"/>
+      </w:pPr>
+      <w:r>
+        <w:t xml:space="preserve">As exportações são requisitadas com</w:t>
+      </w:r>
+      <w:r>
+        <w:t xml:space="preserve"> </w:t>
+      </w:r>
+      <w:r>
+        <w:rPr>
+          <w:rStyle w:val="VerbatimChar"/>
+        </w:rPr>
+        <w:t xml:space="preserve">responseType: 'blob'</w:t>
+      </w:r>
+      <w:r>
+        <w:t xml:space="preserve"> </w:t>
+      </w:r>
+      <w:r>
+        <w:t xml:space="preserve">e</w:t>
+      </w:r>
+      <w:r>
+        <w:t xml:space="preserve"> </w:t>
+      </w:r>
+      <w:r>
+        <w:rPr>
+          <w:rStyle w:val="VerbatimChar"/>
+        </w:rPr>
+        <w:t xml:space="preserve">observe: 'response'</w:t>
+      </w:r>
+      <w:r>
+        <w:t xml:space="preserve">. O frontend usa o header</w:t>
+      </w:r>
+      <w:r>
+        <w:t xml:space="preserve"> </w:t>
+      </w:r>
+      <w:r>
+        <w:rPr>
+          <w:rStyle w:val="VerbatimChar"/>
+        </w:rPr>
+        <w:t xml:space="preserve">Content-Disposition</w:t>
+      </w:r>
+      <w:r>
+        <w:t xml:space="preserve"> </w:t>
+      </w:r>
+      <w:r>
+        <w:t xml:space="preserve">para preservar o nome de arquivo definido pelo backend e aplica fallback local quando o header não está disponível. Os botões de exportação ficam bloqueados durante a geração do arquivo e erros exibem mensagem amigável na tela.</w:t>
+      </w:r>
+    </w:p>
+    <w:bookmarkEnd w:id="39"/>
+    <w:bookmarkStart w:id="40" w:name="emissão-de-nfses"/>
+    <w:p>
+      <w:pPr>
+        <w:pStyle w:val="Heading4"/>
+      </w:pPr>
+      <w:r>
+        <w:t xml:space="preserve">Emissão de NFSEs</w:t>
+      </w:r>
+    </w:p>
+    <w:p>
+      <w:pPr>
+        <w:pStyle w:val="FirstParagraph"/>
+      </w:pPr>
+      <w:r>
+        <w:t xml:space="preserve">Rota:</w:t>
+      </w:r>
+      <w:r>
+        <w:t xml:space="preserve"> </w:t>
+      </w:r>
+      <w:r>
+        <w:rPr>
+          <w:rStyle w:val="VerbatimChar"/>
+        </w:rPr>
+        <w:t xml:space="preserve">/relatorios/nfse</w:t>
+      </w:r>
+    </w:p>
+    <w:p>
+      <w:pPr>
+        <w:pStyle w:val="BodyText"/>
+      </w:pPr>
+      <w:r>
+        <w:t xml:space="preserve">A tela exige competência no formato</w:t>
+      </w:r>
+      <w:r>
+        <w:t xml:space="preserve"> </w:t>
+      </w:r>
+      <w:r>
+        <w:rPr>
+          <w:rStyle w:val="VerbatimChar"/>
+        </w:rPr>
+        <w:t xml:space="preserve">MM/AAAA</w:t>
+      </w:r>
+      <w:r>
+        <w:t xml:space="preserve">, valida mês de</w:t>
+      </w:r>
+      <w:r>
+        <w:t xml:space="preserve"> </w:t>
+      </w:r>
+      <w:r>
+        <w:rPr>
+          <w:rStyle w:val="VerbatimChar"/>
+        </w:rPr>
+        <w:t xml:space="preserve">01</w:t>
+      </w:r>
+      <w:r>
+        <w:t xml:space="preserve"> </w:t>
+      </w:r>
+      <w:r>
+        <w:t xml:space="preserve">a</w:t>
+      </w:r>
+      <w:r>
+        <w:t xml:space="preserve"> </w:t>
+      </w:r>
+      <w:r>
+        <w:rPr>
+          <w:rStyle w:val="VerbatimChar"/>
+        </w:rPr>
+        <w:t xml:space="preserve">12</w:t>
+      </w:r>
+      <w:r>
+        <w:t xml:space="preserve"> </w:t>
+      </w:r>
+      <w:r>
+        <w:t xml:space="preserve">e permite filtrar registros com ou sem nota anterior emitida. O resultado mostra total de registros, soma dos valores pagos e a tabela com nome, CPF/CNPJ, valor pago, competência, descrição do serviço, nota anterior emitida, data de pagamento e observações.</w:t>
+      </w:r>
+    </w:p>
+    <w:p>
+      <w:pPr>
+        <w:pStyle w:val="BodyText"/>
+      </w:pPr>
+      <w:r>
+        <w:t xml:space="preserve">Contrato JSON consumido:</w:t>
+      </w:r>
+    </w:p>
+    <w:p>
+      <w:pPr>
+        <w:pStyle w:val="SourceCode"/>
+      </w:pPr>
+      <w:r>
+        <w:rPr>
+          <w:rStyle w:val="VerbatimChar"/>
+        </w:rPr>
+        <w:t xml:space="preserve">GET /relatorios/nfse?competencia=04/2026</w:t>
+      </w:r>
+      <w:r>
+        <w:br/>
+      </w:r>
+      <w:r>
+        <w:rPr>
+          <w:rStyle w:val="VerbatimChar"/>
+        </w:rPr>
+        <w:t xml:space="preserve">GET /relatorios/nfse?competencia=04/2026&amp;notaAnteriorEmitida=false</w:t>
+      </w:r>
+    </w:p>
+    <w:p>
+      <w:pPr>
+        <w:pStyle w:val="FirstParagraph"/>
+      </w:pPr>
+      <w:r>
+        <w:t xml:space="preserve">Contratos de exportação:</w:t>
+      </w:r>
+    </w:p>
+    <w:p>
+      <w:pPr>
+        <w:pStyle w:val="SourceCode"/>
+      </w:pPr>
+      <w:r>
+        <w:rPr>
+          <w:rStyle w:val="VerbatimChar"/>
+        </w:rPr>
+        <w:t xml:space="preserve">GET /relatorios/nfse?competencia=04/2026&amp;formato=CSV</w:t>
+      </w:r>
+      <w:r>
+        <w:br/>
+      </w:r>
+      <w:r>
+        <w:rPr>
+          <w:rStyle w:val="VerbatimChar"/>
+        </w:rPr>
+        <w:t xml:space="preserve">GET /relatorios/nfse?competencia=04/2026&amp;formato=XLSX</w:t>
+      </w:r>
+    </w:p>
+    <w:p>
+      <w:pPr>
+        <w:pStyle w:val="FirstParagraph"/>
+      </w:pPr>
+      <w:r>
+        <w:t xml:space="preserve">As exportações são requisitadas como</w:t>
+      </w:r>
+      <w:r>
+        <w:t xml:space="preserve"> </w:t>
+      </w:r>
+      <w:r>
+        <w:rPr>
+          <w:rStyle w:val="VerbatimChar"/>
+        </w:rPr>
+        <w:t xml:space="preserve">Blob</w:t>
+      </w:r>
+      <w:r>
+        <w:t xml:space="preserve"> </w:t>
+      </w:r>
+      <w:r>
+        <w:t xml:space="preserve">e preservam o nome retornado em</w:t>
+      </w:r>
+      <w:r>
+        <w:t xml:space="preserve"> </w:t>
+      </w:r>
+      <w:r>
+        <w:rPr>
+          <w:rStyle w:val="VerbatimChar"/>
+        </w:rPr>
+        <w:t xml:space="preserve">Content-Disposition</w:t>
+      </w:r>
+      <w:r>
+        <w:t xml:space="preserve">, com fallback local no padrão</w:t>
+      </w:r>
+      <w:r>
+        <w:t xml:space="preserve"> </w:t>
+      </w:r>
+      <w:r>
+        <w:rPr>
+          <w:rStyle w:val="VerbatimChar"/>
+        </w:rPr>
+        <w:t xml:space="preserve">relatorio-nfse-MM-AAAA.csv|xlsx</w:t>
+      </w:r>
+      <w:r>
+        <w:t xml:space="preserve">.</w:t>
+      </w:r>
+    </w:p>
+    <w:bookmarkEnd w:id="40"/>
+    <w:bookmarkEnd w:id="41"/>
+    <w:bookmarkStart w:id="42" w:name="aulaservice"/>
+    <w:p>
+      <w:pPr>
+        <w:pStyle w:val="Heading3"/>
+      </w:pPr>
+      <w:r>
+        <w:rPr>
+          <w:rStyle w:val="VerbatimChar"/>
+        </w:rPr>
+        <w:t xml:space="preserve">AulaService</w:t>
+      </w:r>
+    </w:p>
+    <w:p>
+      <w:pPr>
+        <w:pStyle w:val="FirstParagraph"/>
+      </w:pPr>
+      <w:r>
+        <w:t xml:space="preserve">Arquivo:</w:t>
+      </w:r>
+      <w:r>
+        <w:t xml:space="preserve"> </w:t>
+      </w:r>
+      <w:r>
+        <w:rPr>
+          <w:rStyle w:val="VerbatimChar"/>
+        </w:rPr>
+        <w:t xml:space="preserve">src/app/core/services/aula.service.ts</w:t>
+      </w:r>
+      <w:r>
+        <w:t xml:space="preserve"> </w:t>
+      </w:r>
+      <w:r>
+        <w:t xml:space="preserve">Injetável em toda a aplicação (</w:t>
+      </w:r>
+      <w:r>
+        <w:rPr>
+          <w:rStyle w:val="VerbatimChar"/>
+        </w:rPr>
+        <w:t xml:space="preserve">providedIn: 'root'</w:t>
+      </w:r>
+      <w:r>
+        <w:t xml:space="preserve">).</w:t>
+      </w:r>
+    </w:p>
+    <w:p>
+      <w:pPr>
+        <w:pStyle w:val="BodyText"/>
+      </w:pPr>
+      <w:r>
+        <w:rPr>
+          <w:b/>
+        </w:rPr>
+        <w:t xml:space="preserve">URL base no frontend:</w:t>
+      </w:r>
+      <w:r>
+        <w:t xml:space="preserve"> </w:t>
+      </w:r>
+      <w:r>
+        <w:rPr>
+          <w:rStyle w:val="VerbatimChar"/>
+        </w:rPr>
+        <w:t xml:space="preserve">/api</w:t>
+      </w:r>
+    </w:p>
+    <w:tbl>
+      <w:tblPr>
+        <w:tblStyle w:val="Table"/>
+        <w:tblW w:type="pct" w:w="5000.0"/>
+        <w:tblLook w:firstRow="1" w:lastRow="0" w:firstColumn="0" w:lastColumn="0" w:noHBand="0" w:noVBand="0"/>
+      </w:tblPr>
+      <w:tblGrid>
+        <w:gridCol w:w="1835"/>
+        <w:gridCol w:w="2800"/>
+        <w:gridCol w:w="3283"/>
+      </w:tblGrid>
+      <w:tr>
+        <w:trPr>
+          <w:cnfStyle w:firstRow="1"/>
+        </w:trPr>
+        <w:tc>
+          <w:tcPr>
+            <w:tcBorders>
+              <w:bottom w:val="single"/>
+            </w:tcBorders>
+            <w:vAlign w:val="bottom"/>
+          </w:tcPr>
+          <w:p>
+            <w:pPr>
+              <w:pStyle w:val="Compact"/>
+              <w:jc w:val="left"/>
+            </w:pPr>
+            <w:r>
+              <w:t xml:space="preserve">Método</w:t>
+            </w:r>
+          </w:p>
+        </w:tc>
+        <w:tc>
+          <w:tcPr>
+            <w:tcBorders>
+              <w:bottom w:val="single"/>
+            </w:tcBorders>
+            <w:vAlign w:val="bottom"/>
+          </w:tcPr>
+          <w:p>
+            <w:pPr>
+              <w:pStyle w:val="Compact"/>
+              <w:jc w:val="left"/>
+            </w:pPr>
+            <w:r>
+              <w:t xml:space="preserve">Endpoint HTTP</w:t>
+            </w:r>
+          </w:p>
+        </w:tc>
+        <w:tc>
+          <w:tcPr>
+            <w:tcBorders>
+              <w:bottom w:val="single"/>
+            </w:tcBorders>
+            <w:vAlign w:val="bottom"/>
+          </w:tcPr>
+          <w:p>
+            <w:pPr>
+              <w:pStyle w:val="Compact"/>
+              <w:jc w:val="left"/>
+            </w:pPr>
+            <w:r>
+              <w:t xml:space="preserve">Descrição</w:t>
+            </w:r>
+          </w:p>
+        </w:tc>
+      </w:tr>
+      <w:tr>
+        <w:tc>
+          <w:p>
+            <w:pPr>
+              <w:pStyle w:val="Compact"/>
+              <w:jc w:val="left"/>
+            </w:pPr>
+            <w:r>
+              <w:rPr>
+                <w:rStyle w:val="VerbatimChar"/>
+              </w:rPr>
+              <w:t xml:space="preserve">listarPorPaciente(pacienteId)</w:t>
+            </w:r>
+          </w:p>
+        </w:tc>
+        <w:tc>
+          <w:p>
+            <w:pPr>
+              <w:pStyle w:val="Compact"/>
+              <w:jc w:val="left"/>
+            </w:pPr>
+            <w:r>
+              <w:rPr>
+                <w:rStyle w:val="VerbatimChar"/>
+              </w:rPr>
+              <w:t xml:space="preserve">GET /aulas/paciente/{id}</w:t>
+            </w:r>
+          </w:p>
+        </w:tc>
+        <w:tc>
+          <w:p>
+            <w:pPr>
+              <w:pStyle w:val="Compact"/>
+              <w:jc w:val="left"/>
+            </w:pPr>
+            <w:r>
+              <w:t xml:space="preserve">Lista aulas do paciente</w:t>
+            </w:r>
+          </w:p>
+        </w:tc>
+      </w:tr>
+      <w:tr>
+        <w:tc>
+          <w:p>
+            <w:pPr>
+              <w:pStyle w:val="Compact"/>
+              <w:jc w:val="left"/>
+            </w:pPr>
+            <w:r>
+              <w:rPr>
+                <w:rStyle w:val="VerbatimChar"/>
+              </w:rPr>
+              <w:t xml:space="preserve">listarPorPagamento(pagamentoId)</w:t>
+            </w:r>
+          </w:p>
+        </w:tc>
+        <w:tc>
+          <w:p>
+            <w:pPr>
+              <w:pStyle w:val="Compact"/>
+              <w:jc w:val="left"/>
+            </w:pPr>
+            <w:r>
+              <w:rPr>
+                <w:rStyle w:val="VerbatimChar"/>
+              </w:rPr>
+              <w:t xml:space="preserve">GET /aulas/pagamento/{id}</w:t>
+            </w:r>
+          </w:p>
+        </w:tc>
+        <w:tc>
+          <w:p>
+            <w:pPr>
+              <w:pStyle w:val="Compact"/>
+              <w:jc w:val="left"/>
+            </w:pPr>
+            <w:r>
+              <w:t xml:space="preserve">Lista aulas do pagamento</w:t>
+            </w:r>
+          </w:p>
+        </w:tc>
+      </w:tr>
+      <w:tr>
+        <w:tc>
+          <w:p>
+            <w:pPr>
+              <w:pStyle w:val="Compact"/>
+              <w:jc w:val="left"/>
+            </w:pPr>
+            <w:r>
+              <w:rPr>
+                <w:rStyle w:val="VerbatimChar"/>
+              </w:rPr>
+              <w:t xml:space="preserve">realizar(aulaId, profissionalId)</w:t>
+            </w:r>
+          </w:p>
+        </w:tc>
+        <w:tc>
+          <w:p>
+            <w:pPr>
+              <w:pStyle w:val="Compact"/>
+              <w:jc w:val="left"/>
+            </w:pPr>
+            <w:r>
+              <w:rPr>
+                <w:rStyle w:val="VerbatimChar"/>
+              </w:rPr>
+              <w:t xml:space="preserve">PATCH /aulas/{id}/realizar?profissionalId={id}</w:t>
+            </w:r>
+          </w:p>
+        </w:tc>
+        <w:tc>
+          <w:p>
+            <w:pPr>
+              <w:pStyle w:val="Compact"/>
+              <w:jc w:val="left"/>
+            </w:pPr>
+            <w:r>
+              <w:t xml:space="preserve">Marca aula como realizada e vincula o profissional responsável</w:t>
+            </w:r>
+          </w:p>
+        </w:tc>
+      </w:tr>
     </w:tbl>
     <w:p>
       <w:r>
@@ -4270,9 +6890,9 @@
         </w:pict>
       </w:r>
     </w:p>
-    <w:bookmarkEnd w:id="34"/>
-    <w:bookmarkEnd w:id="35"/>
-    <w:bookmarkStart w:id="36" w:name="rotas"/>
+    <w:bookmarkEnd w:id="42"/>
+    <w:bookmarkEnd w:id="43"/>
+    <w:bookmarkStart w:id="44" w:name="rotas"/>
     <w:p>
       <w:pPr>
         <w:pStyle w:val="Heading2"/>
@@ -4329,6 +6949,1557 @@
       </w:r>
       <w:r>
         <w:t xml:space="preserve">.</w:t>
+      </w:r>
+    </w:p>
+    <w:p>
+      <w:pPr>
+        <w:pStyle w:val="BodyText"/>
+      </w:pPr>
+      <w:r>
+        <w:t xml:space="preserve">Os parâmetros numéricos das rotas são validados antes de qualquer chamada à API. Apenas inteiros positivos seguros são aceitos; identificadores ausentes, não numéricos ou em formato inválido exibem</w:t>
+      </w:r>
+      <w:r>
+        <w:t xml:space="preserve"> </w:t>
+      </w:r>
+      <w:r>
+        <w:rPr>
+          <w:b/>
+        </w:rPr>
+        <w:t xml:space="preserve">Identificador inválido.</w:t>
+      </w:r>
+      <w:r>
+        <w:t xml:space="preserve"> </w:t>
+      </w:r>
+      <w:r>
+        <w:t xml:space="preserve">e interrompem o carregamento da tela.</w:t>
+      </w:r>
+    </w:p>
+    <w:tbl>
+      <w:tblPr>
+        <w:tblStyle w:val="Table"/>
+        <w:tblW w:type="pct" w:w="5000.0"/>
+        <w:tblLook w:firstRow="1" w:lastRow="0" w:firstColumn="0" w:lastColumn="0" w:noHBand="0" w:noVBand="0"/>
+      </w:tblPr>
+      <w:tblGrid>
+        <w:gridCol w:w="2480"/>
+        <w:gridCol w:w="2385"/>
+        <w:gridCol w:w="3053"/>
+      </w:tblGrid>
+      <w:tr>
+        <w:trPr>
+          <w:cnfStyle w:firstRow="1"/>
+        </w:trPr>
+        <w:tc>
+          <w:tcPr>
+            <w:tcBorders>
+              <w:bottom w:val="single"/>
+            </w:tcBorders>
+            <w:vAlign w:val="bottom"/>
+          </w:tcPr>
+          <w:p>
+            <w:pPr>
+              <w:pStyle w:val="Compact"/>
+              <w:jc w:val="left"/>
+            </w:pPr>
+            <w:r>
+              <w:t xml:space="preserve">Caminho</w:t>
+            </w:r>
+          </w:p>
+        </w:tc>
+        <w:tc>
+          <w:tcPr>
+            <w:tcBorders>
+              <w:bottom w:val="single"/>
+            </w:tcBorders>
+            <w:vAlign w:val="bottom"/>
+          </w:tcPr>
+          <w:p>
+            <w:pPr>
+              <w:pStyle w:val="Compact"/>
+              <w:jc w:val="left"/>
+            </w:pPr>
+            <w:r>
+              <w:t xml:space="preserve">Componente</w:t>
+            </w:r>
+          </w:p>
+        </w:tc>
+        <w:tc>
+          <w:tcPr>
+            <w:tcBorders>
+              <w:bottom w:val="single"/>
+            </w:tcBorders>
+            <w:vAlign w:val="bottom"/>
+          </w:tcPr>
+          <w:p>
+            <w:pPr>
+              <w:pStyle w:val="Compact"/>
+              <w:jc w:val="left"/>
+            </w:pPr>
+            <w:r>
+              <w:t xml:space="preserve">Função</w:t>
+            </w:r>
+          </w:p>
+        </w:tc>
+      </w:tr>
+      <w:tr>
+        <w:tc>
+          <w:p>
+            <w:pPr>
+              <w:pStyle w:val="Compact"/>
+              <w:jc w:val="left"/>
+            </w:pPr>
+            <w:r>
+              <w:rPr>
+                <w:rStyle w:val="VerbatimChar"/>
+              </w:rPr>
+              <w:t xml:space="preserve">/</w:t>
+            </w:r>
+          </w:p>
+        </w:tc>
+        <w:tc>
+          <w:p>
+            <w:pPr>
+              <w:pStyle w:val="Compact"/>
+              <w:jc w:val="left"/>
+            </w:pPr>
+            <w:r>
+              <w:t xml:space="preserve">—</w:t>
+            </w:r>
+          </w:p>
+        </w:tc>
+        <w:tc>
+          <w:p>
+            <w:pPr>
+              <w:pStyle w:val="Compact"/>
+              <w:jc w:val="left"/>
+            </w:pPr>
+            <w:r>
+              <w:t xml:space="preserve">Redireciona para</w:t>
+            </w:r>
+            <w:r>
+              <w:t xml:space="preserve"> </w:t>
+            </w:r>
+            <w:r>
+              <w:rPr>
+                <w:rStyle w:val="VerbatimChar"/>
+              </w:rPr>
+              <w:t xml:space="preserve">/pacientes</w:t>
+            </w:r>
+          </w:p>
+        </w:tc>
+      </w:tr>
+      <w:tr>
+        <w:tc>
+          <w:p>
+            <w:pPr>
+              <w:pStyle w:val="Compact"/>
+              <w:jc w:val="left"/>
+            </w:pPr>
+            <w:r>
+              <w:rPr>
+                <w:rStyle w:val="VerbatimChar"/>
+              </w:rPr>
+              <w:t xml:space="preserve">/pacientes</w:t>
+            </w:r>
+          </w:p>
+        </w:tc>
+        <w:tc>
+          <w:p>
+            <w:pPr>
+              <w:pStyle w:val="Compact"/>
+              <w:jc w:val="left"/>
+            </w:pPr>
+            <w:r>
+              <w:rPr>
+                <w:rStyle w:val="VerbatimChar"/>
+              </w:rPr>
+              <w:t xml:space="preserve">PacienteListComponent</w:t>
+            </w:r>
+          </w:p>
+        </w:tc>
+        <w:tc>
+          <w:p>
+            <w:pPr>
+              <w:pStyle w:val="Compact"/>
+              <w:jc w:val="left"/>
+            </w:pPr>
+            <w:r>
+              <w:t xml:space="preserve">Lista de pacientes</w:t>
+            </w:r>
+          </w:p>
+        </w:tc>
+      </w:tr>
+      <w:tr>
+        <w:tc>
+          <w:p>
+            <w:pPr>
+              <w:pStyle w:val="Compact"/>
+              <w:jc w:val="left"/>
+            </w:pPr>
+            <w:r>
+              <w:rPr>
+                <w:rStyle w:val="VerbatimChar"/>
+              </w:rPr>
+              <w:t xml:space="preserve">/pacientes/novo</w:t>
+            </w:r>
+          </w:p>
+        </w:tc>
+        <w:tc>
+          <w:p>
+            <w:pPr>
+              <w:pStyle w:val="Compact"/>
+              <w:jc w:val="left"/>
+            </w:pPr>
+            <w:r>
+              <w:rPr>
+                <w:rStyle w:val="VerbatimChar"/>
+              </w:rPr>
+              <w:t xml:space="preserve">PacienteFormComponent</w:t>
+            </w:r>
+          </w:p>
+        </w:tc>
+        <w:tc>
+          <w:p>
+            <w:pPr>
+              <w:pStyle w:val="Compact"/>
+              <w:jc w:val="left"/>
+            </w:pPr>
+            <w:r>
+              <w:t xml:space="preserve">Formulário de cadastro</w:t>
+            </w:r>
+          </w:p>
+        </w:tc>
+      </w:tr>
+      <w:tr>
+        <w:tc>
+          <w:p>
+            <w:pPr>
+              <w:pStyle w:val="Compact"/>
+              <w:jc w:val="left"/>
+            </w:pPr>
+            <w:r>
+              <w:rPr>
+                <w:rStyle w:val="VerbatimChar"/>
+              </w:rPr>
+              <w:t xml:space="preserve">/pacientes/:id</w:t>
+            </w:r>
+          </w:p>
+        </w:tc>
+        <w:tc>
+          <w:p>
+            <w:pPr>
+              <w:pStyle w:val="Compact"/>
+              <w:jc w:val="left"/>
+            </w:pPr>
+            <w:r>
+              <w:rPr>
+                <w:rStyle w:val="VerbatimChar"/>
+              </w:rPr>
+              <w:t xml:space="preserve">PacienteDetailComponent</w:t>
+            </w:r>
+          </w:p>
+        </w:tc>
+        <w:tc>
+          <w:p>
+            <w:pPr>
+              <w:pStyle w:val="Compact"/>
+              <w:jc w:val="left"/>
+            </w:pPr>
+            <w:r>
+              <w:t xml:space="preserve">Detalhes do paciente</w:t>
+            </w:r>
+          </w:p>
+        </w:tc>
+      </w:tr>
+      <w:tr>
+        <w:tc>
+          <w:p>
+            <w:pPr>
+              <w:pStyle w:val="Compact"/>
+              <w:jc w:val="left"/>
+            </w:pPr>
+            <w:r>
+              <w:rPr>
+                <w:rStyle w:val="VerbatimChar"/>
+              </w:rPr>
+              <w:t xml:space="preserve">/pacientes/:id/editar</w:t>
+            </w:r>
+          </w:p>
+        </w:tc>
+        <w:tc>
+          <w:p>
+            <w:pPr>
+              <w:pStyle w:val="Compact"/>
+              <w:jc w:val="left"/>
+            </w:pPr>
+            <w:r>
+              <w:rPr>
+                <w:rStyle w:val="VerbatimChar"/>
+              </w:rPr>
+              <w:t xml:space="preserve">PacienteFormComponent</w:t>
+            </w:r>
+          </w:p>
+        </w:tc>
+        <w:tc>
+          <w:p>
+            <w:pPr>
+              <w:pStyle w:val="Compact"/>
+              <w:jc w:val="left"/>
+            </w:pPr>
+            <w:r>
+              <w:t xml:space="preserve">Formulário de edição</w:t>
+            </w:r>
+          </w:p>
+        </w:tc>
+      </w:tr>
+      <w:tr>
+        <w:tc>
+          <w:p>
+            <w:pPr>
+              <w:pStyle w:val="Compact"/>
+              <w:jc w:val="left"/>
+            </w:pPr>
+            <w:r>
+              <w:rPr>
+                <w:rStyle w:val="VerbatimChar"/>
+              </w:rPr>
+              <w:t xml:space="preserve">/profissionais</w:t>
+            </w:r>
+          </w:p>
+        </w:tc>
+        <w:tc>
+          <w:p>
+            <w:pPr>
+              <w:pStyle w:val="Compact"/>
+              <w:jc w:val="left"/>
+            </w:pPr>
+            <w:r>
+              <w:rPr>
+                <w:rStyle w:val="VerbatimChar"/>
+              </w:rPr>
+              <w:t xml:space="preserve">ProfissionalListComponent</w:t>
+            </w:r>
+          </w:p>
+        </w:tc>
+        <w:tc>
+          <w:p>
+            <w:pPr>
+              <w:pStyle w:val="Compact"/>
+              <w:jc w:val="left"/>
+            </w:pPr>
+            <w:r>
+              <w:t xml:space="preserve">Lista de profissionais</w:t>
+            </w:r>
+          </w:p>
+        </w:tc>
+      </w:tr>
+      <w:tr>
+        <w:tc>
+          <w:p>
+            <w:pPr>
+              <w:pStyle w:val="Compact"/>
+              <w:jc w:val="left"/>
+            </w:pPr>
+            <w:r>
+              <w:rPr>
+                <w:rStyle w:val="VerbatimChar"/>
+              </w:rPr>
+              <w:t xml:space="preserve">/profissionais/novo</w:t>
+            </w:r>
+          </w:p>
+        </w:tc>
+        <w:tc>
+          <w:p>
+            <w:pPr>
+              <w:pStyle w:val="Compact"/>
+              <w:jc w:val="left"/>
+            </w:pPr>
+            <w:r>
+              <w:rPr>
+                <w:rStyle w:val="VerbatimChar"/>
+              </w:rPr>
+              <w:t xml:space="preserve">ProfissionalFormComponent</w:t>
+            </w:r>
+          </w:p>
+        </w:tc>
+        <w:tc>
+          <w:p>
+            <w:pPr>
+              <w:pStyle w:val="Compact"/>
+              <w:jc w:val="left"/>
+            </w:pPr>
+            <w:r>
+              <w:t xml:space="preserve">Formulário de cadastro</w:t>
+            </w:r>
+          </w:p>
+        </w:tc>
+      </w:tr>
+      <w:tr>
+        <w:tc>
+          <w:p>
+            <w:pPr>
+              <w:pStyle w:val="Compact"/>
+              <w:jc w:val="left"/>
+            </w:pPr>
+            <w:r>
+              <w:rPr>
+                <w:rStyle w:val="VerbatimChar"/>
+              </w:rPr>
+              <w:t xml:space="preserve">/profissionais/:id</w:t>
+            </w:r>
+          </w:p>
+        </w:tc>
+        <w:tc>
+          <w:p>
+            <w:pPr>
+              <w:pStyle w:val="Compact"/>
+              <w:jc w:val="left"/>
+            </w:pPr>
+            <w:r>
+              <w:rPr>
+                <w:rStyle w:val="VerbatimChar"/>
+              </w:rPr>
+              <w:t xml:space="preserve">ProfissionalDetailComponent</w:t>
+            </w:r>
+          </w:p>
+        </w:tc>
+        <w:tc>
+          <w:p>
+            <w:pPr>
+              <w:pStyle w:val="Compact"/>
+              <w:jc w:val="left"/>
+            </w:pPr>
+            <w:r>
+              <w:t xml:space="preserve">Detalhes do profissional</w:t>
+            </w:r>
+          </w:p>
+        </w:tc>
+      </w:tr>
+      <w:tr>
+        <w:tc>
+          <w:p>
+            <w:pPr>
+              <w:pStyle w:val="Compact"/>
+              <w:jc w:val="left"/>
+            </w:pPr>
+            <w:r>
+              <w:rPr>
+                <w:rStyle w:val="VerbatimChar"/>
+              </w:rPr>
+              <w:t xml:space="preserve">/profissionais/:id/editar</w:t>
+            </w:r>
+          </w:p>
+        </w:tc>
+        <w:tc>
+          <w:p>
+            <w:pPr>
+              <w:pStyle w:val="Compact"/>
+              <w:jc w:val="left"/>
+            </w:pPr>
+            <w:r>
+              <w:rPr>
+                <w:rStyle w:val="VerbatimChar"/>
+              </w:rPr>
+              <w:t xml:space="preserve">ProfissionalFormComponent</w:t>
+            </w:r>
+          </w:p>
+        </w:tc>
+        <w:tc>
+          <w:p>
+            <w:pPr>
+              <w:pStyle w:val="Compact"/>
+              <w:jc w:val="left"/>
+            </w:pPr>
+            <w:r>
+              <w:t xml:space="preserve">Formulário de edição</w:t>
+            </w:r>
+          </w:p>
+        </w:tc>
+      </w:tr>
+      <w:tr>
+        <w:tc>
+          <w:p>
+            <w:pPr>
+              <w:pStyle w:val="Compact"/>
+              <w:jc w:val="left"/>
+            </w:pPr>
+            <w:r>
+              <w:rPr>
+                <w:rStyle w:val="VerbatimChar"/>
+              </w:rPr>
+              <w:t xml:space="preserve">/relatorios</w:t>
+            </w:r>
+          </w:p>
+        </w:tc>
+        <w:tc>
+          <w:p>
+            <w:pPr>
+              <w:pStyle w:val="Compact"/>
+              <w:jc w:val="left"/>
+            </w:pPr>
+            <w:r>
+              <w:rPr>
+                <w:rStyle w:val="VerbatimChar"/>
+              </w:rPr>
+              <w:t xml:space="preserve">RelatorioListComponent</w:t>
+            </w:r>
+          </w:p>
+        </w:tc>
+        <w:tc>
+          <w:p>
+            <w:pPr>
+              <w:pStyle w:val="Compact"/>
+              <w:jc w:val="left"/>
+            </w:pPr>
+            <w:r>
+              <w:t xml:space="preserve">Seção de relatórios</w:t>
+            </w:r>
+          </w:p>
+        </w:tc>
+      </w:tr>
+      <w:tr>
+        <w:tc>
+          <w:p>
+            <w:pPr>
+              <w:pStyle w:val="Compact"/>
+              <w:jc w:val="left"/>
+            </w:pPr>
+            <w:r>
+              <w:rPr>
+                <w:rStyle w:val="VerbatimChar"/>
+              </w:rPr>
+              <w:t xml:space="preserve">/relatorios/pagamento-profissional</w:t>
+            </w:r>
+          </w:p>
+        </w:tc>
+        <w:tc>
+          <w:p>
+            <w:pPr>
+              <w:pStyle w:val="Compact"/>
+              <w:jc w:val="left"/>
+            </w:pPr>
+            <w:r>
+              <w:rPr>
+                <w:rStyle w:val="VerbatimChar"/>
+              </w:rPr>
+              <w:t xml:space="preserve">ProfissionalPagamentoRelatorioComponent</w:t>
+            </w:r>
+          </w:p>
+        </w:tc>
+        <w:tc>
+          <w:p>
+            <w:pPr>
+              <w:pStyle w:val="Compact"/>
+              <w:jc w:val="left"/>
+            </w:pPr>
+            <w:r>
+              <w:t xml:space="preserve">Relatório de pagamento de profissional</w:t>
+            </w:r>
+          </w:p>
+        </w:tc>
+      </w:tr>
+      <w:tr>
+        <w:tc>
+          <w:p>
+            <w:pPr>
+              <w:pStyle w:val="Compact"/>
+              <w:jc w:val="left"/>
+            </w:pPr>
+            <w:r>
+              <w:rPr>
+                <w:rStyle w:val="VerbatimChar"/>
+              </w:rPr>
+              <w:t xml:space="preserve">/relatorios/nfse</w:t>
+            </w:r>
+          </w:p>
+        </w:tc>
+        <w:tc>
+          <w:p>
+            <w:pPr>
+              <w:pStyle w:val="Compact"/>
+              <w:jc w:val="left"/>
+            </w:pPr>
+            <w:r>
+              <w:rPr>
+                <w:rStyle w:val="VerbatimChar"/>
+              </w:rPr>
+              <w:t xml:space="preserve">NfseRelatorioComponent</w:t>
+            </w:r>
+          </w:p>
+        </w:tc>
+        <w:tc>
+          <w:p>
+            <w:pPr>
+              <w:pStyle w:val="Compact"/>
+              <w:jc w:val="left"/>
+            </w:pPr>
+            <w:r>
+              <w:t xml:space="preserve">Relatório de emissão de NFSEs</w:t>
+            </w:r>
+          </w:p>
+        </w:tc>
+      </w:tr>
+    </w:tbl>
+    <w:p>
+      <w:r>
+        <w:pict>
+          <v:rect style="width:0;height:1.5pt" o:hralign="center" o:hrstd="t" o:hr="t"/>
+        </w:pict>
+      </w:r>
+    </w:p>
+    <w:bookmarkEnd w:id="44"/>
+    <w:bookmarkStart w:id="52" w:name="componentes"/>
+    <w:p>
+      <w:pPr>
+        <w:pStyle w:val="Heading2"/>
+      </w:pPr>
+      <w:r>
+        <w:t xml:space="preserve">Componentes</w:t>
+      </w:r>
+    </w:p>
+    <w:bookmarkStart w:id="45" w:name="appcomponent"/>
+    <w:p>
+      <w:pPr>
+        <w:pStyle w:val="Heading3"/>
+      </w:pPr>
+      <w:r>
+        <w:rPr>
+          <w:rStyle w:val="VerbatimChar"/>
+        </w:rPr>
+        <w:t xml:space="preserve">AppComponent</w:t>
+      </w:r>
+    </w:p>
+    <w:p>
+      <w:pPr>
+        <w:numPr>
+          <w:ilvl w:val="0"/>
+          <w:numId w:val="1001"/>
+        </w:numPr>
+        <w:pStyle w:val="Compact"/>
+      </w:pPr>
+      <w:r>
+        <w:t xml:space="preserve">Navbar com link para</w:t>
+      </w:r>
+      <w:r>
+        <w:t xml:space="preserve"> </w:t>
+      </w:r>
+      <w:r>
+        <w:t xml:space="preserve">“</w:t>
+      </w:r>
+      <w:r>
+        <w:t xml:space="preserve">Pacientes</w:t>
+      </w:r>
+      <w:r>
+        <w:t xml:space="preserve">”</w:t>
+      </w:r>
+    </w:p>
+    <w:p>
+      <w:pPr>
+        <w:numPr>
+          <w:ilvl w:val="0"/>
+          <w:numId w:val="1001"/>
+        </w:numPr>
+        <w:pStyle w:val="Compact"/>
+      </w:pPr>
+      <w:r>
+        <w:t xml:space="preserve">Navbar com link para</w:t>
+      </w:r>
+      <w:r>
+        <w:t xml:space="preserve"> </w:t>
+      </w:r>
+      <w:r>
+        <w:t xml:space="preserve">“</w:t>
+      </w:r>
+      <w:r>
+        <w:t xml:space="preserve">Profissionais</w:t>
+      </w:r>
+      <w:r>
+        <w:t xml:space="preserve">”</w:t>
+      </w:r>
+    </w:p>
+    <w:p>
+      <w:pPr>
+        <w:numPr>
+          <w:ilvl w:val="0"/>
+          <w:numId w:val="1001"/>
+        </w:numPr>
+        <w:pStyle w:val="Compact"/>
+      </w:pPr>
+      <w:r>
+        <w:t xml:space="preserve">Navbar com link para</w:t>
+      </w:r>
+      <w:r>
+        <w:t xml:space="preserve"> </w:t>
+      </w:r>
+      <w:r>
+        <w:t xml:space="preserve">“</w:t>
+      </w:r>
+      <w:r>
+        <w:t xml:space="preserve">Relatórios</w:t>
+      </w:r>
+      <w:r>
+        <w:t xml:space="preserve">”</w:t>
+      </w:r>
+    </w:p>
+    <w:p>
+      <w:pPr>
+        <w:numPr>
+          <w:ilvl w:val="0"/>
+          <w:numId w:val="1001"/>
+        </w:numPr>
+        <w:pStyle w:val="Compact"/>
+      </w:pPr>
+      <w:r>
+        <w:rPr>
+          <w:rStyle w:val="VerbatimChar"/>
+        </w:rPr>
+        <w:t xml:space="preserve">&lt;router-outlet&gt;</w:t>
+      </w:r>
+      <w:r>
+        <w:t xml:space="preserve"> </w:t>
+      </w:r>
+      <w:r>
+        <w:t xml:space="preserve">para renderização das páginas</w:t>
+      </w:r>
+    </w:p>
+    <w:bookmarkEnd w:id="45"/>
+    <w:bookmarkStart w:id="46" w:name="pacientelistcomponent"/>
+    <w:p>
+      <w:pPr>
+        <w:pStyle w:val="Heading3"/>
+      </w:pPr>
+      <w:r>
+        <w:rPr>
+          <w:rStyle w:val="VerbatimChar"/>
+        </w:rPr>
+        <w:t xml:space="preserve">PacienteListComponent</w:t>
+      </w:r>
+    </w:p>
+    <w:p>
+      <w:pPr>
+        <w:numPr>
+          <w:ilvl w:val="0"/>
+          <w:numId w:val="1002"/>
+        </w:numPr>
+        <w:pStyle w:val="Compact"/>
+      </w:pPr>
+      <w:r>
+        <w:t xml:space="preserve">Tabela paginada de pacientes</w:t>
+      </w:r>
+    </w:p>
+    <w:p>
+      <w:pPr>
+        <w:numPr>
+          <w:ilvl w:val="0"/>
+          <w:numId w:val="1002"/>
+        </w:numPr>
+        <w:pStyle w:val="Compact"/>
+      </w:pPr>
+      <w:r>
+        <w:t xml:space="preserve">Filtros por nome, e-mail, CPF, telefone e status (ativos/inativos)</w:t>
+      </w:r>
+    </w:p>
+    <w:p>
+      <w:pPr>
+        <w:numPr>
+          <w:ilvl w:val="0"/>
+          <w:numId w:val="1002"/>
+        </w:numPr>
+        <w:pStyle w:val="Compact"/>
+      </w:pPr>
+      <w:r>
+        <w:t xml:space="preserve">Resumo do intervalo exibido e total de pacientes retornados pela API</w:t>
+      </w:r>
+    </w:p>
+    <w:p>
+      <w:pPr>
+        <w:numPr>
+          <w:ilvl w:val="0"/>
+          <w:numId w:val="1002"/>
+        </w:numPr>
+        <w:pStyle w:val="Compact"/>
+      </w:pPr>
+      <w:r>
+        <w:t xml:space="preserve">Seletor de itens por página com opções 5, 10, 20 e 50</w:t>
+      </w:r>
+    </w:p>
+    <w:p>
+      <w:pPr>
+        <w:numPr>
+          <w:ilvl w:val="0"/>
+          <w:numId w:val="1002"/>
+        </w:numPr>
+        <w:pStyle w:val="Compact"/>
+      </w:pPr>
+      <w:r>
+        <w:t xml:space="preserve">Navegação por página com botões anterior/próxima e janela de até 5 páginas visíveis</w:t>
+      </w:r>
+    </w:p>
+    <w:p>
+      <w:pPr>
+        <w:numPr>
+          <w:ilvl w:val="0"/>
+          <w:numId w:val="1002"/>
+        </w:numPr>
+        <w:pStyle w:val="Compact"/>
+      </w:pPr>
+      <w:r>
+        <w:t xml:space="preserve">Colunas: Nome, E-mail, CPF, Telefone, Status, Ações</w:t>
+      </w:r>
+    </w:p>
+    <w:p>
+      <w:pPr>
+        <w:numPr>
+          <w:ilvl w:val="0"/>
+          <w:numId w:val="1002"/>
+        </w:numPr>
+        <w:pStyle w:val="Compact"/>
+      </w:pPr>
+      <w:r>
+        <w:t xml:space="preserve">Ações: Ver, Editar, Inativar para ativos e Ativar para inativos</w:t>
+      </w:r>
+    </w:p>
+    <w:p>
+      <w:pPr>
+        <w:numPr>
+          <w:ilvl w:val="0"/>
+          <w:numId w:val="1002"/>
+        </w:numPr>
+        <w:pStyle w:val="Compact"/>
+      </w:pPr>
+      <w:r>
+        <w:t xml:space="preserve">Diálogo de confirmação inline para ativação e inativação</w:t>
+      </w:r>
+    </w:p>
+    <w:p>
+      <w:pPr>
+        <w:numPr>
+          <w:ilvl w:val="0"/>
+          <w:numId w:val="1002"/>
+        </w:numPr>
+        <w:pStyle w:val="Compact"/>
+      </w:pPr>
+      <w:r>
+        <w:t xml:space="preserve">Tratamento de erros e estado de carregamento</w:t>
+      </w:r>
+    </w:p>
+    <w:bookmarkEnd w:id="46"/>
+    <w:bookmarkStart w:id="47" w:name="pacienteformcomponent"/>
+    <w:p>
+      <w:pPr>
+        <w:pStyle w:val="Heading3"/>
+      </w:pPr>
+      <w:r>
+        <w:rPr>
+          <w:rStyle w:val="VerbatimChar"/>
+        </w:rPr>
+        <w:t xml:space="preserve">PacienteFormComponent</w:t>
+      </w:r>
+    </w:p>
+    <w:p>
+      <w:pPr>
+        <w:numPr>
+          <w:ilvl w:val="0"/>
+          <w:numId w:val="1003"/>
+        </w:numPr>
+        <w:pStyle w:val="Compact"/>
+      </w:pPr>
+      <w:r>
+        <w:t xml:space="preserve">Modo duplo: cadastro e edição</w:t>
+      </w:r>
+    </w:p>
+    <w:p>
+      <w:pPr>
+        <w:numPr>
+          <w:ilvl w:val="0"/>
+          <w:numId w:val="1003"/>
+        </w:numPr>
+        <w:pStyle w:val="Compact"/>
+      </w:pPr>
+      <w:r>
+        <w:t xml:space="preserve">Reactive Form com seções: Dados Pessoais e Endereço</w:t>
+      </w:r>
+    </w:p>
+    <w:p>
+      <w:pPr>
+        <w:numPr>
+          <w:ilvl w:val="0"/>
+          <w:numId w:val="1003"/>
+        </w:numPr>
+        <w:pStyle w:val="Compact"/>
+      </w:pPr>
+      <w:r>
+        <w:t xml:space="preserve">Validações: campos obrigatórios, formato de e-mail, mínimo de 3 caracteres no nome</w:t>
+      </w:r>
+    </w:p>
+    <w:p>
+      <w:pPr>
+        <w:numPr>
+          <w:ilvl w:val="0"/>
+          <w:numId w:val="1003"/>
+        </w:numPr>
+        <w:pStyle w:val="Compact"/>
+      </w:pPr>
+      <w:r>
+        <w:t xml:space="preserve">Em modo edição: apenas CPF é desabilitado (e-mail pode ser atualizado)</w:t>
+      </w:r>
+    </w:p>
+    <w:p>
+      <w:pPr>
+        <w:numPr>
+          <w:ilvl w:val="0"/>
+          <w:numId w:val="1003"/>
+        </w:numPr>
+        <w:pStyle w:val="Compact"/>
+      </w:pPr>
+      <w:r>
+        <w:t xml:space="preserve">Feedback de erros em tempo real</w:t>
+      </w:r>
+    </w:p>
+    <w:bookmarkEnd w:id="47"/>
+    <w:bookmarkStart w:id="48" w:name="pacientedetailcomponent"/>
+    <w:p>
+      <w:pPr>
+        <w:pStyle w:val="Heading3"/>
+      </w:pPr>
+      <w:r>
+        <w:rPr>
+          <w:rStyle w:val="VerbatimChar"/>
+        </w:rPr>
+        <w:t xml:space="preserve">PacienteDetailComponent</w:t>
+      </w:r>
+    </w:p>
+    <w:p>
+      <w:pPr>
+        <w:numPr>
+          <w:ilvl w:val="0"/>
+          <w:numId w:val="1004"/>
+        </w:numPr>
+        <w:pStyle w:val="Compact"/>
+      </w:pPr>
+      <w:r>
+        <w:t xml:space="preserve">Exibição completa dos dados do paciente</w:t>
+      </w:r>
+    </w:p>
+    <w:p>
+      <w:pPr>
+        <w:numPr>
+          <w:ilvl w:val="0"/>
+          <w:numId w:val="1004"/>
+        </w:numPr>
+        <w:pStyle w:val="Compact"/>
+      </w:pPr>
+      <w:r>
+        <w:t xml:space="preserve">Badge de status: Ativo (verde) / Inativo (vermelho)</w:t>
+      </w:r>
+    </w:p>
+    <w:p>
+      <w:pPr>
+        <w:numPr>
+          <w:ilvl w:val="0"/>
+          <w:numId w:val="1004"/>
+        </w:numPr>
+        <w:pStyle w:val="Compact"/>
+      </w:pPr>
+      <w:r>
+        <w:t xml:space="preserve">Ações: Editar, Voltar;</w:t>
+      </w:r>
+      <w:r>
+        <w:t xml:space="preserve"> </w:t>
+      </w:r>
+      <w:r>
+        <w:rPr>
+          <w:b/>
+        </w:rPr>
+        <w:t xml:space="preserve">Inativar</w:t>
+      </w:r>
+      <w:r>
+        <w:t xml:space="preserve"> </w:t>
+      </w:r>
+      <w:r>
+        <w:t xml:space="preserve">(se ativo) ou</w:t>
+      </w:r>
+      <w:r>
+        <w:t xml:space="preserve"> </w:t>
+      </w:r>
+      <w:r>
+        <w:rPr>
+          <w:b/>
+        </w:rPr>
+        <w:t xml:space="preserve">Ativar</w:t>
+      </w:r>
+      <w:r>
+        <w:t xml:space="preserve"> </w:t>
+      </w:r>
+      <w:r>
+        <w:t xml:space="preserve">(se inativo)</w:t>
+      </w:r>
+    </w:p>
+    <w:p>
+      <w:pPr>
+        <w:numPr>
+          <w:ilvl w:val="0"/>
+          <w:numId w:val="1004"/>
+        </w:numPr>
+        <w:pStyle w:val="Compact"/>
+      </w:pPr>
+      <w:r>
+        <w:t xml:space="preserve">Diálogos de confirmação para ativação e inativação</w:t>
+      </w:r>
+    </w:p>
+    <w:bookmarkEnd w:id="48"/>
+    <w:bookmarkStart w:id="49" w:name="profissionallistcomponent"/>
+    <w:p>
+      <w:pPr>
+        <w:pStyle w:val="Heading3"/>
+      </w:pPr>
+      <w:r>
+        <w:rPr>
+          <w:rStyle w:val="VerbatimChar"/>
+        </w:rPr>
+        <w:t xml:space="preserve">ProfissionalListComponent</w:t>
+      </w:r>
+    </w:p>
+    <w:p>
+      <w:pPr>
+        <w:numPr>
+          <w:ilvl w:val="0"/>
+          <w:numId w:val="1005"/>
+        </w:numPr>
+        <w:pStyle w:val="Compact"/>
+      </w:pPr>
+      <w:r>
+        <w:t xml:space="preserve">Tabela paginada de profissionais ativos</w:t>
+      </w:r>
+    </w:p>
+    <w:p>
+      <w:pPr>
+        <w:numPr>
+          <w:ilvl w:val="0"/>
+          <w:numId w:val="1005"/>
+        </w:numPr>
+        <w:pStyle w:val="Compact"/>
+      </w:pPr>
+      <w:r>
+        <w:t xml:space="preserve">Navegação por página com janela de até 5 páginas visíveis para evitar excesso de botões no DOM</w:t>
+      </w:r>
+    </w:p>
+    <w:p>
+      <w:pPr>
+        <w:numPr>
+          <w:ilvl w:val="0"/>
+          <w:numId w:val="1005"/>
+        </w:numPr>
+        <w:pStyle w:val="Compact"/>
+      </w:pPr>
+      <w:r>
+        <w:t xml:space="preserve">Guarda de limites na navegação, ignorando páginas negativas, fora do total retornado ou iguais à página atual</w:t>
+      </w:r>
+    </w:p>
+    <w:p>
+      <w:pPr>
+        <w:numPr>
+          <w:ilvl w:val="0"/>
+          <w:numId w:val="1005"/>
+        </w:numPr>
+        <w:pStyle w:val="Compact"/>
+      </w:pPr>
+      <w:r>
+        <w:t xml:space="preserve">Colunas: Nome, E-mail, Contrato, % por Aula, Ações</w:t>
+      </w:r>
+    </w:p>
+    <w:p>
+      <w:pPr>
+        <w:numPr>
+          <w:ilvl w:val="0"/>
+          <w:numId w:val="1005"/>
+        </w:numPr>
+        <w:pStyle w:val="Compact"/>
+      </w:pPr>
+      <w:r>
+        <w:t xml:space="preserve">Ações: Ver, Editar e Inativar</w:t>
+      </w:r>
+    </w:p>
+    <w:p>
+      <w:pPr>
+        <w:numPr>
+          <w:ilvl w:val="0"/>
+          <w:numId w:val="1005"/>
+        </w:numPr>
+        <w:pStyle w:val="Compact"/>
+      </w:pPr>
+      <w:r>
+        <w:t xml:space="preserve">Diálogo de confirmação inline para inativação</w:t>
+      </w:r>
+    </w:p>
+    <w:p>
+      <w:pPr>
+        <w:numPr>
+          <w:ilvl w:val="0"/>
+          <w:numId w:val="1005"/>
+        </w:numPr>
+        <w:pStyle w:val="Compact"/>
+      </w:pPr>
+      <w:r>
+        <w:t xml:space="preserve">Tratamento de erros e estado de carregamento</w:t>
+      </w:r>
+    </w:p>
+    <w:bookmarkEnd w:id="49"/>
+    <w:bookmarkStart w:id="50" w:name="aulalistcomponent"/>
+    <w:p>
+      <w:pPr>
+        <w:pStyle w:val="Heading3"/>
+      </w:pPr>
+      <w:r>
+        <w:rPr>
+          <w:rStyle w:val="VerbatimChar"/>
+        </w:rPr>
+        <w:t xml:space="preserve">AulaListComponent</w:t>
+      </w:r>
+    </w:p>
+    <w:p>
+      <w:pPr>
+        <w:numPr>
+          <w:ilvl w:val="0"/>
+          <w:numId w:val="1006"/>
+        </w:numPr>
+        <w:pStyle w:val="Compact"/>
+      </w:pPr>
+      <w:r>
+        <w:t xml:space="preserve">Lista aulas por paciente ou pagamento</w:t>
+      </w:r>
+    </w:p>
+    <w:p>
+      <w:pPr>
+        <w:numPr>
+          <w:ilvl w:val="0"/>
+          <w:numId w:val="1006"/>
+        </w:numPr>
+        <w:pStyle w:val="Compact"/>
+      </w:pPr>
+      <w:r>
+        <w:t xml:space="preserve">Carrega profissionais ativos para seleção em aulas pendentes</w:t>
+      </w:r>
+    </w:p>
+    <w:p>
+      <w:pPr>
+        <w:numPr>
+          <w:ilvl w:val="0"/>
+          <w:numId w:val="1006"/>
+        </w:numPr>
+        <w:pStyle w:val="Compact"/>
+      </w:pPr>
+      <w:r>
+        <w:t xml:space="preserve">Exige profissional selecionado antes de marcar uma aula como realizada</w:t>
+      </w:r>
+    </w:p>
+    <w:p>
+      <w:pPr>
+        <w:numPr>
+          <w:ilvl w:val="0"/>
+          <w:numId w:val="1006"/>
+        </w:numPr>
+        <w:pStyle w:val="Compact"/>
+      </w:pPr>
+      <w:r>
+        <w:t xml:space="preserve">Envia</w:t>
+      </w:r>
+      <w:r>
+        <w:t xml:space="preserve"> </w:t>
+      </w:r>
+      <w:r>
+        <w:rPr>
+          <w:rStyle w:val="VerbatimChar"/>
+        </w:rPr>
+        <w:t xml:space="preserve">profissionalId</w:t>
+      </w:r>
+      <w:r>
+        <w:t xml:space="preserve"> </w:t>
+      </w:r>
+      <w:r>
+        <w:t xml:space="preserve">como query param no</w:t>
+      </w:r>
+      <w:r>
+        <w:t xml:space="preserve"> </w:t>
+      </w:r>
+      <w:r>
+        <w:rPr>
+          <w:rStyle w:val="VerbatimChar"/>
+        </w:rPr>
+        <w:t xml:space="preserve">PATCH /aulas/{id}/realizar</w:t>
+      </w:r>
+    </w:p>
+    <w:p>
+      <w:pPr>
+        <w:numPr>
+          <w:ilvl w:val="0"/>
+          <w:numId w:val="1006"/>
+        </w:numPr>
+        <w:pStyle w:val="Compact"/>
+      </w:pPr>
+      <w:r>
+        <w:t xml:space="preserve">Exibe o nome do profissional vinculado em aulas realizadas quando retornado pela API</w:t>
+      </w:r>
+    </w:p>
+    <w:bookmarkEnd w:id="50"/>
+    <w:bookmarkStart w:id="51" w:name="confirmardialogcomponent-shared"/>
+    <w:p>
+      <w:pPr>
+        <w:pStyle w:val="Heading3"/>
+      </w:pPr>
+      <w:r>
+        <w:rPr>
+          <w:rStyle w:val="VerbatimChar"/>
+        </w:rPr>
+        <w:t xml:space="preserve">ConfirmarDialogComponent</w:t>
+      </w:r>
+      <w:r>
+        <w:t xml:space="preserve"> </w:t>
+      </w:r>
+      <w:r>
+        <w:rPr>
+          <w:i/>
+        </w:rPr>
+        <w:t xml:space="preserve">(shared)</w:t>
+      </w:r>
+    </w:p>
+    <w:p>
+      <w:pPr>
+        <w:numPr>
+          <w:ilvl w:val="0"/>
+          <w:numId w:val="1007"/>
+        </w:numPr>
+        <w:pStyle w:val="Compact"/>
+      </w:pPr>
+      <w:r>
+        <w:t xml:space="preserve">Componente gerado, ainda não integrado (diálogos implementados inline nos componentes)</w:t>
+      </w:r>
+    </w:p>
+    <w:p>
+      <w:r>
+        <w:pict>
+          <v:rect style="width:0;height:1.5pt" o:hralign="center" o:hrstd="t" o:hr="t"/>
+        </w:pict>
+      </w:r>
+    </w:p>
+    <w:bookmarkEnd w:id="51"/>
+    <w:bookmarkEnd w:id="52"/>
+    <w:bookmarkStart w:id="55" w:name="design-system"/>
+    <w:p>
+      <w:pPr>
+        <w:pStyle w:val="Heading2"/>
+      </w:pPr>
+      <w:r>
+        <w:t xml:space="preserve">Design System</w:t>
+      </w:r>
+    </w:p>
+    <w:p>
+      <w:pPr>
+        <w:pStyle w:val="FirstParagraph"/>
+      </w:pPr>
+      <w:r>
+        <w:t xml:space="preserve">Arquivo:</w:t>
+      </w:r>
+      <w:r>
+        <w:t xml:space="preserve"> </w:t>
+      </w:r>
+      <w:r>
+        <w:rPr>
+          <w:rStyle w:val="VerbatimChar"/>
+        </w:rPr>
+        <w:t xml:space="preserve">src/styles.scss</w:t>
+      </w:r>
+    </w:p>
+    <w:bookmarkStart w:id="53" w:name="variáveis-css-custom-properties"/>
+    <w:p>
+      <w:pPr>
+        <w:pStyle w:val="Heading3"/>
+      </w:pPr>
+      <w:r>
+        <w:t xml:space="preserve">Variáveis CSS (Custom Properties)</w:t>
+      </w:r>
+    </w:p>
+    <w:p>
+      <w:pPr>
+        <w:pStyle w:val="SourceCode"/>
+      </w:pPr>
+      <w:r>
+        <w:rPr>
+          <w:rStyle w:val="VerbatimChar"/>
+        </w:rPr>
+        <w:t xml:space="preserve">--primary:      #6c63ff   /* Roxo principal */</w:t>
+      </w:r>
+      <w:r>
+        <w:br/>
+      </w:r>
+      <w:r>
+        <w:rPr>
+          <w:rStyle w:val="VerbatimChar"/>
+        </w:rPr>
+        <w:t xml:space="preserve">--primary-dark: #574fd6</w:t>
+      </w:r>
+      <w:r>
+        <w:br/>
+      </w:r>
+      <w:r>
+        <w:rPr>
+          <w:rStyle w:val="VerbatimChar"/>
+        </w:rPr>
+        <w:t xml:space="preserve">--secondary:    #4caf50   /* Verde */</w:t>
+      </w:r>
+      <w:r>
+        <w:br/>
+      </w:r>
+      <w:r>
+        <w:rPr>
+          <w:rStyle w:val="VerbatimChar"/>
+        </w:rPr>
+        <w:t xml:space="preserve">--danger:       #e53935   /* Vermelho */</w:t>
+      </w:r>
+      <w:r>
+        <w:br/>
+      </w:r>
+      <w:r>
+        <w:rPr>
+          <w:rStyle w:val="VerbatimChar"/>
+        </w:rPr>
+        <w:t xml:space="preserve">--text:         #333</w:t>
+      </w:r>
+      <w:r>
+        <w:br/>
+      </w:r>
+      <w:r>
+        <w:rPr>
+          <w:rStyle w:val="VerbatimChar"/>
+        </w:rPr>
+        <w:t xml:space="preserve">--text-light:   #666</w:t>
+      </w:r>
+      <w:r>
+        <w:br/>
+      </w:r>
+      <w:r>
+        <w:rPr>
+          <w:rStyle w:val="VerbatimChar"/>
+        </w:rPr>
+        <w:t xml:space="preserve">--border:       #ddd</w:t>
+      </w:r>
+      <w:r>
+        <w:br/>
+      </w:r>
+      <w:r>
+        <w:rPr>
+          <w:rStyle w:val="VerbatimChar"/>
+        </w:rPr>
+        <w:t xml:space="preserve">--bg:           #f5f5f5</w:t>
+      </w:r>
+      <w:r>
+        <w:br/>
+      </w:r>
+      <w:r>
+        <w:rPr>
+          <w:rStyle w:val="VerbatimChar"/>
+        </w:rPr>
+        <w:t xml:space="preserve">--white:        #fff</w:t>
+      </w:r>
+      <w:r>
+        <w:br/>
+      </w:r>
+      <w:r>
+        <w:rPr>
+          <w:rStyle w:val="VerbatimChar"/>
+        </w:rPr>
+        <w:t xml:space="preserve">--radius:       6px</w:t>
+      </w:r>
+    </w:p>
+    <w:bookmarkEnd w:id="53"/>
+    <w:bookmarkStart w:id="54" w:name="elementos-estilizados-globalmente"/>
+    <w:p>
+      <w:pPr>
+        <w:pStyle w:val="Heading3"/>
+      </w:pPr>
+      <w:r>
+        <w:t xml:space="preserve">Elementos Estilizados Globalmente</w:t>
+      </w:r>
+    </w:p>
+    <w:p>
+      <w:pPr>
+        <w:numPr>
+          <w:ilvl w:val="0"/>
+          <w:numId w:val="1008"/>
+        </w:numPr>
+        <w:pStyle w:val="Compact"/>
+      </w:pPr>
+      <w:r>
+        <w:t xml:space="preserve">Navbar</w:t>
+      </w:r>
+    </w:p>
+    <w:p>
+      <w:pPr>
+        <w:numPr>
+          <w:ilvl w:val="0"/>
+          <w:numId w:val="1008"/>
+        </w:numPr>
+        <w:pStyle w:val="Compact"/>
+      </w:pPr>
+      <w:r>
+        <w:t xml:space="preserve">Botões: primary, secondary, danger, outline</w:t>
+      </w:r>
+    </w:p>
+    <w:p>
+      <w:pPr>
+        <w:numPr>
+          <w:ilvl w:val="0"/>
+          <w:numId w:val="1008"/>
+        </w:numPr>
+        <w:pStyle w:val="Compact"/>
+      </w:pPr>
+      <w:r>
+        <w:t xml:space="preserve">Tabela com cabeçalho roxo e hover</w:t>
+      </w:r>
+    </w:p>
+    <w:p>
+      <w:pPr>
+        <w:numPr>
+          <w:ilvl w:val="0"/>
+          <w:numId w:val="1008"/>
+        </w:numPr>
+        <w:pStyle w:val="Compact"/>
+      </w:pPr>
+      <w:r>
+        <w:t xml:space="preserve">Formulários com seções e validação visual</w:t>
+      </w:r>
+    </w:p>
+    <w:p>
+      <w:pPr>
+        <w:numPr>
+          <w:ilvl w:val="0"/>
+          <w:numId w:val="1008"/>
+        </w:numPr>
+        <w:pStyle w:val="Compact"/>
+      </w:pPr>
+      <w:r>
+        <w:t xml:space="preserve">Cards de detalhe em grid</w:t>
+      </w:r>
+    </w:p>
+    <w:p>
+      <w:pPr>
+        <w:numPr>
+          <w:ilvl w:val="0"/>
+          <w:numId w:val="1008"/>
+        </w:numPr>
+        <w:pStyle w:val="Compact"/>
+      </w:pPr>
+      <w:r>
+        <w:t xml:space="preserve">Diálogos com overlay</w:t>
+      </w:r>
+    </w:p>
+    <w:p>
+      <w:pPr>
+        <w:numPr>
+          <w:ilvl w:val="0"/>
+          <w:numId w:val="1008"/>
+        </w:numPr>
+        <w:pStyle w:val="Compact"/>
+      </w:pPr>
+      <w:r>
+        <w:t xml:space="preserve">Paginação</w:t>
+      </w:r>
+    </w:p>
+    <w:p>
+      <w:r>
+        <w:pict>
+          <v:rect style="width:0;height:1.5pt" o:hralign="center" o:hrstd="t" o:hr="t"/>
+        </w:pict>
+      </w:r>
+    </w:p>
+    <w:bookmarkEnd w:id="54"/>
+    <w:bookmarkEnd w:id="55"/>
+    <w:bookmarkStart w:id="56" w:name="scripts-disponíveis"/>
+    <w:p>
+      <w:pPr>
+        <w:pStyle w:val="Heading2"/>
+      </w:pPr>
+      <w:r>
+        <w:t xml:space="preserve">Scripts Disponíveis</w:t>
+      </w:r>
+    </w:p>
+    <w:p>
+      <w:pPr>
+        <w:pStyle w:val="SourceCode"/>
+      </w:pPr>
+      <w:r>
+        <w:rPr>
+          <w:rStyle w:val="ExtensionTok"/>
+        </w:rPr>
+        <w:t xml:space="preserve">npm</w:t>
+      </w:r>
+      <w:r>
+        <w:rPr>
+          <w:rStyle w:val="NormalTok"/>
+        </w:rPr>
+        <w:t xml:space="preserve"> start        # Servidor de desenvolvimento em http://localhost:4200</w:t>
+      </w:r>
+      <w:r>
+        <w:br/>
+      </w:r>
+      <w:r>
+        <w:rPr>
+          <w:rStyle w:val="ExtensionTok"/>
+        </w:rPr>
+        <w:t xml:space="preserve">npm</w:t>
+      </w:r>
+      <w:r>
+        <w:rPr>
+          <w:rStyle w:val="NormalTok"/>
+        </w:rPr>
+        <w:t xml:space="preserve"> run build    # Build de produção em dist/carlessopilatesfe</w:t>
+      </w:r>
+      <w:r>
+        <w:br/>
+      </w:r>
+      <w:r>
+        <w:rPr>
+          <w:rStyle w:val="ExtensionTok"/>
+        </w:rPr>
+        <w:t xml:space="preserve">npm</w:t>
+      </w:r>
+      <w:r>
+        <w:rPr>
+          <w:rStyle w:val="NormalTok"/>
+        </w:rPr>
+        <w:t xml:space="preserve"> run watch    # Build contínuo em modo desenvolvimento</w:t>
+      </w:r>
+      <w:r>
+        <w:br/>
+      </w:r>
+      <w:r>
+        <w:rPr>
+          <w:rStyle w:val="ExtensionTok"/>
+        </w:rPr>
+        <w:t xml:space="preserve">npm</w:t>
+      </w:r>
+      <w:r>
+        <w:rPr>
+          <w:rStyle w:val="NormalTok"/>
+        </w:rPr>
+        <w:t xml:space="preserve"> test         # Execução dos testes unitários (Karma/Jasmine)</w:t>
+      </w:r>
+    </w:p>
+    <w:p>
+      <w:r>
+        <w:pict>
+          <v:rect style="width:0;height:1.5pt" o:hralign="center" o:hrstd="t" o:hr="t"/>
+        </w:pict>
+      </w:r>
+    </w:p>
+    <w:bookmarkEnd w:id="56"/>
+    <w:bookmarkStart w:id="57" w:name="configuração-de-build"/>
+    <w:p>
+      <w:pPr>
+        <w:pStyle w:val="Heading2"/>
+      </w:pPr>
+      <w:r>
+        <w:t xml:space="preserve">Configuração de Build</w:t>
       </w:r>
     </w:p>
     <w:tbl>
@@ -4355,7 +8526,7 @@
               <w:jc w:val="left"/>
             </w:pPr>
             <w:r>
-              <w:t xml:space="preserve">Caminho</w:t>
+              <w:t xml:space="preserve">Ambiente</w:t>
             </w:r>
           </w:p>
         </w:tc>
@@ -4372,7 +8543,7 @@
               <w:jc w:val="left"/>
             </w:pPr>
             <w:r>
-              <w:t xml:space="preserve">Componente</w:t>
+              <w:t xml:space="preserve">Source Maps</w:t>
             </w:r>
           </w:p>
         </w:tc>
@@ -4389,1203 +8560,10 @@
               <w:jc w:val="left"/>
             </w:pPr>
             <w:r>
-              <w:t xml:space="preserve">Função</w:t>
-            </w:r>
-          </w:p>
-        </w:tc>
-      </w:tr>
-      <w:tr>
-        <w:tc>
-          <w:p>
-            <w:pPr>
-              <w:pStyle w:val="Compact"/>
-              <w:jc w:val="left"/>
-            </w:pPr>
-            <w:r>
-              <w:rPr>
-                <w:rStyle w:val="VerbatimChar"/>
-              </w:rPr>
-              <w:t xml:space="preserve">/</w:t>
-            </w:r>
-          </w:p>
-        </w:tc>
-        <w:tc>
-          <w:p>
-            <w:pPr>
-              <w:pStyle w:val="Compact"/>
-              <w:jc w:val="left"/>
-            </w:pPr>
-            <w:r>
-              <w:t xml:space="preserve">—</w:t>
-            </w:r>
-          </w:p>
-        </w:tc>
-        <w:tc>
-          <w:p>
-            <w:pPr>
-              <w:pStyle w:val="Compact"/>
-              <w:jc w:val="left"/>
-            </w:pPr>
-            <w:r>
-              <w:t xml:space="preserve">Redireciona para</w:t>
-            </w:r>
-            <w:r>
-              <w:t xml:space="preserve"> </w:t>
-            </w:r>
-            <w:r>
-              <w:rPr>
-                <w:rStyle w:val="VerbatimChar"/>
-              </w:rPr>
-              <w:t xml:space="preserve">/pacientes</w:t>
-            </w:r>
-          </w:p>
-        </w:tc>
-      </w:tr>
-      <w:tr>
-        <w:tc>
-          <w:p>
-            <w:pPr>
-              <w:pStyle w:val="Compact"/>
-              <w:jc w:val="left"/>
-            </w:pPr>
-            <w:r>
-              <w:rPr>
-                <w:rStyle w:val="VerbatimChar"/>
-              </w:rPr>
-              <w:t xml:space="preserve">/pacientes</w:t>
-            </w:r>
-          </w:p>
-        </w:tc>
-        <w:tc>
-          <w:p>
-            <w:pPr>
-              <w:pStyle w:val="Compact"/>
-              <w:jc w:val="left"/>
-            </w:pPr>
-            <w:r>
-              <w:rPr>
-                <w:rStyle w:val="VerbatimChar"/>
-              </w:rPr>
-              <w:t xml:space="preserve">PacienteListComponent</w:t>
-            </w:r>
-          </w:p>
-        </w:tc>
-        <w:tc>
-          <w:p>
-            <w:pPr>
-              <w:pStyle w:val="Compact"/>
-              <w:jc w:val="left"/>
-            </w:pPr>
-            <w:r>
-              <w:t xml:space="preserve">Lista de pacientes</w:t>
-            </w:r>
-          </w:p>
-        </w:tc>
-      </w:tr>
-      <w:tr>
-        <w:tc>
-          <w:p>
-            <w:pPr>
-              <w:pStyle w:val="Compact"/>
-              <w:jc w:val="left"/>
-            </w:pPr>
-            <w:r>
-              <w:rPr>
-                <w:rStyle w:val="VerbatimChar"/>
-              </w:rPr>
-              <w:t xml:space="preserve">/pacientes/novo</w:t>
-            </w:r>
-          </w:p>
-        </w:tc>
-        <w:tc>
-          <w:p>
-            <w:pPr>
-              <w:pStyle w:val="Compact"/>
-              <w:jc w:val="left"/>
-            </w:pPr>
-            <w:r>
-              <w:rPr>
-                <w:rStyle w:val="VerbatimChar"/>
-              </w:rPr>
-              <w:t xml:space="preserve">PacienteFormComponent</w:t>
-            </w:r>
-          </w:p>
-        </w:tc>
-        <w:tc>
-          <w:p>
-            <w:pPr>
-              <w:pStyle w:val="Compact"/>
-              <w:jc w:val="left"/>
-            </w:pPr>
-            <w:r>
-              <w:t xml:space="preserve">Formulário de cadastro</w:t>
-            </w:r>
-          </w:p>
-        </w:tc>
-      </w:tr>
-      <w:tr>
-        <w:tc>
-          <w:p>
-            <w:pPr>
-              <w:pStyle w:val="Compact"/>
-              <w:jc w:val="left"/>
-            </w:pPr>
-            <w:r>
-              <w:rPr>
-                <w:rStyle w:val="VerbatimChar"/>
-              </w:rPr>
-              <w:t xml:space="preserve">/pacientes/:id</w:t>
-            </w:r>
-          </w:p>
-        </w:tc>
-        <w:tc>
-          <w:p>
-            <w:pPr>
-              <w:pStyle w:val="Compact"/>
-              <w:jc w:val="left"/>
-            </w:pPr>
-            <w:r>
-              <w:rPr>
-                <w:rStyle w:val="VerbatimChar"/>
-              </w:rPr>
-              <w:t xml:space="preserve">PacienteDetailComponent</w:t>
-            </w:r>
-          </w:p>
-        </w:tc>
-        <w:tc>
-          <w:p>
-            <w:pPr>
-              <w:pStyle w:val="Compact"/>
-              <w:jc w:val="left"/>
-            </w:pPr>
-            <w:r>
-              <w:t xml:space="preserve">Detalhes do paciente</w:t>
-            </w:r>
-          </w:p>
-        </w:tc>
-      </w:tr>
-      <w:tr>
-        <w:tc>
-          <w:p>
-            <w:pPr>
-              <w:pStyle w:val="Compact"/>
-              <w:jc w:val="left"/>
-            </w:pPr>
-            <w:r>
-              <w:rPr>
-                <w:rStyle w:val="VerbatimChar"/>
-              </w:rPr>
-              <w:t xml:space="preserve">/pacientes/:id/editar</w:t>
-            </w:r>
-          </w:p>
-        </w:tc>
-        <w:tc>
-          <w:p>
-            <w:pPr>
-              <w:pStyle w:val="Compact"/>
-              <w:jc w:val="left"/>
-            </w:pPr>
-            <w:r>
-              <w:rPr>
-                <w:rStyle w:val="VerbatimChar"/>
-              </w:rPr>
-              <w:t xml:space="preserve">PacienteFormComponent</w:t>
-            </w:r>
-          </w:p>
-        </w:tc>
-        <w:tc>
-          <w:p>
-            <w:pPr>
-              <w:pStyle w:val="Compact"/>
-              <w:jc w:val="left"/>
-            </w:pPr>
-            <w:r>
-              <w:t xml:space="preserve">Formulário de edição</w:t>
-            </w:r>
-          </w:p>
-        </w:tc>
-      </w:tr>
-      <w:tr>
-        <w:tc>
-          <w:p>
-            <w:pPr>
-              <w:pStyle w:val="Compact"/>
-              <w:jc w:val="left"/>
-            </w:pPr>
-            <w:r>
-              <w:rPr>
-                <w:rStyle w:val="VerbatimChar"/>
-              </w:rPr>
-              <w:t xml:space="preserve">/profissionais</w:t>
-            </w:r>
-          </w:p>
-        </w:tc>
-        <w:tc>
-          <w:p>
-            <w:pPr>
-              <w:pStyle w:val="Compact"/>
-              <w:jc w:val="left"/>
-            </w:pPr>
-            <w:r>
-              <w:rPr>
-                <w:rStyle w:val="VerbatimChar"/>
-              </w:rPr>
-              <w:t xml:space="preserve">ProfissionalListComponent</w:t>
-            </w:r>
-          </w:p>
-        </w:tc>
-        <w:tc>
-          <w:p>
-            <w:pPr>
-              <w:pStyle w:val="Compact"/>
-              <w:jc w:val="left"/>
-            </w:pPr>
-            <w:r>
-              <w:t xml:space="preserve">Lista de profissionais</w:t>
-            </w:r>
-          </w:p>
-        </w:tc>
-      </w:tr>
-      <w:tr>
-        <w:tc>
-          <w:p>
-            <w:pPr>
-              <w:pStyle w:val="Compact"/>
-              <w:jc w:val="left"/>
-            </w:pPr>
-            <w:r>
-              <w:rPr>
-                <w:rStyle w:val="VerbatimChar"/>
-              </w:rPr>
-              <w:t xml:space="preserve">/profissionais/novo</w:t>
-            </w:r>
-          </w:p>
-        </w:tc>
-        <w:tc>
-          <w:p>
-            <w:pPr>
-              <w:pStyle w:val="Compact"/>
-              <w:jc w:val="left"/>
-            </w:pPr>
-            <w:r>
-              <w:rPr>
-                <w:rStyle w:val="VerbatimChar"/>
-              </w:rPr>
-              <w:t xml:space="preserve">ProfissionalFormComponent</w:t>
-            </w:r>
-          </w:p>
-        </w:tc>
-        <w:tc>
-          <w:p>
-            <w:pPr>
-              <w:pStyle w:val="Compact"/>
-              <w:jc w:val="left"/>
-            </w:pPr>
-            <w:r>
-              <w:t xml:space="preserve">Formulário de cadastro</w:t>
-            </w:r>
-          </w:p>
-        </w:tc>
-      </w:tr>
-      <w:tr>
-        <w:tc>
-          <w:p>
-            <w:pPr>
-              <w:pStyle w:val="Compact"/>
-              <w:jc w:val="left"/>
-            </w:pPr>
-            <w:r>
-              <w:rPr>
-                <w:rStyle w:val="VerbatimChar"/>
-              </w:rPr>
-              <w:t xml:space="preserve">/profissionais/:id</w:t>
-            </w:r>
-          </w:p>
-        </w:tc>
-        <w:tc>
-          <w:p>
-            <w:pPr>
-              <w:pStyle w:val="Compact"/>
-              <w:jc w:val="left"/>
-            </w:pPr>
-            <w:r>
-              <w:rPr>
-                <w:rStyle w:val="VerbatimChar"/>
-              </w:rPr>
-              <w:t xml:space="preserve">ProfissionalDetailComponent</w:t>
-            </w:r>
-          </w:p>
-        </w:tc>
-        <w:tc>
-          <w:p>
-            <w:pPr>
-              <w:pStyle w:val="Compact"/>
-              <w:jc w:val="left"/>
-            </w:pPr>
-            <w:r>
-              <w:t xml:space="preserve">Detalhes do profissional</w:t>
-            </w:r>
-          </w:p>
-        </w:tc>
-      </w:tr>
-      <w:tr>
-        <w:tc>
-          <w:p>
-            <w:pPr>
-              <w:pStyle w:val="Compact"/>
-              <w:jc w:val="left"/>
-            </w:pPr>
-            <w:r>
-              <w:rPr>
-                <w:rStyle w:val="VerbatimChar"/>
-              </w:rPr>
-              <w:t xml:space="preserve">/profissionais/:id/editar</w:t>
-            </w:r>
-          </w:p>
-        </w:tc>
-        <w:tc>
-          <w:p>
-            <w:pPr>
-              <w:pStyle w:val="Compact"/>
-              <w:jc w:val="left"/>
-            </w:pPr>
-            <w:r>
-              <w:rPr>
-                <w:rStyle w:val="VerbatimChar"/>
-              </w:rPr>
-              <w:t xml:space="preserve">ProfissionalFormComponent</w:t>
-            </w:r>
-          </w:p>
-        </w:tc>
-        <w:tc>
-          <w:p>
-            <w:pPr>
-              <w:pStyle w:val="Compact"/>
-              <w:jc w:val="left"/>
-            </w:pPr>
-            <w:r>
-              <w:t xml:space="preserve">Formulário de edição</w:t>
-            </w:r>
-          </w:p>
-        </w:tc>
-      </w:tr>
-    </w:tbl>
-    <w:p>
-      <w:r>
-        <w:pict>
-          <v:rect style="width:0;height:1.5pt" o:hralign="center" o:hrstd="t" o:hr="t"/>
-        </w:pict>
-      </w:r>
-    </w:p>
-    <w:bookmarkEnd w:id="36"/>
-    <w:bookmarkStart w:id="43" w:name="componentes"/>
-    <w:p>
-      <w:pPr>
-        <w:pStyle w:val="Heading2"/>
-      </w:pPr>
-      <w:r>
-        <w:t xml:space="preserve">Componentes</w:t>
-      </w:r>
-    </w:p>
-    <w:bookmarkStart w:id="37" w:name="appcomponent"/>
-    <w:p>
-      <w:pPr>
-        <w:pStyle w:val="Heading3"/>
-      </w:pPr>
-      <w:r>
-        <w:rPr>
-          <w:rStyle w:val="VerbatimChar"/>
-        </w:rPr>
-        <w:t xml:space="preserve">AppComponent</w:t>
-      </w:r>
-    </w:p>
-    <w:p>
-      <w:pPr>
-        <w:numPr>
-          <w:ilvl w:val="0"/>
-          <w:numId w:val="1001"/>
-        </w:numPr>
-        <w:pStyle w:val="Compact"/>
-      </w:pPr>
-      <w:r>
-        <w:t xml:space="preserve">Navbar com link para</w:t>
-      </w:r>
-      <w:r>
-        <w:t xml:space="preserve"> </w:t>
-      </w:r>
-      <w:r>
-        <w:t xml:space="preserve">“</w:t>
-      </w:r>
-      <w:r>
-        <w:t xml:space="preserve">Pacientes</w:t>
-      </w:r>
-      <w:r>
-        <w:t xml:space="preserve">”</w:t>
-      </w:r>
-    </w:p>
-    <w:p>
-      <w:pPr>
-        <w:numPr>
-          <w:ilvl w:val="0"/>
-          <w:numId w:val="1001"/>
-        </w:numPr>
-        <w:pStyle w:val="Compact"/>
-      </w:pPr>
-      <w:r>
-        <w:rPr>
-          <w:rStyle w:val="VerbatimChar"/>
-        </w:rPr>
-        <w:t xml:space="preserve">&lt;router-outlet&gt;</w:t>
-      </w:r>
-      <w:r>
-        <w:t xml:space="preserve"> </w:t>
-      </w:r>
-      <w:r>
-        <w:t xml:space="preserve">para renderização das páginas</w:t>
-      </w:r>
-    </w:p>
-    <w:bookmarkEnd w:id="37"/>
-    <w:bookmarkStart w:id="38" w:name="pacientelistcomponent"/>
-    <w:p>
-      <w:pPr>
-        <w:pStyle w:val="Heading3"/>
-      </w:pPr>
-      <w:r>
-        <w:rPr>
-          <w:rStyle w:val="VerbatimChar"/>
-        </w:rPr>
-        <w:t xml:space="preserve">PacienteListComponent</w:t>
-      </w:r>
-    </w:p>
-    <w:p>
-      <w:pPr>
-        <w:numPr>
-          <w:ilvl w:val="0"/>
-          <w:numId w:val="1002"/>
-        </w:numPr>
-        <w:pStyle w:val="Compact"/>
-      </w:pPr>
-      <w:r>
-        <w:t xml:space="preserve">Tabela paginada de pacientes</w:t>
-      </w:r>
-    </w:p>
-    <w:p>
-      <w:pPr>
-        <w:numPr>
-          <w:ilvl w:val="0"/>
-          <w:numId w:val="1002"/>
-        </w:numPr>
-        <w:pStyle w:val="Compact"/>
-      </w:pPr>
-      <w:r>
-        <w:t xml:space="preserve">Filtros por nome, e-mail, CPF, telefone e status (ativos/inativos)</w:t>
-      </w:r>
-    </w:p>
-    <w:p>
-      <w:pPr>
-        <w:numPr>
-          <w:ilvl w:val="0"/>
-          <w:numId w:val="1002"/>
-        </w:numPr>
-        <w:pStyle w:val="Compact"/>
-      </w:pPr>
-      <w:r>
-        <w:t xml:space="preserve">Resumo do intervalo exibido e total de pacientes retornados pela API</w:t>
-      </w:r>
-    </w:p>
-    <w:p>
-      <w:pPr>
-        <w:numPr>
-          <w:ilvl w:val="0"/>
-          <w:numId w:val="1002"/>
-        </w:numPr>
-        <w:pStyle w:val="Compact"/>
-      </w:pPr>
-      <w:r>
-        <w:t xml:space="preserve">Seletor de itens por página com opções 5, 10, 20 e 50</w:t>
-      </w:r>
-    </w:p>
-    <w:p>
-      <w:pPr>
-        <w:numPr>
-          <w:ilvl w:val="0"/>
-          <w:numId w:val="1002"/>
-        </w:numPr>
-        <w:pStyle w:val="Compact"/>
-      </w:pPr>
-      <w:r>
-        <w:t xml:space="preserve">Navegação por página com botões anterior/próxima e janela de até 5 páginas visíveis</w:t>
-      </w:r>
-    </w:p>
-    <w:p>
-      <w:pPr>
-        <w:numPr>
-          <w:ilvl w:val="0"/>
-          <w:numId w:val="1002"/>
-        </w:numPr>
-        <w:pStyle w:val="Compact"/>
-      </w:pPr>
-      <w:r>
-        <w:t xml:space="preserve">Colunas: Nome, E-mail, CPF, Telefone, Status, Ações</w:t>
-      </w:r>
-    </w:p>
-    <w:p>
-      <w:pPr>
-        <w:numPr>
-          <w:ilvl w:val="0"/>
-          <w:numId w:val="1002"/>
-        </w:numPr>
-        <w:pStyle w:val="Compact"/>
-      </w:pPr>
-      <w:r>
-        <w:t xml:space="preserve">Ações: Ver, Editar, Inativar para ativos e Ativar para inativos</w:t>
-      </w:r>
-    </w:p>
-    <w:p>
-      <w:pPr>
-        <w:numPr>
-          <w:ilvl w:val="0"/>
-          <w:numId w:val="1002"/>
-        </w:numPr>
-        <w:pStyle w:val="Compact"/>
-      </w:pPr>
-      <w:r>
-        <w:t xml:space="preserve">Diálogo de confirmação inline para ativação e inativação</w:t>
-      </w:r>
-    </w:p>
-    <w:p>
-      <w:pPr>
-        <w:numPr>
-          <w:ilvl w:val="0"/>
-          <w:numId w:val="1002"/>
-        </w:numPr>
-        <w:pStyle w:val="Compact"/>
-      </w:pPr>
-      <w:r>
-        <w:t xml:space="preserve">Tratamento de erros e estado de carregamento</w:t>
-      </w:r>
-    </w:p>
-    <w:bookmarkEnd w:id="38"/>
-    <w:bookmarkStart w:id="39" w:name="pacienteformcomponent"/>
-    <w:p>
-      <w:pPr>
-        <w:pStyle w:val="Heading3"/>
-      </w:pPr>
-      <w:r>
-        <w:rPr>
-          <w:rStyle w:val="VerbatimChar"/>
-        </w:rPr>
-        <w:t xml:space="preserve">PacienteFormComponent</w:t>
-      </w:r>
-    </w:p>
-    <w:p>
-      <w:pPr>
-        <w:numPr>
-          <w:ilvl w:val="0"/>
-          <w:numId w:val="1003"/>
-        </w:numPr>
-        <w:pStyle w:val="Compact"/>
-      </w:pPr>
-      <w:r>
-        <w:t xml:space="preserve">Modo duplo: cadastro e edição</w:t>
-      </w:r>
-    </w:p>
-    <w:p>
-      <w:pPr>
-        <w:numPr>
-          <w:ilvl w:val="0"/>
-          <w:numId w:val="1003"/>
-        </w:numPr>
-        <w:pStyle w:val="Compact"/>
-      </w:pPr>
-      <w:r>
-        <w:t xml:space="preserve">Reactive Form com seções: Dados Pessoais e Endereço</w:t>
-      </w:r>
-    </w:p>
-    <w:p>
-      <w:pPr>
-        <w:numPr>
-          <w:ilvl w:val="0"/>
-          <w:numId w:val="1003"/>
-        </w:numPr>
-        <w:pStyle w:val="Compact"/>
-      </w:pPr>
-      <w:r>
-        <w:t xml:space="preserve">Validações: campos obrigatórios, formato de e-mail, mínimo de 3 caracteres no nome</w:t>
-      </w:r>
-    </w:p>
-    <w:p>
-      <w:pPr>
-        <w:numPr>
-          <w:ilvl w:val="0"/>
-          <w:numId w:val="1003"/>
-        </w:numPr>
-        <w:pStyle w:val="Compact"/>
-      </w:pPr>
-      <w:r>
-        <w:t xml:space="preserve">Em modo edição: apenas CPF é desabilitado (e-mail pode ser atualizado)</w:t>
-      </w:r>
-    </w:p>
-    <w:p>
-      <w:pPr>
-        <w:numPr>
-          <w:ilvl w:val="0"/>
-          <w:numId w:val="1003"/>
-        </w:numPr>
-        <w:pStyle w:val="Compact"/>
-      </w:pPr>
-      <w:r>
-        <w:t xml:space="preserve">Feedback de erros em tempo real</w:t>
-      </w:r>
-    </w:p>
-    <w:bookmarkEnd w:id="39"/>
-    <w:bookmarkStart w:id="40" w:name="pacientedetailcomponent"/>
-    <w:p>
-      <w:pPr>
-        <w:pStyle w:val="Heading3"/>
-      </w:pPr>
-      <w:r>
-        <w:rPr>
-          <w:rStyle w:val="VerbatimChar"/>
-        </w:rPr>
-        <w:t xml:space="preserve">PacienteDetailComponent</w:t>
-      </w:r>
-    </w:p>
-    <w:p>
-      <w:pPr>
-        <w:numPr>
-          <w:ilvl w:val="0"/>
-          <w:numId w:val="1004"/>
-        </w:numPr>
-        <w:pStyle w:val="Compact"/>
-      </w:pPr>
-      <w:r>
-        <w:t xml:space="preserve">Exibição completa dos dados do paciente</w:t>
-      </w:r>
-    </w:p>
-    <w:p>
-      <w:pPr>
-        <w:numPr>
-          <w:ilvl w:val="0"/>
-          <w:numId w:val="1004"/>
-        </w:numPr>
-        <w:pStyle w:val="Compact"/>
-      </w:pPr>
-      <w:r>
-        <w:t xml:space="preserve">Badge de status: Ativo (verde) / Inativo (vermelho)</w:t>
-      </w:r>
-    </w:p>
-    <w:p>
-      <w:pPr>
-        <w:numPr>
-          <w:ilvl w:val="0"/>
-          <w:numId w:val="1004"/>
-        </w:numPr>
-        <w:pStyle w:val="Compact"/>
-      </w:pPr>
-      <w:r>
-        <w:t xml:space="preserve">Ações: Editar, Voltar;</w:t>
-      </w:r>
-      <w:r>
-        <w:t xml:space="preserve"> </w:t>
-      </w:r>
-      <w:r>
-        <w:rPr>
-          <w:b/>
-        </w:rPr>
-        <w:t xml:space="preserve">Inativar</w:t>
-      </w:r>
-      <w:r>
-        <w:t xml:space="preserve"> </w:t>
-      </w:r>
-      <w:r>
-        <w:t xml:space="preserve">(se ativo) ou</w:t>
-      </w:r>
-      <w:r>
-        <w:t xml:space="preserve"> </w:t>
-      </w:r>
-      <w:r>
-        <w:rPr>
-          <w:b/>
-        </w:rPr>
-        <w:t xml:space="preserve">Ativar</w:t>
-      </w:r>
-      <w:r>
-        <w:t xml:space="preserve"> </w:t>
-      </w:r>
-      <w:r>
-        <w:t xml:space="preserve">(se inativo)</w:t>
-      </w:r>
-    </w:p>
-    <w:p>
-      <w:pPr>
-        <w:numPr>
-          <w:ilvl w:val="0"/>
-          <w:numId w:val="1004"/>
-        </w:numPr>
-        <w:pStyle w:val="Compact"/>
-      </w:pPr>
-      <w:r>
-        <w:t xml:space="preserve">Diálogos de confirmação para ativação e inativação</w:t>
-      </w:r>
-    </w:p>
-    <w:bookmarkEnd w:id="40"/>
-    <w:bookmarkStart w:id="41" w:name="profissionallistcomponent"/>
-    <w:p>
-      <w:pPr>
-        <w:pStyle w:val="Heading3"/>
-      </w:pPr>
-      <w:r>
-        <w:rPr>
-          <w:rStyle w:val="VerbatimChar"/>
-        </w:rPr>
-        <w:t xml:space="preserve">ProfissionalListComponent</w:t>
-      </w:r>
-    </w:p>
-    <w:p>
-      <w:pPr>
-        <w:numPr>
-          <w:ilvl w:val="0"/>
-          <w:numId w:val="1005"/>
-        </w:numPr>
-        <w:pStyle w:val="Compact"/>
-      </w:pPr>
-      <w:r>
-        <w:t xml:space="preserve">Tabela paginada de profissionais ativos</w:t>
-      </w:r>
-    </w:p>
-    <w:p>
-      <w:pPr>
-        <w:numPr>
-          <w:ilvl w:val="0"/>
-          <w:numId w:val="1005"/>
-        </w:numPr>
-        <w:pStyle w:val="Compact"/>
-      </w:pPr>
-      <w:r>
-        <w:t xml:space="preserve">Navegação por página com janela de até 5 páginas visíveis para evitar excesso de botões no DOM</w:t>
-      </w:r>
-    </w:p>
-    <w:p>
-      <w:pPr>
-        <w:numPr>
-          <w:ilvl w:val="0"/>
-          <w:numId w:val="1005"/>
-        </w:numPr>
-        <w:pStyle w:val="Compact"/>
-      </w:pPr>
-      <w:r>
-        <w:t xml:space="preserve">Colunas: Nome, E-mail, Contrato, % por Aula, Ações</w:t>
-      </w:r>
-    </w:p>
-    <w:p>
-      <w:pPr>
-        <w:numPr>
-          <w:ilvl w:val="0"/>
-          <w:numId w:val="1005"/>
-        </w:numPr>
-        <w:pStyle w:val="Compact"/>
-      </w:pPr>
-      <w:r>
-        <w:t xml:space="preserve">Ações: Ver, Editar e Inativar</w:t>
-      </w:r>
-    </w:p>
-    <w:p>
-      <w:pPr>
-        <w:numPr>
-          <w:ilvl w:val="0"/>
-          <w:numId w:val="1005"/>
-        </w:numPr>
-        <w:pStyle w:val="Compact"/>
-      </w:pPr>
-      <w:r>
-        <w:t xml:space="preserve">Diálogo de confirmação inline para inativação</w:t>
-      </w:r>
-    </w:p>
-    <w:p>
-      <w:pPr>
-        <w:numPr>
-          <w:ilvl w:val="0"/>
-          <w:numId w:val="1005"/>
-        </w:numPr>
-        <w:pStyle w:val="Compact"/>
-      </w:pPr>
-      <w:r>
-        <w:t xml:space="preserve">Tratamento de erros e estado de carregamento</w:t>
-      </w:r>
-    </w:p>
-    <w:bookmarkEnd w:id="41"/>
-    <w:bookmarkStart w:id="42" w:name="confirmardialogcomponent-shared"/>
-    <w:p>
-      <w:pPr>
-        <w:pStyle w:val="Heading3"/>
-      </w:pPr>
-      <w:r>
-        <w:rPr>
-          <w:rStyle w:val="VerbatimChar"/>
-        </w:rPr>
-        <w:t xml:space="preserve">ConfirmarDialogComponent</w:t>
-      </w:r>
-      <w:r>
-        <w:t xml:space="preserve"> </w:t>
-      </w:r>
-      <w:r>
-        <w:rPr>
-          <w:i/>
-        </w:rPr>
-        <w:t xml:space="preserve">(shared)</w:t>
-      </w:r>
-    </w:p>
-    <w:p>
-      <w:pPr>
-        <w:numPr>
-          <w:ilvl w:val="0"/>
-          <w:numId w:val="1006"/>
-        </w:numPr>
-        <w:pStyle w:val="Compact"/>
-      </w:pPr>
-      <w:r>
-        <w:t xml:space="preserve">Componente gerado, ainda não integrado (diálogos implementados inline nos componentes)</w:t>
-      </w:r>
-    </w:p>
-    <w:p>
-      <w:r>
-        <w:pict>
-          <v:rect style="width:0;height:1.5pt" o:hralign="center" o:hrstd="t" o:hr="t"/>
-        </w:pict>
-      </w:r>
-    </w:p>
-    <w:bookmarkEnd w:id="42"/>
-    <w:bookmarkEnd w:id="43"/>
-    <w:bookmarkStart w:id="46" w:name="design-system"/>
-    <w:p>
-      <w:pPr>
-        <w:pStyle w:val="Heading2"/>
-      </w:pPr>
-      <w:r>
-        <w:t xml:space="preserve">Design System</w:t>
-      </w:r>
-    </w:p>
-    <w:p>
-      <w:pPr>
-        <w:pStyle w:val="FirstParagraph"/>
-      </w:pPr>
-      <w:r>
-        <w:t xml:space="preserve">Arquivo:</w:t>
-      </w:r>
-      <w:r>
-        <w:t xml:space="preserve"> </w:t>
-      </w:r>
-      <w:r>
-        <w:rPr>
-          <w:rStyle w:val="VerbatimChar"/>
-        </w:rPr>
-        <w:t xml:space="preserve">src/styles.scss</w:t>
-      </w:r>
-    </w:p>
-    <w:bookmarkStart w:id="44" w:name="variáveis-css-custom-properties"/>
-    <w:p>
-      <w:pPr>
-        <w:pStyle w:val="Heading3"/>
-      </w:pPr>
-      <w:r>
-        <w:t xml:space="preserve">Variáveis CSS (Custom Properties)</w:t>
-      </w:r>
-    </w:p>
-    <w:p>
-      <w:pPr>
-        <w:pStyle w:val="SourceCode"/>
-      </w:pPr>
-      <w:r>
-        <w:rPr>
-          <w:rStyle w:val="VerbatimChar"/>
-        </w:rPr>
-        <w:t xml:space="preserve">--primary:      #6c63ff   /* Roxo principal */</w:t>
-      </w:r>
-      <w:r>
-        <w:br/>
-      </w:r>
-      <w:r>
-        <w:rPr>
-          <w:rStyle w:val="VerbatimChar"/>
-        </w:rPr>
-        <w:t xml:space="preserve">--primary-dark: #574fd6</w:t>
-      </w:r>
-      <w:r>
-        <w:br/>
-      </w:r>
-      <w:r>
-        <w:rPr>
-          <w:rStyle w:val="VerbatimChar"/>
-        </w:rPr>
-        <w:t xml:space="preserve">--secondary:    #4caf50   /* Verde */</w:t>
-      </w:r>
-      <w:r>
-        <w:br/>
-      </w:r>
-      <w:r>
-        <w:rPr>
-          <w:rStyle w:val="VerbatimChar"/>
-        </w:rPr>
-        <w:t xml:space="preserve">--danger:       #e53935   /* Vermelho */</w:t>
-      </w:r>
-      <w:r>
-        <w:br/>
-      </w:r>
-      <w:r>
-        <w:rPr>
-          <w:rStyle w:val="VerbatimChar"/>
-        </w:rPr>
-        <w:t xml:space="preserve">--text:         #333</w:t>
-      </w:r>
-      <w:r>
-        <w:br/>
-      </w:r>
-      <w:r>
-        <w:rPr>
-          <w:rStyle w:val="VerbatimChar"/>
-        </w:rPr>
-        <w:t xml:space="preserve">--text-light:   #666</w:t>
-      </w:r>
-      <w:r>
-        <w:br/>
-      </w:r>
-      <w:r>
-        <w:rPr>
-          <w:rStyle w:val="VerbatimChar"/>
-        </w:rPr>
-        <w:t xml:space="preserve">--border:       #ddd</w:t>
-      </w:r>
-      <w:r>
-        <w:br/>
-      </w:r>
-      <w:r>
-        <w:rPr>
-          <w:rStyle w:val="VerbatimChar"/>
-        </w:rPr>
-        <w:t xml:space="preserve">--bg:           #f5f5f5</w:t>
-      </w:r>
-      <w:r>
-        <w:br/>
-      </w:r>
-      <w:r>
-        <w:rPr>
-          <w:rStyle w:val="VerbatimChar"/>
-        </w:rPr>
-        <w:t xml:space="preserve">--white:        #fff</w:t>
-      </w:r>
-      <w:r>
-        <w:br/>
-      </w:r>
-      <w:r>
-        <w:rPr>
-          <w:rStyle w:val="VerbatimChar"/>
-        </w:rPr>
-        <w:t xml:space="preserve">--radius:       6px</w:t>
-      </w:r>
-    </w:p>
-    <w:bookmarkEnd w:id="44"/>
-    <w:bookmarkStart w:id="45" w:name="elementos-estilizados-globalmente"/>
-    <w:p>
-      <w:pPr>
-        <w:pStyle w:val="Heading3"/>
-      </w:pPr>
-      <w:r>
-        <w:t xml:space="preserve">Elementos Estilizados Globalmente</w:t>
-      </w:r>
-    </w:p>
-    <w:p>
-      <w:pPr>
-        <w:numPr>
-          <w:ilvl w:val="0"/>
-          <w:numId w:val="1007"/>
-        </w:numPr>
-        <w:pStyle w:val="Compact"/>
-      </w:pPr>
-      <w:r>
-        <w:t xml:space="preserve">Navbar</w:t>
-      </w:r>
-    </w:p>
-    <w:p>
-      <w:pPr>
-        <w:numPr>
-          <w:ilvl w:val="0"/>
-          <w:numId w:val="1007"/>
-        </w:numPr>
-        <w:pStyle w:val="Compact"/>
-      </w:pPr>
-      <w:r>
-        <w:t xml:space="preserve">Botões: primary, secondary, danger, outline</w:t>
-      </w:r>
-    </w:p>
-    <w:p>
-      <w:pPr>
-        <w:numPr>
-          <w:ilvl w:val="0"/>
-          <w:numId w:val="1007"/>
-        </w:numPr>
-        <w:pStyle w:val="Compact"/>
-      </w:pPr>
-      <w:r>
-        <w:t xml:space="preserve">Tabela com cabeçalho roxo e hover</w:t>
-      </w:r>
-    </w:p>
-    <w:p>
-      <w:pPr>
-        <w:numPr>
-          <w:ilvl w:val="0"/>
-          <w:numId w:val="1007"/>
-        </w:numPr>
-        <w:pStyle w:val="Compact"/>
-      </w:pPr>
-      <w:r>
-        <w:t xml:space="preserve">Formulários com seções e validação visual</w:t>
-      </w:r>
-    </w:p>
-    <w:p>
-      <w:pPr>
-        <w:numPr>
-          <w:ilvl w:val="0"/>
-          <w:numId w:val="1007"/>
-        </w:numPr>
-        <w:pStyle w:val="Compact"/>
-      </w:pPr>
-      <w:r>
-        <w:t xml:space="preserve">Cards de detalhe em grid</w:t>
-      </w:r>
-    </w:p>
-    <w:p>
-      <w:pPr>
-        <w:numPr>
-          <w:ilvl w:val="0"/>
-          <w:numId w:val="1007"/>
-        </w:numPr>
-        <w:pStyle w:val="Compact"/>
-      </w:pPr>
-      <w:r>
-        <w:t xml:space="preserve">Diálogos com overlay</w:t>
-      </w:r>
-    </w:p>
-    <w:p>
-      <w:pPr>
-        <w:numPr>
-          <w:ilvl w:val="0"/>
-          <w:numId w:val="1007"/>
-        </w:numPr>
-        <w:pStyle w:val="Compact"/>
-      </w:pPr>
-      <w:r>
-        <w:t xml:space="preserve">Paginação</w:t>
-      </w:r>
-    </w:p>
-    <w:p>
-      <w:r>
-        <w:pict>
-          <v:rect style="width:0;height:1.5pt" o:hralign="center" o:hrstd="t" o:hr="t"/>
-        </w:pict>
-      </w:r>
-    </w:p>
-    <w:bookmarkEnd w:id="45"/>
-    <w:bookmarkEnd w:id="46"/>
-    <w:bookmarkStart w:id="47" w:name="scripts-disponíveis"/>
-    <w:p>
-      <w:pPr>
-        <w:pStyle w:val="Heading2"/>
-      </w:pPr>
-      <w:r>
-        <w:t xml:space="preserve">Scripts Disponíveis</w:t>
-      </w:r>
-    </w:p>
-    <w:p>
-      <w:pPr>
-        <w:pStyle w:val="SourceCode"/>
-      </w:pPr>
-      <w:r>
-        <w:rPr>
-          <w:rStyle w:val="ExtensionTok"/>
-        </w:rPr>
-        <w:t xml:space="preserve">npm</w:t>
-      </w:r>
-      <w:r>
-        <w:rPr>
-          <w:rStyle w:val="NormalTok"/>
-        </w:rPr>
-        <w:t xml:space="preserve"> start        # Servidor de desenvolvimento em http://localhost:4200</w:t>
-      </w:r>
-      <w:r>
-        <w:br/>
-      </w:r>
-      <w:r>
-        <w:rPr>
-          <w:rStyle w:val="ExtensionTok"/>
-        </w:rPr>
-        <w:t xml:space="preserve">npm</w:t>
-      </w:r>
-      <w:r>
-        <w:rPr>
-          <w:rStyle w:val="NormalTok"/>
-        </w:rPr>
-        <w:t xml:space="preserve"> run build    # Build de produção em dist/carlessopilatesfe</w:t>
-      </w:r>
-      <w:r>
-        <w:br/>
-      </w:r>
-      <w:r>
-        <w:rPr>
-          <w:rStyle w:val="ExtensionTok"/>
-        </w:rPr>
-        <w:t xml:space="preserve">npm</w:t>
-      </w:r>
-      <w:r>
-        <w:rPr>
-          <w:rStyle w:val="NormalTok"/>
-        </w:rPr>
-        <w:t xml:space="preserve"> run watch    # Build contínuo em modo desenvolvimento</w:t>
-      </w:r>
-      <w:r>
-        <w:br/>
-      </w:r>
-      <w:r>
-        <w:rPr>
-          <w:rStyle w:val="ExtensionTok"/>
-        </w:rPr>
-        <w:t xml:space="preserve">npm</w:t>
-      </w:r>
-      <w:r>
-        <w:rPr>
-          <w:rStyle w:val="NormalTok"/>
-        </w:rPr>
-        <w:t xml:space="preserve"> test         # Execução dos testes unitários (Karma/Jasmine)</w:t>
-      </w:r>
-    </w:p>
-    <w:p>
-      <w:r>
-        <w:pict>
-          <v:rect style="width:0;height:1.5pt" o:hralign="center" o:hrstd="t" o:hr="t"/>
-        </w:pict>
-      </w:r>
-    </w:p>
-    <w:bookmarkEnd w:id="47"/>
-    <w:bookmarkStart w:id="48" w:name="configuração-de-build"/>
-    <w:p>
-      <w:pPr>
-        <w:pStyle w:val="Heading2"/>
-      </w:pPr>
-      <w:r>
-        <w:t xml:space="preserve">Configuração de Build</w:t>
-      </w:r>
-    </w:p>
-    <w:tbl>
-      <w:tblPr>
-        <w:tblStyle w:val="Table"/>
-        <w:tblW w:type="pct" w:w="0.0"/>
-        <w:tblLook w:firstRow="1" w:lastRow="0" w:firstColumn="0" w:lastColumn="0" w:noHBand="0" w:noVBand="0"/>
-      </w:tblPr>
-      <w:tblGrid/>
-      <w:tr>
-        <w:trPr>
-          <w:cnfStyle w:firstRow="1"/>
-        </w:trPr>
+              <w:t xml:space="preserve">Otimização</w:t>
+            </w:r>
+          </w:p>
+        </w:tc>
         <w:tc>
           <w:tcPr>
             <w:tcBorders>
@@ -5599,57 +8577,6 @@
               <w:jc w:val="left"/>
             </w:pPr>
             <w:r>
-              <w:t xml:space="preserve">Ambiente</w:t>
-            </w:r>
-          </w:p>
-        </w:tc>
-        <w:tc>
-          <w:tcPr>
-            <w:tcBorders>
-              <w:bottom w:val="single"/>
-            </w:tcBorders>
-            <w:vAlign w:val="bottom"/>
-          </w:tcPr>
-          <w:p>
-            <w:pPr>
-              <w:pStyle w:val="Compact"/>
-              <w:jc w:val="left"/>
-            </w:pPr>
-            <w:r>
-              <w:t xml:space="preserve">Source Maps</w:t>
-            </w:r>
-          </w:p>
-        </w:tc>
-        <w:tc>
-          <w:tcPr>
-            <w:tcBorders>
-              <w:bottom w:val="single"/>
-            </w:tcBorders>
-            <w:vAlign w:val="bottom"/>
-          </w:tcPr>
-          <w:p>
-            <w:pPr>
-              <w:pStyle w:val="Compact"/>
-              <w:jc w:val="left"/>
-            </w:pPr>
-            <w:r>
-              <w:t xml:space="preserve">Otimização</w:t>
-            </w:r>
-          </w:p>
-        </w:tc>
-        <w:tc>
-          <w:tcPr>
-            <w:tcBorders>
-              <w:bottom w:val="single"/>
-            </w:tcBorders>
-            <w:vAlign w:val="bottom"/>
-          </w:tcPr>
-          <w:p>
-            <w:pPr>
-              <w:pStyle w:val="Compact"/>
-              <w:jc w:val="left"/>
-            </w:pPr>
-            <w:r>
               <w:t xml:space="preserve">Output hashing</w:t>
             </w:r>
           </w:p>
@@ -5778,8 +8705,8 @@
         </w:pict>
       </w:r>
     </w:p>
-    <w:bookmarkEnd w:id="48"/>
-    <w:bookmarkStart w:id="52" w:name="docker"/>
+    <w:bookmarkEnd w:id="57"/>
+    <w:bookmarkStart w:id="61" w:name="docker"/>
     <w:p>
       <w:pPr>
         <w:pStyle w:val="Heading2"/>
@@ -5982,7 +8909,7 @@
         </w:tc>
       </w:tr>
     </w:tbl>
-    <w:bookmarkStart w:id="49" w:name="execução-com-compose"/>
+    <w:bookmarkStart w:id="58" w:name="execução-com-compose"/>
     <w:p>
       <w:pPr>
         <w:pStyle w:val="Heading3"/>
@@ -6055,8 +8982,8 @@
         <w:t xml:space="preserve">.</w:t>
       </w:r>
     </w:p>
-    <w:bookmarkEnd w:id="49"/>
-    <w:bookmarkStart w:id="50" w:name="configurar-backend"/>
+    <w:bookmarkEnd w:id="58"/>
+    <w:bookmarkStart w:id="59" w:name="configurar-backend"/>
     <w:p>
       <w:pPr>
         <w:pStyle w:val="Heading3"/>
@@ -6094,8 +9021,8 @@
         <w:t xml:space="preserve"> compose up --build</w:t>
       </w:r>
     </w:p>
-    <w:bookmarkEnd w:id="50"/>
-    <w:bookmarkStart w:id="51" w:name="execução-com-docker"/>
+    <w:bookmarkEnd w:id="59"/>
+    <w:bookmarkStart w:id="60" w:name="execução-com-docker"/>
     <w:p>
       <w:pPr>
         <w:pStyle w:val="Heading3"/>
@@ -6218,9 +9145,9 @@
         </w:pict>
       </w:r>
     </w:p>
-    <w:bookmarkEnd w:id="51"/>
-    <w:bookmarkEnd w:id="52"/>
-    <w:bookmarkStart w:id="55" w:name="testes-unitários"/>
+    <w:bookmarkEnd w:id="60"/>
+    <w:bookmarkEnd w:id="61"/>
+    <w:bookmarkStart w:id="64" w:name="testes-unitários"/>
     <w:p>
       <w:pPr>
         <w:pStyle w:val="Heading2"/>
@@ -6261,7 +9188,7 @@
         <w:t xml:space="preserve">npm test</w:t>
       </w:r>
     </w:p>
-    <w:bookmarkStart w:id="53" w:name="arquivos-de-teste"/>
+    <w:bookmarkStart w:id="62" w:name="arquivos-de-teste"/>
     <w:p>
       <w:pPr>
         <w:pStyle w:val="Heading3"/>
@@ -6420,6 +9347,33 @@
               <w:rPr>
                 <w:rStyle w:val="VerbatimChar"/>
               </w:rPr>
+              <w:t xml:space="preserve">app/core/services/relatorio.service.spec.ts</w:t>
+            </w:r>
+          </w:p>
+        </w:tc>
+        <w:tc>
+          <w:p>
+            <w:pPr>
+              <w:pStyle w:val="Compact"/>
+              <w:jc w:val="left"/>
+            </w:pPr>
+            <w:r>
+              <w:t xml:space="preserve">Contratos HTTP do relatório de NFSE e exportação CSV/XLSX</w:t>
+            </w:r>
+          </w:p>
+        </w:tc>
+      </w:tr>
+      <w:tr>
+        <w:tc>
+          <w:p>
+            <w:pPr>
+              <w:pStyle w:val="Compact"/>
+              <w:jc w:val="left"/>
+            </w:pPr>
+            <w:r>
+              <w:rPr>
+                <w:rStyle w:val="VerbatimChar"/>
+              </w:rPr>
               <w:t xml:space="preserve">app/pages/pacientes/paciente-list/paciente-list.component.spec.ts</w:t>
             </w:r>
           </w:p>
@@ -6518,209 +9472,14 @@
         </w:tc>
       </w:tr>
     </w:tbl>
-    <w:bookmarkEnd w:id="53"/>
-    <w:bookmarkStart w:id="54" w:name="estratégia-de-mocking"/>
+    <w:bookmarkEnd w:id="62"/>
+    <w:bookmarkStart w:id="63" w:name="estratégia-de-mocking"/>
     <w:p>
       <w:pPr>
         <w:pStyle w:val="Heading3"/>
       </w:pPr>
       <w:r>
         <w:t xml:space="preserve">Estratégia de mocking</w:t>
-      </w:r>
-    </w:p>
-    <w:p>
-      <w:pPr>
-        <w:numPr>
-          <w:ilvl w:val="0"/>
-          <w:numId w:val="1008"/>
-        </w:numPr>
-        <w:pStyle w:val="Compact"/>
-      </w:pPr>
-      <w:r>
-        <w:rPr>
-          <w:b/>
-        </w:rPr>
-        <w:t xml:space="preserve">Serviço HTTP:</w:t>
-      </w:r>
-      <w:r>
-        <w:t xml:space="preserve"> </w:t>
-      </w:r>
-      <w:r>
-        <w:rPr>
-          <w:rStyle w:val="VerbatimChar"/>
-        </w:rPr>
-        <w:t xml:space="preserve">HttpClientTestingModule</w:t>
-      </w:r>
-      <w:r>
-        <w:t xml:space="preserve"> </w:t>
-      </w:r>
-      <w:r>
-        <w:t xml:space="preserve">+</w:t>
-      </w:r>
-      <w:r>
-        <w:t xml:space="preserve"> </w:t>
-      </w:r>
-      <w:r>
-        <w:rPr>
-          <w:rStyle w:val="VerbatimChar"/>
-        </w:rPr>
-        <w:t xml:space="preserve">HttpTestingController</w:t>
-      </w:r>
-      <w:r>
-        <w:t xml:space="preserve"> </w:t>
-      </w:r>
-      <w:r>
-        <w:t xml:space="preserve">nos testes de serviço</w:t>
-      </w:r>
-    </w:p>
-    <w:p>
-      <w:pPr>
-        <w:numPr>
-          <w:ilvl w:val="0"/>
-          <w:numId w:val="1008"/>
-        </w:numPr>
-        <w:pStyle w:val="Compact"/>
-      </w:pPr>
-      <w:r>
-        <w:rPr>
-          <w:b/>
-        </w:rPr>
-        <w:t xml:space="preserve">PacienteService nos componentes:</w:t>
-      </w:r>
-      <w:r>
-        <w:t xml:space="preserve"> </w:t>
-      </w:r>
-      <w:r>
-        <w:rPr>
-          <w:rStyle w:val="VerbatimChar"/>
-        </w:rPr>
-        <w:t xml:space="preserve">jasmine.createSpyObj</w:t>
-      </w:r>
-      <w:r>
-        <w:t xml:space="preserve"> </w:t>
-      </w:r>
-      <w:r>
-        <w:t xml:space="preserve">com retorno via</w:t>
-      </w:r>
-      <w:r>
-        <w:t xml:space="preserve"> </w:t>
-      </w:r>
-      <w:r>
-        <w:rPr>
-          <w:rStyle w:val="VerbatimChar"/>
-        </w:rPr>
-        <w:t xml:space="preserve">of()</w:t>
-      </w:r>
-      <w:r>
-        <w:t xml:space="preserve"> </w:t>
-      </w:r>
-      <w:r>
-        <w:t xml:space="preserve">ou</w:t>
-      </w:r>
-      <w:r>
-        <w:t xml:space="preserve"> </w:t>
-      </w:r>
-      <w:r>
-        <w:rPr>
-          <w:rStyle w:val="VerbatimChar"/>
-        </w:rPr>
-        <w:t xml:space="preserve">throwError()</w:t>
-      </w:r>
-    </w:p>
-    <w:p>
-      <w:pPr>
-        <w:numPr>
-          <w:ilvl w:val="0"/>
-          <w:numId w:val="1008"/>
-        </w:numPr>
-        <w:pStyle w:val="Compact"/>
-      </w:pPr>
-      <w:r>
-        <w:rPr>
-          <w:b/>
-        </w:rPr>
-        <w:t xml:space="preserve">Router:</w:t>
-      </w:r>
-      <w:r>
-        <w:t xml:space="preserve"> </w:t>
-      </w:r>
-      <w:r>
-        <w:rPr>
-          <w:rStyle w:val="VerbatimChar"/>
-        </w:rPr>
-        <w:t xml:space="preserve">RouterTestingModule</w:t>
-      </w:r>
-      <w:r>
-        <w:t xml:space="preserve"> </w:t>
-      </w:r>
-      <w:r>
-        <w:t xml:space="preserve">+</w:t>
-      </w:r>
-      <w:r>
-        <w:t xml:space="preserve"> </w:t>
-      </w:r>
-      <w:r>
-        <w:rPr>
-          <w:rStyle w:val="VerbatimChar"/>
-        </w:rPr>
-        <w:t xml:space="preserve">spyOn(router, 'navigate')</w:t>
-      </w:r>
-    </w:p>
-    <w:p>
-      <w:pPr>
-        <w:numPr>
-          <w:ilvl w:val="0"/>
-          <w:numId w:val="1008"/>
-        </w:numPr>
-        <w:pStyle w:val="Compact"/>
-      </w:pPr>
-      <w:r>
-        <w:rPr>
-          <w:b/>
-        </w:rPr>
-        <w:t xml:space="preserve">ActivatedRoute:</w:t>
-      </w:r>
-      <w:r>
-        <w:t xml:space="preserve"> </w:t>
-      </w:r>
-      <w:r>
-        <w:t xml:space="preserve">objeto literal com</w:t>
-      </w:r>
-      <w:r>
-        <w:t xml:space="preserve"> </w:t>
-      </w:r>
-      <w:r>
-        <w:rPr>
-          <w:rStyle w:val="VerbatimChar"/>
-        </w:rPr>
-        <w:t xml:space="preserve">snapshot.paramMap.get()</w:t>
-      </w:r>
-    </w:p>
-    <w:p>
-      <w:r>
-        <w:pict>
-          <v:rect style="width:0;height:1.5pt" o:hralign="center" o:hrstd="t" o:hr="t"/>
-        </w:pict>
-      </w:r>
-    </w:p>
-    <w:bookmarkEnd w:id="54"/>
-    <w:bookmarkEnd w:id="55"/>
-    <w:bookmarkStart w:id="58" w:name="status-do-projeto"/>
-    <w:p>
-      <w:pPr>
-        <w:pStyle w:val="Heading2"/>
-      </w:pPr>
-      <w:r>
-        <w:t xml:space="preserve">Status do Projeto</w:t>
-      </w:r>
-    </w:p>
-    <w:bookmarkStart w:id="56" w:name="implementado"/>
-    <w:p>
-      <w:pPr>
-        <w:pStyle w:val="Heading3"/>
-      </w:pPr>
-      <w:r>
-        <w:t xml:space="preserve">Implementado</w:t>
       </w:r>
     </w:p>
     <w:p>
@@ -6732,7 +9491,40 @@
         <w:pStyle w:val="Compact"/>
       </w:pPr>
       <w:r>
-        <w:t xml:space="preserve">CRUD completo de pacientes</w:t>
+        <w:rPr>
+          <w:b/>
+        </w:rPr>
+        <w:t xml:space="preserve">Serviço HTTP:</w:t>
+      </w:r>
+      <w:r>
+        <w:t xml:space="preserve"> </w:t>
+      </w:r>
+      <w:r>
+        <w:rPr>
+          <w:rStyle w:val="VerbatimChar"/>
+        </w:rPr>
+        <w:t xml:space="preserve">HttpClientTestingModule</w:t>
+      </w:r>
+      <w:r>
+        <w:t xml:space="preserve"> </w:t>
+      </w:r>
+      <w:r>
+        <w:t xml:space="preserve">+</w:t>
+      </w:r>
+      <w:r>
+        <w:t xml:space="preserve"> </w:t>
+      </w:r>
+      <w:r>
+        <w:rPr>
+          <w:rStyle w:val="VerbatimChar"/>
+        </w:rPr>
+        <w:t xml:space="preserve">HttpTestingController</w:t>
+      </w:r>
+      <w:r>
+        <w:t xml:space="preserve"> </w:t>
+      </w:r>
+      <w:r>
+        <w:t xml:space="preserve">nos testes de serviço</w:t>
       </w:r>
     </w:p>
     <w:p>
@@ -6744,7 +9536,49 @@
         <w:pStyle w:val="Compact"/>
       </w:pPr>
       <w:r>
-        <w:t xml:space="preserve">Filtros na listagem de pacientes por nome, e-mail, CPF, telefone e status</w:t>
+        <w:rPr>
+          <w:b/>
+        </w:rPr>
+        <w:t xml:space="preserve">PacienteService nos componentes:</w:t>
+      </w:r>
+      <w:r>
+        <w:t xml:space="preserve"> </w:t>
+      </w:r>
+      <w:r>
+        <w:rPr>
+          <w:rStyle w:val="VerbatimChar"/>
+        </w:rPr>
+        <w:t xml:space="preserve">jasmine.createSpyObj</w:t>
+      </w:r>
+      <w:r>
+        <w:t xml:space="preserve"> </w:t>
+      </w:r>
+      <w:r>
+        <w:t xml:space="preserve">com retorno via</w:t>
+      </w:r>
+      <w:r>
+        <w:t xml:space="preserve"> </w:t>
+      </w:r>
+      <w:r>
+        <w:rPr>
+          <w:rStyle w:val="VerbatimChar"/>
+        </w:rPr>
+        <w:t xml:space="preserve">of()</w:t>
+      </w:r>
+      <w:r>
+        <w:t xml:space="preserve"> </w:t>
+      </w:r>
+      <w:r>
+        <w:t xml:space="preserve">ou</w:t>
+      </w:r>
+      <w:r>
+        <w:t xml:space="preserve"> </w:t>
+      </w:r>
+      <w:r>
+        <w:rPr>
+          <w:rStyle w:val="VerbatimChar"/>
+        </w:rPr>
+        <w:t xml:space="preserve">throwError()</w:t>
       </w:r>
     </w:p>
     <w:p>
@@ -6756,7 +9590,34 @@
         <w:pStyle w:val="Compact"/>
       </w:pPr>
       <w:r>
-        <w:t xml:space="preserve">Paginação da consulta de pacientes com resumo, navegação anterior/próxima, janela de páginas e tamanho de página configurável</w:t>
+        <w:rPr>
+          <w:b/>
+        </w:rPr>
+        <w:t xml:space="preserve">Router:</w:t>
+      </w:r>
+      <w:r>
+        <w:t xml:space="preserve"> </w:t>
+      </w:r>
+      <w:r>
+        <w:rPr>
+          <w:rStyle w:val="VerbatimChar"/>
+        </w:rPr>
+        <w:t xml:space="preserve">RouterTestingModule</w:t>
+      </w:r>
+      <w:r>
+        <w:t xml:space="preserve"> </w:t>
+      </w:r>
+      <w:r>
+        <w:t xml:space="preserve">+</w:t>
+      </w:r>
+      <w:r>
+        <w:t xml:space="preserve"> </w:t>
+      </w:r>
+      <w:r>
+        <w:rPr>
+          <w:rStyle w:val="VerbatimChar"/>
+        </w:rPr>
+        <w:t xml:space="preserve">spyOn(router, 'navigate')</w:t>
       </w:r>
     </w:p>
     <w:p>
@@ -6768,173 +9629,52 @@
         <w:pStyle w:val="Compact"/>
       </w:pPr>
       <w:r>
-        <w:t xml:space="preserve">CRUD completo de profissionais com atualização via PUT</w:t>
-      </w:r>
-    </w:p>
-    <w:p>
-      <w:pPr>
-        <w:numPr>
-          <w:ilvl w:val="0"/>
-          <w:numId w:val="1009"/>
-        </w:numPr>
-        <w:pStyle w:val="Compact"/>
-      </w:pPr>
-      <w:r>
-        <w:t xml:space="preserve">Paginação server-side em pacientes e profissionais, com janela limitada de páginas visíveis</w:t>
-      </w:r>
-    </w:p>
-    <w:p>
-      <w:pPr>
-        <w:numPr>
-          <w:ilvl w:val="0"/>
-          <w:numId w:val="1009"/>
-        </w:numPr>
-        <w:pStyle w:val="Compact"/>
-      </w:pPr>
-      <w:r>
-        <w:t xml:space="preserve">Validação de formulários</w:t>
-      </w:r>
-    </w:p>
-    <w:p>
-      <w:pPr>
-        <w:numPr>
-          <w:ilvl w:val="0"/>
-          <w:numId w:val="1009"/>
-        </w:numPr>
-        <w:pStyle w:val="Compact"/>
-      </w:pPr>
-      <w:r>
-        <w:t xml:space="preserve">Feedback de erros e loading</w:t>
-      </w:r>
-    </w:p>
-    <w:p>
-      <w:pPr>
-        <w:numPr>
-          <w:ilvl w:val="0"/>
-          <w:numId w:val="1009"/>
-        </w:numPr>
-        <w:pStyle w:val="Compact"/>
-      </w:pPr>
-      <w:r>
-        <w:t xml:space="preserve">Integração com API REST (contratos alinhados com backend v2)</w:t>
-      </w:r>
-    </w:p>
-    <w:p>
-      <w:pPr>
-        <w:numPr>
-          <w:ilvl w:val="0"/>
-          <w:numId w:val="1009"/>
-        </w:numPr>
-        <w:pStyle w:val="Compact"/>
-      </w:pPr>
-      <w:r>
-        <w:t xml:space="preserve">Design responsivo</w:t>
-      </w:r>
-    </w:p>
-    <w:p>
-      <w:pPr>
-        <w:numPr>
-          <w:ilvl w:val="0"/>
-          <w:numId w:val="1009"/>
-        </w:numPr>
-        <w:pStyle w:val="Compact"/>
-      </w:pPr>
-      <w:r>
-        <w:t xml:space="preserve">Ativação e inativação de pacientes via PATCH</w:t>
-      </w:r>
-    </w:p>
-    <w:p>
-      <w:pPr>
-        <w:numPr>
-          <w:ilvl w:val="0"/>
-          <w:numId w:val="1009"/>
-        </w:numPr>
-        <w:pStyle w:val="Compact"/>
-      </w:pPr>
-      <w:r>
-        <w:t xml:space="preserve">E-mail mutável na edição (somente CPF é imutável)</w:t>
-      </w:r>
-    </w:p>
-    <w:p>
-      <w:pPr>
-        <w:numPr>
-          <w:ilvl w:val="0"/>
-          <w:numId w:val="1009"/>
-        </w:numPr>
-        <w:pStyle w:val="Compact"/>
-      </w:pPr>
-      <w:r>
-        <w:t xml:space="preserve">Módulo Planos: listagem, criação com seleção de dias e validação de frequência</w:t>
-      </w:r>
-    </w:p>
-    <w:p>
-      <w:pPr>
-        <w:numPr>
-          <w:ilvl w:val="0"/>
-          <w:numId w:val="1009"/>
-        </w:numPr>
-        <w:pStyle w:val="Compact"/>
-      </w:pPr>
-      <w:r>
-        <w:t xml:space="preserve">Módulo Pagamentos: listagem, criação e confirmação de pagamento (PAGO)</w:t>
-      </w:r>
-    </w:p>
-    <w:p>
-      <w:pPr>
-        <w:numPr>
-          <w:ilvl w:val="0"/>
-          <w:numId w:val="1009"/>
-        </w:numPr>
-        <w:pStyle w:val="Compact"/>
-      </w:pPr>
-      <w:r>
-        <w:t xml:space="preserve">Módulo Aulas: listagem e confirmação de presença</w:t>
-      </w:r>
-    </w:p>
-    <w:p>
-      <w:pPr>
-        <w:numPr>
-          <w:ilvl w:val="0"/>
-          <w:numId w:val="1009"/>
-        </w:numPr>
-        <w:pStyle w:val="Compact"/>
-      </w:pPr>
-      <w:r>
-        <w:t xml:space="preserve">Navegação contextual na tela de detalhe do paciente (Planos / Pagamentos / Aulas)</w:t>
-      </w:r>
-    </w:p>
-    <w:p>
-      <w:pPr>
-        <w:numPr>
-          <w:ilvl w:val="0"/>
-          <w:numId w:val="1009"/>
-        </w:numPr>
-        <w:pStyle w:val="Compact"/>
-      </w:pPr>
-      <w:r>
-        <w:t xml:space="preserve">Dockerfile, Docker Compose e Nginx para execução do frontend em container</w:t>
-      </w:r>
-    </w:p>
-    <w:p>
-      <w:pPr>
-        <w:numPr>
-          <w:ilvl w:val="0"/>
-          <w:numId w:val="1009"/>
-        </w:numPr>
-        <w:pStyle w:val="Compact"/>
-      </w:pPr>
-      <w:r>
-        <w:t xml:space="preserve">Testes unitários (serviço e todos os componentes de página)</w:t>
-      </w:r>
-    </w:p>
-    <w:bookmarkEnd w:id="56"/>
-    <w:bookmarkStart w:id="57" w:name="não-implementado-próximos-passos"/>
+        <w:rPr>
+          <w:b/>
+        </w:rPr>
+        <w:t xml:space="preserve">ActivatedRoute:</w:t>
+      </w:r>
+      <w:r>
+        <w:t xml:space="preserve"> </w:t>
+      </w:r>
+      <w:r>
+        <w:t xml:space="preserve">objeto literal com</w:t>
+      </w:r>
+      <w:r>
+        <w:t xml:space="preserve"> </w:t>
+      </w:r>
+      <w:r>
+        <w:rPr>
+          <w:rStyle w:val="VerbatimChar"/>
+        </w:rPr>
+        <w:t xml:space="preserve">snapshot.paramMap.get()</w:t>
+      </w:r>
+    </w:p>
+    <w:p>
+      <w:r>
+        <w:pict>
+          <v:rect style="width:0;height:1.5pt" o:hralign="center" o:hrstd="t" o:hr="t"/>
+        </w:pict>
+      </w:r>
+    </w:p>
+    <w:bookmarkEnd w:id="63"/>
+    <w:bookmarkEnd w:id="64"/>
+    <w:bookmarkStart w:id="67" w:name="status-do-projeto"/>
+    <w:p>
+      <w:pPr>
+        <w:pStyle w:val="Heading2"/>
+      </w:pPr>
+      <w:r>
+        <w:t xml:space="preserve">Status do Projeto</w:t>
+      </w:r>
+    </w:p>
+    <w:bookmarkStart w:id="65" w:name="implementado"/>
     <w:p>
       <w:pPr>
         <w:pStyle w:val="Heading3"/>
       </w:pPr>
       <w:r>
-        <w:t xml:space="preserve">Não implementado / Próximos passos</w:t>
+        <w:t xml:space="preserve">Implementado</w:t>
       </w:r>
     </w:p>
     <w:p>
@@ -6946,7 +9686,7 @@
         <w:pStyle w:val="Compact"/>
       </w:pPr>
       <w:r>
-        <w:t xml:space="preserve">Autenticação e autorização</w:t>
+        <w:t xml:space="preserve">CRUD completo de pacientes</w:t>
       </w:r>
     </w:p>
     <w:p>
@@ -6958,7 +9698,7 @@
         <w:pStyle w:val="Compact"/>
       </w:pPr>
       <w:r>
-        <w:t xml:space="preserve">Configuração avançada de ambientes Angular, caso seja necessária no futuro</w:t>
+        <w:t xml:space="preserve">Filtros na listagem de pacientes por nome, e-mail, CPF, telefone e status</w:t>
       </w:r>
     </w:p>
     <w:p>
@@ -6970,22 +9710,7 @@
         <w:pStyle w:val="Compact"/>
       </w:pPr>
       <w:r>
-        <w:t xml:space="preserve">Componente</w:t>
-      </w:r>
-      <w:r>
-        <w:t xml:space="preserve"> </w:t>
-      </w:r>
-      <w:r>
-        <w:rPr>
-          <w:rStyle w:val="VerbatimChar"/>
-        </w:rPr>
-        <w:t xml:space="preserve">ConfirmarDialog</w:t>
-      </w:r>
-      <w:r>
-        <w:t xml:space="preserve"> </w:t>
-      </w:r>
-      <w:r>
-        <w:t xml:space="preserve">integrado</w:t>
+        <w:t xml:space="preserve">Paginação da consulta de pacientes com resumo, navegação anterior/próxima, janela de páginas e tamanho de página configurável</w:t>
       </w:r>
     </w:p>
     <w:p>
@@ -6997,7 +9722,7 @@
         <w:pStyle w:val="Compact"/>
       </w:pPr>
       <w:r>
-        <w:t xml:space="preserve">Testes E2E</w:t>
+        <w:t xml:space="preserve">CRUD completo de profissionais com atualização via PUT</w:t>
       </w:r>
     </w:p>
     <w:p>
@@ -7009,7 +9734,7 @@
         <w:pStyle w:val="Compact"/>
       </w:pPr>
       <w:r>
-        <w:t xml:space="preserve">Busca e filtros nas demais listagens</w:t>
+        <w:t xml:space="preserve">Paginação server-side em pacientes e profissionais, com janela limitada de páginas visíveis e bloqueio de navegação fora dos limites</w:t>
       </w:r>
     </w:p>
     <w:p>
@@ -7021,12 +9746,253 @@
         <w:pStyle w:val="Compact"/>
       </w:pPr>
       <w:r>
+        <w:t xml:space="preserve">Validação de formulários</w:t>
+      </w:r>
+    </w:p>
+    <w:p>
+      <w:pPr>
+        <w:numPr>
+          <w:ilvl w:val="0"/>
+          <w:numId w:val="1010"/>
+        </w:numPr>
+        <w:pStyle w:val="Compact"/>
+      </w:pPr>
+      <w:r>
+        <w:t xml:space="preserve">Feedback de erros e loading</w:t>
+      </w:r>
+    </w:p>
+    <w:p>
+      <w:pPr>
+        <w:numPr>
+          <w:ilvl w:val="0"/>
+          <w:numId w:val="1010"/>
+        </w:numPr>
+        <w:pStyle w:val="Compact"/>
+      </w:pPr>
+      <w:r>
+        <w:t xml:space="preserve">Integração com API REST (contratos alinhados com backend v2)</w:t>
+      </w:r>
+    </w:p>
+    <w:p>
+      <w:pPr>
+        <w:numPr>
+          <w:ilvl w:val="0"/>
+          <w:numId w:val="1010"/>
+        </w:numPr>
+        <w:pStyle w:val="Compact"/>
+      </w:pPr>
+      <w:r>
+        <w:t xml:space="preserve">Design responsivo</w:t>
+      </w:r>
+    </w:p>
+    <w:p>
+      <w:pPr>
+        <w:numPr>
+          <w:ilvl w:val="0"/>
+          <w:numId w:val="1010"/>
+        </w:numPr>
+        <w:pStyle w:val="Compact"/>
+      </w:pPr>
+      <w:r>
+        <w:t xml:space="preserve">Ativação e inativação de pacientes via PATCH</w:t>
+      </w:r>
+    </w:p>
+    <w:p>
+      <w:pPr>
+        <w:numPr>
+          <w:ilvl w:val="0"/>
+          <w:numId w:val="1010"/>
+        </w:numPr>
+        <w:pStyle w:val="Compact"/>
+      </w:pPr>
+      <w:r>
+        <w:t xml:space="preserve">E-mail mutável na edição (somente CPF é imutável)</w:t>
+      </w:r>
+    </w:p>
+    <w:p>
+      <w:pPr>
+        <w:numPr>
+          <w:ilvl w:val="0"/>
+          <w:numId w:val="1010"/>
+        </w:numPr>
+        <w:pStyle w:val="Compact"/>
+      </w:pPr>
+      <w:r>
+        <w:t xml:space="preserve">Módulo Planos: listagem, criação com seleção de dias e validação de frequência</w:t>
+      </w:r>
+    </w:p>
+    <w:p>
+      <w:pPr>
+        <w:numPr>
+          <w:ilvl w:val="0"/>
+          <w:numId w:val="1010"/>
+        </w:numPr>
+        <w:pStyle w:val="Compact"/>
+      </w:pPr>
+      <w:r>
+        <w:t xml:space="preserve">Módulo Pagamentos: listagem, criação e confirmação de pagamento (PAGO)</w:t>
+      </w:r>
+    </w:p>
+    <w:p>
+      <w:pPr>
+        <w:numPr>
+          <w:ilvl w:val="0"/>
+          <w:numId w:val="1010"/>
+        </w:numPr>
+        <w:pStyle w:val="Compact"/>
+      </w:pPr>
+      <w:r>
+        <w:t xml:space="preserve">Módulo Aulas: listagem e confirmação de presença com vínculo do profissional responsável</w:t>
+      </w:r>
+    </w:p>
+    <w:p>
+      <w:pPr>
+        <w:numPr>
+          <w:ilvl w:val="0"/>
+          <w:numId w:val="1010"/>
+        </w:numPr>
+        <w:pStyle w:val="Compact"/>
+      </w:pPr>
+      <w:r>
+        <w:t xml:space="preserve">Módulo Relatórios: pagamento de profissional por período e emissão de NFSEs por competência</w:t>
+      </w:r>
+    </w:p>
+    <w:p>
+      <w:pPr>
+        <w:numPr>
+          <w:ilvl w:val="0"/>
+          <w:numId w:val="1010"/>
+        </w:numPr>
+        <w:pStyle w:val="Compact"/>
+      </w:pPr>
+      <w:r>
+        <w:t xml:space="preserve">Navegação contextual na tela de detalhe do paciente (Planos / Pagamentos / Aulas)</w:t>
+      </w:r>
+    </w:p>
+    <w:p>
+      <w:pPr>
+        <w:numPr>
+          <w:ilvl w:val="0"/>
+          <w:numId w:val="1010"/>
+        </w:numPr>
+        <w:pStyle w:val="Compact"/>
+      </w:pPr>
+      <w:r>
+        <w:t xml:space="preserve">Dockerfile, Docker Compose e Nginx para execução do frontend em container</w:t>
+      </w:r>
+    </w:p>
+    <w:p>
+      <w:pPr>
+        <w:numPr>
+          <w:ilvl w:val="0"/>
+          <w:numId w:val="1010"/>
+        </w:numPr>
+        <w:pStyle w:val="Compact"/>
+      </w:pPr>
+      <w:r>
+        <w:t xml:space="preserve">Testes unitários (serviço e todos os componentes de página)</w:t>
+      </w:r>
+    </w:p>
+    <w:bookmarkEnd w:id="65"/>
+    <w:bookmarkStart w:id="66" w:name="não-implementado-próximos-passos"/>
+    <w:p>
+      <w:pPr>
+        <w:pStyle w:val="Heading3"/>
+      </w:pPr>
+      <w:r>
+        <w:t xml:space="preserve">Não implementado / Próximos passos</w:t>
+      </w:r>
+    </w:p>
+    <w:p>
+      <w:pPr>
+        <w:numPr>
+          <w:ilvl w:val="0"/>
+          <w:numId w:val="1011"/>
+        </w:numPr>
+        <w:pStyle w:val="Compact"/>
+      </w:pPr>
+      <w:r>
+        <w:t xml:space="preserve">Autenticação e autorização</w:t>
+      </w:r>
+    </w:p>
+    <w:p>
+      <w:pPr>
+        <w:numPr>
+          <w:ilvl w:val="0"/>
+          <w:numId w:val="1011"/>
+        </w:numPr>
+        <w:pStyle w:val="Compact"/>
+      </w:pPr>
+      <w:r>
+        <w:t xml:space="preserve">Configuração avançada de ambientes Angular, caso seja necessária no futuro</w:t>
+      </w:r>
+    </w:p>
+    <w:p>
+      <w:pPr>
+        <w:numPr>
+          <w:ilvl w:val="0"/>
+          <w:numId w:val="1011"/>
+        </w:numPr>
+        <w:pStyle w:val="Compact"/>
+      </w:pPr>
+      <w:r>
+        <w:t xml:space="preserve">Componente</w:t>
+      </w:r>
+      <w:r>
+        <w:t xml:space="preserve"> </w:t>
+      </w:r>
+      <w:r>
+        <w:rPr>
+          <w:rStyle w:val="VerbatimChar"/>
+        </w:rPr>
+        <w:t xml:space="preserve">ConfirmarDialog</w:t>
+      </w:r>
+      <w:r>
+        <w:t xml:space="preserve"> </w:t>
+      </w:r>
+      <w:r>
+        <w:t xml:space="preserve">integrado</w:t>
+      </w:r>
+    </w:p>
+    <w:p>
+      <w:pPr>
+        <w:numPr>
+          <w:ilvl w:val="0"/>
+          <w:numId w:val="1011"/>
+        </w:numPr>
+        <w:pStyle w:val="Compact"/>
+      </w:pPr>
+      <w:r>
+        <w:t xml:space="preserve">Testes E2E</w:t>
+      </w:r>
+    </w:p>
+    <w:p>
+      <w:pPr>
+        <w:numPr>
+          <w:ilvl w:val="0"/>
+          <w:numId w:val="1011"/>
+        </w:numPr>
+        <w:pStyle w:val="Compact"/>
+      </w:pPr>
+      <w:r>
+        <w:t xml:space="preserve">Busca e filtros nas demais listagens</w:t>
+      </w:r>
+    </w:p>
+    <w:p>
+      <w:pPr>
+        <w:numPr>
+          <w:ilvl w:val="0"/>
+          <w:numId w:val="1011"/>
+        </w:numPr>
+        <w:pStyle w:val="Compact"/>
+      </w:pPr>
+      <w:r>
         <w:t xml:space="preserve">Animações e transições</w:t>
       </w:r>
     </w:p>
-    <w:bookmarkEnd w:id="57"/>
-    <w:bookmarkEnd w:id="58"/>
-    <w:bookmarkEnd w:id="59"/>
+    <w:bookmarkEnd w:id="66"/>
+    <w:bookmarkEnd w:id="67"/>
+    <w:bookmarkEnd w:id="68"/>
     <w:sectPr/>
   </w:body>
 </w:document>
@@ -7294,6 +10260,9 @@
     <w:abstractNumId w:val="991"/>
   </w:num>
   <w:num w:numId="1010">
+    <w:abstractNumId w:val="991"/>
+  </w:num>
+  <w:num w:numId="1011">
     <w:abstractNumId w:val="991"/>
   </w:num>
 </w:numbering>

--- a/docs/documentacao.docx
+++ b/docs/documentacao.docx
@@ -6520,7 +6520,58 @@
         <w:t xml:space="preserve"> </w:t>
       </w:r>
       <w:r>
-        <w:t xml:space="preserve">e permite filtrar registros com ou sem nota anterior emitida. O resultado mostra total de registros, soma dos valores pagos e a tabela com nome, CPF/CNPJ, valor pago, competência, descrição do serviço, nota anterior emitida, data de pagamento e observações.</w:t>
+        <w:t xml:space="preserve">e permite filtrar registros com ou sem nota anterior emitida. O backend expõe</w:t>
+      </w:r>
+      <w:r>
+        <w:t xml:space="preserve"> </w:t>
+      </w:r>
+      <w:r>
+        <w:rPr>
+          <w:rStyle w:val="VerbatimChar"/>
+        </w:rPr>
+        <w:t xml:space="preserve">GET /api/relatorios/nfse</w:t>
+      </w:r>
+      <w:r>
+        <w:t xml:space="preserve">; por isso o serviço Angular chama</w:t>
+      </w:r>
+      <w:r>
+        <w:t xml:space="preserve"> </w:t>
+      </w:r>
+      <w:r>
+        <w:rPr>
+          <w:rStyle w:val="VerbatimChar"/>
+        </w:rPr>
+        <w:t xml:space="preserve">/api/api/relatorios/nfse</w:t>
+      </w:r>
+      <w:r>
+        <w:t xml:space="preserve">, preservando o prefixo</w:t>
+      </w:r>
+      <w:r>
+        <w:t xml:space="preserve"> </w:t>
+      </w:r>
+      <w:r>
+        <w:rPr>
+          <w:rStyle w:val="VerbatimChar"/>
+        </w:rPr>
+        <w:t xml:space="preserve">/api</w:t>
+      </w:r>
+      <w:r>
+        <w:t xml:space="preserve"> </w:t>
+      </w:r>
+      <w:r>
+        <w:t xml:space="preserve">do backend após o proxy local e o Nginx removerem o primeiro</w:t>
+      </w:r>
+      <w:r>
+        <w:t xml:space="preserve"> </w:t>
+      </w:r>
+      <w:r>
+        <w:rPr>
+          <w:rStyle w:val="VerbatimChar"/>
+        </w:rPr>
+        <w:t xml:space="preserve">/api</w:t>
+      </w:r>
+      <w:r>
+        <w:t xml:space="preserve">. O resultado mostra total de registros, soma dos valores pagos e a tabela com nome, CPF/CNPJ, valor pago, competência, descrição do serviço, nota anterior emitida, data de pagamento e observações.</w:t>
       </w:r>
     </w:p>
     <w:p>
@@ -6539,16 +6590,16 @@
         <w:rPr>
           <w:rStyle w:val="VerbatimChar"/>
         </w:rPr>
-        <w:t xml:space="preserve">GET /relatorios/nfse?competencia=04/2026</w:t>
-      </w:r>
-      <w:r>
-        <w:br/>
-      </w:r>
-      <w:r>
-        <w:rPr>
-          <w:rStyle w:val="VerbatimChar"/>
-        </w:rPr>
-        <w:t xml:space="preserve">GET /relatorios/nfse?competencia=04/2026&amp;notaAnteriorEmitida=false</w:t>
+        <w:t xml:space="preserve">GET /api/relatorios/nfse?competencia=04/2026</w:t>
+      </w:r>
+      <w:r>
+        <w:br/>
+      </w:r>
+      <w:r>
+        <w:rPr>
+          <w:rStyle w:val="VerbatimChar"/>
+        </w:rPr>
+        <w:t xml:space="preserve">GET /api/relatorios/nfse?competencia=04/2026&amp;notaAnteriorEmitida=false</w:t>
       </w:r>
     </w:p>
     <w:p>
@@ -6567,16 +6618,16 @@
         <w:rPr>
           <w:rStyle w:val="VerbatimChar"/>
         </w:rPr>
-        <w:t xml:space="preserve">GET /relatorios/nfse?competencia=04/2026&amp;formato=CSV</w:t>
-      </w:r>
-      <w:r>
-        <w:br/>
-      </w:r>
-      <w:r>
-        <w:rPr>
-          <w:rStyle w:val="VerbatimChar"/>
-        </w:rPr>
-        <w:t xml:space="preserve">GET /relatorios/nfse?competencia=04/2026&amp;formato=XLSX</w:t>
+        <w:t xml:space="preserve">GET /api/relatorios/nfse?competencia=04/2026&amp;formato=CSV</w:t>
+      </w:r>
+      <w:r>
+        <w:br/>
+      </w:r>
+      <w:r>
+        <w:rPr>
+          <w:rStyle w:val="VerbatimChar"/>
+        </w:rPr>
+        <w:t xml:space="preserve">GET /api/relatorios/nfse?competencia=04/2026&amp;formato=XLSX</w:t>
       </w:r>
     </w:p>
     <w:p>
